--- a/Trabajo_Final/Trabajo Final R1-BORQUEZ-RAYES - juan.docx
+++ b/Trabajo_Final/Trabajo Final R1-BORQUEZ-RAYES - juan.docx
@@ -3112,7 +3112,19 @@
               <w:rPr>
                 <w:rStyle w:val="Hipervnculo"/>
               </w:rPr>
-              <w:t>Anexos</w:t>
+              <w:t>Ane</w:t>
+            </w:r>
+            <w:r>
+              <w:rPr>
+                <w:rStyle w:val="Hipervnculo"/>
+              </w:rPr>
+              <w:t>x</w:t>
+            </w:r>
+            <w:r>
+              <w:rPr>
+                <w:rStyle w:val="Hipervnculo"/>
+              </w:rPr>
+              <w:t>os</w:t>
             </w:r>
             <w:r>
               <w:rPr>
@@ -3590,7 +3602,21 @@
         <w:rPr>
           <w:lang w:val="es-ES"/>
         </w:rPr>
-        <w:t>El estudio se enfoca inicialmente en definir la aplicación y el diseño de la celda robótica. Se utiliza la convención de Denavit-Hartenberg para modelar el rob</w:t>
+        <w:t xml:space="preserve">El estudio se enfoca inicialmente en definir la aplicación y el diseño de la celda robótica. Se utiliza la convención de </w:t>
+      </w:r>
+      <w:proofErr w:type="spellStart"/>
+      <w:r>
+        <w:rPr>
+          <w:lang w:val="es-ES"/>
+        </w:rPr>
+        <w:t>Denavit-Hartenberg</w:t>
+      </w:r>
+      <w:proofErr w:type="spellEnd"/>
+      <w:r>
+        <w:rPr>
+          <w:lang w:val="es-ES"/>
+        </w:rPr>
+        <w:t xml:space="preserve"> para modelar el rob</w:t>
       </w:r>
       <w:r>
         <w:rPr>
@@ -3690,13 +3716,27 @@
         <w:rPr>
           <w:lang w:val="es-ES"/>
         </w:rPr>
-        <w:t>ón del L</w:t>
-      </w:r>
-      <w:r>
-        <w:rPr>
-          <w:lang w:val="es-ES"/>
-        </w:rPr>
-        <w:t>ayout de la celda</w:t>
+        <w:t xml:space="preserve">ón del </w:t>
+      </w:r>
+      <w:proofErr w:type="spellStart"/>
+      <w:r>
+        <w:rPr>
+          <w:lang w:val="es-ES"/>
+        </w:rPr>
+        <w:t>L</w:t>
+      </w:r>
+      <w:r>
+        <w:rPr>
+          <w:lang w:val="es-ES"/>
+        </w:rPr>
+        <w:t>ayout</w:t>
+      </w:r>
+      <w:proofErr w:type="spellEnd"/>
+      <w:r>
+        <w:rPr>
+          <w:lang w:val="es-ES"/>
+        </w:rPr>
+        <w:t xml:space="preserve"> de la celda</w:t>
       </w:r>
       <w:bookmarkEnd w:id="3"/>
     </w:p>
@@ -3877,13 +3917,39 @@
         <w:rPr>
           <w:lang w:val="es-ES"/>
         </w:rPr>
-        <w:t>En el [Anexo] se muestran los</w:t>
-      </w:r>
-      <w:r>
-        <w:rPr>
-          <w:lang w:val="es-ES"/>
-        </w:rPr>
-        <w:t xml:space="preserve"> planos con el detalle del layout de la planta.</w:t>
+        <w:t xml:space="preserve">En el </w:t>
+      </w:r>
+      <w:r>
+        <w:rPr>
+          <w:lang w:val="es-ES"/>
+        </w:rPr>
+        <w:t>Anexo 1</w:t>
+      </w:r>
+      <w:r>
+        <w:rPr>
+          <w:lang w:val="es-ES"/>
+        </w:rPr>
+        <w:t xml:space="preserve"> se muestran los</w:t>
+      </w:r>
+      <w:r>
+        <w:rPr>
+          <w:lang w:val="es-ES"/>
+        </w:rPr>
+        <w:t xml:space="preserve"> planos con el detalle del </w:t>
+      </w:r>
+      <w:proofErr w:type="spellStart"/>
+      <w:r>
+        <w:rPr>
+          <w:lang w:val="es-ES"/>
+        </w:rPr>
+        <w:t>layout</w:t>
+      </w:r>
+      <w:proofErr w:type="spellEnd"/>
+      <w:r>
+        <w:rPr>
+          <w:lang w:val="es-ES"/>
+        </w:rPr>
+        <w:t xml:space="preserve"> de la planta.</w:t>
       </w:r>
     </w:p>
     <w:p>
@@ -3939,13 +4005,92 @@
         <w:rPr>
           <w:lang w:val="es-ES"/>
         </w:rPr>
-        <w:t>, que corresponde a la serie 880 de las máquinas de QSA Global [referencia]</w:t>
-      </w:r>
-      <w:r>
-        <w:rPr>
-          <w:lang w:val="es-ES"/>
-        </w:rPr>
-        <w:t xml:space="preserve"> y en la Fig. 3 el </w:t>
+        <w:t>, que corresponde a la serie</w:t>
+      </w:r>
+      <w:r>
+        <w:rPr>
+          <w:lang w:val="es-ES"/>
+        </w:rPr>
+        <w:t xml:space="preserve"> SENTINEL </w:t>
+      </w:r>
+      <w:r>
+        <w:rPr>
+          <w:lang w:val="es-ES"/>
+        </w:rPr>
+        <w:sym w:font="Symbol" w:char="F0E4"/>
+      </w:r>
+      <w:r>
+        <w:rPr>
+          <w:lang w:val="es-ES"/>
+        </w:rPr>
+        <w:t xml:space="preserve"> 88</w:t>
+      </w:r>
+      <w:r>
+        <w:rPr>
+          <w:lang w:val="es-ES"/>
+        </w:rPr>
+        <w:t>0 de las máquinas de QSA Global</w:t>
+      </w:r>
+      <w:sdt>
+        <w:sdtPr>
+          <w:rPr>
+            <w:lang w:val="es-ES"/>
+          </w:rPr>
+          <w:id w:val="-841549440"/>
+          <w:citation/>
+        </w:sdtPr>
+        <w:sdtContent>
+          <w:r>
+            <w:rPr>
+              <w:lang w:val="es-ES"/>
+            </w:rPr>
+            <w:fldChar w:fldCharType="begin"/>
+          </w:r>
+          <w:r>
+            <w:rPr>
+              <w:lang w:val="es-AR"/>
+            </w:rPr>
+            <w:instrText xml:space="preserve"> CITATION QSA23 \l 11274 </w:instrText>
+          </w:r>
+          <w:r>
+            <w:rPr>
+              <w:lang w:val="es-ES"/>
+            </w:rPr>
+            <w:fldChar w:fldCharType="separate"/>
+          </w:r>
+          <w:r>
+            <w:rPr>
+              <w:noProof/>
+              <w:lang w:val="es-AR"/>
+            </w:rPr>
+            <w:t xml:space="preserve"> </w:t>
+          </w:r>
+          <w:r>
+            <w:rPr>
+              <w:noProof/>
+              <w:lang w:val="es-AR"/>
+            </w:rPr>
+            <w:t>(QSA GLOBAL, 2023)</w:t>
+          </w:r>
+          <w:r>
+            <w:rPr>
+              <w:lang w:val="es-ES"/>
+            </w:rPr>
+            <w:fldChar w:fldCharType="end"/>
+          </w:r>
+        </w:sdtContent>
+      </w:sdt>
+      <w:r>
+        <w:rPr>
+          <w:lang w:val="es-ES"/>
+        </w:rPr>
+        <w:t xml:space="preserve"> </w:t>
+      </w:r>
+      <w:r>
+        <w:rPr>
+          <w:lang w:val="es-ES"/>
+        </w:rPr>
+        <w:t xml:space="preserve">y en la Fig. 3 el </w:t>
       </w:r>
       <w:r>
         <w:rPr>
@@ -3987,21 +4132,19 @@
         <w:rPr>
           <w:lang w:val="es-ES"/>
         </w:rPr>
-        <w:t>. En el [</w:t>
-      </w:r>
-      <w:bookmarkStart w:id="5" w:name="_GoBack"/>
-      <w:r>
-        <w:rPr>
-          <w:lang w:val="es-ES"/>
-        </w:rPr>
-        <w:t>Anexo</w:t>
-      </w:r>
-      <w:bookmarkEnd w:id="5"/>
-      <w:r>
-        <w:rPr>
-          <w:lang w:val="es-ES"/>
-        </w:rPr>
-        <w:t>] se muestra el plano con el detalle.</w:t>
+        <w:t xml:space="preserve">. En </w:t>
+      </w:r>
+      <w:r>
+        <w:rPr>
+          <w:lang w:val="es-ES"/>
+        </w:rPr>
+        <w:t>Anexo 2</w:t>
+      </w:r>
+      <w:r>
+        <w:rPr>
+          <w:lang w:val="es-ES"/>
+        </w:rPr>
+        <w:t xml:space="preserve"> se muestra el plano con el detalle.</w:t>
       </w:r>
     </w:p>
     <w:p>
@@ -4165,7 +4308,7 @@
           <w:lang w:val="es-ES"/>
         </w:rPr>
       </w:pPr>
-      <w:bookmarkStart w:id="6" w:name="_Toc181458748"/>
+      <w:bookmarkStart w:id="5" w:name="_Toc181458748"/>
       <w:r>
         <w:rPr>
           <w:u w:val="none"/>
@@ -4194,7 +4337,7 @@
         </w:rPr>
         <w:t>Pastillas de material radiactivo</w:t>
       </w:r>
-      <w:bookmarkEnd w:id="6"/>
+      <w:bookmarkEnd w:id="5"/>
     </w:p>
     <w:p>
       <w:pPr>
@@ -4218,13 +4361,7 @@
         <w:rPr>
           <w:lang w:val="es-ES"/>
         </w:rPr>
-        <w:t xml:space="preserve"> [Anexo]</w:t>
-      </w:r>
-      <w:r>
-        <w:rPr>
-          <w:lang w:val="es-ES"/>
-        </w:rPr>
-        <w:t>.</w:t>
+        <w:t>. Detalle en el Anexo 3.</w:t>
       </w:r>
     </w:p>
     <w:p>
@@ -4286,6 +4423,8 @@
           </wp:inline>
         </w:drawing>
       </w:r>
+      <w:bookmarkStart w:id="6" w:name="_GoBack"/>
+      <w:bookmarkEnd w:id="6"/>
     </w:p>
     <w:p>
       <w:pPr>
@@ -4416,13 +4555,107 @@
         <w:rPr>
           <w:lang w:val="es-ES"/>
         </w:rPr>
-        <w:t xml:space="preserve"> y Fig 6, que es un contenedor de plomo para material radiactivo de la marca Ventus [referencia] </w:t>
-      </w:r>
-      <w:r>
-        <w:rPr>
-          <w:lang w:val="es-ES"/>
-        </w:rPr>
-        <w:t>y en [Anexo] los detalles</w:t>
+        <w:t xml:space="preserve"> y </w:t>
+      </w:r>
+      <w:proofErr w:type="spellStart"/>
+      <w:r>
+        <w:rPr>
+          <w:lang w:val="es-ES"/>
+        </w:rPr>
+        <w:t>Fig</w:t>
+      </w:r>
+      <w:proofErr w:type="spellEnd"/>
+      <w:r>
+        <w:rPr>
+          <w:lang w:val="es-ES"/>
+        </w:rPr>
+        <w:t xml:space="preserve"> 6, que es un contenedor de plomo para material radiactivo de la marca </w:t>
+      </w:r>
+      <w:proofErr w:type="spellStart"/>
+      <w:r>
+        <w:rPr>
+          <w:lang w:val="es-ES"/>
+        </w:rPr>
+        <w:t>Ve</w:t>
+      </w:r>
+      <w:r>
+        <w:rPr>
+          <w:lang w:val="es-ES"/>
+        </w:rPr>
+        <w:t>ntus</w:t>
+      </w:r>
+      <w:proofErr w:type="spellEnd"/>
+      <w:r>
+        <w:rPr>
+          <w:lang w:val="es-ES"/>
+        </w:rPr>
+        <w:t xml:space="preserve"> </w:t>
+      </w:r>
+      <w:sdt>
+        <w:sdtPr>
+          <w:rPr>
+            <w:lang w:val="es-ES"/>
+          </w:rPr>
+          <w:id w:val="2040159643"/>
+          <w:citation/>
+        </w:sdtPr>
+        <w:sdtContent>
+          <w:r>
+            <w:rPr>
+              <w:lang w:val="es-ES"/>
+            </w:rPr>
+            <w:fldChar w:fldCharType="begin"/>
+          </w:r>
+          <w:r>
+            <w:rPr>
+              <w:lang w:val="es-AR"/>
+            </w:rPr>
+            <w:instrText xml:space="preserve"> CITATION VEN \l 11274 </w:instrText>
+          </w:r>
+          <w:r>
+            <w:rPr>
+              <w:lang w:val="es-ES"/>
+            </w:rPr>
+            <w:fldChar w:fldCharType="separate"/>
+          </w:r>
+          <w:r>
+            <w:rPr>
+              <w:noProof/>
+              <w:lang w:val="es-AR"/>
+            </w:rPr>
+            <w:t>(VENTUS)</w:t>
+          </w:r>
+          <w:r>
+            <w:rPr>
+              <w:lang w:val="es-ES"/>
+            </w:rPr>
+            <w:fldChar w:fldCharType="end"/>
+          </w:r>
+        </w:sdtContent>
+      </w:sdt>
+      <w:r>
+        <w:rPr>
+          <w:lang w:val="es-ES"/>
+        </w:rPr>
+        <w:t xml:space="preserve"> </w:t>
+      </w:r>
+      <w:r>
+        <w:rPr>
+          <w:lang w:val="es-ES"/>
+        </w:rPr>
+        <w:t xml:space="preserve">y en </w:t>
+      </w:r>
+      <w:r>
+        <w:rPr>
+          <w:lang w:val="es-ES"/>
+        </w:rPr>
+        <w:t>el Anexo 3</w:t>
+      </w:r>
+      <w:r>
+        <w:rPr>
+          <w:lang w:val="es-ES"/>
+        </w:rPr>
+        <w:t xml:space="preserve"> los detalles</w:t>
       </w:r>
       <w:r>
         <w:rPr>
@@ -4674,7 +4907,7 @@
         <w:rPr>
           <w:lang w:val="es-ES"/>
         </w:rPr>
-        <w:t>[Anexo]</w:t>
+        <w:t>Anexo 4</w:t>
       </w:r>
       <w:r>
         <w:rPr>
@@ -4964,7 +5197,79 @@
         <w:rPr>
           <w:lang w:val="es-ES"/>
         </w:rPr>
-        <w:t xml:space="preserve">En este informe se destacan las características más relevantes para el análisis de la cinemática, determinadas a partir de la hoja de datos [referencia]. Es un robot tipo serie con 6 grados de libertad rotacionales y límites articulares de ±360° en todas </w:t>
+        <w:t>En este informe se destacan las características más relevantes para el análisis de la cinemática, determinada</w:t>
+      </w:r>
+      <w:r>
+        <w:rPr>
+          <w:lang w:val="es-ES"/>
+        </w:rPr>
+        <w:t xml:space="preserve">s a partir de la hoja de datos </w:t>
+      </w:r>
+      <w:sdt>
+        <w:sdtPr>
+          <w:rPr>
+            <w:lang w:val="es-ES"/>
+          </w:rPr>
+          <w:id w:val="406502180"/>
+          <w:citation/>
+        </w:sdtPr>
+        <w:sdtContent>
+          <w:r>
+            <w:rPr>
+              <w:lang w:val="es-ES"/>
+            </w:rPr>
+            <w:fldChar w:fldCharType="begin"/>
+          </w:r>
+          <w:r>
+            <w:rPr>
+              <w:lang w:val="es-AR"/>
+            </w:rPr>
+            <w:instrText xml:space="preserve"> CITATION Uni24 \l 11274 </w:instrText>
+          </w:r>
+          <w:r>
+            <w:rPr>
+              <w:lang w:val="es-ES"/>
+            </w:rPr>
+            <w:fldChar w:fldCharType="separate"/>
+          </w:r>
+          <w:r>
+            <w:rPr>
+              <w:noProof/>
+              <w:lang w:val="es-AR"/>
+            </w:rPr>
+            <w:t>(Universal Robots, 2024)</w:t>
+          </w:r>
+          <w:r>
+            <w:rPr>
+              <w:lang w:val="es-ES"/>
+            </w:rPr>
+            <w:fldChar w:fldCharType="end"/>
+          </w:r>
+        </w:sdtContent>
+      </w:sdt>
+      <w:r>
+        <w:rPr>
+          <w:lang w:val="es-ES"/>
+        </w:rPr>
+        <w:t xml:space="preserve"> (</w:t>
+      </w:r>
+      <w:r>
+        <w:rPr>
+          <w:lang w:val="es-ES"/>
+        </w:rPr>
+        <w:t>Anexo 7</w:t>
+      </w:r>
+      <w:r>
+        <w:rPr>
+          <w:lang w:val="es-ES"/>
+        </w:rPr>
+        <w:t>)</w:t>
+      </w:r>
+      <w:r>
+        <w:rPr>
+          <w:lang w:val="es-ES"/>
+        </w:rPr>
+        <w:t xml:space="preserve">. Es un robot tipo serie con 6 grados de libertad rotacionales y límites articulares de ±360° en todas </w:t>
       </w:r>
       <w:r>
         <w:rPr>
@@ -4995,6 +5300,12 @@
           <w:lang w:val="es-ES"/>
         </w:rPr>
         <w:t xml:space="preserve"> el despiece con los eslabones.</w:t>
+      </w:r>
+      <w:r>
+        <w:rPr>
+          <w:lang w:val="es-ES"/>
+        </w:rPr>
+        <w:t xml:space="preserve"> </w:t>
       </w:r>
     </w:p>
     <w:p>
@@ -5156,7 +5467,21 @@
         <w:rPr>
           <w:lang w:val="es-ES"/>
         </w:rPr>
-        <w:t>Con un alcance máximo de 1300 mm y carga máxima de 12.5 kg, el UR10e es adecuado para esta aplicación. Su capacidad de torque en el extremo final es de alrededor de 10 Nm, suficiente para la operación, considerando que el torque promedio para abrir roscas ronda dicho valor.</w:t>
+        <w:t xml:space="preserve">Con un alcance máximo de 1300 mm y carga máxima de 12.5 kg, el UR10e es adecuado para esta aplicación. Su capacidad de torque en el extremo final es de alrededor de 10 </w:t>
+      </w:r>
+      <w:proofErr w:type="spellStart"/>
+      <w:r>
+        <w:rPr>
+          <w:lang w:val="es-ES"/>
+        </w:rPr>
+        <w:t>Nm</w:t>
+      </w:r>
+      <w:proofErr w:type="spellEnd"/>
+      <w:r>
+        <w:rPr>
+          <w:lang w:val="es-ES"/>
+        </w:rPr>
+        <w:t>, suficiente para la operación, considerando que el torque promedio para abrir roscas ronda dicho valor.</w:t>
       </w:r>
     </w:p>
     <w:p>
@@ -5218,7 +5543,21 @@
           <w:lang w:val="es-AR"/>
         </w:rPr>
         <w:lastRenderedPageBreak/>
-        <w:t>Agarrar: Un gripper para manipular la pastilla sin dañarla.</w:t>
+        <w:t xml:space="preserve">Agarrar: Un </w:t>
+      </w:r>
+      <w:proofErr w:type="spellStart"/>
+      <w:r>
+        <w:rPr>
+          <w:lang w:val="es-AR"/>
+        </w:rPr>
+        <w:t>gripper</w:t>
+      </w:r>
+      <w:proofErr w:type="spellEnd"/>
+      <w:r>
+        <w:rPr>
+          <w:lang w:val="es-AR"/>
+        </w:rPr>
+        <w:t xml:space="preserve"> para manipular la pastilla sin dañarla.</w:t>
       </w:r>
     </w:p>
     <w:p>
@@ -5249,38 +5588,152 @@
         <w:rPr>
           <w:lang w:val="es-AR"/>
         </w:rPr>
-        <w:t>En concreto se considera la utilización del gripper de 3 dedos de RobotiQ</w:t>
-      </w:r>
+        <w:t xml:space="preserve">En concreto se considera la utilización del </w:t>
+      </w:r>
+      <w:proofErr w:type="spellStart"/>
       <w:r>
         <w:rPr>
           <w:lang w:val="es-AR"/>
         </w:rPr>
-        <w:t xml:space="preserve"> [referencia]</w:t>
-      </w:r>
+        <w:t>gripper</w:t>
+      </w:r>
+      <w:proofErr w:type="spellEnd"/>
       <w:r>
         <w:rPr>
           <w:lang w:val="es-AR"/>
         </w:rPr>
-        <w:t xml:space="preserve"> que se m</w:t>
-      </w:r>
+        <w:t xml:space="preserve"> de 3 dedos de </w:t>
+      </w:r>
+      <w:proofErr w:type="spellStart"/>
       <w:r>
         <w:rPr>
           <w:lang w:val="es-AR"/>
         </w:rPr>
+        <w:t>RobotiQ</w:t>
+      </w:r>
+      <w:proofErr w:type="spellEnd"/>
+      <w:r>
+        <w:rPr>
+          <w:lang w:val="es-AR"/>
+        </w:rPr>
+        <w:t xml:space="preserve"> compatible</w:t>
+      </w:r>
+      <w:r>
+        <w:rPr>
+          <w:lang w:val="es-AR"/>
+        </w:rPr>
+        <w:t xml:space="preserve"> </w:t>
+      </w:r>
+      <w:sdt>
+        <w:sdtPr>
+          <w:rPr>
+            <w:lang w:val="es-AR"/>
+          </w:rPr>
+          <w:id w:val="1586802962"/>
+          <w:citation/>
+        </w:sdtPr>
+        <w:sdtContent>
+          <w:r>
+            <w:rPr>
+              <w:lang w:val="es-AR"/>
+            </w:rPr>
+            <w:fldChar w:fldCharType="begin"/>
+          </w:r>
+          <w:r>
+            <w:rPr>
+              <w:lang w:val="es-AR"/>
+            </w:rPr>
+            <w:instrText xml:space="preserve"> CITATION ROB \l 11274 </w:instrText>
+          </w:r>
+          <w:r>
+            <w:rPr>
+              <w:lang w:val="es-AR"/>
+            </w:rPr>
+            <w:fldChar w:fldCharType="separate"/>
+          </w:r>
+          <w:r>
+            <w:rPr>
+              <w:noProof/>
+              <w:lang w:val="es-AR"/>
+            </w:rPr>
+            <w:t>(ROBOTIQ)</w:t>
+          </w:r>
+          <w:r>
+            <w:rPr>
+              <w:lang w:val="es-AR"/>
+            </w:rPr>
+            <w:fldChar w:fldCharType="end"/>
+          </w:r>
+        </w:sdtContent>
+      </w:sdt>
+      <w:r>
+        <w:rPr>
+          <w:lang w:val="es-AR"/>
+        </w:rPr>
+        <w:t xml:space="preserve"> </w:t>
+      </w:r>
+      <w:r>
+        <w:rPr>
+          <w:lang w:val="es-AR"/>
+        </w:rPr>
+        <w:t>que se m</w:t>
+      </w:r>
+      <w:r>
+        <w:rPr>
+          <w:lang w:val="es-AR"/>
+        </w:rPr>
         <w:t>uestra en la Fig. 10</w:t>
       </w:r>
       <w:r>
         <w:rPr>
           <w:lang w:val="es-AR"/>
         </w:rPr>
-        <w:t xml:space="preserve"> [Anexo].</w:t>
+        <w:t xml:space="preserve"> </w:t>
       </w:r>
       <w:r>
         <w:rPr>
           <w:lang w:val="es-AR"/>
         </w:rPr>
-        <w:t xml:space="preserve"> Para esta aplicación se considera el mismo con una reducción de escala de 3.</w:t>
-      </w:r>
+        <w:t xml:space="preserve">y en el Anexo </w:t>
+      </w:r>
+      <w:r>
+        <w:rPr>
+          <w:lang w:val="es-AR"/>
+        </w:rPr>
+        <w:t>5</w:t>
+      </w:r>
+      <w:r>
+        <w:rPr>
+          <w:lang w:val="es-AR"/>
+        </w:rPr>
+        <w:t xml:space="preserve"> sus dimensiones originales.</w:t>
+      </w:r>
+      <w:r>
+        <w:rPr>
+          <w:lang w:val="es-AR"/>
+        </w:rPr>
+        <w:t xml:space="preserve"> Para esta aplicación se considera el mismo </w:t>
+      </w:r>
+      <w:r>
+        <w:rPr>
+          <w:lang w:val="es-AR"/>
+        </w:rPr>
+        <w:t>con una reducción de escala por un factor de 3</w:t>
+      </w:r>
+      <w:proofErr w:type="gramStart"/>
+      <w:r>
+        <w:rPr>
+          <w:lang w:val="es-AR"/>
+        </w:rPr>
+        <w:t>.</w:t>
+      </w:r>
+      <w:r>
+        <w:rPr>
+          <w:lang w:val="es-AR"/>
+        </w:rPr>
+        <w:t>.</w:t>
+      </w:r>
+      <w:proofErr w:type="gramEnd"/>
     </w:p>
     <w:p>
       <w:pPr>
@@ -5542,8 +5995,16 @@
         <w:rPr>
           <w:lang w:val="es-ES"/>
         </w:rPr>
-        <w:t>– Espacio de trabajo Datasheet</w:t>
-      </w:r>
+        <w:t xml:space="preserve">– Espacio de trabajo </w:t>
+      </w:r>
+      <w:proofErr w:type="spellStart"/>
+      <w:r>
+        <w:rPr>
+          <w:lang w:val="es-ES"/>
+        </w:rPr>
+        <w:t>Datasheet</w:t>
+      </w:r>
+      <w:proofErr w:type="spellEnd"/>
     </w:p>
     <w:p>
       <w:pPr>
@@ -5639,6 +6100,7 @@
         </w:rPr>
         <w:tab/>
       </w:r>
+      <w:proofErr w:type="spellStart"/>
       <w:r>
         <w:rPr>
           <w:lang w:val="es-ES"/>
@@ -5646,18 +6108,33 @@
         <w:t>Denavit-Hartenberg</w:t>
       </w:r>
       <w:bookmarkEnd w:id="13"/>
-    </w:p>
-    <w:p>
-      <w:pPr>
-        <w:rPr>
-          <w:lang w:val="es-ES"/>
-        </w:rPr>
-      </w:pPr>
-      <w:r>
-        <w:rPr>
-          <w:lang w:val="es-ES"/>
-        </w:rPr>
-        <w:t>Uno de los primeros pasos en el estudio de la cinemática del robot es la definición de los parámetros que representan su cadena cinemática. Esto permitirá luego establecer las transformaciones entre los marcos de referencia de las articulaciones, la base y el efector final para distintas configuraciones articulares. Aunque existen diversas maneras de definir estas transformaciones, es común adoptar una convención específica que determine los parámetros considerados y su significado. En este trabajo, se adopta la convención de Denavit-Hartenberg, cuya aplicación se detalla a continuación.</w:t>
+      <w:proofErr w:type="spellEnd"/>
+    </w:p>
+    <w:p>
+      <w:pPr>
+        <w:rPr>
+          <w:lang w:val="es-ES"/>
+        </w:rPr>
+      </w:pPr>
+      <w:r>
+        <w:rPr>
+          <w:lang w:val="es-ES"/>
+        </w:rPr>
+        <w:t xml:space="preserve">Uno de los primeros pasos en el estudio de la cinemática del robot es la definición de los parámetros que representan su cadena cinemática. Esto permitirá luego establecer las transformaciones entre los marcos de referencia de las articulaciones, la base y el efector final para distintas configuraciones articulares. Aunque existen diversas maneras de definir estas transformaciones, es común adoptar una convención específica que determine los parámetros considerados y su significado. En este trabajo, se adopta la convención de </w:t>
+      </w:r>
+      <w:proofErr w:type="spellStart"/>
+      <w:r>
+        <w:rPr>
+          <w:lang w:val="es-ES"/>
+        </w:rPr>
+        <w:t>Denavit-Hartenberg</w:t>
+      </w:r>
+      <w:proofErr w:type="spellEnd"/>
+      <w:r>
+        <w:rPr>
+          <w:lang w:val="es-ES"/>
+        </w:rPr>
+        <w:t>, cuya aplicación se detalla a continuación.</w:t>
       </w:r>
     </w:p>
     <w:p>
@@ -5684,9 +6161,17 @@
         <w:rPr>
           <w:lang w:val="es-ES"/>
         </w:rPr>
-        <w:t>Aplicación de la convención de Denavit-Hartenberg</w:t>
+        <w:t xml:space="preserve">Aplicación de la convención de </w:t>
+      </w:r>
+      <w:proofErr w:type="spellStart"/>
+      <w:r>
+        <w:rPr>
+          <w:lang w:val="es-ES"/>
+        </w:rPr>
+        <w:t>Denavit-Hartenberg</w:t>
       </w:r>
       <w:bookmarkEnd w:id="14"/>
+      <w:proofErr w:type="spellEnd"/>
     </w:p>
     <w:p>
       <w:pPr>
@@ -5717,7 +6202,21 @@
         <w:rPr>
           <w:lang w:val="es-ES"/>
         </w:rPr>
-        <w:t xml:space="preserve">emas de coordenadas articulares junto con la identificación de los parámetros de Denavit-Hartenberg. En la misma figura no se puede determinar directamente el parámetro </w:t>
+        <w:t xml:space="preserve">emas de coordenadas articulares junto con la identificación de los parámetros de </w:t>
+      </w:r>
+      <w:proofErr w:type="spellStart"/>
+      <w:r>
+        <w:rPr>
+          <w:lang w:val="es-ES"/>
+        </w:rPr>
+        <w:t>Denavit-Hartenberg</w:t>
+      </w:r>
+      <w:proofErr w:type="spellEnd"/>
+      <w:r>
+        <w:rPr>
+          <w:lang w:val="es-ES"/>
+        </w:rPr>
+        <w:t xml:space="preserve">. En la misma figura no se puede determinar directamente el parámetro </w:t>
       </w:r>
       <m:oMath>
         <m:sSub>
@@ -5752,8 +6251,56 @@
           <w:rFonts w:eastAsiaTheme="minorEastAsia"/>
           <w:lang w:val="es-ES"/>
         </w:rPr>
-        <w:t xml:space="preserve"> pero el mismo se obtiene de una matriz elaborada para el mismo robot encontrada en internet [referencia].</w:t>
-      </w:r>
+        <w:t xml:space="preserve"> pero el mismo se obtiene de una matriz elaborada para el mismo robot encontrada en internet </w:t>
+      </w:r>
+      <w:sdt>
+        <w:sdtPr>
+          <w:rPr>
+            <w:rFonts w:eastAsiaTheme="minorEastAsia"/>
+            <w:lang w:val="es-ES"/>
+          </w:rPr>
+          <w:id w:val="-1540824027"/>
+          <w:citation/>
+        </w:sdtPr>
+        <w:sdtContent>
+          <w:r>
+            <w:rPr>
+              <w:rFonts w:eastAsiaTheme="minorEastAsia"/>
+              <w:lang w:val="es-ES"/>
+            </w:rPr>
+            <w:fldChar w:fldCharType="begin"/>
+          </w:r>
+          <w:r>
+            <w:rPr>
+              <w:rFonts w:eastAsiaTheme="minorEastAsia"/>
+              <w:lang w:val="es-AR"/>
+            </w:rPr>
+            <w:instrText xml:space="preserve"> CITATION Uni241 \l 11274 </w:instrText>
+          </w:r>
+          <w:r>
+            <w:rPr>
+              <w:rFonts w:eastAsiaTheme="minorEastAsia"/>
+              <w:lang w:val="es-ES"/>
+            </w:rPr>
+            <w:fldChar w:fldCharType="separate"/>
+          </w:r>
+          <w:r>
+            <w:rPr>
+              <w:rFonts w:eastAsiaTheme="minorEastAsia"/>
+              <w:noProof/>
+              <w:lang w:val="es-AR"/>
+            </w:rPr>
+            <w:t>(Universal Robots, 2024)</w:t>
+          </w:r>
+          <w:r>
+            <w:rPr>
+              <w:rFonts w:eastAsiaTheme="minorEastAsia"/>
+              <w:lang w:val="es-ES"/>
+            </w:rPr>
+            <w:fldChar w:fldCharType="end"/>
+          </w:r>
+        </w:sdtContent>
+      </w:sdt>
     </w:p>
     <w:p>
       <w:pPr>
@@ -5837,8 +6384,17 @@
           <w:rFonts w:eastAsiaTheme="minorEastAsia"/>
           <w:lang w:val="es-ES"/>
         </w:rPr>
-        <w:t xml:space="preserve"> – Aplicación de la convención de Denavit-Hartenberg</w:t>
-      </w:r>
+        <w:t xml:space="preserve"> – Aplicación de la convención de </w:t>
+      </w:r>
+      <w:proofErr w:type="spellStart"/>
+      <w:r>
+        <w:rPr>
+          <w:rFonts w:eastAsiaTheme="minorEastAsia"/>
+          <w:lang w:val="es-ES"/>
+        </w:rPr>
+        <w:t>Denavit-Hartenberg</w:t>
+      </w:r>
+      <w:proofErr w:type="spellEnd"/>
     </w:p>
     <w:p>
       <w:pPr>
@@ -5859,9 +6415,17 @@
           <w:lang w:val="es-ES"/>
         </w:rPr>
         <w:tab/>
-        <w:t>Matriz de Denavit-Hartenberg</w:t>
+        <w:t xml:space="preserve">Matriz de </w:t>
+      </w:r>
+      <w:proofErr w:type="spellStart"/>
+      <w:r>
+        <w:rPr>
+          <w:lang w:val="es-ES"/>
+        </w:rPr>
+        <w:t>Denavit-Hartenberg</w:t>
       </w:r>
       <w:bookmarkEnd w:id="15"/>
+      <w:proofErr w:type="spellEnd"/>
     </w:p>
     <w:p>
       <w:pPr>
@@ -7205,7 +7769,21 @@
           <w:lang w:val="es-ES"/>
         </w:rPr>
         <w:tab/>
-        <w:t>Tabla 1: Parámetros de Denavit-Hartenberg del Robot,</w:t>
+        <w:t xml:space="preserve">Tabla 1: Parámetros de </w:t>
+      </w:r>
+      <w:proofErr w:type="spellStart"/>
+      <w:r>
+        <w:rPr>
+          <w:lang w:val="es-ES"/>
+        </w:rPr>
+        <w:t>Denavit-Hartenberg</w:t>
+      </w:r>
+      <w:proofErr w:type="spellEnd"/>
+      <w:r>
+        <w:rPr>
+          <w:lang w:val="es-ES"/>
+        </w:rPr>
+        <w:t xml:space="preserve"> del Robot,</w:t>
       </w:r>
     </w:p>
     <w:p>
@@ -7447,11 +8025,19 @@
         </w:rPr>
         <w:t xml:space="preserve">Mientras que la posición </w:t>
       </w:r>
-      <w:r>
-        <w:rPr>
-          <w:lang w:val="es-ES"/>
-        </w:rPr>
-        <w:t xml:space="preserve">zero </w:t>
+      <w:proofErr w:type="spellStart"/>
+      <w:r>
+        <w:rPr>
+          <w:lang w:val="es-ES"/>
+        </w:rPr>
+        <w:t>zero</w:t>
+      </w:r>
+      <w:proofErr w:type="spellEnd"/>
+      <w:r>
+        <w:rPr>
+          <w:lang w:val="es-ES"/>
+        </w:rPr>
+        <w:t xml:space="preserve"> </w:t>
       </w:r>
       <w:r>
         <w:rPr>
@@ -7555,7 +8141,21 @@
         <w:rPr>
           <w:lang w:val="es-AR"/>
         </w:rPr>
-        <w:t xml:space="preserve"> – Posición zero con offset nulo</w:t>
+        <w:t xml:space="preserve"> – Posición </w:t>
+      </w:r>
+      <w:proofErr w:type="spellStart"/>
+      <w:r>
+        <w:rPr>
+          <w:lang w:val="es-AR"/>
+        </w:rPr>
+        <w:t>zero</w:t>
+      </w:r>
+      <w:proofErr w:type="spellEnd"/>
+      <w:r>
+        <w:rPr>
+          <w:lang w:val="es-AR"/>
+        </w:rPr>
+        <w:t xml:space="preserve"> con offset nulo</w:t>
       </w:r>
     </w:p>
     <w:p>
@@ -7749,9 +8349,18 @@
           <w:lang w:val="es-AR"/>
         </w:rPr>
         <w:lastRenderedPageBreak/>
-        <w:t>4.5 Matriz de Base y Tool</w:t>
+        <w:t xml:space="preserve">4.5 Matriz de Base y </w:t>
+      </w:r>
+      <w:proofErr w:type="spellStart"/>
+      <w:r>
+        <w:rPr>
+          <w:rFonts w:eastAsiaTheme="minorEastAsia"/>
+          <w:lang w:val="es-AR"/>
+        </w:rPr>
+        <w:t>Tool</w:t>
       </w:r>
       <w:bookmarkEnd w:id="17"/>
+      <w:proofErr w:type="spellEnd"/>
     </w:p>
     <w:p>
       <w:pPr>
@@ -8252,20 +8861,42 @@
         <w:rPr>
           <w:lang w:val="es-AR"/>
         </w:rPr>
-        <w:t xml:space="preserve"> “Tool Center Point”</w:t>
-      </w:r>
+        <w:t xml:space="preserve"> “</w:t>
+      </w:r>
+      <w:proofErr w:type="spellStart"/>
       <w:r>
         <w:rPr>
           <w:lang w:val="es-AR"/>
         </w:rPr>
+        <w:t>Tool</w:t>
+      </w:r>
+      <w:proofErr w:type="spellEnd"/>
+      <w:r>
+        <w:rPr>
+          <w:lang w:val="es-AR"/>
+        </w:rPr>
+        <w:t xml:space="preserve"> Center Point”</w:t>
+      </w:r>
+      <w:r>
+        <w:rPr>
+          <w:lang w:val="es-AR"/>
+        </w:rPr>
         <w:t xml:space="preserve"> a lo largo del eje Z de la brida</w:t>
       </w:r>
       <w:r>
         <w:rPr>
           <w:lang w:val="es-AR"/>
         </w:rPr>
-        <w:t xml:space="preserve"> hasta ¾ de la extensión máxima del gripper</w:t>
-      </w:r>
+        <w:t xml:space="preserve"> hasta ¾ de la extensión máxima del </w:t>
+      </w:r>
+      <w:proofErr w:type="spellStart"/>
+      <w:r>
+        <w:rPr>
+          <w:lang w:val="es-AR"/>
+        </w:rPr>
+        <w:t>gripper</w:t>
+      </w:r>
+      <w:proofErr w:type="spellEnd"/>
       <w:r>
         <w:rPr>
           <w:lang w:val="es-AR"/>
@@ -8600,7 +9231,7 @@
                                 <w:rPr>
                                   <w:lang w:val="es-AR"/>
                                 </w:rPr>
-                                <m:t>0.135</m:t>
+                                <m:t>0.050</m:t>
                               </m:r>
                             </m:e>
                           </m:mr>
@@ -8836,7 +9467,91 @@
         <w:rPr>
           <w:lang w:val="es-ES"/>
         </w:rPr>
-        <w:t>La solución del problema consiste en aplicar la serie de transformaciones entre los sistemas de coordenadas definidos al aplicar la convención de Denavit-Hartenberg. En la práctica de este trabajo final, dicho problema se resuelve mediante el método “fkine” de la clase “SerialLink” del robotics Toolbox de Peter Corke.</w:t>
+        <w:t xml:space="preserve">La solución del problema consiste en aplicar la serie de transformaciones entre los sistemas de coordenadas definidos al aplicar la convención de </w:t>
+      </w:r>
+      <w:proofErr w:type="spellStart"/>
+      <w:r>
+        <w:rPr>
+          <w:lang w:val="es-ES"/>
+        </w:rPr>
+        <w:t>Denavit-Hartenberg</w:t>
+      </w:r>
+      <w:proofErr w:type="spellEnd"/>
+      <w:r>
+        <w:rPr>
+          <w:lang w:val="es-ES"/>
+        </w:rPr>
+        <w:t>. En la práctica de este trabajo final, dicho problema se resuelve mediante el método “</w:t>
+      </w:r>
+      <w:proofErr w:type="spellStart"/>
+      <w:r>
+        <w:rPr>
+          <w:lang w:val="es-ES"/>
+        </w:rPr>
+        <w:t>fkine</w:t>
+      </w:r>
+      <w:proofErr w:type="spellEnd"/>
+      <w:r>
+        <w:rPr>
+          <w:lang w:val="es-ES"/>
+        </w:rPr>
+        <w:t>” de la clase “</w:t>
+      </w:r>
+      <w:proofErr w:type="spellStart"/>
+      <w:r>
+        <w:rPr>
+          <w:lang w:val="es-ES"/>
+        </w:rPr>
+        <w:t>SerialLink</w:t>
+      </w:r>
+      <w:proofErr w:type="spellEnd"/>
+      <w:r>
+        <w:rPr>
+          <w:lang w:val="es-ES"/>
+        </w:rPr>
+        <w:t xml:space="preserve">” del </w:t>
+      </w:r>
+      <w:proofErr w:type="spellStart"/>
+      <w:r>
+        <w:rPr>
+          <w:lang w:val="es-ES"/>
+        </w:rPr>
+        <w:t>robotics</w:t>
+      </w:r>
+      <w:proofErr w:type="spellEnd"/>
+      <w:r>
+        <w:rPr>
+          <w:lang w:val="es-ES"/>
+        </w:rPr>
+        <w:t xml:space="preserve"> </w:t>
+      </w:r>
+      <w:proofErr w:type="spellStart"/>
+      <w:r>
+        <w:rPr>
+          <w:lang w:val="es-ES"/>
+        </w:rPr>
+        <w:t>Toolbox</w:t>
+      </w:r>
+      <w:proofErr w:type="spellEnd"/>
+      <w:r>
+        <w:rPr>
+          <w:lang w:val="es-ES"/>
+        </w:rPr>
+        <w:t xml:space="preserve"> de Peter </w:t>
+      </w:r>
+      <w:proofErr w:type="spellStart"/>
+      <w:r>
+        <w:rPr>
+          <w:lang w:val="es-ES"/>
+        </w:rPr>
+        <w:t>Corke</w:t>
+      </w:r>
+      <w:proofErr w:type="spellEnd"/>
+      <w:r>
+        <w:rPr>
+          <w:lang w:val="es-ES"/>
+        </w:rPr>
+        <w:t>.</w:t>
       </w:r>
     </w:p>
     <w:p>
@@ -9004,7 +9719,69 @@
           <w:rFonts w:eastAsiaTheme="minorEastAsia"/>
           <w:lang w:val="es-ES"/>
         </w:rPr>
-        <w:t>Tomando como guía un trabajo realizado al respecto de la cinemática inversa de este tipo de robots [referencia], el problema se resuelve utilizando el método algebraico. Este método consiste en resolver el sistema de ecuaciones que se obtiene al igualar la matriz de transformación de la cinemática directa dada en forma paramétrica a partir de las variables articulares, con la matriz constante del problema:</w:t>
+        <w:t xml:space="preserve">Tomando como guía un trabajo realizado al respecto de la cinemática inversa de este tipo de robots </w:t>
+      </w:r>
+      <w:sdt>
+        <w:sdtPr>
+          <w:rPr>
+            <w:rFonts w:eastAsiaTheme="minorEastAsia"/>
+            <w:lang w:val="es-ES"/>
+          </w:rPr>
+          <w:id w:val="-735475818"/>
+          <w:citation/>
+        </w:sdtPr>
+        <w:sdtContent>
+          <w:r>
+            <w:rPr>
+              <w:rFonts w:eastAsiaTheme="minorEastAsia"/>
+              <w:lang w:val="es-ES"/>
+            </w:rPr>
+            <w:fldChar w:fldCharType="begin"/>
+          </w:r>
+          <w:r>
+            <w:rPr>
+              <w:rFonts w:eastAsiaTheme="minorEastAsia"/>
+              <w:lang w:val="es-AR"/>
+            </w:rPr>
+            <w:instrText xml:space="preserve"> CITATION Sai17 \l 11274 </w:instrText>
+          </w:r>
+          <w:r>
+            <w:rPr>
+              <w:rFonts w:eastAsiaTheme="minorEastAsia"/>
+              <w:lang w:val="es-ES"/>
+            </w:rPr>
+            <w:fldChar w:fldCharType="separate"/>
+          </w:r>
+          <w:r>
+            <w:rPr>
+              <w:rFonts w:eastAsiaTheme="minorEastAsia"/>
+              <w:noProof/>
+              <w:lang w:val="es-AR"/>
+            </w:rPr>
+            <w:t>(Saixuan Chen, 2017)</w:t>
+          </w:r>
+          <w:r>
+            <w:rPr>
+              <w:rFonts w:eastAsiaTheme="minorEastAsia"/>
+              <w:lang w:val="es-ES"/>
+            </w:rPr>
+            <w:fldChar w:fldCharType="end"/>
+          </w:r>
+        </w:sdtContent>
+      </w:sdt>
+      <w:r>
+        <w:rPr>
+          <w:rFonts w:eastAsiaTheme="minorEastAsia"/>
+          <w:lang w:val="es-ES"/>
+        </w:rPr>
+        <w:t xml:space="preserve">, </w:t>
+      </w:r>
+      <w:r>
+        <w:rPr>
+          <w:rFonts w:eastAsiaTheme="minorEastAsia"/>
+          <w:lang w:val="es-ES"/>
+        </w:rPr>
+        <w:t>el problema se resuelve utilizando el método algebraico. Este método consiste en resolver el sistema de ecuaciones que se obtiene al igualar la matriz de transformación de la cinemática directa dada en forma paramétrica a partir de las variables articulares, con la matriz constante del problema:</w:t>
       </w:r>
     </w:p>
     <w:p>
@@ -10143,7 +10920,23 @@
           <w:rFonts w:eastAsiaTheme="minorEastAsia"/>
           <w:lang w:val="es-ES"/>
         </w:rPr>
-        <w:t xml:space="preserve">, obteniéndose un total de </w:t>
+        <w:t>, obteniéndo</w:t>
+      </w:r>
+      <w:proofErr w:type="spellStart"/>
+      <w:r>
+        <w:rPr>
+          <w:rFonts w:eastAsiaTheme="minorEastAsia"/>
+          <w:lang w:val="es-ES"/>
+        </w:rPr>
+        <w:t>se</w:t>
+      </w:r>
+      <w:proofErr w:type="spellEnd"/>
+      <w:r>
+        <w:rPr>
+          <w:rFonts w:eastAsiaTheme="minorEastAsia"/>
+          <w:lang w:val="es-ES"/>
+        </w:rPr>
+        <w:t xml:space="preserve"> un total de </w:t>
       </w:r>
       <w:r>
         <w:rPr>
@@ -10308,7 +11101,23 @@
           <w:rFonts w:eastAsiaTheme="minorEastAsia"/>
           <w:lang w:val="es-ES"/>
         </w:rPr>
-        <w:t xml:space="preserve"> según (8) para la T obtenida con </w:t>
+        <w:t xml:space="preserve"> seg</w:t>
+      </w:r>
+      <w:proofErr w:type="spellStart"/>
+      <w:r>
+        <w:rPr>
+          <w:rFonts w:eastAsiaTheme="minorEastAsia"/>
+          <w:lang w:val="es-ES"/>
+        </w:rPr>
+        <w:t>ún</w:t>
+      </w:r>
+      <w:proofErr w:type="spellEnd"/>
+      <w:r>
+        <w:rPr>
+          <w:rFonts w:eastAsiaTheme="minorEastAsia"/>
+          <w:lang w:val="es-ES"/>
+        </w:rPr>
+        <w:t xml:space="preserve"> (8) para la T obtenida con </w:t>
       </w:r>
       <m:oMath>
         <m:sSub>
@@ -10437,7 +11246,49 @@
         <w:rPr>
           <w:lang w:val="es-ES"/>
         </w:rPr>
-        <w:t>En el [anexo] se muestra la formulación extendida del problema por el método algebraico junto con la síntesis de ecuaciones y en el [anexo] la implementación en código.</w:t>
+        <w:t xml:space="preserve">En el </w:t>
+      </w:r>
+      <w:r>
+        <w:rPr>
+          <w:lang w:val="es-ES"/>
+        </w:rPr>
+        <w:t>Anexo 6</w:t>
+      </w:r>
+      <w:r>
+        <w:rPr>
+          <w:lang w:val="es-ES"/>
+        </w:rPr>
+        <w:t>.1</w:t>
+      </w:r>
+      <w:r>
+        <w:rPr>
+          <w:lang w:val="es-ES"/>
+        </w:rPr>
+        <w:t xml:space="preserve"> se muestra la formulación extendida del problema por el método algebraico junto con la síntesis de ecuaciones y en el </w:t>
+      </w:r>
+      <w:r>
+        <w:rPr>
+          <w:lang w:val="es-ES"/>
+        </w:rPr>
+        <w:t>Ane</w:t>
+      </w:r>
+      <w:r>
+        <w:rPr>
+          <w:lang w:val="es-ES"/>
+        </w:rPr>
+        <w:t>xo 6</w:t>
+      </w:r>
+      <w:r>
+        <w:rPr>
+          <w:lang w:val="es-ES"/>
+        </w:rPr>
+        <w:t>.2</w:t>
+      </w:r>
+      <w:r>
+        <w:rPr>
+          <w:lang w:val="es-ES"/>
+        </w:rPr>
+        <w:t xml:space="preserve"> la implementación en código.</w:t>
       </w:r>
     </w:p>
     <w:p>
@@ -10746,7 +11597,23 @@
           <w:rFonts w:eastAsiaTheme="minorEastAsia"/>
           <w:lang w:val="es-ES"/>
         </w:rPr>
-        <w:t>Que se puede dar con el Jacobiano como.</w:t>
+        <w:t xml:space="preserve">Que se puede dar con el </w:t>
+      </w:r>
+      <w:proofErr w:type="spellStart"/>
+      <w:r>
+        <w:rPr>
+          <w:rFonts w:eastAsiaTheme="minorEastAsia"/>
+          <w:lang w:val="es-ES"/>
+        </w:rPr>
+        <w:t>Jacobiano</w:t>
+      </w:r>
+      <w:proofErr w:type="spellEnd"/>
+      <w:r>
+        <w:rPr>
+          <w:rFonts w:eastAsiaTheme="minorEastAsia"/>
+          <w:lang w:val="es-ES"/>
+        </w:rPr>
+        <w:t xml:space="preserve"> como.</w:t>
       </w:r>
     </w:p>
     <w:p>
@@ -11034,7 +11901,21 @@
         <w:rPr>
           <w:lang w:val="es-ES"/>
         </w:rPr>
-        <w:t>Para este robot el Jacobiano es una matriz cuadrada dada por:</w:t>
+        <w:t xml:space="preserve">Para este robot el </w:t>
+      </w:r>
+      <w:proofErr w:type="spellStart"/>
+      <w:r>
+        <w:rPr>
+          <w:lang w:val="es-ES"/>
+        </w:rPr>
+        <w:t>Jacobiano</w:t>
+      </w:r>
+      <w:proofErr w:type="spellEnd"/>
+      <w:r>
+        <w:rPr>
+          <w:lang w:val="es-ES"/>
+        </w:rPr>
+        <w:t xml:space="preserve"> es una matriz cuadrada dada por:</w:t>
       </w:r>
     </w:p>
     <w:p>
@@ -11243,7 +12124,21 @@
         <w:rPr>
           <w:lang w:val="es-ES"/>
         </w:rPr>
-        <w:t>A partir de la herramienta de cálculo simbólico de MATLAB, se hace un estudio analítico para obtener todas las configuraciones singulares posibles del robot. El procedimiento consiste en definir al robot de forma simbólica, calcular el Jacobiano y su determinante, y a partir de la expresión simplificada de este último, realizar operaciones simbólicas en MATLAB y análisis a parte para obtener las expresiones matemáticas de las singularidades.</w:t>
+        <w:t xml:space="preserve">A partir de la herramienta de cálculo simbólico de MATLAB, se hace un estudio analítico para obtener todas las configuraciones singulares posibles del robot. El procedimiento consiste en definir al robot de forma simbólica, calcular el </w:t>
+      </w:r>
+      <w:proofErr w:type="spellStart"/>
+      <w:r>
+        <w:rPr>
+          <w:lang w:val="es-ES"/>
+        </w:rPr>
+        <w:t>Jacobiano</w:t>
+      </w:r>
+      <w:proofErr w:type="spellEnd"/>
+      <w:r>
+        <w:rPr>
+          <w:lang w:val="es-ES"/>
+        </w:rPr>
+        <w:t xml:space="preserve"> y su determinante, y a partir de la expresión simplificada de este último, realizar operaciones simbólicas en MATLAB y análisis a parte para obtener las expresiones matemáticas de las singularidades.</w:t>
       </w:r>
       <w:r>
         <w:rPr>
@@ -11277,14 +12172,30 @@
           <w:rFonts w:eastAsiaTheme="minorEastAsia"/>
           <w:lang w:val="es-ES"/>
         </w:rPr>
-        <w:t>plificada del determinante del J</w:t>
-      </w:r>
-      <w:r>
-        <w:rPr>
-          <w:rFonts w:eastAsiaTheme="minorEastAsia"/>
-          <w:lang w:val="es-ES"/>
-        </w:rPr>
-        <w:t>acobiano igualado a cero:</w:t>
+        <w:t xml:space="preserve">plificada del determinante del </w:t>
+      </w:r>
+      <w:proofErr w:type="spellStart"/>
+      <w:r>
+        <w:rPr>
+          <w:rFonts w:eastAsiaTheme="minorEastAsia"/>
+          <w:lang w:val="es-ES"/>
+        </w:rPr>
+        <w:t>J</w:t>
+      </w:r>
+      <w:r>
+        <w:rPr>
+          <w:rFonts w:eastAsiaTheme="minorEastAsia"/>
+          <w:lang w:val="es-ES"/>
+        </w:rPr>
+        <w:t>acobiano</w:t>
+      </w:r>
+      <w:proofErr w:type="spellEnd"/>
+      <w:r>
+        <w:rPr>
+          <w:rFonts w:eastAsiaTheme="minorEastAsia"/>
+          <w:lang w:val="es-ES"/>
+        </w:rPr>
+        <w:t xml:space="preserve"> igualado a cero:</w:t>
       </w:r>
     </w:p>
     <w:p>
@@ -15661,7 +16572,23 @@
           <w:rFonts w:eastAsiaTheme="minorEastAsia"/>
           <w:lang w:val="es-ES"/>
         </w:rPr>
-        <w:t xml:space="preserve"> en los puntos singulares.</w:t>
+        <w:t xml:space="preserve"> en los puntos sing</w:t>
+      </w:r>
+      <w:proofErr w:type="spellStart"/>
+      <w:r>
+        <w:rPr>
+          <w:rFonts w:eastAsiaTheme="minorEastAsia"/>
+          <w:lang w:val="es-ES"/>
+        </w:rPr>
+        <w:t>ulares</w:t>
+      </w:r>
+      <w:proofErr w:type="spellEnd"/>
+      <w:r>
+        <w:rPr>
+          <w:rFonts w:eastAsiaTheme="minorEastAsia"/>
+          <w:lang w:val="es-ES"/>
+        </w:rPr>
+        <w:t>.</w:t>
       </w:r>
     </w:p>
     <w:p>
@@ -18481,12 +19408,21 @@
         </w:rPr>
         <w:t>Los cuales per</w:t>
       </w:r>
-      <w:r>
-        <w:rPr>
-          <w:rFonts w:eastAsiaTheme="minorEastAsia"/>
-          <w:lang w:val="es-ES"/>
-        </w:rPr>
-        <w:t>mitirán tomar las expresiones (26) y (27</w:t>
+      <w:proofErr w:type="spellStart"/>
+      <w:r>
+        <w:rPr>
+          <w:rFonts w:eastAsiaTheme="minorEastAsia"/>
+          <w:lang w:val="es-ES"/>
+        </w:rPr>
+        <w:t>mitirán</w:t>
+      </w:r>
+      <w:proofErr w:type="spellEnd"/>
+      <w:r>
+        <w:rPr>
+          <w:rFonts w:eastAsiaTheme="minorEastAsia"/>
+          <w:lang w:val="es-ES"/>
+        </w:rPr>
+        <w:t xml:space="preserve"> tomar las expresiones (26) y (27</w:t>
       </w:r>
       <w:r>
         <w:rPr>
@@ -19576,32 +20512,306 @@
     </w:p>
     <w:p>
       <w:pPr>
+        <w:spacing w:before="0" w:line="259" w:lineRule="auto"/>
+        <w:ind w:firstLine="0"/>
+        <w:jc w:val="left"/>
+        <w:rPr>
+          <w:rFonts w:eastAsiaTheme="majorEastAsia" w:cstheme="majorBidi"/>
+          <w:b/>
+          <w:sz w:val="32"/>
+          <w:szCs w:val="32"/>
+          <w:lang w:val="es-ES"/>
+        </w:rPr>
+      </w:pPr>
+      <w:bookmarkStart w:id="30" w:name="_Toc181458772"/>
+      <w:r>
+        <w:rPr>
+          <w:lang w:val="es-ES"/>
+        </w:rPr>
+        <w:br w:type="page"/>
+      </w:r>
+    </w:p>
+    <w:bookmarkEnd w:id="30" w:displacedByCustomXml="next"/>
+    <w:sdt>
+      <w:sdtPr>
+        <w:rPr>
+          <w:lang w:val="es-ES"/>
+        </w:rPr>
+        <w:id w:val="1248928257"/>
+        <w:docPartObj>
+          <w:docPartGallery w:val="Bibliographies"/>
+          <w:docPartUnique/>
+        </w:docPartObj>
+      </w:sdtPr>
+      <w:sdtEndPr>
+        <w:rPr>
+          <w:rFonts w:eastAsiaTheme="minorHAnsi" w:cstheme="minorBidi"/>
+          <w:b w:val="0"/>
+          <w:sz w:val="24"/>
+          <w:szCs w:val="22"/>
+          <w:lang w:val="en-US"/>
+        </w:rPr>
+      </w:sdtEndPr>
+      <w:sdtContent>
+        <w:p>
+          <w:pPr>
+            <w:pStyle w:val="Ttulo1"/>
+            <w:rPr>
+              <w:lang w:val="es-AR"/>
+            </w:rPr>
+          </w:pPr>
+          <w:r>
+            <w:rPr>
+              <w:lang w:val="es-ES"/>
+            </w:rPr>
+            <w:t>Bibliografía</w:t>
+          </w:r>
+        </w:p>
+        <w:sdt>
+          <w:sdtPr>
+            <w:id w:val="111145805"/>
+            <w:bibliography/>
+          </w:sdtPr>
+          <w:sdtContent>
+            <w:p>
+              <w:pPr>
+                <w:pStyle w:val="Bibliografa"/>
+                <w:ind w:left="720" w:hanging="720"/>
+                <w:rPr>
+                  <w:noProof/>
+                  <w:szCs w:val="24"/>
+                  <w:lang w:val="es-AR"/>
+                </w:rPr>
+              </w:pPr>
+              <w:r>
+                <w:fldChar w:fldCharType="begin"/>
+              </w:r>
+              <w:r>
+                <w:rPr>
+                  <w:lang w:val="es-AR"/>
+                </w:rPr>
+                <w:instrText>BIBLIOGRAPHY</w:instrText>
+              </w:r>
+              <w:r>
+                <w:fldChar w:fldCharType="separate"/>
+              </w:r>
+              <w:r>
+                <w:rPr>
+                  <w:noProof/>
+                  <w:lang w:val="es-AR"/>
+                </w:rPr>
+                <w:t xml:space="preserve">QSA GLOBAL. (Noviembre de 2023). </w:t>
+              </w:r>
+              <w:r>
+                <w:rPr>
+                  <w:i/>
+                  <w:iCs/>
+                  <w:noProof/>
+                  <w:lang w:val="es-AR"/>
+                </w:rPr>
+                <w:t>QSA GLOBAL.</w:t>
+              </w:r>
+              <w:r>
+                <w:rPr>
+                  <w:noProof/>
+                  <w:lang w:val="es-AR"/>
+                </w:rPr>
+                <w:t xml:space="preserve"> Obtenido de https://www.qsa-global.com/880-series-gamma-ray-source-projectors</w:t>
+              </w:r>
+            </w:p>
+            <w:p>
+              <w:pPr>
+                <w:pStyle w:val="Bibliografa"/>
+                <w:ind w:left="720" w:hanging="720"/>
+                <w:rPr>
+                  <w:noProof/>
+                  <w:lang w:val="es-ES"/>
+                </w:rPr>
+              </w:pPr>
+              <w:r>
+                <w:rPr>
+                  <w:noProof/>
+                  <w:lang w:val="es-ES"/>
+                </w:rPr>
+                <w:t xml:space="preserve">ROBOTIQ. (s.f.). </w:t>
+              </w:r>
+              <w:r>
+                <w:rPr>
+                  <w:i/>
+                  <w:iCs/>
+                  <w:noProof/>
+                  <w:lang w:val="es-ES"/>
+                </w:rPr>
+                <w:t>ROBOTIQ.</w:t>
+              </w:r>
+              <w:r>
+                <w:rPr>
+                  <w:noProof/>
+                  <w:lang w:val="es-ES"/>
+                </w:rPr>
+                <w:t xml:space="preserve"> Obtenido de https://assets.robotiq.com/website-assets/support_documents/document/3-Finger_PDF_20190221.pdf</w:t>
+              </w:r>
+            </w:p>
+            <w:p>
+              <w:pPr>
+                <w:pStyle w:val="Bibliografa"/>
+                <w:ind w:left="720" w:hanging="720"/>
+                <w:rPr>
+                  <w:noProof/>
+                  <w:lang w:val="es-ES"/>
+                </w:rPr>
+              </w:pPr>
+              <w:r>
+                <w:rPr>
+                  <w:noProof/>
+                  <w:lang w:val="en-GB"/>
+                </w:rPr>
+                <w:t xml:space="preserve">Saixuan Chen, M. L. (2017). A General Analytical Algorithm for Collaborative Robot (cobot). </w:t>
+              </w:r>
+              <w:r>
+                <w:rPr>
+                  <w:noProof/>
+                  <w:lang w:val="es-ES"/>
+                </w:rPr>
+                <w:t>698-701.</w:t>
+              </w:r>
+            </w:p>
+            <w:p>
+              <w:pPr>
+                <w:pStyle w:val="Bibliografa"/>
+                <w:ind w:left="720" w:hanging="720"/>
+                <w:rPr>
+                  <w:noProof/>
+                  <w:lang w:val="es-ES"/>
+                </w:rPr>
+              </w:pPr>
+              <w:r>
+                <w:rPr>
+                  <w:noProof/>
+                  <w:lang w:val="es-ES"/>
+                </w:rPr>
+                <w:t>Universal Robots. (Septiembre de 2024). Obtenido de https://www.universal-robots.com/media/1807466/ur10e-rgb-fact-sheet-landscape-a4-125-kg.pdf</w:t>
+              </w:r>
+            </w:p>
+            <w:p>
+              <w:pPr>
+                <w:pStyle w:val="Bibliografa"/>
+                <w:ind w:left="720" w:hanging="720"/>
+                <w:rPr>
+                  <w:noProof/>
+                  <w:lang w:val="en-GB"/>
+                </w:rPr>
+              </w:pPr>
+              <w:r>
+                <w:rPr>
+                  <w:noProof/>
+                  <w:lang w:val="es-ES"/>
+                </w:rPr>
+                <w:t xml:space="preserve">Universal Robots. (Julio de 2024). </w:t>
+              </w:r>
+              <w:r>
+                <w:rPr>
+                  <w:i/>
+                  <w:iCs/>
+                  <w:noProof/>
+                  <w:lang w:val="es-ES"/>
+                </w:rPr>
+                <w:t>Universal Robots</w:t>
+              </w:r>
+              <w:r>
+                <w:rPr>
+                  <w:noProof/>
+                  <w:lang w:val="es-ES"/>
+                </w:rPr>
+                <w:t xml:space="preserve">. </w:t>
+              </w:r>
+              <w:r>
+                <w:rPr>
+                  <w:noProof/>
+                  <w:lang w:val="en-GB"/>
+                </w:rPr>
+                <w:t>Obtenido de DH PARAMETERS FOR CALCULATIONS OF KINEMATICS AND DYNAMICS: https://www.universal-robots.com/articles/ur/application-installation/dh-parameters-for-calculations-of-kinematics-and-dynamics/</w:t>
+              </w:r>
+            </w:p>
+            <w:p>
+              <w:pPr>
+                <w:pStyle w:val="Bibliografa"/>
+                <w:ind w:left="720" w:hanging="720"/>
+                <w:rPr>
+                  <w:noProof/>
+                  <w:lang w:val="es-ES"/>
+                </w:rPr>
+              </w:pPr>
+              <w:r>
+                <w:rPr>
+                  <w:noProof/>
+                  <w:lang w:val="es-ES"/>
+                </w:rPr>
+                <w:t xml:space="preserve">VENTUS. (s.f.). </w:t>
+              </w:r>
+              <w:r>
+                <w:rPr>
+                  <w:i/>
+                  <w:iCs/>
+                  <w:noProof/>
+                  <w:lang w:val="es-ES"/>
+                </w:rPr>
+                <w:t>VENTUS Ciencia Experimental.</w:t>
+              </w:r>
+              <w:r>
+                <w:rPr>
+                  <w:noProof/>
+                  <w:lang w:val="es-ES"/>
+                </w:rPr>
+                <w:t xml:space="preserve"> Obtenido de https://www.ventusciencia.com/contenedor-para-fuentes-radiactivas.html#tabs</w:t>
+              </w:r>
+            </w:p>
+            <w:p>
+              <w:r>
+                <w:rPr>
+                  <w:b/>
+                  <w:bCs/>
+                </w:rPr>
+                <w:fldChar w:fldCharType="end"/>
+              </w:r>
+            </w:p>
+          </w:sdtContent>
+        </w:sdt>
+      </w:sdtContent>
+    </w:sdt>
+    <w:p>
+      <w:pPr>
+        <w:spacing w:before="0" w:line="259" w:lineRule="auto"/>
+        <w:ind w:firstLine="0"/>
+        <w:jc w:val="left"/>
+        <w:rPr>
+          <w:rFonts w:eastAsiaTheme="majorEastAsia" w:cstheme="majorBidi"/>
+          <w:b/>
+          <w:sz w:val="32"/>
+          <w:szCs w:val="32"/>
+          <w:lang w:val="en-GB"/>
+        </w:rPr>
+      </w:pPr>
+      <w:bookmarkStart w:id="31" w:name="_Toc181458773"/>
+      <w:r>
+        <w:rPr>
+          <w:lang w:val="en-GB"/>
+        </w:rPr>
+        <w:br w:type="page"/>
+      </w:r>
+    </w:p>
+    <w:p>
+      <w:pPr>
         <w:pStyle w:val="Ttulo1"/>
         <w:rPr>
           <w:lang w:val="es-ES"/>
         </w:rPr>
       </w:pPr>
-      <w:bookmarkStart w:id="30" w:name="_Toc181458772"/>
-      <w:r>
-        <w:rPr>
-          <w:lang w:val="es-ES"/>
-        </w:rPr>
-        <w:t>Referencias</w:t>
-      </w:r>
-      <w:bookmarkEnd w:id="30"/>
-    </w:p>
-    <w:p>
-      <w:pPr>
-        <w:pStyle w:val="Ttulo1"/>
-        <w:rPr>
-          <w:lang w:val="es-ES"/>
-        </w:rPr>
-      </w:pPr>
-      <w:bookmarkStart w:id="31" w:name="_Toc181458773"/>
-      <w:r>
-        <w:rPr>
-          <w:lang w:val="es-ES"/>
-        </w:rPr>
+      <w:r>
+        <w:rPr>
+          <w:lang w:val="es-ES"/>
+        </w:rPr>
+        <w:lastRenderedPageBreak/>
         <w:t>Anexos</w:t>
       </w:r>
       <w:bookmarkEnd w:id="31"/>
@@ -19613,11 +20823,621 @@
           <w:lang w:val="es-ES"/>
         </w:rPr>
       </w:pPr>
+      <w:r>
+        <w:rPr>
+          <w:lang w:val="es-ES"/>
+        </w:rPr>
+        <w:t xml:space="preserve">Anexo 1 – </w:t>
+      </w:r>
+      <w:proofErr w:type="spellStart"/>
+      <w:r>
+        <w:rPr>
+          <w:lang w:val="es-ES"/>
+        </w:rPr>
+        <w:t>Layout</w:t>
+      </w:r>
+      <w:proofErr w:type="spellEnd"/>
+      <w:r>
+        <w:rPr>
+          <w:lang w:val="es-ES"/>
+        </w:rPr>
+        <w:t xml:space="preserve"> de la Planta</w:t>
+      </w:r>
+    </w:p>
+    <w:p>
+      <w:pPr>
+        <w:jc w:val="center"/>
+        <w:rPr>
+          <w:lang w:val="es-ES"/>
+        </w:rPr>
+      </w:pPr>
+      <w:r>
+        <w:rPr>
+          <w:noProof/>
+          <w:lang w:val="es-AR" w:eastAsia="es-AR"/>
+        </w:rPr>
+        <w:drawing>
+          <wp:inline distT="0" distB="0" distL="0" distR="0">
+            <wp:extent cx="4238625" cy="2657475"/>
+            <wp:effectExtent l="0" t="0" r="9525" b="9525"/>
+            <wp:docPr id="40" name="Imagen 40"/>
+            <wp:cNvGraphicFramePr>
+              <a:graphicFrameLocks xmlns:a="http://schemas.openxmlformats.org/drawingml/2006/main" noChangeAspect="1"/>
+            </wp:cNvGraphicFramePr>
+            <a:graphic xmlns:a="http://schemas.openxmlformats.org/drawingml/2006/main">
+              <a:graphicData uri="http://schemas.openxmlformats.org/drawingml/2006/picture">
+                <pic:pic xmlns:pic="http://schemas.openxmlformats.org/drawingml/2006/picture">
+                  <pic:nvPicPr>
+                    <pic:cNvPr id="40" name="Anexo-layout1.JPG"/>
+                    <pic:cNvPicPr/>
+                  </pic:nvPicPr>
+                  <pic:blipFill>
+                    <a:blip r:embed="rId44">
+                      <a:extLst>
+                        <a:ext uri="{28A0092B-C50C-407E-A947-70E740481C1C}">
+                          <a14:useLocalDpi xmlns:a14="http://schemas.microsoft.com/office/drawing/2010/main" val="0"/>
+                        </a:ext>
+                      </a:extLst>
+                    </a:blip>
+                    <a:stretch>
+                      <a:fillRect/>
+                    </a:stretch>
+                  </pic:blipFill>
+                  <pic:spPr>
+                    <a:xfrm>
+                      <a:off x="0" y="0"/>
+                      <a:ext cx="4238625" cy="2657475"/>
+                    </a:xfrm>
+                    <a:prstGeom prst="rect">
+                      <a:avLst/>
+                    </a:prstGeom>
+                  </pic:spPr>
+                </pic:pic>
+              </a:graphicData>
+            </a:graphic>
+          </wp:inline>
+        </w:drawing>
+      </w:r>
+    </w:p>
+    <w:p>
+      <w:pPr>
+        <w:jc w:val="center"/>
+        <w:rPr>
+          <w:lang w:val="es-ES"/>
+        </w:rPr>
+      </w:pPr>
+      <w:r>
+        <w:rPr>
+          <w:noProof/>
+          <w:lang w:val="es-AR" w:eastAsia="es-AR"/>
+        </w:rPr>
+        <w:drawing>
+          <wp:inline distT="0" distB="0" distL="0" distR="0">
+            <wp:extent cx="3962400" cy="3390900"/>
+            <wp:effectExtent l="0" t="0" r="0" b="0"/>
+            <wp:docPr id="41" name="Imagen 41"/>
+            <wp:cNvGraphicFramePr>
+              <a:graphicFrameLocks xmlns:a="http://schemas.openxmlformats.org/drawingml/2006/main" noChangeAspect="1"/>
+            </wp:cNvGraphicFramePr>
+            <a:graphic xmlns:a="http://schemas.openxmlformats.org/drawingml/2006/main">
+              <a:graphicData uri="http://schemas.openxmlformats.org/drawingml/2006/picture">
+                <pic:pic xmlns:pic="http://schemas.openxmlformats.org/drawingml/2006/picture">
+                  <pic:nvPicPr>
+                    <pic:cNvPr id="41" name="Anexo-layout2.JPG"/>
+                    <pic:cNvPicPr/>
+                  </pic:nvPicPr>
+                  <pic:blipFill>
+                    <a:blip r:embed="rId45">
+                      <a:extLst>
+                        <a:ext uri="{28A0092B-C50C-407E-A947-70E740481C1C}">
+                          <a14:useLocalDpi xmlns:a14="http://schemas.microsoft.com/office/drawing/2010/main" val="0"/>
+                        </a:ext>
+                      </a:extLst>
+                    </a:blip>
+                    <a:stretch>
+                      <a:fillRect/>
+                    </a:stretch>
+                  </pic:blipFill>
+                  <pic:spPr>
+                    <a:xfrm>
+                      <a:off x="0" y="0"/>
+                      <a:ext cx="3962400" cy="3390900"/>
+                    </a:xfrm>
+                    <a:prstGeom prst="rect">
+                      <a:avLst/>
+                    </a:prstGeom>
+                  </pic:spPr>
+                </pic:pic>
+              </a:graphicData>
+            </a:graphic>
+          </wp:inline>
+        </w:drawing>
+      </w:r>
+    </w:p>
+    <w:p>
+      <w:pPr>
+        <w:jc w:val="center"/>
+        <w:rPr>
+          <w:lang w:val="es-ES"/>
+        </w:rPr>
+      </w:pPr>
+      <w:r>
+        <w:rPr>
+          <w:noProof/>
+          <w:lang w:val="es-AR" w:eastAsia="es-AR"/>
+        </w:rPr>
+        <w:lastRenderedPageBreak/>
+        <w:drawing>
+          <wp:inline distT="0" distB="0" distL="0" distR="0">
+            <wp:extent cx="3657600" cy="2486025"/>
+            <wp:effectExtent l="0" t="0" r="0" b="9525"/>
+            <wp:docPr id="42" name="Imagen 42"/>
+            <wp:cNvGraphicFramePr>
+              <a:graphicFrameLocks xmlns:a="http://schemas.openxmlformats.org/drawingml/2006/main" noChangeAspect="1"/>
+            </wp:cNvGraphicFramePr>
+            <a:graphic xmlns:a="http://schemas.openxmlformats.org/drawingml/2006/main">
+              <a:graphicData uri="http://schemas.openxmlformats.org/drawingml/2006/picture">
+                <pic:pic xmlns:pic="http://schemas.openxmlformats.org/drawingml/2006/picture">
+                  <pic:nvPicPr>
+                    <pic:cNvPr id="42" name="Anexo-layout3.JPG"/>
+                    <pic:cNvPicPr/>
+                  </pic:nvPicPr>
+                  <pic:blipFill>
+                    <a:blip r:embed="rId46">
+                      <a:extLst>
+                        <a:ext uri="{28A0092B-C50C-407E-A947-70E740481C1C}">
+                          <a14:useLocalDpi xmlns:a14="http://schemas.microsoft.com/office/drawing/2010/main" val="0"/>
+                        </a:ext>
+                      </a:extLst>
+                    </a:blip>
+                    <a:stretch>
+                      <a:fillRect/>
+                    </a:stretch>
+                  </pic:blipFill>
+                  <pic:spPr>
+                    <a:xfrm>
+                      <a:off x="0" y="0"/>
+                      <a:ext cx="3657600" cy="2486025"/>
+                    </a:xfrm>
+                    <a:prstGeom prst="rect">
+                      <a:avLst/>
+                    </a:prstGeom>
+                  </pic:spPr>
+                </pic:pic>
+              </a:graphicData>
+            </a:graphic>
+          </wp:inline>
+        </w:drawing>
+      </w:r>
+    </w:p>
+    <w:p>
+      <w:pPr>
+        <w:pStyle w:val="Ttulo2"/>
+        <w:rPr>
+          <w:lang w:val="es-ES"/>
+        </w:rPr>
+      </w:pPr>
+      <w:r>
+        <w:rPr>
+          <w:lang w:val="es-ES"/>
+        </w:rPr>
+        <w:t>Anexo 2 – Máquina de gammagrafía</w:t>
+      </w:r>
+    </w:p>
+    <w:p>
+      <w:pPr>
+        <w:jc w:val="center"/>
+        <w:rPr>
+          <w:lang w:val="es-ES"/>
+        </w:rPr>
+      </w:pPr>
+      <w:r>
+        <w:rPr>
+          <w:noProof/>
+          <w:lang w:val="es-AR" w:eastAsia="es-AR"/>
+        </w:rPr>
+        <w:drawing>
+          <wp:inline distT="0" distB="0" distL="0" distR="0">
+            <wp:extent cx="5278697" cy="4113766"/>
+            <wp:effectExtent l="0" t="0" r="0" b="1270"/>
+            <wp:docPr id="43" name="Imagen 43"/>
+            <wp:cNvGraphicFramePr>
+              <a:graphicFrameLocks xmlns:a="http://schemas.openxmlformats.org/drawingml/2006/main" noChangeAspect="1"/>
+            </wp:cNvGraphicFramePr>
+            <a:graphic xmlns:a="http://schemas.openxmlformats.org/drawingml/2006/main">
+              <a:graphicData uri="http://schemas.openxmlformats.org/drawingml/2006/picture">
+                <pic:pic xmlns:pic="http://schemas.openxmlformats.org/drawingml/2006/picture">
+                  <pic:nvPicPr>
+                    <pic:cNvPr id="43" name="Anexo-maquina.JPG"/>
+                    <pic:cNvPicPr/>
+                  </pic:nvPicPr>
+                  <pic:blipFill>
+                    <a:blip r:embed="rId47">
+                      <a:extLst>
+                        <a:ext uri="{28A0092B-C50C-407E-A947-70E740481C1C}">
+                          <a14:useLocalDpi xmlns:a14="http://schemas.microsoft.com/office/drawing/2010/main" val="0"/>
+                        </a:ext>
+                      </a:extLst>
+                    </a:blip>
+                    <a:stretch>
+                      <a:fillRect/>
+                    </a:stretch>
+                  </pic:blipFill>
+                  <pic:spPr>
+                    <a:xfrm>
+                      <a:off x="0" y="0"/>
+                      <a:ext cx="5288020" cy="4121032"/>
+                    </a:xfrm>
+                    <a:prstGeom prst="rect">
+                      <a:avLst/>
+                    </a:prstGeom>
+                  </pic:spPr>
+                </pic:pic>
+              </a:graphicData>
+            </a:graphic>
+          </wp:inline>
+        </w:drawing>
+      </w:r>
+    </w:p>
+    <w:p>
+      <w:pPr>
+        <w:spacing w:before="0" w:line="259" w:lineRule="auto"/>
+        <w:ind w:firstLine="0"/>
+        <w:jc w:val="left"/>
+        <w:rPr>
+          <w:rFonts w:eastAsiaTheme="majorEastAsia" w:cstheme="majorBidi"/>
+          <w:b/>
+          <w:sz w:val="28"/>
+          <w:szCs w:val="26"/>
+          <w:lang w:val="es-ES"/>
+        </w:rPr>
+      </w:pPr>
+      <w:r>
+        <w:rPr>
+          <w:lang w:val="es-ES"/>
+        </w:rPr>
+        <w:br w:type="page"/>
+      </w:r>
+    </w:p>
+    <w:p>
+      <w:pPr>
+        <w:pStyle w:val="Ttulo2"/>
+        <w:rPr>
+          <w:lang w:val="es-ES"/>
+        </w:rPr>
+      </w:pPr>
+      <w:r>
+        <w:rPr>
+          <w:lang w:val="es-ES"/>
+        </w:rPr>
+        <w:lastRenderedPageBreak/>
+        <w:t xml:space="preserve">Anexo 3 </w:t>
+      </w:r>
+      <w:r>
+        <w:rPr>
+          <w:lang w:val="es-ES"/>
+        </w:rPr>
+        <w:t>–</w:t>
+      </w:r>
+      <w:r>
+        <w:rPr>
+          <w:lang w:val="es-ES"/>
+        </w:rPr>
+        <w:t xml:space="preserve"> </w:t>
+      </w:r>
+      <w:r>
+        <w:rPr>
+          <w:lang w:val="es-ES"/>
+        </w:rPr>
+        <w:t>Contenedor  con pastilla</w:t>
+      </w:r>
+    </w:p>
+    <w:p>
+      <w:pPr>
+        <w:jc w:val="center"/>
+        <w:rPr>
+          <w:lang w:val="es-ES"/>
+        </w:rPr>
+      </w:pPr>
+      <w:r>
+        <w:rPr>
+          <w:noProof/>
+          <w:lang w:val="es-AR" w:eastAsia="es-AR"/>
+        </w:rPr>
+        <w:drawing>
+          <wp:inline distT="0" distB="0" distL="0" distR="0" wp14:anchorId="20893C5D" wp14:editId="0E071535">
+            <wp:extent cx="2343150" cy="6019800"/>
+            <wp:effectExtent l="0" t="0" r="0" b="0"/>
+            <wp:docPr id="44" name="Imagen 44"/>
+            <wp:cNvGraphicFramePr>
+              <a:graphicFrameLocks xmlns:a="http://schemas.openxmlformats.org/drawingml/2006/main" noChangeAspect="1"/>
+            </wp:cNvGraphicFramePr>
+            <a:graphic xmlns:a="http://schemas.openxmlformats.org/drawingml/2006/main">
+              <a:graphicData uri="http://schemas.openxmlformats.org/drawingml/2006/picture">
+                <pic:pic xmlns:pic="http://schemas.openxmlformats.org/drawingml/2006/picture">
+                  <pic:nvPicPr>
+                    <pic:cNvPr id="1" name=""/>
+                    <pic:cNvPicPr/>
+                  </pic:nvPicPr>
+                  <pic:blipFill>
+                    <a:blip r:embed="rId48"/>
+                    <a:stretch>
+                      <a:fillRect/>
+                    </a:stretch>
+                  </pic:blipFill>
+                  <pic:spPr>
+                    <a:xfrm>
+                      <a:off x="0" y="0"/>
+                      <a:ext cx="2343150" cy="6019800"/>
+                    </a:xfrm>
+                    <a:prstGeom prst="rect">
+                      <a:avLst/>
+                    </a:prstGeom>
+                  </pic:spPr>
+                </pic:pic>
+              </a:graphicData>
+            </a:graphic>
+          </wp:inline>
+        </w:drawing>
+      </w:r>
+    </w:p>
+    <w:p>
+      <w:pPr>
+        <w:spacing w:before="0" w:line="259" w:lineRule="auto"/>
+        <w:ind w:firstLine="0"/>
+        <w:jc w:val="left"/>
+        <w:rPr>
+          <w:rFonts w:eastAsiaTheme="majorEastAsia" w:cstheme="majorBidi"/>
+          <w:b/>
+          <w:sz w:val="28"/>
+          <w:szCs w:val="26"/>
+          <w:lang w:val="es-ES"/>
+        </w:rPr>
+      </w:pPr>
+      <w:r>
+        <w:rPr>
+          <w:lang w:val="es-ES"/>
+        </w:rPr>
+        <w:br w:type="page"/>
+      </w:r>
+    </w:p>
+    <w:p>
+      <w:pPr>
+        <w:pStyle w:val="Ttulo2"/>
+        <w:rPr>
+          <w:lang w:val="es-ES"/>
+        </w:rPr>
+      </w:pPr>
+      <w:r>
+        <w:rPr>
+          <w:lang w:val="es-ES"/>
+        </w:rPr>
+        <w:lastRenderedPageBreak/>
+        <w:t>Anexo 4 – Mesa</w:t>
+      </w:r>
+    </w:p>
+    <w:p>
+      <w:pPr>
+        <w:jc w:val="center"/>
+        <w:rPr>
+          <w:lang w:val="es-ES"/>
+        </w:rPr>
+      </w:pPr>
+      <w:r>
+        <w:rPr>
+          <w:noProof/>
+          <w:lang w:val="es-AR" w:eastAsia="es-AR"/>
+        </w:rPr>
+        <w:drawing>
+          <wp:inline distT="0" distB="0" distL="0" distR="0">
+            <wp:extent cx="5819775" cy="4429125"/>
+            <wp:effectExtent l="0" t="0" r="9525" b="9525"/>
+            <wp:docPr id="45" name="Imagen 45"/>
+            <wp:cNvGraphicFramePr>
+              <a:graphicFrameLocks xmlns:a="http://schemas.openxmlformats.org/drawingml/2006/main" noChangeAspect="1"/>
+            </wp:cNvGraphicFramePr>
+            <a:graphic xmlns:a="http://schemas.openxmlformats.org/drawingml/2006/main">
+              <a:graphicData uri="http://schemas.openxmlformats.org/drawingml/2006/picture">
+                <pic:pic xmlns:pic="http://schemas.openxmlformats.org/drawingml/2006/picture">
+                  <pic:nvPicPr>
+                    <pic:cNvPr id="45" name="Anexo-mesa_1.JPG"/>
+                    <pic:cNvPicPr/>
+                  </pic:nvPicPr>
+                  <pic:blipFill>
+                    <a:blip r:embed="rId49">
+                      <a:extLst>
+                        <a:ext uri="{28A0092B-C50C-407E-A947-70E740481C1C}">
+                          <a14:useLocalDpi xmlns:a14="http://schemas.microsoft.com/office/drawing/2010/main" val="0"/>
+                        </a:ext>
+                      </a:extLst>
+                    </a:blip>
+                    <a:stretch>
+                      <a:fillRect/>
+                    </a:stretch>
+                  </pic:blipFill>
+                  <pic:spPr>
+                    <a:xfrm>
+                      <a:off x="0" y="0"/>
+                      <a:ext cx="5819775" cy="4429125"/>
+                    </a:xfrm>
+                    <a:prstGeom prst="rect">
+                      <a:avLst/>
+                    </a:prstGeom>
+                  </pic:spPr>
+                </pic:pic>
+              </a:graphicData>
+            </a:graphic>
+          </wp:inline>
+        </w:drawing>
+      </w:r>
+    </w:p>
+    <w:p>
+      <w:pPr>
+        <w:rPr>
+          <w:lang w:val="es-ES"/>
+        </w:rPr>
+      </w:pPr>
+      <w:r>
+        <w:rPr>
+          <w:noProof/>
+          <w:lang w:val="es-AR" w:eastAsia="es-AR"/>
+        </w:rPr>
+        <w:lastRenderedPageBreak/>
+        <w:drawing>
+          <wp:inline distT="0" distB="0" distL="0" distR="0">
+            <wp:extent cx="5715000" cy="4324350"/>
+            <wp:effectExtent l="0" t="0" r="0" b="0"/>
+            <wp:docPr id="46" name="Imagen 46"/>
+            <wp:cNvGraphicFramePr>
+              <a:graphicFrameLocks xmlns:a="http://schemas.openxmlformats.org/drawingml/2006/main" noChangeAspect="1"/>
+            </wp:cNvGraphicFramePr>
+            <a:graphic xmlns:a="http://schemas.openxmlformats.org/drawingml/2006/main">
+              <a:graphicData uri="http://schemas.openxmlformats.org/drawingml/2006/picture">
+                <pic:pic xmlns:pic="http://schemas.openxmlformats.org/drawingml/2006/picture">
+                  <pic:nvPicPr>
+                    <pic:cNvPr id="46" name="Anexo-mesa_2.JPG"/>
+                    <pic:cNvPicPr/>
+                  </pic:nvPicPr>
+                  <pic:blipFill>
+                    <a:blip r:embed="rId50">
+                      <a:extLst>
+                        <a:ext uri="{28A0092B-C50C-407E-A947-70E740481C1C}">
+                          <a14:useLocalDpi xmlns:a14="http://schemas.microsoft.com/office/drawing/2010/main" val="0"/>
+                        </a:ext>
+                      </a:extLst>
+                    </a:blip>
+                    <a:stretch>
+                      <a:fillRect/>
+                    </a:stretch>
+                  </pic:blipFill>
+                  <pic:spPr>
+                    <a:xfrm>
+                      <a:off x="0" y="0"/>
+                      <a:ext cx="5715000" cy="4324350"/>
+                    </a:xfrm>
+                    <a:prstGeom prst="rect">
+                      <a:avLst/>
+                    </a:prstGeom>
+                  </pic:spPr>
+                </pic:pic>
+              </a:graphicData>
+            </a:graphic>
+          </wp:inline>
+        </w:drawing>
+      </w:r>
+    </w:p>
+    <w:p>
+      <w:pPr>
+        <w:pStyle w:val="Ttulo2"/>
+        <w:rPr>
+          <w:lang w:val="es-ES"/>
+        </w:rPr>
+      </w:pPr>
+      <w:r>
+        <w:rPr>
+          <w:lang w:val="es-ES"/>
+        </w:rPr>
+        <w:lastRenderedPageBreak/>
+        <w:t>Anexo 5</w:t>
+      </w:r>
+      <w:r>
+        <w:rPr>
+          <w:lang w:val="es-ES"/>
+        </w:rPr>
+        <w:t xml:space="preserve"> – Efector final</w:t>
+      </w:r>
+    </w:p>
+    <w:p>
+      <w:pPr>
+        <w:jc w:val="center"/>
+        <w:rPr>
+          <w:lang w:val="es-ES"/>
+        </w:rPr>
+      </w:pPr>
+      <w:r>
+        <w:rPr>
+          <w:noProof/>
+          <w:lang w:val="es-AR" w:eastAsia="es-AR"/>
+        </w:rPr>
+        <w:drawing>
+          <wp:inline distT="0" distB="0" distL="0" distR="0">
+            <wp:extent cx="6151880" cy="4433570"/>
+            <wp:effectExtent l="0" t="0" r="1270" b="5080"/>
+            <wp:docPr id="47" name="Imagen 47"/>
+            <wp:cNvGraphicFramePr>
+              <a:graphicFrameLocks xmlns:a="http://schemas.openxmlformats.org/drawingml/2006/main" noChangeAspect="1"/>
+            </wp:cNvGraphicFramePr>
+            <a:graphic xmlns:a="http://schemas.openxmlformats.org/drawingml/2006/main">
+              <a:graphicData uri="http://schemas.openxmlformats.org/drawingml/2006/picture">
+                <pic:pic xmlns:pic="http://schemas.openxmlformats.org/drawingml/2006/picture">
+                  <pic:nvPicPr>
+                    <pic:cNvPr id="47" name="Anexo-gripper.JPG"/>
+                    <pic:cNvPicPr/>
+                  </pic:nvPicPr>
+                  <pic:blipFill>
+                    <a:blip r:embed="rId51">
+                      <a:extLst>
+                        <a:ext uri="{28A0092B-C50C-407E-A947-70E740481C1C}">
+                          <a14:useLocalDpi xmlns:a14="http://schemas.microsoft.com/office/drawing/2010/main" val="0"/>
+                        </a:ext>
+                      </a:extLst>
+                    </a:blip>
+                    <a:stretch>
+                      <a:fillRect/>
+                    </a:stretch>
+                  </pic:blipFill>
+                  <pic:spPr>
+                    <a:xfrm>
+                      <a:off x="0" y="0"/>
+                      <a:ext cx="6151880" cy="4433570"/>
+                    </a:xfrm>
+                    <a:prstGeom prst="rect">
+                      <a:avLst/>
+                    </a:prstGeom>
+                  </pic:spPr>
+                </pic:pic>
+              </a:graphicData>
+            </a:graphic>
+          </wp:inline>
+        </w:drawing>
+      </w:r>
+    </w:p>
+    <w:p>
+      <w:pPr>
+        <w:rPr>
+          <w:lang w:val="es-ES"/>
+        </w:rPr>
+      </w:pPr>
+    </w:p>
+    <w:p>
+      <w:pPr>
+        <w:pStyle w:val="Ttulo2"/>
+        <w:rPr>
+          <w:sz w:val="32"/>
+          <w:szCs w:val="32"/>
+          <w:lang w:val="es-ES"/>
+        </w:rPr>
+      </w:pPr>
+      <w:r>
+        <w:rPr>
+          <w:lang w:val="es-ES"/>
+        </w:rPr>
+        <w:br w:type="page"/>
+      </w:r>
+    </w:p>
+    <w:p>
+      <w:pPr>
+        <w:pStyle w:val="Ttulo2"/>
+        <w:rPr>
+          <w:lang w:val="es-ES"/>
+        </w:rPr>
+      </w:pPr>
       <w:bookmarkStart w:id="32" w:name="_Toc181458774"/>
       <w:r>
         <w:rPr>
           <w:lang w:val="es-ES"/>
         </w:rPr>
+        <w:lastRenderedPageBreak/>
         <w:t>Definición del Robot</w:t>
       </w:r>
       <w:bookmarkEnd w:id="32"/>
@@ -19663,9 +21483,9 @@
       </w:pPr>
     </w:p>
     <w:sectPr>
-      <w:headerReference w:type="default" r:id="rId44"/>
-      <w:footerReference w:type="default" r:id="rId45"/>
-      <w:footerReference w:type="first" r:id="rId46"/>
+      <w:headerReference w:type="default" r:id="rId52"/>
+      <w:footerReference w:type="default" r:id="rId53"/>
+      <w:footerReference w:type="first" r:id="rId54"/>
       <w:pgSz w:w="12240" w:h="15840" w:code="1"/>
       <w:pgMar w:top="1134" w:right="1134" w:bottom="1134" w:left="1418" w:header="709" w:footer="709" w:gutter="0"/>
       <w:cols w:space="708"/>
@@ -19879,7 +21699,7 @@
         <w:szCs w:val="20"/>
         <w:lang w:val="es-ES"/>
       </w:rPr>
-      <w:t>11</w:t>
+      <w:t>7</w:t>
     </w:r>
     <w:r>
       <w:rPr>
@@ -21792,555 +23612,34 @@
       <w:ind w:left="480"/>
     </w:pPr>
   </w:style>
-</w:styles>
-</file>
-
-<file path=word/glossary/document.xml><?xml version="1.0" encoding="utf-8"?>
-<w:glossaryDocument xmlns:wpc="http://schemas.microsoft.com/office/word/2010/wordprocessingCanvas" xmlns:mc="http://schemas.openxmlformats.org/markup-compatibility/2006" xmlns:o="urn:schemas-microsoft-com:office:office" xmlns:r="http://schemas.openxmlformats.org/officeDocument/2006/relationships" xmlns:m="http://schemas.openxmlformats.org/officeDocument/2006/math" xmlns:v="urn:schemas-microsoft-com:vml" xmlns:wp14="http://schemas.microsoft.com/office/word/2010/wordprocessingDrawing" xmlns:wp="http://schemas.openxmlformats.org/drawingml/2006/wordprocessingDrawing" xmlns:w10="urn:schemas-microsoft-com:office:word" xmlns:w="http://schemas.openxmlformats.org/wordprocessingml/2006/main" xmlns:w14="http://schemas.microsoft.com/office/word/2010/wordml" xmlns:w15="http://schemas.microsoft.com/office/word/2012/wordml" xmlns:wpg="http://schemas.microsoft.com/office/word/2010/wordprocessingGroup" xmlns:wpi="http://schemas.microsoft.com/office/word/2010/wordprocessingInk" xmlns:wne="http://schemas.microsoft.com/office/word/2006/wordml" xmlns:wps="http://schemas.microsoft.com/office/word/2010/wordprocessingShape" mc:Ignorable="w14 w15 wp14"/>
-</file>
-
-<file path=word/glossary/fontTable.xml><?xml version="1.0" encoding="utf-8"?>
-<w:fonts xmlns:mc="http://schemas.openxmlformats.org/markup-compatibility/2006" xmlns:r="http://schemas.openxmlformats.org/officeDocument/2006/relationships" xmlns:w="http://schemas.openxmlformats.org/wordprocessingml/2006/main" xmlns:w14="http://schemas.microsoft.com/office/word/2010/wordml" xmlns:w15="http://schemas.microsoft.com/office/word/2012/wordml" mc:Ignorable="w14 w15">
-  <w:font w:name="Cambria Math">
-    <w:panose1 w:val="02040503050406030204"/>
-    <w:charset w:val="00"/>
-    <w:family w:val="roman"/>
-    <w:pitch w:val="variable"/>
-    <w:sig w:usb0="E00002FF" w:usb1="420024FF" w:usb2="00000000" w:usb3="00000000" w:csb0="0000019F" w:csb1="00000000"/>
-  </w:font>
-  <w:font w:name="Calibri">
-    <w:panose1 w:val="020F0502020204030204"/>
-    <w:charset w:val="00"/>
-    <w:family w:val="swiss"/>
-    <w:pitch w:val="variable"/>
-    <w:sig w:usb0="E00002FF" w:usb1="4000ACFF" w:usb2="00000001" w:usb3="00000000" w:csb0="0000019F" w:csb1="00000000"/>
-  </w:font>
-  <w:font w:name="Times New Roman">
-    <w:panose1 w:val="02020603050405020304"/>
-    <w:charset w:val="00"/>
-    <w:family w:val="roman"/>
-    <w:pitch w:val="variable"/>
-    <w:sig w:usb0="E0002EFF" w:usb1="C0007843" w:usb2="00000009" w:usb3="00000000" w:csb0="000001FF" w:csb1="00000000"/>
-  </w:font>
-  <w:font w:name="Courier New">
-    <w:panose1 w:val="02070309020205020404"/>
-    <w:charset w:val="00"/>
-    <w:family w:val="modern"/>
-    <w:pitch w:val="fixed"/>
-    <w:sig w:usb0="E0002AFF" w:usb1="C0007843" w:usb2="00000009" w:usb3="00000000" w:csb0="000001FF" w:csb1="00000000"/>
-  </w:font>
-  <w:font w:name="Wingdings">
-    <w:panose1 w:val="05000000000000000000"/>
-    <w:charset w:val="02"/>
-    <w:family w:val="auto"/>
-    <w:pitch w:val="variable"/>
-    <w:sig w:usb0="00000000" w:usb1="10000000" w:usb2="00000000" w:usb3="00000000" w:csb0="80000000" w:csb1="00000000"/>
-  </w:font>
-  <w:font w:name="Symbol">
-    <w:panose1 w:val="05050102010706020507"/>
-    <w:charset w:val="02"/>
-    <w:family w:val="roman"/>
-    <w:pitch w:val="variable"/>
-    <w:sig w:usb0="00000000" w:usb1="10000000" w:usb2="00000000" w:usb3="00000000" w:csb0="80000000" w:csb1="00000000"/>
-  </w:font>
-  <w:font w:name="Segoe UI">
-    <w:panose1 w:val="020B0502040204020203"/>
-    <w:charset w:val="00"/>
-    <w:family w:val="swiss"/>
-    <w:pitch w:val="variable"/>
-    <w:sig w:usb0="E4002EFF" w:usb1="C000E47F" w:usb2="00000009" w:usb3="00000000" w:csb0="000001FF" w:csb1="00000000"/>
-  </w:font>
-  <w:font w:name="Calibri Light">
-    <w:panose1 w:val="020F0302020204030204"/>
-    <w:charset w:val="00"/>
-    <w:family w:val="swiss"/>
-    <w:pitch w:val="variable"/>
-    <w:sig w:usb0="A00002EF" w:usb1="4000207B" w:usb2="00000000" w:usb3="00000000" w:csb0="0000019F" w:csb1="00000000"/>
-  </w:font>
-</w:fonts>
-</file>
-
-<file path=word/glossary/settings.xml><?xml version="1.0" encoding="utf-8"?>
-<w:settings xmlns:mc="http://schemas.openxmlformats.org/markup-compatibility/2006" xmlns:o="urn:schemas-microsoft-com:office:office" xmlns:r="http://schemas.openxmlformats.org/officeDocument/2006/relationships" xmlns:m="http://schemas.openxmlformats.org/officeDocument/2006/math" xmlns:v="urn:schemas-microsoft-com:vml" xmlns:w10="urn:schemas-microsoft-com:office:word" xmlns:w="http://schemas.openxmlformats.org/wordprocessingml/2006/main" xmlns:w14="http://schemas.microsoft.com/office/word/2010/wordml" xmlns:w15="http://schemas.microsoft.com/office/word/2012/wordml" xmlns:sl="http://schemas.openxmlformats.org/schemaLibrary/2006/main" mc:Ignorable="w14 w15">
-  <w:view w:val="normal"/>
-  <w:defaultTabStop w:val="708"/>
-  <w:hyphenationZone w:val="425"/>
-  <w:characterSpacingControl w:val="doNotCompress"/>
-  <w:compat>
-    <w:useFELayout/>
-    <w:compatSetting w:name="compatibilityMode" w:uri="http://schemas.microsoft.com/office/word" w:val="15"/>
-    <w:compatSetting w:name="overrideTableStyleFontSizeAndJustification" w:uri="http://schemas.microsoft.com/office/word" w:val="1"/>
-    <w:compatSetting w:name="enableOpenTypeFeatures" w:uri="http://schemas.microsoft.com/office/word" w:val="1"/>
-    <w:compatSetting w:name="doNotFlipMirrorIndents" w:uri="http://schemas.microsoft.com/office/word" w:val="1"/>
-    <w:compatSetting w:name="differentiateMultirowTableHeaders" w:uri="http://schemas.microsoft.com/office/word" w:val="1"/>
-  </w:compat>
-  <w:rsids>
-    <w:rsidRoot w:val="00903B28"/>
-    <w:rsid w:val="001F1585"/>
-    <w:rsid w:val="007B31EB"/>
-    <w:rsid w:val="00903B28"/>
-    <w:rsid w:val="00D702A4"/>
-  </w:rsids>
-  <m:mathPr>
-    <m:mathFont m:val="Cambria Math"/>
-    <m:brkBin m:val="before"/>
-    <m:brkBinSub m:val="--"/>
-    <m:smallFrac m:val="0"/>
-    <m:dispDef/>
-    <m:lMargin m:val="0"/>
-    <m:rMargin m:val="0"/>
-    <m:defJc m:val="centerGroup"/>
-    <m:wrapIndent m:val="1440"/>
-    <m:intLim m:val="subSup"/>
-    <m:naryLim m:val="undOvr"/>
-  </m:mathPr>
-  <w:themeFontLang w:val="es-AR"/>
-  <w:clrSchemeMapping w:bg1="light1" w:t1="dark1" w:bg2="light2" w:t2="dark2" w:accent1="accent1" w:accent2="accent2" w:accent3="accent3" w:accent4="accent4" w:accent5="accent5" w:accent6="accent6" w:hyperlink="hyperlink" w:followedHyperlink="followedHyperlink"/>
-  <w:decimalSymbol w:val=","/>
-  <w:listSeparator w:val=","/>
-  <w15:chartTrackingRefBased/>
-</w:settings>
-</file>
-
-<file path=word/glossary/styles.xml><?xml version="1.0" encoding="utf-8"?>
-<w:styles xmlns:mc="http://schemas.openxmlformats.org/markup-compatibility/2006" xmlns:r="http://schemas.openxmlformats.org/officeDocument/2006/relationships" xmlns:w="http://schemas.openxmlformats.org/wordprocessingml/2006/main" xmlns:w14="http://schemas.microsoft.com/office/word/2010/wordml" xmlns:w15="http://schemas.microsoft.com/office/word/2012/wordml" mc:Ignorable="w14 w15">
-  <w:docDefaults>
-    <w:rPrDefault>
-      <w:rPr>
-        <w:rFonts w:asciiTheme="minorHAnsi" w:eastAsiaTheme="minorEastAsia" w:hAnsiTheme="minorHAnsi" w:cstheme="minorBidi"/>
-        <w:sz w:val="22"/>
-        <w:szCs w:val="22"/>
-        <w:lang w:val="es-AR" w:eastAsia="es-AR" w:bidi="ar-SA"/>
-      </w:rPr>
-    </w:rPrDefault>
-    <w:pPrDefault>
-      <w:pPr>
-        <w:spacing w:after="160" w:line="259" w:lineRule="auto"/>
-      </w:pPr>
-    </w:pPrDefault>
-  </w:docDefaults>
-  <w:latentStyles w:defLockedState="0" w:defUIPriority="99" w:defSemiHidden="0" w:defUnhideWhenUsed="0" w:defQFormat="0" w:count="371">
-    <w:lsdException w:name="Normal" w:uiPriority="0" w:qFormat="1"/>
-    <w:lsdException w:name="heading 1" w:uiPriority="9" w:qFormat="1"/>
-    <w:lsdException w:name="heading 2" w:semiHidden="1" w:uiPriority="9" w:unhideWhenUsed="1" w:qFormat="1"/>
-    <w:lsdException w:name="heading 3" w:semiHidden="1" w:uiPriority="9" w:unhideWhenUsed="1" w:qFormat="1"/>
-    <w:lsdException w:name="heading 4" w:semiHidden="1" w:uiPriority="9" w:unhideWhenUsed="1" w:qFormat="1"/>
-    <w:lsdException w:name="heading 5" w:semiHidden="1" w:uiPriority="9" w:unhideWhenUsed="1" w:qFormat="1"/>
-    <w:lsdException w:name="heading 6" w:semiHidden="1" w:uiPriority="9" w:unhideWhenUsed="1" w:qFormat="1"/>
-    <w:lsdException w:name="heading 7" w:semiHidden="1" w:uiPriority="9" w:unhideWhenUsed="1" w:qFormat="1"/>
-    <w:lsdException w:name="heading 8" w:semiHidden="1" w:uiPriority="9" w:unhideWhenUsed="1" w:qFormat="1"/>
-    <w:lsdException w:name="heading 9" w:semiHidden="1" w:uiPriority="9" w:unhideWhenUsed="1" w:qFormat="1"/>
-    <w:lsdException w:name="index 1" w:semiHidden="1" w:unhideWhenUsed="1"/>
-    <w:lsdException w:name="index 2" w:semiHidden="1" w:unhideWhenUsed="1"/>
-    <w:lsdException w:name="index 3" w:semiHidden="1" w:unhideWhenUsed="1"/>
-    <w:lsdException w:name="index 4" w:semiHidden="1" w:unhideWhenUsed="1"/>
-    <w:lsdException w:name="index 5" w:semiHidden="1" w:unhideWhenUsed="1"/>
-    <w:lsdException w:name="index 6" w:semiHidden="1" w:unhideWhenUsed="1"/>
-    <w:lsdException w:name="index 7" w:semiHidden="1" w:unhideWhenUsed="1"/>
-    <w:lsdException w:name="index 8" w:semiHidden="1" w:unhideWhenUsed="1"/>
-    <w:lsdException w:name="index 9" w:semiHidden="1" w:unhideWhenUsed="1"/>
-    <w:lsdException w:name="toc 1" w:semiHidden="1" w:uiPriority="39" w:unhideWhenUsed="1"/>
-    <w:lsdException w:name="toc 2" w:semiHidden="1" w:uiPriority="39" w:unhideWhenUsed="1"/>
-    <w:lsdException w:name="toc 3" w:semiHidden="1" w:uiPriority="39" w:unhideWhenUsed="1"/>
-    <w:lsdException w:name="toc 4" w:semiHidden="1" w:uiPriority="39" w:unhideWhenUsed="1"/>
-    <w:lsdException w:name="toc 5" w:semiHidden="1" w:uiPriority="39" w:unhideWhenUsed="1"/>
-    <w:lsdException w:name="toc 6" w:semiHidden="1" w:uiPriority="39" w:unhideWhenUsed="1"/>
-    <w:lsdException w:name="toc 7" w:semiHidden="1" w:uiPriority="39" w:unhideWhenUsed="1"/>
-    <w:lsdException w:name="toc 8" w:semiHidden="1" w:uiPriority="39" w:unhideWhenUsed="1"/>
-    <w:lsdException w:name="toc 9" w:semiHidden="1" w:uiPriority="39" w:unhideWhenUsed="1"/>
-    <w:lsdException w:name="Normal Indent" w:semiHidden="1" w:unhideWhenUsed="1"/>
-    <w:lsdException w:name="footnote text" w:semiHidden="1" w:unhideWhenUsed="1"/>
-    <w:lsdException w:name="annotation text" w:semiHidden="1" w:unhideWhenUsed="1"/>
-    <w:lsdException w:name="header" w:semiHidden="1" w:unhideWhenUsed="1"/>
-    <w:lsdException w:name="footer" w:semiHidden="1" w:unhideWhenUsed="1"/>
-    <w:lsdException w:name="index heading" w:semiHidden="1" w:unhideWhenUsed="1"/>
-    <w:lsdException w:name="caption" w:semiHidden="1" w:uiPriority="35" w:unhideWhenUsed="1" w:qFormat="1"/>
-    <w:lsdException w:name="table of figures" w:semiHidden="1" w:unhideWhenUsed="1"/>
-    <w:lsdException w:name="envelope address" w:semiHidden="1" w:unhideWhenUsed="1"/>
-    <w:lsdException w:name="envelope return" w:semiHidden="1" w:unhideWhenUsed="1"/>
-    <w:lsdException w:name="footnote reference" w:semiHidden="1" w:unhideWhenUsed="1"/>
-    <w:lsdException w:name="annotation reference" w:semiHidden="1" w:unhideWhenUsed="1"/>
-    <w:lsdException w:name="line number" w:semiHidden="1" w:unhideWhenUsed="1"/>
-    <w:lsdException w:name="page number" w:semiHidden="1" w:unhideWhenUsed="1"/>
-    <w:lsdException w:name="endnote reference" w:semiHidden="1" w:unhideWhenUsed="1"/>
-    <w:lsdException w:name="endnote text" w:semiHidden="1" w:unhideWhenUsed="1"/>
-    <w:lsdException w:name="table of authorities" w:semiHidden="1" w:unhideWhenUsed="1"/>
-    <w:lsdException w:name="macro" w:semiHidden="1" w:unhideWhenUsed="1"/>
-    <w:lsdException w:name="toa heading" w:semiHidden="1" w:unhideWhenUsed="1"/>
-    <w:lsdException w:name="List" w:semiHidden="1" w:unhideWhenUsed="1"/>
-    <w:lsdException w:name="List Bullet" w:semiHidden="1" w:unhideWhenUsed="1"/>
-    <w:lsdException w:name="List Number" w:semiHidden="1" w:unhideWhenUsed="1"/>
-    <w:lsdException w:name="List 2" w:semiHidden="1" w:unhideWhenUsed="1"/>
-    <w:lsdException w:name="List 3" w:semiHidden="1" w:unhideWhenUsed="1"/>
-    <w:lsdException w:name="List 4" w:semiHidden="1" w:unhideWhenUsed="1"/>
-    <w:lsdException w:name="List 5" w:semiHidden="1" w:unhideWhenUsed="1"/>
-    <w:lsdException w:name="List Bullet 2" w:semiHidden="1" w:unhideWhenUsed="1"/>
-    <w:lsdException w:name="List Bullet 3" w:semiHidden="1" w:unhideWhenUsed="1"/>
-    <w:lsdException w:name="List Bullet 4" w:semiHidden="1" w:unhideWhenUsed="1"/>
-    <w:lsdException w:name="List Bullet 5" w:semiHidden="1" w:unhideWhenUsed="1"/>
-    <w:lsdException w:name="List Number 2" w:semiHidden="1" w:unhideWhenUsed="1"/>
-    <w:lsdException w:name="List Number 3" w:semiHidden="1" w:unhideWhenUsed="1"/>
-    <w:lsdException w:name="List Number 4" w:semiHidden="1" w:unhideWhenUsed="1"/>
-    <w:lsdException w:name="List Number 5" w:semiHidden="1" w:unhideWhenUsed="1"/>
-    <w:lsdException w:name="Title" w:uiPriority="10" w:qFormat="1"/>
-    <w:lsdException w:name="Closing" w:semiHidden="1" w:unhideWhenUsed="1"/>
-    <w:lsdException w:name="Signature" w:semiHidden="1" w:unhideWhenUsed="1"/>
-    <w:lsdException w:name="Default Paragraph Font" w:semiHidden="1" w:uiPriority="1" w:unhideWhenUsed="1"/>
-    <w:lsdException w:name="Body Text" w:semiHidden="1" w:unhideWhenUsed="1"/>
-    <w:lsdException w:name="Body Text Indent" w:semiHidden="1" w:unhideWhenUsed="1"/>
-    <w:lsdException w:name="List Continue" w:semiHidden="1" w:unhideWhenUsed="1"/>
-    <w:lsdException w:name="List Continue 2" w:semiHidden="1" w:unhideWhenUsed="1"/>
-    <w:lsdException w:name="List Continue 3" w:semiHidden="1" w:unhideWhenUsed="1"/>
-    <w:lsdException w:name="List Continue 4" w:semiHidden="1" w:unhideWhenUsed="1"/>
-    <w:lsdException w:name="List Continue 5" w:semiHidden="1" w:unhideWhenUsed="1"/>
-    <w:lsdException w:name="Message Header" w:semiHidden="1" w:unhideWhenUsed="1"/>
-    <w:lsdException w:name="Subtitle" w:uiPriority="11" w:qFormat="1"/>
-    <w:lsdException w:name="Salutation" w:semiHidden="1" w:unhideWhenUsed="1"/>
-    <w:lsdException w:name="Date" w:semiHidden="1" w:unhideWhenUsed="1"/>
-    <w:lsdException w:name="Body Text First Indent" w:semiHidden="1" w:unhideWhenUsed="1"/>
-    <w:lsdException w:name="Body Text First Indent 2" w:semiHidden="1" w:unhideWhenUsed="1"/>
-    <w:lsdException w:name="Note Heading" w:semiHidden="1" w:unhideWhenUsed="1"/>
-    <w:lsdException w:name="Body Text 2" w:semiHidden="1" w:unhideWhenUsed="1"/>
-    <w:lsdException w:name="Body Text 3" w:semiHidden="1" w:unhideWhenUsed="1"/>
-    <w:lsdException w:name="Body Text Indent 2" w:semiHidden="1" w:unhideWhenUsed="1"/>
-    <w:lsdException w:name="Body Text Indent 3" w:semiHidden="1" w:unhideWhenUsed="1"/>
-    <w:lsdException w:name="Block Text" w:semiHidden="1" w:unhideWhenUsed="1"/>
-    <w:lsdException w:name="Hyperlink" w:semiHidden="1" w:unhideWhenUsed="1"/>
-    <w:lsdException w:name="FollowedHyperlink" w:semiHidden="1" w:unhideWhenUsed="1"/>
-    <w:lsdException w:name="Strong" w:uiPriority="22" w:qFormat="1"/>
-    <w:lsdException w:name="Emphasis" w:uiPriority="20" w:qFormat="1"/>
-    <w:lsdException w:name="Document Map" w:semiHidden="1" w:unhideWhenUsed="1"/>
-    <w:lsdException w:name="Plain Text" w:semiHidden="1" w:unhideWhenUsed="1"/>
-    <w:lsdException w:name="E-mail Signature" w:semiHidden="1" w:unhideWhenUsed="1"/>
-    <w:lsdException w:name="HTML Top of Form" w:semiHidden="1" w:unhideWhenUsed="1"/>
-    <w:lsdException w:name="HTML Bottom of Form" w:semiHidden="1" w:unhideWhenUsed="1"/>
-    <w:lsdException w:name="Normal (Web)" w:semiHidden="1" w:unhideWhenUsed="1"/>
-    <w:lsdException w:name="HTML Acronym" w:semiHidden="1" w:unhideWhenUsed="1"/>
-    <w:lsdException w:name="HTML Address" w:semiHidden="1" w:unhideWhenUsed="1"/>
-    <w:lsdException w:name="HTML Cite" w:semiHidden="1" w:unhideWhenUsed="1"/>
-    <w:lsdException w:name="HTML Code" w:semiHidden="1" w:unhideWhenUsed="1"/>
-    <w:lsdException w:name="HTML Definition" w:semiHidden="1" w:unhideWhenUsed="1"/>
-    <w:lsdException w:name="HTML Keyboard" w:semiHidden="1" w:unhideWhenUsed="1"/>
-    <w:lsdException w:name="HTML Preformatted" w:semiHidden="1" w:unhideWhenUsed="1"/>
-    <w:lsdException w:name="HTML Sample" w:semiHidden="1" w:unhideWhenUsed="1"/>
-    <w:lsdException w:name="HTML Typewriter" w:semiHidden="1" w:unhideWhenUsed="1"/>
-    <w:lsdException w:name="HTML Variable" w:semiHidden="1" w:unhideWhenUsed="1"/>
-    <w:lsdException w:name="Normal Table" w:semiHidden="1" w:unhideWhenUsed="1"/>
-    <w:lsdException w:name="annotation subject" w:semiHidden="1" w:unhideWhenUsed="1"/>
-    <w:lsdException w:name="No List" w:semiHidden="1" w:unhideWhenUsed="1"/>
-    <w:lsdException w:name="Outline List 1" w:semiHidden="1" w:unhideWhenUsed="1"/>
-    <w:lsdException w:name="Outline List 2" w:semiHidden="1" w:unhideWhenUsed="1"/>
-    <w:lsdException w:name="Outline List 3" w:semiHidden="1" w:unhideWhenUsed="1"/>
-    <w:lsdException w:name="Table Simple 1" w:semiHidden="1" w:unhideWhenUsed="1"/>
-    <w:lsdException w:name="Table Simple 2" w:semiHidden="1" w:unhideWhenUsed="1"/>
-    <w:lsdException w:name="Table Simple 3" w:semiHidden="1" w:unhideWhenUsed="1"/>
-    <w:lsdException w:name="Table Classic 1" w:semiHidden="1" w:unhideWhenUsed="1"/>
-    <w:lsdException w:name="Table Classic 2" w:semiHidden="1" w:unhideWhenUsed="1"/>
-    <w:lsdException w:name="Table Classic 3" w:semiHidden="1" w:unhideWhenUsed="1"/>
-    <w:lsdException w:name="Table Classic 4" w:semiHidden="1" w:unhideWhenUsed="1"/>
-    <w:lsdException w:name="Table Colorful 1" w:semiHidden="1" w:unhideWhenUsed="1"/>
-    <w:lsdException w:name="Table Colorful 2" w:semiHidden="1" w:unhideWhenUsed="1"/>
-    <w:lsdException w:name="Table Colorful 3" w:semiHidden="1" w:unhideWhenUsed="1"/>
-    <w:lsdException w:name="Table Columns 1" w:semiHidden="1" w:unhideWhenUsed="1"/>
-    <w:lsdException w:name="Table Columns 2" w:semiHidden="1" w:unhideWhenUsed="1"/>
-    <w:lsdException w:name="Table Columns 3" w:semiHidden="1" w:unhideWhenUsed="1"/>
-    <w:lsdException w:name="Table Columns 4" w:semiHidden="1" w:unhideWhenUsed="1"/>
-    <w:lsdException w:name="Table Columns 5" w:semiHidden="1" w:unhideWhenUsed="1"/>
-    <w:lsdException w:name="Table Grid 1" w:semiHidden="1" w:unhideWhenUsed="1"/>
-    <w:lsdException w:name="Table Grid 2" w:semiHidden="1" w:unhideWhenUsed="1"/>
-    <w:lsdException w:name="Table Grid 3" w:semiHidden="1" w:unhideWhenUsed="1"/>
-    <w:lsdException w:name="Table Grid 4" w:semiHidden="1" w:unhideWhenUsed="1"/>
-    <w:lsdException w:name="Table Grid 5" w:semiHidden="1" w:unhideWhenUsed="1"/>
-    <w:lsdException w:name="Table Grid 6" w:semiHidden="1" w:unhideWhenUsed="1"/>
-    <w:lsdException w:name="Table Grid 7" w:semiHidden="1" w:unhideWhenUsed="1"/>
-    <w:lsdException w:name="Table Grid 8" w:semiHidden="1" w:unhideWhenUsed="1"/>
-    <w:lsdException w:name="Table List 1" w:semiHidden="1" w:unhideWhenUsed="1"/>
-    <w:lsdException w:name="Table List 2" w:semiHidden="1" w:unhideWhenUsed="1"/>
-    <w:lsdException w:name="Table List 3" w:semiHidden="1" w:unhideWhenUsed="1"/>
-    <w:lsdException w:name="Table List 4" w:semiHidden="1" w:unhideWhenUsed="1"/>
-    <w:lsdException w:name="Table List 5" w:semiHidden="1" w:unhideWhenUsed="1"/>
-    <w:lsdException w:name="Table List 6" w:semiHidden="1" w:unhideWhenUsed="1"/>
-    <w:lsdException w:name="Table List 7" w:semiHidden="1" w:unhideWhenUsed="1"/>
-    <w:lsdException w:name="Table List 8" w:semiHidden="1" w:unhideWhenUsed="1"/>
-    <w:lsdException w:name="Table 3D effects 1" w:semiHidden="1" w:unhideWhenUsed="1"/>
-    <w:lsdException w:name="Table 3D effects 2" w:semiHidden="1" w:unhideWhenUsed="1"/>
-    <w:lsdException w:name="Table 3D effects 3" w:semiHidden="1" w:unhideWhenUsed="1"/>
-    <w:lsdException w:name="Table Contemporary" w:semiHidden="1" w:unhideWhenUsed="1"/>
-    <w:lsdException w:name="Table Elegant" w:semiHidden="1" w:unhideWhenUsed="1"/>
-    <w:lsdException w:name="Table Professional" w:semiHidden="1" w:unhideWhenUsed="1"/>
-    <w:lsdException w:name="Table Subtle 1" w:semiHidden="1" w:unhideWhenUsed="1"/>
-    <w:lsdException w:name="Table Subtle 2" w:semiHidden="1" w:unhideWhenUsed="1"/>
-    <w:lsdException w:name="Table Web 1" w:semiHidden="1" w:unhideWhenUsed="1"/>
-    <w:lsdException w:name="Table Web 2" w:semiHidden="1" w:unhideWhenUsed="1"/>
-    <w:lsdException w:name="Table Web 3" w:semiHidden="1" w:unhideWhenUsed="1"/>
-    <w:lsdException w:name="Balloon Text" w:semiHidden="1" w:unhideWhenUsed="1"/>
-    <w:lsdException w:name="Table Grid" w:uiPriority="39"/>
-    <w:lsdException w:name="Table Theme" w:semiHidden="1" w:unhideWhenUsed="1"/>
-    <w:lsdException w:name="Placeholder Text" w:semiHidden="1"/>
-    <w:lsdException w:name="No Spacing" w:uiPriority="1" w:qFormat="1"/>
-    <w:lsdException w:name="Light Shading" w:uiPriority="60"/>
-    <w:lsdException w:name="Light List" w:uiPriority="61"/>
-    <w:lsdException w:name="Light Grid" w:uiPriority="62"/>
-    <w:lsdException w:name="Medium Shading 1" w:uiPriority="63"/>
-    <w:lsdException w:name="Medium Shading 2" w:uiPriority="64"/>
-    <w:lsdException w:name="Medium List 1" w:uiPriority="65"/>
-    <w:lsdException w:name="Medium List 2" w:uiPriority="66"/>
-    <w:lsdException w:name="Medium Grid 1" w:uiPriority="67"/>
-    <w:lsdException w:name="Medium Grid 2" w:uiPriority="68"/>
-    <w:lsdException w:name="Medium Grid 3" w:uiPriority="69"/>
-    <w:lsdException w:name="Dark List" w:uiPriority="70"/>
-    <w:lsdException w:name="Colorful Shading" w:uiPriority="71"/>
-    <w:lsdException w:name="Colorful List" w:uiPriority="72"/>
-    <w:lsdException w:name="Colorful Grid" w:uiPriority="73"/>
-    <w:lsdException w:name="Light Shading Accent 1" w:uiPriority="60"/>
-    <w:lsdException w:name="Light List Accent 1" w:uiPriority="61"/>
-    <w:lsdException w:name="Light Grid Accent 1" w:uiPriority="62"/>
-    <w:lsdException w:name="Medium Shading 1 Accent 1" w:uiPriority="63"/>
-    <w:lsdException w:name="Medium Shading 2 Accent 1" w:uiPriority="64"/>
-    <w:lsdException w:name="Medium List 1 Accent 1" w:uiPriority="65"/>
-    <w:lsdException w:name="Revision" w:semiHidden="1"/>
-    <w:lsdException w:name="List Paragraph" w:uiPriority="34" w:qFormat="1"/>
-    <w:lsdException w:name="Quote" w:uiPriority="29" w:qFormat="1"/>
-    <w:lsdException w:name="Intense Quote" w:uiPriority="30" w:qFormat="1"/>
-    <w:lsdException w:name="Medium List 2 Accent 1" w:uiPriority="66"/>
-    <w:lsdException w:name="Medium Grid 1 Accent 1" w:uiPriority="67"/>
-    <w:lsdException w:name="Medium Grid 2 Accent 1" w:uiPriority="68"/>
-    <w:lsdException w:name="Medium Grid 3 Accent 1" w:uiPriority="69"/>
-    <w:lsdException w:name="Dark List Accent 1" w:uiPriority="70"/>
-    <w:lsdException w:name="Colorful Shading Accent 1" w:uiPriority="71"/>
-    <w:lsdException w:name="Colorful List Accent 1" w:uiPriority="72"/>
-    <w:lsdException w:name="Colorful Grid Accent 1" w:uiPriority="73"/>
-    <w:lsdException w:name="Light Shading Accent 2" w:uiPriority="60"/>
-    <w:lsdException w:name="Light List Accent 2" w:uiPriority="61"/>
-    <w:lsdException w:name="Light Grid Accent 2" w:uiPriority="62"/>
-    <w:lsdException w:name="Medium Shading 1 Accent 2" w:uiPriority="63"/>
-    <w:lsdException w:name="Medium Shading 2 Accent 2" w:uiPriority="64"/>
-    <w:lsdException w:name="Medium List 1 Accent 2" w:uiPriority="65"/>
-    <w:lsdException w:name="Medium List 2 Accent 2" w:uiPriority="66"/>
-    <w:lsdException w:name="Medium Grid 1 Accent 2" w:uiPriority="67"/>
-    <w:lsdException w:name="Medium Grid 2 Accent 2" w:uiPriority="68"/>
-    <w:lsdException w:name="Medium Grid 3 Accent 2" w:uiPriority="69"/>
-    <w:lsdException w:name="Dark List Accent 2" w:uiPriority="70"/>
-    <w:lsdException w:name="Colorful Shading Accent 2" w:uiPriority="71"/>
-    <w:lsdException w:name="Colorful List Accent 2" w:uiPriority="72"/>
-    <w:lsdException w:name="Colorful Grid Accent 2" w:uiPriority="73"/>
-    <w:lsdException w:name="Light Shading Accent 3" w:uiPriority="60"/>
-    <w:lsdException w:name="Light List Accent 3" w:uiPriority="61"/>
-    <w:lsdException w:name="Light Grid Accent 3" w:uiPriority="62"/>
-    <w:lsdException w:name="Medium Shading 1 Accent 3" w:uiPriority="63"/>
-    <w:lsdException w:name="Medium Shading 2 Accent 3" w:uiPriority="64"/>
-    <w:lsdException w:name="Medium List 1 Accent 3" w:uiPriority="65"/>
-    <w:lsdException w:name="Medium List 2 Accent 3" w:uiPriority="66"/>
-    <w:lsdException w:name="Medium Grid 1 Accent 3" w:uiPriority="67"/>
-    <w:lsdException w:name="Medium Grid 2 Accent 3" w:uiPriority="68"/>
-    <w:lsdException w:name="Medium Grid 3 Accent 3" w:uiPriority="69"/>
-    <w:lsdException w:name="Dark List Accent 3" w:uiPriority="70"/>
-    <w:lsdException w:name="Colorful Shading Accent 3" w:uiPriority="71"/>
-    <w:lsdException w:name="Colorful List Accent 3" w:uiPriority="72"/>
-    <w:lsdException w:name="Colorful Grid Accent 3" w:uiPriority="73"/>
-    <w:lsdException w:name="Light Shading Accent 4" w:uiPriority="60"/>
-    <w:lsdException w:name="Light List Accent 4" w:uiPriority="61"/>
-    <w:lsdException w:name="Light Grid Accent 4" w:uiPriority="62"/>
-    <w:lsdException w:name="Medium Shading 1 Accent 4" w:uiPriority="63"/>
-    <w:lsdException w:name="Medium Shading 2 Accent 4" w:uiPriority="64"/>
-    <w:lsdException w:name="Medium List 1 Accent 4" w:uiPriority="65"/>
-    <w:lsdException w:name="Medium List 2 Accent 4" w:uiPriority="66"/>
-    <w:lsdException w:name="Medium Grid 1 Accent 4" w:uiPriority="67"/>
-    <w:lsdException w:name="Medium Grid 2 Accent 4" w:uiPriority="68"/>
-    <w:lsdException w:name="Medium Grid 3 Accent 4" w:uiPriority="69"/>
-    <w:lsdException w:name="Dark List Accent 4" w:uiPriority="70"/>
-    <w:lsdException w:name="Colorful Shading Accent 4" w:uiPriority="71"/>
-    <w:lsdException w:name="Colorful List Accent 4" w:uiPriority="72"/>
-    <w:lsdException w:name="Colorful Grid Accent 4" w:uiPriority="73"/>
-    <w:lsdException w:name="Light Shading Accent 5" w:uiPriority="60"/>
-    <w:lsdException w:name="Light List Accent 5" w:uiPriority="61"/>
-    <w:lsdException w:name="Light Grid Accent 5" w:uiPriority="62"/>
-    <w:lsdException w:name="Medium Shading 1 Accent 5" w:uiPriority="63"/>
-    <w:lsdException w:name="Medium Shading 2 Accent 5" w:uiPriority="64"/>
-    <w:lsdException w:name="Medium List 1 Accent 5" w:uiPriority="65"/>
-    <w:lsdException w:name="Medium List 2 Accent 5" w:uiPriority="66"/>
-    <w:lsdException w:name="Medium Grid 1 Accent 5" w:uiPriority="67"/>
-    <w:lsdException w:name="Medium Grid 2 Accent 5" w:uiPriority="68"/>
-    <w:lsdException w:name="Medium Grid 3 Accent 5" w:uiPriority="69"/>
-    <w:lsdException w:name="Dark List Accent 5" w:uiPriority="70"/>
-    <w:lsdException w:name="Colorful Shading Accent 5" w:uiPriority="71"/>
-    <w:lsdException w:name="Colorful List Accent 5" w:uiPriority="72"/>
-    <w:lsdException w:name="Colorful Grid Accent 5" w:uiPriority="73"/>
-    <w:lsdException w:name="Light Shading Accent 6" w:uiPriority="60"/>
-    <w:lsdException w:name="Light List Accent 6" w:uiPriority="61"/>
-    <w:lsdException w:name="Light Grid Accent 6" w:uiPriority="62"/>
-    <w:lsdException w:name="Medium Shading 1 Accent 6" w:uiPriority="63"/>
-    <w:lsdException w:name="Medium Shading 2 Accent 6" w:uiPriority="64"/>
-    <w:lsdException w:name="Medium List 1 Accent 6" w:uiPriority="65"/>
-    <w:lsdException w:name="Medium List 2 Accent 6" w:uiPriority="66"/>
-    <w:lsdException w:name="Medium Grid 1 Accent 6" w:uiPriority="67"/>
-    <w:lsdException w:name="Medium Grid 2 Accent 6" w:uiPriority="68"/>
-    <w:lsdException w:name="Medium Grid 3 Accent 6" w:uiPriority="69"/>
-    <w:lsdException w:name="Dark List Accent 6" w:uiPriority="70"/>
-    <w:lsdException w:name="Colorful Shading Accent 6" w:uiPriority="71"/>
-    <w:lsdException w:name="Colorful List Accent 6" w:uiPriority="72"/>
-    <w:lsdException w:name="Colorful Grid Accent 6" w:uiPriority="73"/>
-    <w:lsdException w:name="Subtle Emphasis" w:uiPriority="19" w:qFormat="1"/>
-    <w:lsdException w:name="Intense Emphasis" w:uiPriority="21" w:qFormat="1"/>
-    <w:lsdException w:name="Subtle Reference" w:uiPriority="31" w:qFormat="1"/>
-    <w:lsdException w:name="Intense Reference" w:uiPriority="32" w:qFormat="1"/>
-    <w:lsdException w:name="Book Title" w:uiPriority="33" w:qFormat="1"/>
-    <w:lsdException w:name="Bibliography" w:semiHidden="1" w:uiPriority="37" w:unhideWhenUsed="1"/>
-    <w:lsdException w:name="TOC Heading" w:semiHidden="1" w:uiPriority="39" w:unhideWhenUsed="1" w:qFormat="1"/>
-    <w:lsdException w:name="Plain Table 1" w:uiPriority="41"/>
-    <w:lsdException w:name="Plain Table 2" w:uiPriority="42"/>
-    <w:lsdException w:name="Plain Table 3" w:uiPriority="43"/>
-    <w:lsdException w:name="Plain Table 4" w:uiPriority="44"/>
-    <w:lsdException w:name="Plain Table 5" w:uiPriority="45"/>
-    <w:lsdException w:name="Grid Table Light" w:uiPriority="40"/>
-    <w:lsdException w:name="Grid Table 1 Light" w:uiPriority="46"/>
-    <w:lsdException w:name="Grid Table 2" w:uiPriority="47"/>
-    <w:lsdException w:name="Grid Table 3" w:uiPriority="48"/>
-    <w:lsdException w:name="Grid Table 4" w:uiPriority="49"/>
-    <w:lsdException w:name="Grid Table 5 Dark" w:uiPriority="50"/>
-    <w:lsdException w:name="Grid Table 6 Colorful" w:uiPriority="51"/>
-    <w:lsdException w:name="Grid Table 7 Colorful" w:uiPriority="52"/>
-    <w:lsdException w:name="Grid Table 1 Light Accent 1" w:uiPriority="46"/>
-    <w:lsdException w:name="Grid Table 2 Accent 1" w:uiPriority="47"/>
-    <w:lsdException w:name="Grid Table 3 Accent 1" w:uiPriority="48"/>
-    <w:lsdException w:name="Grid Table 4 Accent 1" w:uiPriority="49"/>
-    <w:lsdException w:name="Grid Table 5 Dark Accent 1" w:uiPriority="50"/>
-    <w:lsdException w:name="Grid Table 6 Colorful Accent 1" w:uiPriority="51"/>
-    <w:lsdException w:name="Grid Table 7 Colorful Accent 1" w:uiPriority="52"/>
-    <w:lsdException w:name="Grid Table 1 Light Accent 2" w:uiPriority="46"/>
-    <w:lsdException w:name="Grid Table 2 Accent 2" w:uiPriority="47"/>
-    <w:lsdException w:name="Grid Table 3 Accent 2" w:uiPriority="48"/>
-    <w:lsdException w:name="Grid Table 4 Accent 2" w:uiPriority="49"/>
-    <w:lsdException w:name="Grid Table 5 Dark Accent 2" w:uiPriority="50"/>
-    <w:lsdException w:name="Grid Table 6 Colorful Accent 2" w:uiPriority="51"/>
-    <w:lsdException w:name="Grid Table 7 Colorful Accent 2" w:uiPriority="52"/>
-    <w:lsdException w:name="Grid Table 1 Light Accent 3" w:uiPriority="46"/>
-    <w:lsdException w:name="Grid Table 2 Accent 3" w:uiPriority="47"/>
-    <w:lsdException w:name="Grid Table 3 Accent 3" w:uiPriority="48"/>
-    <w:lsdException w:name="Grid Table 4 Accent 3" w:uiPriority="49"/>
-    <w:lsdException w:name="Grid Table 5 Dark Accent 3" w:uiPriority="50"/>
-    <w:lsdException w:name="Grid Table 6 Colorful Accent 3" w:uiPriority="51"/>
-    <w:lsdException w:name="Grid Table 7 Colorful Accent 3" w:uiPriority="52"/>
-    <w:lsdException w:name="Grid Table 1 Light Accent 4" w:uiPriority="46"/>
-    <w:lsdException w:name="Grid Table 2 Accent 4" w:uiPriority="47"/>
-    <w:lsdException w:name="Grid Table 3 Accent 4" w:uiPriority="48"/>
-    <w:lsdException w:name="Grid Table 4 Accent 4" w:uiPriority="49"/>
-    <w:lsdException w:name="Grid Table 5 Dark Accent 4" w:uiPriority="50"/>
-    <w:lsdException w:name="Grid Table 6 Colorful Accent 4" w:uiPriority="51"/>
-    <w:lsdException w:name="Grid Table 7 Colorful Accent 4" w:uiPriority="52"/>
-    <w:lsdException w:name="Grid Table 1 Light Accent 5" w:uiPriority="46"/>
-    <w:lsdException w:name="Grid Table 2 Accent 5" w:uiPriority="47"/>
-    <w:lsdException w:name="Grid Table 3 Accent 5" w:uiPriority="48"/>
-    <w:lsdException w:name="Grid Table 4 Accent 5" w:uiPriority="49"/>
-    <w:lsdException w:name="Grid Table 5 Dark Accent 5" w:uiPriority="50"/>
-    <w:lsdException w:name="Grid Table 6 Colorful Accent 5" w:uiPriority="51"/>
-    <w:lsdException w:name="Grid Table 7 Colorful Accent 5" w:uiPriority="52"/>
-    <w:lsdException w:name="Grid Table 1 Light Accent 6" w:uiPriority="46"/>
-    <w:lsdException w:name="Grid Table 2 Accent 6" w:uiPriority="47"/>
-    <w:lsdException w:name="Grid Table 3 Accent 6" w:uiPriority="48"/>
-    <w:lsdException w:name="Grid Table 4 Accent 6" w:uiPriority="49"/>
-    <w:lsdException w:name="Grid Table 5 Dark Accent 6" w:uiPriority="50"/>
-    <w:lsdException w:name="Grid Table 6 Colorful Accent 6" w:uiPriority="51"/>
-    <w:lsdException w:name="Grid Table 7 Colorful Accent 6" w:uiPriority="52"/>
-    <w:lsdException w:name="List Table 1 Light" w:uiPriority="46"/>
-    <w:lsdException w:name="List Table 2" w:uiPriority="47"/>
-    <w:lsdException w:name="List Table 3" w:uiPriority="48"/>
-    <w:lsdException w:name="List Table 4" w:uiPriority="49"/>
-    <w:lsdException w:name="List Table 5 Dark" w:uiPriority="50"/>
-    <w:lsdException w:name="List Table 6 Colorful" w:uiPriority="51"/>
-    <w:lsdException w:name="List Table 7 Colorful" w:uiPriority="52"/>
-    <w:lsdException w:name="List Table 1 Light Accent 1" w:uiPriority="46"/>
-    <w:lsdException w:name="List Table 2 Accent 1" w:uiPriority="47"/>
-    <w:lsdException w:name="List Table 3 Accent 1" w:uiPriority="48"/>
-    <w:lsdException w:name="List Table 4 Accent 1" w:uiPriority="49"/>
-    <w:lsdException w:name="List Table 5 Dark Accent 1" w:uiPriority="50"/>
-    <w:lsdException w:name="List Table 6 Colorful Accent 1" w:uiPriority="51"/>
-    <w:lsdException w:name="List Table 7 Colorful Accent 1" w:uiPriority="52"/>
-    <w:lsdException w:name="List Table 1 Light Accent 2" w:uiPriority="46"/>
-    <w:lsdException w:name="List Table 2 Accent 2" w:uiPriority="47"/>
-    <w:lsdException w:name="List Table 3 Accent 2" w:uiPriority="48"/>
-    <w:lsdException w:name="List Table 4 Accent 2" w:uiPriority="49"/>
-    <w:lsdException w:name="List Table 5 Dark Accent 2" w:uiPriority="50"/>
-    <w:lsdException w:name="List Table 6 Colorful Accent 2" w:uiPriority="51"/>
-    <w:lsdException w:name="List Table 7 Colorful Accent 2" w:uiPriority="52"/>
-    <w:lsdException w:name="List Table 1 Light Accent 3" w:uiPriority="46"/>
-    <w:lsdException w:name="List Table 2 Accent 3" w:uiPriority="47"/>
-    <w:lsdException w:name="List Table 3 Accent 3" w:uiPriority="48"/>
-    <w:lsdException w:name="List Table 4 Accent 3" w:uiPriority="49"/>
-    <w:lsdException w:name="List Table 5 Dark Accent 3" w:uiPriority="50"/>
-    <w:lsdException w:name="List Table 6 Colorful Accent 3" w:uiPriority="51"/>
-    <w:lsdException w:name="List Table 7 Colorful Accent 3" w:uiPriority="52"/>
-    <w:lsdException w:name="List Table 1 Light Accent 4" w:uiPriority="46"/>
-    <w:lsdException w:name="List Table 2 Accent 4" w:uiPriority="47"/>
-    <w:lsdException w:name="List Table 3 Accent 4" w:uiPriority="48"/>
-    <w:lsdException w:name="List Table 4 Accent 4" w:uiPriority="49"/>
-    <w:lsdException w:name="List Table 5 Dark Accent 4" w:uiPriority="50"/>
-    <w:lsdException w:name="List Table 6 Colorful Accent 4" w:uiPriority="51"/>
-    <w:lsdException w:name="List Table 7 Colorful Accent 4" w:uiPriority="52"/>
-    <w:lsdException w:name="List Table 1 Light Accent 5" w:uiPriority="46"/>
-    <w:lsdException w:name="List Table 2 Accent 5" w:uiPriority="47"/>
-    <w:lsdException w:name="List Table 3 Accent 5" w:uiPriority="48"/>
-    <w:lsdException w:name="List Table 4 Accent 5" w:uiPriority="49"/>
-    <w:lsdException w:name="List Table 5 Dark Accent 5" w:uiPriority="50"/>
-    <w:lsdException w:name="List Table 6 Colorful Accent 5" w:uiPriority="51"/>
-    <w:lsdException w:name="List Table 7 Colorful Accent 5" w:uiPriority="52"/>
-    <w:lsdException w:name="List Table 1 Light Accent 6" w:uiPriority="46"/>
-    <w:lsdException w:name="List Table 2 Accent 6" w:uiPriority="47"/>
-    <w:lsdException w:name="List Table 3 Accent 6" w:uiPriority="48"/>
-    <w:lsdException w:name="List Table 4 Accent 6" w:uiPriority="49"/>
-    <w:lsdException w:name="List Table 5 Dark Accent 6" w:uiPriority="50"/>
-    <w:lsdException w:name="List Table 6 Colorful Accent 6" w:uiPriority="51"/>
-    <w:lsdException w:name="List Table 7 Colorful Accent 6" w:uiPriority="52"/>
-  </w:latentStyles>
-  <w:style w:type="paragraph" w:default="1" w:styleId="Normal">
-    <w:name w:val="Normal"/>
+  <w:style w:type="paragraph" w:styleId="Bibliografa">
+    <w:name w:val="Bibliography"/>
+    <w:basedOn w:val="Normal"/>
+    <w:next w:val="Normal"/>
+    <w:uiPriority w:val="37"/>
+    <w:unhideWhenUsed/>
+    <w:rsid w:val="00496B7D"/>
+  </w:style>
+  <w:style w:type="paragraph" w:styleId="Descripcin">
+    <w:name w:val="caption"/>
+    <w:basedOn w:val="Normal"/>
+    <w:next w:val="Normal"/>
+    <w:uiPriority w:val="35"/>
+    <w:unhideWhenUsed/>
     <w:qFormat/>
-  </w:style>
-  <w:style w:type="character" w:default="1" w:styleId="Fuentedeprrafopredeter">
-    <w:name w:val="Default Paragraph Font"/>
-    <w:uiPriority w:val="1"/>
-    <w:semiHidden/>
-    <w:unhideWhenUsed/>
-  </w:style>
-  <w:style w:type="table" w:default="1" w:styleId="Tablanormal">
-    <w:name w:val="Normal Table"/>
-    <w:uiPriority w:val="99"/>
-    <w:semiHidden/>
-    <w:unhideWhenUsed/>
-    <w:tblPr>
-      <w:tblInd w:w="0" w:type="dxa"/>
-      <w:tblCellMar>
-        <w:top w:w="0" w:type="dxa"/>
-        <w:left w:w="108" w:type="dxa"/>
-        <w:bottom w:w="0" w:type="dxa"/>
-        <w:right w:w="108" w:type="dxa"/>
-      </w:tblCellMar>
-    </w:tblPr>
-  </w:style>
-  <w:style w:type="numbering" w:default="1" w:styleId="Sinlista">
-    <w:name w:val="No List"/>
-    <w:uiPriority w:val="99"/>
-    <w:semiHidden/>
-    <w:unhideWhenUsed/>
-  </w:style>
-  <w:style w:type="character" w:styleId="Textodelmarcadordeposicin">
-    <w:name w:val="Placeholder Text"/>
-    <w:basedOn w:val="Fuentedeprrafopredeter"/>
-    <w:uiPriority w:val="99"/>
-    <w:semiHidden/>
-    <w:rsid w:val="007B31EB"/>
+    <w:rsid w:val="00CA55F1"/>
+    <w:pPr>
+      <w:spacing w:before="0" w:after="200"/>
+    </w:pPr>
     <w:rPr>
-      <w:color w:val="808080"/>
+      <w:i/>
+      <w:iCs/>
+      <w:color w:val="44546A" w:themeColor="text2"/>
+      <w:sz w:val="18"/>
+      <w:szCs w:val="18"/>
     </w:rPr>
   </w:style>
 </w:styles>
-</file>
-
-<file path=word/glossary/webSettings.xml><?xml version="1.0" encoding="utf-8"?>
-<w:webSettings xmlns:mc="http://schemas.openxmlformats.org/markup-compatibility/2006" xmlns:r="http://schemas.openxmlformats.org/officeDocument/2006/relationships" xmlns:w="http://schemas.openxmlformats.org/wordprocessingml/2006/main" xmlns:w14="http://schemas.microsoft.com/office/word/2010/wordml" xmlns:w15="http://schemas.microsoft.com/office/word/2012/wordml" mc:Ignorable="w14 w15">
-  <w:optimizeForBrowser/>
-  <w:allowPNG/>
-</w:webSettings>
 </file>
 
 <file path=word/theme/theme1.xml><?xml version="1.0" encoding="utf-8"?>
@@ -22605,11 +23904,104 @@
 </file>
 
 <file path=customXml/item1.xml><?xml version="1.0" encoding="utf-8"?>
-<b:Sources xmlns:b="http://schemas.openxmlformats.org/officeDocument/2006/bibliography" xmlns="http://schemas.openxmlformats.org/officeDocument/2006/bibliography" SelectedStyle="\APASixthEditionOfficeOnline.xsl" StyleName="APA" Version="6"/>
+<b:Sources xmlns:b="http://schemas.openxmlformats.org/officeDocument/2006/bibliography" xmlns="http://schemas.openxmlformats.org/officeDocument/2006/bibliography" SelectedStyle="\APASixthEditionOfficeOnline.xsl" StyleName="APA" Version="6">
+  <b:Source>
+    <b:Tag>QSA23</b:Tag>
+    <b:SourceType>DocumentFromInternetSite</b:SourceType>
+    <b:Guid>{00AFA9C6-2DB1-42FF-B22D-5D2522C96AAB}</b:Guid>
+    <b:LCID>es-AR</b:LCID>
+    <b:Author>
+      <b:Author>
+        <b:Corporate>QSA GLOBAL</b:Corporate>
+      </b:Author>
+    </b:Author>
+    <b:Title>QSA GLOBAL</b:Title>
+    <b:Year>2023</b:Year>
+    <b:Month>Noviembre</b:Month>
+    <b:URL>https://www.qsa-global.com/880-series-gamma-ray-source-projectors</b:URL>
+    <b:RefOrder>1</b:RefOrder>
+  </b:Source>
+  <b:Source>
+    <b:Tag>VEN</b:Tag>
+    <b:SourceType>DocumentFromInternetSite</b:SourceType>
+    <b:Guid>{F39749F4-BD57-4052-B100-42F0E733362C}</b:Guid>
+    <b:Author>
+      <b:Author>
+        <b:Corporate>VENTUS</b:Corporate>
+      </b:Author>
+    </b:Author>
+    <b:Title>VENTUS Ciencia Experimental</b:Title>
+    <b:URL>https://www.ventusciencia.com/contenedor-para-fuentes-radiactivas.html#tabs</b:URL>
+    <b:RefOrder>2</b:RefOrder>
+  </b:Source>
+  <b:Source>
+    <b:Tag>Uni24</b:Tag>
+    <b:SourceType>DocumentFromInternetSite</b:SourceType>
+    <b:Guid>{8468A348-690A-4547-B9A8-286F351FEC87}</b:Guid>
+    <b:Author>
+      <b:Author>
+        <b:Corporate>Universal Robots</b:Corporate>
+      </b:Author>
+    </b:Author>
+    <b:Year>2024</b:Year>
+    <b:Month>Septiembre</b:Month>
+    <b:URL>https://www.universal-robots.com/media/1807466/ur10e-rgb-fact-sheet-landscape-a4-125-kg.pdf</b:URL>
+    <b:RefOrder>3</b:RefOrder>
+  </b:Source>
+  <b:Source>
+    <b:Tag>ROB</b:Tag>
+    <b:SourceType>DocumentFromInternetSite</b:SourceType>
+    <b:Guid>{DD1AC2F0-7798-400D-95D4-E16C4202484E}</b:Guid>
+    <b:Author>
+      <b:Author>
+        <b:Corporate>ROBOTIQ</b:Corporate>
+      </b:Author>
+    </b:Author>
+    <b:Title>ROBOTIQ</b:Title>
+    <b:URL>https://assets.robotiq.com/website-assets/support_documents/document/3-Finger_PDF_20190221.pdf</b:URL>
+    <b:RefOrder>4</b:RefOrder>
+  </b:Source>
+  <b:Source>
+    <b:Tag>Uni241</b:Tag>
+    <b:SourceType>InternetSite</b:SourceType>
+    <b:Guid>{F7BDA95A-D5D7-4781-8218-6A62E5AE4FEE}</b:Guid>
+    <b:Title>Universal Robots</b:Title>
+    <b:InternetSiteTitle>DH PARAMETERS FOR CALCULATIONS OF KINEMATICS AND DYNAMICS</b:InternetSiteTitle>
+    <b:Year>2024</b:Year>
+    <b:Month>Julio</b:Month>
+    <b:URL>https://www.universal-robots.com/articles/ur/application-installation/dh-parameters-for-calculations-of-kinematics-and-dynamics/</b:URL>
+    <b:Author>
+      <b:Author>
+        <b:Corporate>Universal Robots</b:Corporate>
+      </b:Author>
+    </b:Author>
+    <b:RefOrder>5</b:RefOrder>
+  </b:Source>
+  <b:Source>
+    <b:Tag>Sai17</b:Tag>
+    <b:SourceType>JournalArticle</b:SourceType>
+    <b:Guid>{337201E5-9F30-40FA-A28D-6D3820C71E04}</b:Guid>
+    <b:Title>A General Analytical Algorithm for Collaborative Robot (cobot)</b:Title>
+    <b:Year>2017</b:Year>
+    <b:Pages>698-701</b:Pages>
+    <b:Author>
+      <b:Author>
+        <b:NameList>
+          <b:Person>
+            <b:Last>Saixuan Chen</b:Last>
+            <b:First>Minzhou</b:First>
+            <b:Middle>Luo, Omar Abdelaziz, Guanwu Jiang</b:Middle>
+          </b:Person>
+        </b:NameList>
+      </b:Author>
+    </b:Author>
+    <b:RefOrder>6</b:RefOrder>
+  </b:Source>
+</b:Sources>
 </file>
 
 <file path=customXml/itemProps1.xml><?xml version="1.0" encoding="utf-8"?>
-<ds:datastoreItem xmlns:ds="http://schemas.openxmlformats.org/officeDocument/2006/customXml" ds:itemID="{4E372BB2-15C5-4EAD-9049-B7DEE81373F9}">
+<ds:datastoreItem xmlns:ds="http://schemas.openxmlformats.org/officeDocument/2006/customXml" ds:itemID="{5DEB3FEA-8BDB-4E6F-8CC1-B81C529DC803}">
   <ds:schemaRefs>
     <ds:schemaRef ds:uri="http://schemas.openxmlformats.org/officeDocument/2006/bibliography"/>
   </ds:schemaRefs>

--- a/Trabajo_Final/Trabajo Final R1-BORQUEZ-RAYES - juan.docx
+++ b/Trabajo_Final/Trabajo Final R1-BORQUEZ-RAYES - juan.docx
@@ -651,7 +651,7 @@
           <w:r>
             <w:fldChar w:fldCharType="separate"/>
           </w:r>
-          <w:hyperlink w:anchor="_Toc181558152" w:history="1">
+          <w:hyperlink w:anchor="_Toc181560474" w:history="1">
             <w:r>
               <w:rPr>
                 <w:rStyle w:val="Hipervnculo"/>
@@ -689,7 +689,7 @@
               <w:rPr>
                 <w:webHidden/>
               </w:rPr>
-              <w:instrText xml:space="preserve"> PAGEREF _Toc181558152 \h </w:instrText>
+              <w:instrText xml:space="preserve"> PAGEREF _Toc181560474 \h </w:instrText>
             </w:r>
             <w:r>
               <w:rPr>
@@ -720,7 +720,7 @@
           <w:pPr>
             <w:pStyle w:val="TDC2"/>
             <w:tabs>
-              <w:tab w:val="right" w:leader="dot" w:pos="9678"/>
+              <w:tab w:val="right" w:leader="dot" w:pos="9344"/>
             </w:tabs>
             <w:rPr>
               <w:rFonts w:asciiTheme="minorHAnsi" w:eastAsiaTheme="minorEastAsia" w:hAnsiTheme="minorHAnsi"/>
@@ -728,7 +728,7 @@
               <w:sz w:val="22"/>
             </w:rPr>
           </w:pPr>
-          <w:hyperlink w:anchor="_Toc181558153" w:history="1">
+          <w:hyperlink w:anchor="_Toc181560475" w:history="1">
             <w:r>
               <w:rPr>
                 <w:rStyle w:val="Hipervnculo"/>
@@ -756,7 +756,7 @@
                 <w:noProof/>
                 <w:webHidden/>
               </w:rPr>
-              <w:instrText xml:space="preserve"> PAGEREF _Toc181558153 \h </w:instrText>
+              <w:instrText xml:space="preserve"> PAGEREF _Toc181560475 \h </w:instrText>
             </w:r>
             <w:r>
               <w:rPr>
@@ -800,7 +800,7 @@
               <w:lang w:val="en-US"/>
             </w:rPr>
           </w:pPr>
-          <w:hyperlink w:anchor="_Toc181558154" w:history="1">
+          <w:hyperlink w:anchor="_Toc181560476" w:history="1">
             <w:r>
               <w:rPr>
                 <w:rStyle w:val="Hipervnculo"/>
@@ -838,7 +838,7 @@
               <w:rPr>
                 <w:webHidden/>
               </w:rPr>
-              <w:instrText xml:space="preserve"> PAGEREF _Toc181558154 \h </w:instrText>
+              <w:instrText xml:space="preserve"> PAGEREF _Toc181560476 \h </w:instrText>
             </w:r>
             <w:r>
               <w:rPr>
@@ -878,7 +878,7 @@
               <w:lang w:val="en-US"/>
             </w:rPr>
           </w:pPr>
-          <w:hyperlink w:anchor="_Toc181558155" w:history="1">
+          <w:hyperlink w:anchor="_Toc181560477" w:history="1">
             <w:r>
               <w:rPr>
                 <w:rStyle w:val="Hipervnculo"/>
@@ -916,7 +916,7 @@
               <w:rPr>
                 <w:webHidden/>
               </w:rPr>
-              <w:instrText xml:space="preserve"> PAGEREF _Toc181558155 \h </w:instrText>
+              <w:instrText xml:space="preserve"> PAGEREF _Toc181560477 \h </w:instrText>
             </w:r>
             <w:r>
               <w:rPr>
@@ -948,7 +948,7 @@
             <w:pStyle w:val="TDC2"/>
             <w:tabs>
               <w:tab w:val="left" w:pos="1320"/>
-              <w:tab w:val="right" w:leader="dot" w:pos="9678"/>
+              <w:tab w:val="right" w:leader="dot" w:pos="9344"/>
             </w:tabs>
             <w:rPr>
               <w:rFonts w:asciiTheme="minorHAnsi" w:eastAsiaTheme="minorEastAsia" w:hAnsiTheme="minorHAnsi"/>
@@ -956,7 +956,7 @@
               <w:sz w:val="22"/>
             </w:rPr>
           </w:pPr>
-          <w:hyperlink w:anchor="_Toc181558156" w:history="1">
+          <w:hyperlink w:anchor="_Toc181560478" w:history="1">
             <w:r>
               <w:rPr>
                 <w:rStyle w:val="Hipervnculo"/>
@@ -1000,7 +1000,7 @@
                 <w:noProof/>
                 <w:webHidden/>
               </w:rPr>
-              <w:instrText xml:space="preserve"> PAGEREF _Toc181558156 \h </w:instrText>
+              <w:instrText xml:space="preserve"> PAGEREF _Toc181560478 \h </w:instrText>
             </w:r>
             <w:r>
               <w:rPr>
@@ -1036,7 +1036,7 @@
             <w:pStyle w:val="TDC3"/>
             <w:tabs>
               <w:tab w:val="left" w:pos="1540"/>
-              <w:tab w:val="right" w:leader="dot" w:pos="9678"/>
+              <w:tab w:val="right" w:leader="dot" w:pos="9344"/>
             </w:tabs>
             <w:rPr>
               <w:rFonts w:asciiTheme="minorHAnsi" w:eastAsiaTheme="minorEastAsia" w:hAnsiTheme="minorHAnsi"/>
@@ -1044,7 +1044,7 @@
               <w:sz w:val="22"/>
             </w:rPr>
           </w:pPr>
-          <w:hyperlink w:anchor="_Toc181558157" w:history="1">
+          <w:hyperlink w:anchor="_Toc181560479" w:history="1">
             <w:r>
               <w:rPr>
                 <w:rStyle w:val="Hipervnculo"/>
@@ -1088,7 +1088,7 @@
                 <w:noProof/>
                 <w:webHidden/>
               </w:rPr>
-              <w:instrText xml:space="preserve"> PAGEREF _Toc181558157 \h </w:instrText>
+              <w:instrText xml:space="preserve"> PAGEREF _Toc181560479 \h </w:instrText>
             </w:r>
             <w:r>
               <w:rPr>
@@ -1124,7 +1124,7 @@
             <w:pStyle w:val="TDC3"/>
             <w:tabs>
               <w:tab w:val="left" w:pos="1540"/>
-              <w:tab w:val="right" w:leader="dot" w:pos="9678"/>
+              <w:tab w:val="right" w:leader="dot" w:pos="9344"/>
             </w:tabs>
             <w:rPr>
               <w:rFonts w:asciiTheme="minorHAnsi" w:eastAsiaTheme="minorEastAsia" w:hAnsiTheme="minorHAnsi"/>
@@ -1132,7 +1132,7 @@
               <w:sz w:val="22"/>
             </w:rPr>
           </w:pPr>
-          <w:hyperlink w:anchor="_Toc181558158" w:history="1">
+          <w:hyperlink w:anchor="_Toc181560480" w:history="1">
             <w:r>
               <w:rPr>
                 <w:rStyle w:val="Hipervnculo"/>
@@ -1176,7 +1176,7 @@
                 <w:noProof/>
                 <w:webHidden/>
               </w:rPr>
-              <w:instrText xml:space="preserve"> PAGEREF _Toc181558158 \h </w:instrText>
+              <w:instrText xml:space="preserve"> PAGEREF _Toc181560480 \h </w:instrText>
             </w:r>
             <w:r>
               <w:rPr>
@@ -1196,7 +1196,7 @@
                 <w:noProof/>
                 <w:webHidden/>
               </w:rPr>
-              <w:t>7</w:t>
+              <w:t>6</w:t>
             </w:r>
             <w:r>
               <w:rPr>
@@ -1212,7 +1212,7 @@
             <w:pStyle w:val="TDC3"/>
             <w:tabs>
               <w:tab w:val="left" w:pos="1540"/>
-              <w:tab w:val="right" w:leader="dot" w:pos="9678"/>
+              <w:tab w:val="right" w:leader="dot" w:pos="9344"/>
             </w:tabs>
             <w:rPr>
               <w:rFonts w:asciiTheme="minorHAnsi" w:eastAsiaTheme="minorEastAsia" w:hAnsiTheme="minorHAnsi"/>
@@ -1220,7 +1220,7 @@
               <w:sz w:val="22"/>
             </w:rPr>
           </w:pPr>
-          <w:hyperlink w:anchor="_Toc181558159" w:history="1">
+          <w:hyperlink w:anchor="_Toc181560481" w:history="1">
             <w:r>
               <w:rPr>
                 <w:rStyle w:val="Hipervnculo"/>
@@ -1264,7 +1264,7 @@
                 <w:noProof/>
                 <w:webHidden/>
               </w:rPr>
-              <w:instrText xml:space="preserve"> PAGEREF _Toc181558159 \h </w:instrText>
+              <w:instrText xml:space="preserve"> PAGEREF _Toc181560481 \h </w:instrText>
             </w:r>
             <w:r>
               <w:rPr>
@@ -1300,7 +1300,7 @@
             <w:pStyle w:val="TDC3"/>
             <w:tabs>
               <w:tab w:val="left" w:pos="1540"/>
-              <w:tab w:val="right" w:leader="dot" w:pos="9678"/>
+              <w:tab w:val="right" w:leader="dot" w:pos="9344"/>
             </w:tabs>
             <w:rPr>
               <w:rFonts w:asciiTheme="minorHAnsi" w:eastAsiaTheme="minorEastAsia" w:hAnsiTheme="minorHAnsi"/>
@@ -1308,7 +1308,7 @@
               <w:sz w:val="22"/>
             </w:rPr>
           </w:pPr>
-          <w:hyperlink w:anchor="_Toc181558160" w:history="1">
+          <w:hyperlink w:anchor="_Toc181560482" w:history="1">
             <w:r>
               <w:rPr>
                 <w:rStyle w:val="Hipervnculo"/>
@@ -1352,7 +1352,7 @@
                 <w:noProof/>
                 <w:webHidden/>
               </w:rPr>
-              <w:instrText xml:space="preserve"> PAGEREF _Toc181558160 \h </w:instrText>
+              <w:instrText xml:space="preserve"> PAGEREF _Toc181560482 \h </w:instrText>
             </w:r>
             <w:r>
               <w:rPr>
@@ -1388,7 +1388,7 @@
             <w:pStyle w:val="TDC2"/>
             <w:tabs>
               <w:tab w:val="left" w:pos="1100"/>
-              <w:tab w:val="right" w:leader="dot" w:pos="9678"/>
+              <w:tab w:val="right" w:leader="dot" w:pos="9344"/>
             </w:tabs>
             <w:rPr>
               <w:rFonts w:asciiTheme="minorHAnsi" w:eastAsiaTheme="minorEastAsia" w:hAnsiTheme="minorHAnsi"/>
@@ -1396,7 +1396,7 @@
               <w:sz w:val="22"/>
             </w:rPr>
           </w:pPr>
-          <w:hyperlink w:anchor="_Toc181558161" w:history="1">
+          <w:hyperlink w:anchor="_Toc181560483" w:history="1">
             <w:r>
               <w:rPr>
                 <w:rStyle w:val="Hipervnculo"/>
@@ -1440,7 +1440,7 @@
                 <w:noProof/>
                 <w:webHidden/>
               </w:rPr>
-              <w:instrText xml:space="preserve"> PAGEREF _Toc181558161 \h </w:instrText>
+              <w:instrText xml:space="preserve"> PAGEREF _Toc181560483 \h </w:instrText>
             </w:r>
             <w:r>
               <w:rPr>
@@ -1476,7 +1476,7 @@
             <w:pStyle w:val="TDC2"/>
             <w:tabs>
               <w:tab w:val="left" w:pos="1100"/>
-              <w:tab w:val="right" w:leader="dot" w:pos="9678"/>
+              <w:tab w:val="right" w:leader="dot" w:pos="9344"/>
             </w:tabs>
             <w:rPr>
               <w:rFonts w:asciiTheme="minorHAnsi" w:eastAsiaTheme="minorEastAsia" w:hAnsiTheme="minorHAnsi"/>
@@ -1484,7 +1484,7 @@
               <w:sz w:val="22"/>
             </w:rPr>
           </w:pPr>
-          <w:hyperlink w:anchor="_Toc181558162" w:history="1">
+          <w:hyperlink w:anchor="_Toc181560484" w:history="1">
             <w:r>
               <w:rPr>
                 <w:rStyle w:val="Hipervnculo"/>
@@ -1528,7 +1528,7 @@
                 <w:noProof/>
                 <w:webHidden/>
               </w:rPr>
-              <w:instrText xml:space="preserve"> PAGEREF _Toc181558162 \h </w:instrText>
+              <w:instrText xml:space="preserve"> PAGEREF _Toc181560484 \h </w:instrText>
             </w:r>
             <w:r>
               <w:rPr>
@@ -1564,7 +1564,7 @@
             <w:pStyle w:val="TDC3"/>
             <w:tabs>
               <w:tab w:val="left" w:pos="1540"/>
-              <w:tab w:val="right" w:leader="dot" w:pos="9678"/>
+              <w:tab w:val="right" w:leader="dot" w:pos="9344"/>
             </w:tabs>
             <w:rPr>
               <w:rFonts w:asciiTheme="minorHAnsi" w:eastAsiaTheme="minorEastAsia" w:hAnsiTheme="minorHAnsi"/>
@@ -1572,7 +1572,7 @@
               <w:sz w:val="22"/>
             </w:rPr>
           </w:pPr>
-          <w:hyperlink w:anchor="_Toc181558163" w:history="1">
+          <w:hyperlink w:anchor="_Toc181560485" w:history="1">
             <w:r>
               <w:rPr>
                 <w:rStyle w:val="Hipervnculo"/>
@@ -1616,7 +1616,7 @@
                 <w:noProof/>
                 <w:webHidden/>
               </w:rPr>
-              <w:instrText xml:space="preserve"> PAGEREF _Toc181558163 \h </w:instrText>
+              <w:instrText xml:space="preserve"> PAGEREF _Toc181560485 \h </w:instrText>
             </w:r>
             <w:r>
               <w:rPr>
@@ -1652,7 +1652,7 @@
             <w:pStyle w:val="TDC3"/>
             <w:tabs>
               <w:tab w:val="left" w:pos="1540"/>
-              <w:tab w:val="right" w:leader="dot" w:pos="9678"/>
+              <w:tab w:val="right" w:leader="dot" w:pos="9344"/>
             </w:tabs>
             <w:rPr>
               <w:rFonts w:asciiTheme="minorHAnsi" w:eastAsiaTheme="minorEastAsia" w:hAnsiTheme="minorHAnsi"/>
@@ -1660,7 +1660,7 @@
               <w:sz w:val="22"/>
             </w:rPr>
           </w:pPr>
-          <w:hyperlink w:anchor="_Toc181558164" w:history="1">
+          <w:hyperlink w:anchor="_Toc181560486" w:history="1">
             <w:r>
               <w:rPr>
                 <w:rStyle w:val="Hipervnculo"/>
@@ -1704,7 +1704,7 @@
                 <w:noProof/>
                 <w:webHidden/>
               </w:rPr>
-              <w:instrText xml:space="preserve"> PAGEREF _Toc181558164 \h </w:instrText>
+              <w:instrText xml:space="preserve"> PAGEREF _Toc181560486 \h </w:instrText>
             </w:r>
             <w:r>
               <w:rPr>
@@ -1724,7 +1724,7 @@
                 <w:noProof/>
                 <w:webHidden/>
               </w:rPr>
-              <w:t>10</w:t>
+              <w:t>9</w:t>
             </w:r>
             <w:r>
               <w:rPr>
@@ -1739,7 +1739,7 @@
           <w:pPr>
             <w:pStyle w:val="TDC2"/>
             <w:tabs>
-              <w:tab w:val="right" w:leader="dot" w:pos="9678"/>
+              <w:tab w:val="right" w:leader="dot" w:pos="9344"/>
             </w:tabs>
             <w:rPr>
               <w:rFonts w:asciiTheme="minorHAnsi" w:eastAsiaTheme="minorEastAsia" w:hAnsiTheme="minorHAnsi"/>
@@ -1747,7 +1747,7 @@
               <w:sz w:val="22"/>
             </w:rPr>
           </w:pPr>
-          <w:hyperlink w:anchor="_Toc181558165" w:history="1">
+          <w:hyperlink w:anchor="_Toc181560487" w:history="1">
             <w:r>
               <w:rPr>
                 <w:rStyle w:val="Hipervnculo"/>
@@ -1775,7 +1775,7 @@
                 <w:noProof/>
                 <w:webHidden/>
               </w:rPr>
-              <w:instrText xml:space="preserve"> PAGEREF _Toc181558165 \h </w:instrText>
+              <w:instrText xml:space="preserve"> PAGEREF _Toc181560487 \h </w:instrText>
             </w:r>
             <w:r>
               <w:rPr>
@@ -1795,7 +1795,7 @@
                 <w:noProof/>
                 <w:webHidden/>
               </w:rPr>
-              <w:t>11</w:t>
+              <w:t>10</w:t>
             </w:r>
             <w:r>
               <w:rPr>
@@ -1819,7 +1819,7 @@
               <w:lang w:val="en-US"/>
             </w:rPr>
           </w:pPr>
-          <w:hyperlink w:anchor="_Toc181558166" w:history="1">
+          <w:hyperlink w:anchor="_Toc181560488" w:history="1">
             <w:r>
               <w:rPr>
                 <w:rStyle w:val="Hipervnculo"/>
@@ -1857,7 +1857,7 @@
               <w:rPr>
                 <w:webHidden/>
               </w:rPr>
-              <w:instrText xml:space="preserve"> PAGEREF _Toc181558166 \h </w:instrText>
+              <w:instrText xml:space="preserve"> PAGEREF _Toc181560488 \h </w:instrText>
             </w:r>
             <w:r>
               <w:rPr>
@@ -1874,7 +1874,7 @@
               <w:rPr>
                 <w:webHidden/>
               </w:rPr>
-              <w:t>12</w:t>
+              <w:t>11</w:t>
             </w:r>
             <w:r>
               <w:rPr>
@@ -1889,7 +1889,7 @@
             <w:pStyle w:val="TDC2"/>
             <w:tabs>
               <w:tab w:val="left" w:pos="1100"/>
-              <w:tab w:val="right" w:leader="dot" w:pos="9678"/>
+              <w:tab w:val="right" w:leader="dot" w:pos="9344"/>
             </w:tabs>
             <w:rPr>
               <w:rFonts w:asciiTheme="minorHAnsi" w:eastAsiaTheme="minorEastAsia" w:hAnsiTheme="minorHAnsi"/>
@@ -1897,7 +1897,7 @@
               <w:sz w:val="22"/>
             </w:rPr>
           </w:pPr>
-          <w:hyperlink w:anchor="_Toc181558167" w:history="1">
+          <w:hyperlink w:anchor="_Toc181560489" w:history="1">
             <w:r>
               <w:rPr>
                 <w:rStyle w:val="Hipervnculo"/>
@@ -1941,7 +1941,7 @@
                 <w:noProof/>
                 <w:webHidden/>
               </w:rPr>
-              <w:instrText xml:space="preserve"> PAGEREF _Toc181558167 \h </w:instrText>
+              <w:instrText xml:space="preserve"> PAGEREF _Toc181560489 \h </w:instrText>
             </w:r>
             <w:r>
               <w:rPr>
@@ -1961,7 +1961,7 @@
                 <w:noProof/>
                 <w:webHidden/>
               </w:rPr>
-              <w:t>12</w:t>
+              <w:t>11</w:t>
             </w:r>
             <w:r>
               <w:rPr>
@@ -1977,7 +1977,7 @@
             <w:pStyle w:val="TDC2"/>
             <w:tabs>
               <w:tab w:val="left" w:pos="1100"/>
-              <w:tab w:val="right" w:leader="dot" w:pos="9678"/>
+              <w:tab w:val="right" w:leader="dot" w:pos="9344"/>
             </w:tabs>
             <w:rPr>
               <w:rFonts w:asciiTheme="minorHAnsi" w:eastAsiaTheme="minorEastAsia" w:hAnsiTheme="minorHAnsi"/>
@@ -1985,7 +1985,7 @@
               <w:sz w:val="22"/>
             </w:rPr>
           </w:pPr>
-          <w:hyperlink w:anchor="_Toc181558168" w:history="1">
+          <w:hyperlink w:anchor="_Toc181560490" w:history="1">
             <w:r>
               <w:rPr>
                 <w:rStyle w:val="Hipervnculo"/>
@@ -2029,7 +2029,7 @@
                 <w:noProof/>
                 <w:webHidden/>
               </w:rPr>
-              <w:instrText xml:space="preserve"> PAGEREF _Toc181558168 \h </w:instrText>
+              <w:instrText xml:space="preserve"> PAGEREF _Toc181560490 \h </w:instrText>
             </w:r>
             <w:r>
               <w:rPr>
@@ -2049,7 +2049,7 @@
                 <w:noProof/>
                 <w:webHidden/>
               </w:rPr>
-              <w:t>13</w:t>
+              <w:t>12</w:t>
             </w:r>
             <w:r>
               <w:rPr>
@@ -2065,7 +2065,7 @@
             <w:pStyle w:val="TDC2"/>
             <w:tabs>
               <w:tab w:val="left" w:pos="1100"/>
-              <w:tab w:val="right" w:leader="dot" w:pos="9678"/>
+              <w:tab w:val="right" w:leader="dot" w:pos="9344"/>
             </w:tabs>
             <w:rPr>
               <w:rFonts w:asciiTheme="minorHAnsi" w:eastAsiaTheme="minorEastAsia" w:hAnsiTheme="minorHAnsi"/>
@@ -2073,7 +2073,7 @@
               <w:sz w:val="22"/>
             </w:rPr>
           </w:pPr>
-          <w:hyperlink w:anchor="_Toc181558169" w:history="1">
+          <w:hyperlink w:anchor="_Toc181560491" w:history="1">
             <w:r>
               <w:rPr>
                 <w:rStyle w:val="Hipervnculo"/>
@@ -2117,7 +2117,7 @@
                 <w:noProof/>
                 <w:webHidden/>
               </w:rPr>
-              <w:instrText xml:space="preserve"> PAGEREF _Toc181558169 \h </w:instrText>
+              <w:instrText xml:space="preserve"> PAGEREF _Toc181560491 \h </w:instrText>
             </w:r>
             <w:r>
               <w:rPr>
@@ -2137,7 +2137,7 @@
                 <w:noProof/>
                 <w:webHidden/>
               </w:rPr>
-              <w:t>14</w:t>
+              <w:t>13</w:t>
             </w:r>
             <w:r>
               <w:rPr>
@@ -2152,7 +2152,7 @@
           <w:pPr>
             <w:pStyle w:val="TDC2"/>
             <w:tabs>
-              <w:tab w:val="right" w:leader="dot" w:pos="9678"/>
+              <w:tab w:val="right" w:leader="dot" w:pos="9344"/>
             </w:tabs>
             <w:rPr>
               <w:rFonts w:asciiTheme="minorHAnsi" w:eastAsiaTheme="minorEastAsia" w:hAnsiTheme="minorHAnsi"/>
@@ -2160,7 +2160,7 @@
               <w:sz w:val="22"/>
             </w:rPr>
           </w:pPr>
-          <w:hyperlink w:anchor="_Toc181558170" w:history="1">
+          <w:hyperlink w:anchor="_Toc181560492" w:history="1">
             <w:r>
               <w:rPr>
                 <w:rStyle w:val="Hipervnculo"/>
@@ -2188,7 +2188,7 @@
                 <w:noProof/>
                 <w:webHidden/>
               </w:rPr>
-              <w:instrText xml:space="preserve"> PAGEREF _Toc181558170 \h </w:instrText>
+              <w:instrText xml:space="preserve"> PAGEREF _Toc181560492 \h </w:instrText>
             </w:r>
             <w:r>
               <w:rPr>
@@ -2208,7 +2208,7 @@
                 <w:noProof/>
                 <w:webHidden/>
               </w:rPr>
-              <w:t>14</w:t>
+              <w:t>13</w:t>
             </w:r>
             <w:r>
               <w:rPr>
@@ -2229,7 +2229,7 @@
               <w:lang w:val="en-US"/>
             </w:rPr>
           </w:pPr>
-          <w:hyperlink w:anchor="_Toc181558171" w:history="1">
+          <w:hyperlink w:anchor="_Toc181560493" w:history="1">
             <w:r>
               <w:rPr>
                 <w:rStyle w:val="Hipervnculo"/>
@@ -2252,7 +2252,7 @@
               <w:rPr>
                 <w:webHidden/>
               </w:rPr>
-              <w:instrText xml:space="preserve"> PAGEREF _Toc181558171 \h </w:instrText>
+              <w:instrText xml:space="preserve"> PAGEREF _Toc181560493 \h </w:instrText>
             </w:r>
             <w:r>
               <w:rPr>
@@ -2269,7 +2269,7 @@
               <w:rPr>
                 <w:webHidden/>
               </w:rPr>
-              <w:t>15</w:t>
+              <w:t>14</w:t>
             </w:r>
             <w:r>
               <w:rPr>
@@ -2289,7 +2289,7 @@
               <w:lang w:val="en-US"/>
             </w:rPr>
           </w:pPr>
-          <w:hyperlink w:anchor="_Toc181558172" w:history="1">
+          <w:hyperlink w:anchor="_Toc181560494" w:history="1">
             <w:r>
               <w:rPr>
                 <w:rStyle w:val="Hipervnculo"/>
@@ -2312,7 +2312,7 @@
               <w:rPr>
                 <w:webHidden/>
               </w:rPr>
-              <w:instrText xml:space="preserve"> PAGEREF _Toc181558172 \h </w:instrText>
+              <w:instrText xml:space="preserve"> PAGEREF _Toc181560494 \h </w:instrText>
             </w:r>
             <w:r>
               <w:rPr>
@@ -2329,7 +2329,7 @@
               <w:rPr>
                 <w:webHidden/>
               </w:rPr>
-              <w:t>15</w:t>
+              <w:t>14</w:t>
             </w:r>
             <w:r>
               <w:rPr>
@@ -2344,7 +2344,7 @@
             <w:pStyle w:val="TDC2"/>
             <w:tabs>
               <w:tab w:val="left" w:pos="1100"/>
-              <w:tab w:val="right" w:leader="dot" w:pos="9678"/>
+              <w:tab w:val="right" w:leader="dot" w:pos="9344"/>
             </w:tabs>
             <w:rPr>
               <w:rFonts w:asciiTheme="minorHAnsi" w:eastAsiaTheme="minorEastAsia" w:hAnsiTheme="minorHAnsi"/>
@@ -2352,7 +2352,7 @@
               <w:sz w:val="22"/>
             </w:rPr>
           </w:pPr>
-          <w:hyperlink w:anchor="_Toc181558173" w:history="1">
+          <w:hyperlink w:anchor="_Toc181560495" w:history="1">
             <w:r>
               <w:rPr>
                 <w:rStyle w:val="Hipervnculo"/>
@@ -2396,7 +2396,7 @@
                 <w:noProof/>
                 <w:webHidden/>
               </w:rPr>
-              <w:instrText xml:space="preserve"> PAGEREF _Toc181558173 \h </w:instrText>
+              <w:instrText xml:space="preserve"> PAGEREF _Toc181560495 \h </w:instrText>
             </w:r>
             <w:r>
               <w:rPr>
@@ -2416,7 +2416,7 @@
                 <w:noProof/>
                 <w:webHidden/>
               </w:rPr>
-              <w:t>15</w:t>
+              <w:t>14</w:t>
             </w:r>
             <w:r>
               <w:rPr>
@@ -2432,7 +2432,7 @@
             <w:pStyle w:val="TDC2"/>
             <w:tabs>
               <w:tab w:val="left" w:pos="1100"/>
-              <w:tab w:val="right" w:leader="dot" w:pos="9678"/>
+              <w:tab w:val="right" w:leader="dot" w:pos="9344"/>
             </w:tabs>
             <w:rPr>
               <w:rFonts w:asciiTheme="minorHAnsi" w:eastAsiaTheme="minorEastAsia" w:hAnsiTheme="minorHAnsi"/>
@@ -2440,7 +2440,7 @@
               <w:sz w:val="22"/>
             </w:rPr>
           </w:pPr>
-          <w:hyperlink w:anchor="_Toc181558174" w:history="1">
+          <w:hyperlink w:anchor="_Toc181560496" w:history="1">
             <w:r>
               <w:rPr>
                 <w:rStyle w:val="Hipervnculo"/>
@@ -2484,7 +2484,7 @@
                 <w:noProof/>
                 <w:webHidden/>
               </w:rPr>
-              <w:instrText xml:space="preserve"> PAGEREF _Toc181558174 \h </w:instrText>
+              <w:instrText xml:space="preserve"> PAGEREF _Toc181560496 \h </w:instrText>
             </w:r>
             <w:r>
               <w:rPr>
@@ -2504,7 +2504,7 @@
                 <w:noProof/>
                 <w:webHidden/>
               </w:rPr>
-              <w:t>20</w:t>
+              <w:t>18</w:t>
             </w:r>
             <w:r>
               <w:rPr>
@@ -2528,7 +2528,7 @@
               <w:lang w:val="en-US"/>
             </w:rPr>
           </w:pPr>
-          <w:hyperlink w:anchor="_Toc181558175" w:history="1">
+          <w:hyperlink w:anchor="_Toc181560497" w:history="1">
             <w:r>
               <w:rPr>
                 <w:rStyle w:val="Hipervnculo"/>
@@ -2566,7 +2566,7 @@
               <w:rPr>
                 <w:webHidden/>
               </w:rPr>
-              <w:instrText xml:space="preserve"> PAGEREF _Toc181558175 \h </w:instrText>
+              <w:instrText xml:space="preserve"> PAGEREF _Toc181560497 \h </w:instrText>
             </w:r>
             <w:r>
               <w:rPr>
@@ -2583,7 +2583,7 @@
               <w:rPr>
                 <w:webHidden/>
               </w:rPr>
-              <w:t>21</w:t>
+              <w:t>19</w:t>
             </w:r>
             <w:r>
               <w:rPr>
@@ -2598,7 +2598,7 @@
             <w:pStyle w:val="TDC2"/>
             <w:tabs>
               <w:tab w:val="left" w:pos="1100"/>
-              <w:tab w:val="right" w:leader="dot" w:pos="9678"/>
+              <w:tab w:val="right" w:leader="dot" w:pos="9344"/>
             </w:tabs>
             <w:rPr>
               <w:rFonts w:asciiTheme="minorHAnsi" w:eastAsiaTheme="minorEastAsia" w:hAnsiTheme="minorHAnsi"/>
@@ -2606,7 +2606,7 @@
               <w:sz w:val="22"/>
             </w:rPr>
           </w:pPr>
-          <w:hyperlink w:anchor="_Toc181558176" w:history="1">
+          <w:hyperlink w:anchor="_Toc181560498" w:history="1">
             <w:r>
               <w:rPr>
                 <w:rStyle w:val="Hipervnculo"/>
@@ -2650,7 +2650,7 @@
                 <w:noProof/>
                 <w:webHidden/>
               </w:rPr>
-              <w:instrText xml:space="preserve"> PAGEREF _Toc181558176 \h </w:instrText>
+              <w:instrText xml:space="preserve"> PAGEREF _Toc181560498 \h </w:instrText>
             </w:r>
             <w:r>
               <w:rPr>
@@ -2670,7 +2670,7 @@
                 <w:noProof/>
                 <w:webHidden/>
               </w:rPr>
-              <w:t>21</w:t>
+              <w:t>19</w:t>
             </w:r>
             <w:r>
               <w:rPr>
@@ -2685,7 +2685,7 @@
           <w:pPr>
             <w:pStyle w:val="TDC3"/>
             <w:tabs>
-              <w:tab w:val="right" w:leader="dot" w:pos="9678"/>
+              <w:tab w:val="right" w:leader="dot" w:pos="9344"/>
             </w:tabs>
             <w:rPr>
               <w:rFonts w:asciiTheme="minorHAnsi" w:eastAsiaTheme="minorEastAsia" w:hAnsiTheme="minorHAnsi"/>
@@ -2693,7 +2693,7 @@
               <w:sz w:val="22"/>
             </w:rPr>
           </w:pPr>
-          <w:hyperlink w:anchor="_Toc181558177" w:history="1">
+          <w:hyperlink w:anchor="_Toc181560499" w:history="1">
             <w:r>
               <w:rPr>
                 <w:rStyle w:val="Hipervnculo"/>
@@ -2739,7 +2739,7 @@
                 <w:noProof/>
                 <w:webHidden/>
               </w:rPr>
-              <w:instrText xml:space="preserve"> PAGEREF _Toc181558177 \h </w:instrText>
+              <w:instrText xml:space="preserve"> PAGEREF _Toc181560499 \h </w:instrText>
             </w:r>
             <w:r>
               <w:rPr>
@@ -2759,7 +2759,7 @@
                 <w:noProof/>
                 <w:webHidden/>
               </w:rPr>
-              <w:t>21</w:t>
+              <w:t>20</w:t>
             </w:r>
             <w:r>
               <w:rPr>
@@ -2774,7 +2774,7 @@
           <w:pPr>
             <w:pStyle w:val="TDC3"/>
             <w:tabs>
-              <w:tab w:val="right" w:leader="dot" w:pos="9678"/>
+              <w:tab w:val="right" w:leader="dot" w:pos="9344"/>
             </w:tabs>
             <w:rPr>
               <w:rFonts w:asciiTheme="minorHAnsi" w:eastAsiaTheme="minorEastAsia" w:hAnsiTheme="minorHAnsi"/>
@@ -2782,7 +2782,7 @@
               <w:sz w:val="22"/>
             </w:rPr>
           </w:pPr>
-          <w:hyperlink w:anchor="_Toc181558178" w:history="1">
+          <w:hyperlink w:anchor="_Toc181560500" w:history="1">
             <w:r>
               <w:rPr>
                 <w:rStyle w:val="Hipervnculo"/>
@@ -2828,7 +2828,7 @@
                 <w:noProof/>
                 <w:webHidden/>
               </w:rPr>
-              <w:instrText xml:space="preserve"> PAGEREF _Toc181558178 \h </w:instrText>
+              <w:instrText xml:space="preserve"> PAGEREF _Toc181560500 \h </w:instrText>
             </w:r>
             <w:r>
               <w:rPr>
@@ -2848,7 +2848,7 @@
                 <w:noProof/>
                 <w:webHidden/>
               </w:rPr>
-              <w:t>22</w:t>
+              <w:t>20</w:t>
             </w:r>
             <w:r>
               <w:rPr>
@@ -2863,7 +2863,7 @@
           <w:pPr>
             <w:pStyle w:val="TDC3"/>
             <w:tabs>
-              <w:tab w:val="right" w:leader="dot" w:pos="9678"/>
+              <w:tab w:val="right" w:leader="dot" w:pos="9344"/>
             </w:tabs>
             <w:rPr>
               <w:rFonts w:asciiTheme="minorHAnsi" w:eastAsiaTheme="minorEastAsia" w:hAnsiTheme="minorHAnsi"/>
@@ -2871,7 +2871,7 @@
               <w:sz w:val="22"/>
             </w:rPr>
           </w:pPr>
-          <w:hyperlink w:anchor="_Toc181558179" w:history="1">
+          <w:hyperlink w:anchor="_Toc181560501" w:history="1">
             <w:r>
               <w:rPr>
                 <w:rStyle w:val="Hipervnculo"/>
@@ -2958,7 +2958,7 @@
                 <w:noProof/>
                 <w:webHidden/>
               </w:rPr>
-              <w:instrText xml:space="preserve"> PAGEREF _Toc181558179 \h </w:instrText>
+              <w:instrText xml:space="preserve"> PAGEREF _Toc181560501 \h </w:instrText>
             </w:r>
             <w:r>
               <w:rPr>
@@ -2978,7 +2978,7 @@
                 <w:noProof/>
                 <w:webHidden/>
               </w:rPr>
-              <w:t>23</w:t>
+              <w:t>21</w:t>
             </w:r>
             <w:r>
               <w:rPr>
@@ -2993,7 +2993,7 @@
           <w:pPr>
             <w:pStyle w:val="TDC3"/>
             <w:tabs>
-              <w:tab w:val="right" w:leader="dot" w:pos="9678"/>
+              <w:tab w:val="right" w:leader="dot" w:pos="9344"/>
             </w:tabs>
             <w:rPr>
               <w:rFonts w:asciiTheme="minorHAnsi" w:eastAsiaTheme="minorEastAsia" w:hAnsiTheme="minorHAnsi"/>
@@ -3001,7 +3001,7 @@
               <w:sz w:val="22"/>
             </w:rPr>
           </w:pPr>
-          <w:hyperlink w:anchor="_Toc181558180" w:history="1">
+          <w:hyperlink w:anchor="_Toc181560502" w:history="1">
             <w:r>
               <w:rPr>
                 <w:rStyle w:val="Hipervnculo"/>
@@ -3039,7 +3039,7 @@
                 <w:noProof/>
                 <w:webHidden/>
               </w:rPr>
-              <w:instrText xml:space="preserve"> PAGEREF _Toc181558180 \h </w:instrText>
+              <w:instrText xml:space="preserve"> PAGEREF _Toc181560502 \h </w:instrText>
             </w:r>
             <w:r>
               <w:rPr>
@@ -3059,7 +3059,7 @@
                 <w:noProof/>
                 <w:webHidden/>
               </w:rPr>
-              <w:t>24</w:t>
+              <w:t>22</w:t>
             </w:r>
             <w:r>
               <w:rPr>
@@ -3083,7 +3083,7 @@
               <w:lang w:val="en-US"/>
             </w:rPr>
           </w:pPr>
-          <w:hyperlink w:anchor="_Toc181558181" w:history="1">
+          <w:hyperlink w:anchor="_Toc181560503" w:history="1">
             <w:r>
               <w:rPr>
                 <w:rStyle w:val="Hipervnculo"/>
@@ -3121,7 +3121,7 @@
               <w:rPr>
                 <w:webHidden/>
               </w:rPr>
-              <w:instrText xml:space="preserve"> PAGEREF _Toc181558181 \h </w:instrText>
+              <w:instrText xml:space="preserve"> PAGEREF _Toc181560503 \h </w:instrText>
             </w:r>
             <w:r>
               <w:rPr>
@@ -3138,7 +3138,7 @@
               <w:rPr>
                 <w:webHidden/>
               </w:rPr>
-              <w:t>27</w:t>
+              <w:t>24</w:t>
             </w:r>
             <w:r>
               <w:rPr>
@@ -3153,7 +3153,7 @@
             <w:pStyle w:val="TDC2"/>
             <w:tabs>
               <w:tab w:val="left" w:pos="1100"/>
-              <w:tab w:val="right" w:leader="dot" w:pos="9678"/>
+              <w:tab w:val="right" w:leader="dot" w:pos="9344"/>
             </w:tabs>
             <w:rPr>
               <w:rFonts w:asciiTheme="minorHAnsi" w:eastAsiaTheme="minorEastAsia" w:hAnsiTheme="minorHAnsi"/>
@@ -3161,7 +3161,7 @@
               <w:sz w:val="22"/>
             </w:rPr>
           </w:pPr>
-          <w:hyperlink w:anchor="_Toc181558182" w:history="1">
+          <w:hyperlink w:anchor="_Toc181560504" w:history="1">
             <w:r>
               <w:rPr>
                 <w:rStyle w:val="Hipervnculo"/>
@@ -3205,7 +3205,7 @@
                 <w:noProof/>
                 <w:webHidden/>
               </w:rPr>
-              <w:instrText xml:space="preserve"> PAGEREF _Toc181558182 \h </w:instrText>
+              <w:instrText xml:space="preserve"> PAGEREF _Toc181560504 \h </w:instrText>
             </w:r>
             <w:r>
               <w:rPr>
@@ -3225,7 +3225,7 @@
                 <w:noProof/>
                 <w:webHidden/>
               </w:rPr>
-              <w:t>27</w:t>
+              <w:t>24</w:t>
             </w:r>
             <w:r>
               <w:rPr>
@@ -3241,7 +3241,7 @@
             <w:pStyle w:val="TDC2"/>
             <w:tabs>
               <w:tab w:val="left" w:pos="1100"/>
-              <w:tab w:val="right" w:leader="dot" w:pos="9678"/>
+              <w:tab w:val="right" w:leader="dot" w:pos="9344"/>
             </w:tabs>
             <w:rPr>
               <w:rFonts w:asciiTheme="minorHAnsi" w:eastAsiaTheme="minorEastAsia" w:hAnsiTheme="minorHAnsi"/>
@@ -3249,7 +3249,7 @@
               <w:sz w:val="22"/>
             </w:rPr>
           </w:pPr>
-          <w:hyperlink w:anchor="_Toc181558183" w:history="1">
+          <w:hyperlink w:anchor="_Toc181560505" w:history="1">
             <w:r>
               <w:rPr>
                 <w:rStyle w:val="Hipervnculo"/>
@@ -3293,7 +3293,7 @@
                 <w:noProof/>
                 <w:webHidden/>
               </w:rPr>
-              <w:instrText xml:space="preserve"> PAGEREF _Toc181558183 \h </w:instrText>
+              <w:instrText xml:space="preserve"> PAGEREF _Toc181560505 \h </w:instrText>
             </w:r>
             <w:r>
               <w:rPr>
@@ -3313,7 +3313,7 @@
                 <w:noProof/>
                 <w:webHidden/>
               </w:rPr>
-              <w:t>28</w:t>
+              <w:t>26</w:t>
             </w:r>
             <w:r>
               <w:rPr>
@@ -3334,7 +3334,7 @@
               <w:lang w:val="en-US"/>
             </w:rPr>
           </w:pPr>
-          <w:hyperlink w:anchor="_Toc181558184" w:history="1">
+          <w:hyperlink w:anchor="_Toc181560506" w:history="1">
             <w:r>
               <w:rPr>
                 <w:rStyle w:val="Hipervnculo"/>
@@ -3357,7 +3357,7 @@
               <w:rPr>
                 <w:webHidden/>
               </w:rPr>
-              <w:instrText xml:space="preserve"> PAGEREF _Toc181558184 \h </w:instrText>
+              <w:instrText xml:space="preserve"> PAGEREF _Toc181560506 \h </w:instrText>
             </w:r>
             <w:r>
               <w:rPr>
@@ -3374,7 +3374,7 @@
               <w:rPr>
                 <w:webHidden/>
               </w:rPr>
-              <w:t>32</w:t>
+              <w:t>28</w:t>
             </w:r>
             <w:r>
               <w:rPr>
@@ -3394,7 +3394,7 @@
               <w:lang w:val="en-US"/>
             </w:rPr>
           </w:pPr>
-          <w:hyperlink w:anchor="_Toc181558185" w:history="1">
+          <w:hyperlink w:anchor="_Toc181560507" w:history="1">
             <w:r>
               <w:rPr>
                 <w:rStyle w:val="Hipervnculo"/>
@@ -3417,7 +3417,7 @@
               <w:rPr>
                 <w:webHidden/>
               </w:rPr>
-              <w:instrText xml:space="preserve"> PAGEREF _Toc181558185 \h </w:instrText>
+              <w:instrText xml:space="preserve"> PAGEREF _Toc181560507 \h </w:instrText>
             </w:r>
             <w:r>
               <w:rPr>
@@ -3434,7 +3434,7 @@
               <w:rPr>
                 <w:webHidden/>
               </w:rPr>
-              <w:t>33</w:t>
+              <w:t>29</w:t>
             </w:r>
             <w:r>
               <w:rPr>
@@ -3454,7 +3454,7 @@
               <w:lang w:val="en-US"/>
             </w:rPr>
           </w:pPr>
-          <w:hyperlink w:anchor="_Toc181558186" w:history="1">
+          <w:hyperlink w:anchor="_Toc181560508" w:history="1">
             <w:r>
               <w:rPr>
                 <w:rStyle w:val="Hipervnculo"/>
@@ -3477,7 +3477,7 @@
               <w:rPr>
                 <w:webHidden/>
               </w:rPr>
-              <w:instrText xml:space="preserve"> PAGEREF _Toc181558186 \h </w:instrText>
+              <w:instrText xml:space="preserve"> PAGEREF _Toc181560508 \h </w:instrText>
             </w:r>
             <w:r>
               <w:rPr>
@@ -3494,7 +3494,7 @@
               <w:rPr>
                 <w:webHidden/>
               </w:rPr>
-              <w:t>34</w:t>
+              <w:t>30</w:t>
             </w:r>
             <w:r>
               <w:rPr>
@@ -3508,7 +3508,7 @@
           <w:pPr>
             <w:pStyle w:val="TDC2"/>
             <w:tabs>
-              <w:tab w:val="right" w:leader="dot" w:pos="9678"/>
+              <w:tab w:val="right" w:leader="dot" w:pos="9344"/>
             </w:tabs>
             <w:rPr>
               <w:rFonts w:asciiTheme="minorHAnsi" w:eastAsiaTheme="minorEastAsia" w:hAnsiTheme="minorHAnsi"/>
@@ -3516,7 +3516,7 @@
               <w:sz w:val="22"/>
             </w:rPr>
           </w:pPr>
-          <w:hyperlink w:anchor="_Toc181558187" w:history="1">
+          <w:hyperlink w:anchor="_Toc181560509" w:history="1">
             <w:r>
               <w:rPr>
                 <w:rStyle w:val="Hipervnculo"/>
@@ -3544,7 +3544,7 @@
                 <w:noProof/>
                 <w:webHidden/>
               </w:rPr>
-              <w:instrText xml:space="preserve"> PAGEREF _Toc181558187 \h </w:instrText>
+              <w:instrText xml:space="preserve"> PAGEREF _Toc181560509 \h </w:instrText>
             </w:r>
             <w:r>
               <w:rPr>
@@ -3564,7 +3564,7 @@
                 <w:noProof/>
                 <w:webHidden/>
               </w:rPr>
-              <w:t>34</w:t>
+              <w:t>30</w:t>
             </w:r>
             <w:r>
               <w:rPr>
@@ -3579,7 +3579,7 @@
           <w:pPr>
             <w:pStyle w:val="TDC2"/>
             <w:tabs>
-              <w:tab w:val="right" w:leader="dot" w:pos="9678"/>
+              <w:tab w:val="right" w:leader="dot" w:pos="9344"/>
             </w:tabs>
             <w:rPr>
               <w:rFonts w:asciiTheme="minorHAnsi" w:eastAsiaTheme="minorEastAsia" w:hAnsiTheme="minorHAnsi"/>
@@ -3587,7 +3587,7 @@
               <w:sz w:val="22"/>
             </w:rPr>
           </w:pPr>
-          <w:hyperlink w:anchor="_Toc181558188" w:history="1">
+          <w:hyperlink w:anchor="_Toc181560510" w:history="1">
             <w:r>
               <w:rPr>
                 <w:rStyle w:val="Hipervnculo"/>
@@ -3615,7 +3615,7 @@
                 <w:noProof/>
                 <w:webHidden/>
               </w:rPr>
-              <w:instrText xml:space="preserve"> PAGEREF _Toc181558188 \h </w:instrText>
+              <w:instrText xml:space="preserve"> PAGEREF _Toc181560510 \h </w:instrText>
             </w:r>
             <w:r>
               <w:rPr>
@@ -3635,7 +3635,7 @@
                 <w:noProof/>
                 <w:webHidden/>
               </w:rPr>
-              <w:t>35</w:t>
+              <w:t>31</w:t>
             </w:r>
             <w:r>
               <w:rPr>
@@ -3650,7 +3650,7 @@
           <w:pPr>
             <w:pStyle w:val="TDC2"/>
             <w:tabs>
-              <w:tab w:val="right" w:leader="dot" w:pos="9678"/>
+              <w:tab w:val="right" w:leader="dot" w:pos="9344"/>
             </w:tabs>
             <w:rPr>
               <w:rFonts w:asciiTheme="minorHAnsi" w:eastAsiaTheme="minorEastAsia" w:hAnsiTheme="minorHAnsi"/>
@@ -3658,7 +3658,7 @@
               <w:sz w:val="22"/>
             </w:rPr>
           </w:pPr>
-          <w:hyperlink w:anchor="_Toc181558189" w:history="1">
+          <w:hyperlink w:anchor="_Toc181560511" w:history="1">
             <w:r>
               <w:rPr>
                 <w:rStyle w:val="Hipervnculo"/>
@@ -3686,7 +3686,7 @@
                 <w:noProof/>
                 <w:webHidden/>
               </w:rPr>
-              <w:instrText xml:space="preserve"> PAGEREF _Toc181558189 \h </w:instrText>
+              <w:instrText xml:space="preserve"> PAGEREF _Toc181560511 \h </w:instrText>
             </w:r>
             <w:r>
               <w:rPr>
@@ -3706,7 +3706,7 @@
                 <w:noProof/>
                 <w:webHidden/>
               </w:rPr>
-              <w:t>36</w:t>
+              <w:t>32</w:t>
             </w:r>
             <w:r>
               <w:rPr>
@@ -3721,7 +3721,7 @@
           <w:pPr>
             <w:pStyle w:val="TDC2"/>
             <w:tabs>
-              <w:tab w:val="right" w:leader="dot" w:pos="9678"/>
+              <w:tab w:val="right" w:leader="dot" w:pos="9344"/>
             </w:tabs>
             <w:rPr>
               <w:rFonts w:asciiTheme="minorHAnsi" w:eastAsiaTheme="minorEastAsia" w:hAnsiTheme="minorHAnsi"/>
@@ -3729,7 +3729,7 @@
               <w:sz w:val="22"/>
             </w:rPr>
           </w:pPr>
-          <w:hyperlink w:anchor="_Toc181558190" w:history="1">
+          <w:hyperlink w:anchor="_Toc181560512" w:history="1">
             <w:r>
               <w:rPr>
                 <w:rStyle w:val="Hipervnculo"/>
@@ -3757,7 +3757,7 @@
                 <w:noProof/>
                 <w:webHidden/>
               </w:rPr>
-              <w:instrText xml:space="preserve"> PAGEREF _Toc181558190 \h </w:instrText>
+              <w:instrText xml:space="preserve"> PAGEREF _Toc181560512 \h </w:instrText>
             </w:r>
             <w:r>
               <w:rPr>
@@ -3777,7 +3777,7 @@
                 <w:noProof/>
                 <w:webHidden/>
               </w:rPr>
-              <w:t>37</w:t>
+              <w:t>33</w:t>
             </w:r>
             <w:r>
               <w:rPr>
@@ -3792,7 +3792,7 @@
           <w:pPr>
             <w:pStyle w:val="TDC2"/>
             <w:tabs>
-              <w:tab w:val="right" w:leader="dot" w:pos="9678"/>
+              <w:tab w:val="right" w:leader="dot" w:pos="9344"/>
             </w:tabs>
             <w:rPr>
               <w:rFonts w:asciiTheme="minorHAnsi" w:eastAsiaTheme="minorEastAsia" w:hAnsiTheme="minorHAnsi"/>
@@ -3800,7 +3800,7 @@
               <w:sz w:val="22"/>
             </w:rPr>
           </w:pPr>
-          <w:hyperlink w:anchor="_Toc181558191" w:history="1">
+          <w:hyperlink w:anchor="_Toc181560513" w:history="1">
             <w:r>
               <w:rPr>
                 <w:rStyle w:val="Hipervnculo"/>
@@ -3828,7 +3828,7 @@
                 <w:noProof/>
                 <w:webHidden/>
               </w:rPr>
-              <w:instrText xml:space="preserve"> PAGEREF _Toc181558191 \h </w:instrText>
+              <w:instrText xml:space="preserve"> PAGEREF _Toc181560513 \h </w:instrText>
             </w:r>
             <w:r>
               <w:rPr>
@@ -3848,7 +3848,7 @@
                 <w:noProof/>
                 <w:webHidden/>
               </w:rPr>
-              <w:t>38</w:t>
+              <w:t>34</w:t>
             </w:r>
             <w:r>
               <w:rPr>
@@ -3863,7 +3863,7 @@
           <w:pPr>
             <w:pStyle w:val="TDC2"/>
             <w:tabs>
-              <w:tab w:val="right" w:leader="dot" w:pos="9678"/>
+              <w:tab w:val="right" w:leader="dot" w:pos="9344"/>
             </w:tabs>
             <w:rPr>
               <w:rFonts w:asciiTheme="minorHAnsi" w:eastAsiaTheme="minorEastAsia" w:hAnsiTheme="minorHAnsi"/>
@@ -3871,7 +3871,7 @@
               <w:sz w:val="22"/>
             </w:rPr>
           </w:pPr>
-          <w:hyperlink w:anchor="_Toc181558192" w:history="1">
+          <w:hyperlink w:anchor="_Toc181560514" w:history="1">
             <w:r>
               <w:rPr>
                 <w:rStyle w:val="Hipervnculo"/>
@@ -3899,7 +3899,7 @@
                 <w:noProof/>
                 <w:webHidden/>
               </w:rPr>
-              <w:instrText xml:space="preserve"> PAGEREF _Toc181558192 \h </w:instrText>
+              <w:instrText xml:space="preserve"> PAGEREF _Toc181560514 \h </w:instrText>
             </w:r>
             <w:r>
               <w:rPr>
@@ -3919,7 +3919,7 @@
                 <w:noProof/>
                 <w:webHidden/>
               </w:rPr>
-              <w:t>39</w:t>
+              <w:t>35</w:t>
             </w:r>
             <w:r>
               <w:rPr>
@@ -3934,7 +3934,7 @@
           <w:pPr>
             <w:pStyle w:val="TDC2"/>
             <w:tabs>
-              <w:tab w:val="right" w:leader="dot" w:pos="9678"/>
+              <w:tab w:val="right" w:leader="dot" w:pos="9344"/>
             </w:tabs>
             <w:rPr>
               <w:rFonts w:asciiTheme="minorHAnsi" w:eastAsiaTheme="minorEastAsia" w:hAnsiTheme="minorHAnsi"/>
@@ -3942,7 +3942,7 @@
               <w:sz w:val="22"/>
             </w:rPr>
           </w:pPr>
-          <w:hyperlink w:anchor="_Toc181558193" w:history="1">
+          <w:hyperlink w:anchor="_Toc181560515" w:history="1">
             <w:r>
               <w:rPr>
                 <w:rStyle w:val="Hipervnculo"/>
@@ -3970,7 +3970,7 @@
                 <w:noProof/>
                 <w:webHidden/>
               </w:rPr>
-              <w:instrText xml:space="preserve"> PAGEREF _Toc181558193 \h </w:instrText>
+              <w:instrText xml:space="preserve"> PAGEREF _Toc181560515 \h </w:instrText>
             </w:r>
             <w:r>
               <w:rPr>
@@ -3990,7 +3990,7 @@
                 <w:noProof/>
                 <w:webHidden/>
               </w:rPr>
-              <w:t>40</w:t>
+              <w:t>36</w:t>
             </w:r>
             <w:r>
               <w:rPr>
@@ -4005,7 +4005,7 @@
           <w:pPr>
             <w:pStyle w:val="TDC2"/>
             <w:tabs>
-              <w:tab w:val="right" w:leader="dot" w:pos="9678"/>
+              <w:tab w:val="right" w:leader="dot" w:pos="9344"/>
             </w:tabs>
             <w:rPr>
               <w:rFonts w:asciiTheme="minorHAnsi" w:eastAsiaTheme="minorEastAsia" w:hAnsiTheme="minorHAnsi"/>
@@ -4013,7 +4013,7 @@
               <w:sz w:val="22"/>
             </w:rPr>
           </w:pPr>
-          <w:hyperlink w:anchor="_Toc181558194" w:history="1">
+          <w:hyperlink w:anchor="_Toc181560516" w:history="1">
             <w:r>
               <w:rPr>
                 <w:rStyle w:val="Hipervnculo"/>
@@ -4040,7 +4040,7 @@
                 <w:noProof/>
                 <w:webHidden/>
               </w:rPr>
-              <w:instrText xml:space="preserve"> PAGEREF _Toc181558194 \h </w:instrText>
+              <w:instrText xml:space="preserve"> PAGEREF _Toc181560516 \h </w:instrText>
             </w:r>
             <w:r>
               <w:rPr>
@@ -4060,7 +4060,7 @@
                 <w:noProof/>
                 <w:webHidden/>
               </w:rPr>
-              <w:t>43</w:t>
+              <w:t>39</w:t>
             </w:r>
             <w:r>
               <w:rPr>
@@ -4136,7 +4136,7 @@
           <w:lang w:val="es-ES"/>
         </w:rPr>
       </w:pPr>
-      <w:bookmarkStart w:id="0" w:name="_Toc181558152"/>
+      <w:bookmarkStart w:id="0" w:name="_Toc181560474"/>
       <w:r>
         <w:rPr>
           <w:lang w:val="es-ES"/>
@@ -4251,7 +4251,7 @@
         </w:rPr>
         <w:tab/>
       </w:r>
-      <w:bookmarkStart w:id="1" w:name="_Toc181558153"/>
+      <w:bookmarkStart w:id="1" w:name="_Toc181560475"/>
       <w:proofErr w:type="spellStart"/>
       <w:r>
         <w:rPr>
@@ -5847,7 +5847,7 @@
           <w:lang w:val="es-ES"/>
         </w:rPr>
       </w:pPr>
-      <w:bookmarkStart w:id="2" w:name="_Toc181558154"/>
+      <w:bookmarkStart w:id="2" w:name="_Toc181560476"/>
       <w:r>
         <w:rPr>
           <w:lang w:val="es-ES"/>
@@ -5996,7 +5996,7 @@
           <w:lang w:val="es-ES"/>
         </w:rPr>
       </w:pPr>
-      <w:bookmarkStart w:id="3" w:name="_Toc181558155"/>
+      <w:bookmarkStart w:id="3" w:name="_Toc181560477"/>
       <w:r>
         <w:rPr>
           <w:lang w:val="es-ES"/>
@@ -6045,7 +6045,7 @@
           <w:lang w:val="es-ES"/>
         </w:rPr>
       </w:pPr>
-      <w:bookmarkStart w:id="4" w:name="_Toc181558156"/>
+      <w:bookmarkStart w:id="4" w:name="_Toc181560478"/>
       <w:r>
         <w:rPr>
           <w:lang w:val="es-ES"/>
@@ -6185,7 +6185,7 @@
         </w:rPr>
         <w:lastRenderedPageBreak/>
         <w:drawing>
-          <wp:inline distT="0" distB="0" distL="0" distR="0" wp14:anchorId="638BE035" wp14:editId="08253476">
+          <wp:inline distT="0" distB="0" distL="0" distR="0" wp14:anchorId="36629E32" wp14:editId="005BC653">
             <wp:extent cx="4529469" cy="2936642"/>
             <wp:effectExtent l="19050" t="19050" r="23495" b="16510"/>
             <wp:docPr id="21" name="Imagen 21"/>
@@ -6326,7 +6326,7 @@
           <w:lang w:val="es-ES"/>
         </w:rPr>
       </w:pPr>
-      <w:bookmarkStart w:id="5" w:name="_Toc181558157"/>
+      <w:bookmarkStart w:id="5" w:name="_Toc181560479"/>
       <w:r>
         <w:rPr>
           <w:u w:val="none"/>
@@ -6526,7 +6526,7 @@
           <w:noProof/>
         </w:rPr>
         <w:drawing>
-          <wp:inline distT="0" distB="0" distL="0" distR="0" wp14:anchorId="165A593A" wp14:editId="231DCF0D">
+          <wp:inline distT="0" distB="0" distL="0" distR="0" wp14:anchorId="5BD41B25" wp14:editId="73222EBC">
             <wp:extent cx="2881423" cy="1772075"/>
             <wp:effectExtent l="19050" t="19050" r="14605" b="19050"/>
             <wp:docPr id="23" name="Imagen 23"/>
@@ -6583,7 +6583,7 @@
           <w:noProof/>
         </w:rPr>
         <w:drawing>
-          <wp:inline distT="0" distB="0" distL="0" distR="0" wp14:anchorId="499CFC6A" wp14:editId="268C4E6B">
+          <wp:inline distT="0" distB="0" distL="0" distR="0" wp14:anchorId="0167D7CA" wp14:editId="07CE0CAB">
             <wp:extent cx="2604109" cy="1771650"/>
             <wp:effectExtent l="19050" t="19050" r="25400" b="19050"/>
             <wp:docPr id="24" name="Imagen 24"/>
@@ -6706,7 +6706,7 @@
           <w:lang w:val="es-ES"/>
         </w:rPr>
       </w:pPr>
-      <w:bookmarkStart w:id="6" w:name="_Toc181558158"/>
+      <w:bookmarkStart w:id="6" w:name="_Toc181560480"/>
       <w:r>
         <w:rPr>
           <w:u w:val="none"/>
@@ -6774,7 +6774,7 @@
         </w:rPr>
         <w:lastRenderedPageBreak/>
         <w:drawing>
-          <wp:inline distT="0" distB="0" distL="0" distR="0" wp14:anchorId="6FA92587" wp14:editId="471190E5">
+          <wp:inline distT="0" distB="0" distL="0" distR="0" wp14:anchorId="06C8BD04" wp14:editId="5E07E69B">
             <wp:extent cx="2612572" cy="1500839"/>
             <wp:effectExtent l="19050" t="19050" r="16510" b="23495"/>
             <wp:docPr id="25" name="Imagen 25"/>
@@ -6866,7 +6866,7 @@
           <w:lang w:val="es-ES"/>
         </w:rPr>
       </w:pPr>
-      <w:bookmarkStart w:id="7" w:name="_Toc181558159"/>
+      <w:bookmarkStart w:id="7" w:name="_Toc181560481"/>
       <w:r>
         <w:rPr>
           <w:u w:val="none"/>
@@ -7089,7 +7089,7 @@
           <w:noProof/>
         </w:rPr>
         <w:drawing>
-          <wp:inline distT="0" distB="0" distL="0" distR="0" wp14:anchorId="07F08DEB" wp14:editId="328112FD">
+          <wp:inline distT="0" distB="0" distL="0" distR="0" wp14:anchorId="7026A794" wp14:editId="15F7C411">
             <wp:extent cx="2706004" cy="1589314"/>
             <wp:effectExtent l="19050" t="19050" r="18415" b="11430"/>
             <wp:docPr id="26" name="Imagen 26"/>
@@ -7146,7 +7146,7 @@
           <w:noProof/>
         </w:rPr>
         <w:drawing>
-          <wp:inline distT="0" distB="0" distL="0" distR="0" wp14:anchorId="1CC24A9B" wp14:editId="64B4D5DA">
+          <wp:inline distT="0" distB="0" distL="0" distR="0" wp14:anchorId="5D2977D9" wp14:editId="1AE7981A">
             <wp:extent cx="2791847" cy="1578428"/>
             <wp:effectExtent l="19050" t="19050" r="27940" b="22225"/>
             <wp:docPr id="27" name="Imagen 27"/>
@@ -7272,7 +7272,7 @@
           <w:lang w:val="es-ES"/>
         </w:rPr>
       </w:pPr>
-      <w:bookmarkStart w:id="8" w:name="_Toc181558160"/>
+      <w:bookmarkStart w:id="8" w:name="_Toc181560482"/>
       <w:r>
         <w:rPr>
           <w:u w:val="none"/>
@@ -7374,7 +7374,7 @@
           <w:noProof/>
         </w:rPr>
         <w:drawing>
-          <wp:inline distT="0" distB="0" distL="0" distR="0" wp14:anchorId="087CF938" wp14:editId="3D7197D6">
+          <wp:inline distT="0" distB="0" distL="0" distR="0" wp14:anchorId="41C2CFDF" wp14:editId="69AD8137">
             <wp:extent cx="2296886" cy="2136878"/>
             <wp:effectExtent l="19050" t="19050" r="27305" b="15875"/>
             <wp:docPr id="28" name="Imagen 28"/>
@@ -7457,7 +7457,7 @@
           <w:lang w:val="es-ES"/>
         </w:rPr>
       </w:pPr>
-      <w:bookmarkStart w:id="9" w:name="_Toc181558161"/>
+      <w:bookmarkStart w:id="9" w:name="_Toc181560483"/>
       <w:r>
         <w:rPr>
           <w:lang w:val="es-ES"/>
@@ -7601,7 +7601,7 @@
           <w:lang w:val="es-ES"/>
         </w:rPr>
       </w:pPr>
-      <w:bookmarkStart w:id="10" w:name="_Toc181558162"/>
+      <w:bookmarkStart w:id="10" w:name="_Toc181560484"/>
       <w:r>
         <w:rPr>
           <w:lang w:val="es-ES"/>
@@ -7769,7 +7769,7 @@
           <w:noProof/>
         </w:rPr>
         <w:drawing>
-          <wp:inline distT="0" distB="0" distL="0" distR="0" wp14:anchorId="49DAB2F3" wp14:editId="660FF5AF">
+          <wp:inline distT="0" distB="0" distL="0" distR="0" wp14:anchorId="404307B4" wp14:editId="668B4D5E">
             <wp:extent cx="2133600" cy="2083299"/>
             <wp:effectExtent l="19050" t="19050" r="19050" b="12700"/>
             <wp:docPr id="29" name="Imagen 29"/>
@@ -7826,7 +7826,7 @@
           <w:noProof/>
         </w:rPr>
         <w:drawing>
-          <wp:inline distT="0" distB="0" distL="0" distR="0" wp14:anchorId="7D2D1AE5" wp14:editId="466DB53B">
+          <wp:inline distT="0" distB="0" distL="0" distR="0" wp14:anchorId="09240C35" wp14:editId="46F506CC">
             <wp:extent cx="3231290" cy="2071254"/>
             <wp:effectExtent l="19050" t="19050" r="26670" b="24765"/>
             <wp:docPr id="30" name="Imagen 30"/>
@@ -8023,7 +8023,6 @@
           <w:lang w:val="es-ES"/>
         </w:rPr>
       </w:pPr>
-      <w:bookmarkStart w:id="11" w:name="_Toc181558163"/>
       <w:r>
         <w:rPr>
           <w:lang w:val="es-ES"/>
@@ -8038,6 +8037,7 @@
           <w:lang w:val="es-AR"/>
         </w:rPr>
       </w:pPr>
+      <w:bookmarkStart w:id="11" w:name="_Toc181560485"/>
       <w:r>
         <w:rPr>
           <w:u w:val="none"/>
@@ -8250,7 +8250,7 @@
           <w:noProof/>
         </w:rPr>
         <w:drawing>
-          <wp:inline distT="0" distB="0" distL="0" distR="0" wp14:anchorId="3E59F6AA" wp14:editId="1C58BF89">
+          <wp:inline distT="0" distB="0" distL="0" distR="0" wp14:anchorId="4112AD21" wp14:editId="0488AFD9">
             <wp:extent cx="2998381" cy="1920722"/>
             <wp:effectExtent l="19050" t="19050" r="12065" b="22860"/>
             <wp:docPr id="31" name="Imagen 31"/>
@@ -8346,7 +8346,7 @@
           <w:lang w:val="es-AR"/>
         </w:rPr>
       </w:pPr>
-      <w:bookmarkStart w:id="12" w:name="_Toc181558164"/>
+      <w:bookmarkStart w:id="12" w:name="_Toc181560486"/>
       <w:r>
         <w:rPr>
           <w:u w:val="none"/>
@@ -8451,7 +8451,7 @@
           <w:noProof/>
         </w:rPr>
         <w:drawing>
-          <wp:inline distT="0" distB="0" distL="0" distR="0" wp14:anchorId="13B8B434" wp14:editId="2FE5E2AB">
+          <wp:inline distT="0" distB="0" distL="0" distR="0" wp14:anchorId="0ACEB7AE" wp14:editId="37694941">
             <wp:extent cx="4986669" cy="2580839"/>
             <wp:effectExtent l="19050" t="19050" r="23495" b="10160"/>
             <wp:docPr id="32" name="Imagen 32"/>
@@ -8569,7 +8569,7 @@
         </w:rPr>
         <w:lastRenderedPageBreak/>
         <w:drawing>
-          <wp:inline distT="0" distB="0" distL="0" distR="0" wp14:anchorId="2135814E" wp14:editId="1CAE563E">
+          <wp:inline distT="0" distB="0" distL="0" distR="0" wp14:anchorId="5D2C218C" wp14:editId="010FD706">
             <wp:extent cx="4029739" cy="3357017"/>
             <wp:effectExtent l="19050" t="19050" r="27940" b="15240"/>
             <wp:docPr id="33" name="Imagen 33"/>
@@ -8653,7 +8653,7 @@
           <w:lang w:val="es-ES"/>
         </w:rPr>
       </w:pPr>
-      <w:bookmarkStart w:id="13" w:name="_Toc181558165"/>
+      <w:bookmarkStart w:id="13" w:name="_Toc181560487"/>
       <w:r>
         <w:rPr>
           <w:rFonts w:eastAsiaTheme="minorEastAsia"/>
@@ -8966,7 +8966,7 @@
           <w:lang w:val="es-ES"/>
         </w:rPr>
       </w:pPr>
-      <w:bookmarkStart w:id="14" w:name="_Toc181558166"/>
+      <w:bookmarkStart w:id="14" w:name="_Toc181560488"/>
       <w:r>
         <w:rPr>
           <w:lang w:val="es-ES"/>
@@ -9029,7 +9029,7 @@
           <w:lang w:val="es-ES"/>
         </w:rPr>
       </w:pPr>
-      <w:bookmarkStart w:id="15" w:name="_Toc181558167"/>
+      <w:bookmarkStart w:id="15" w:name="_Toc181560489"/>
       <w:r>
         <w:rPr>
           <w:lang w:val="es-ES"/>
@@ -9203,7 +9203,7 @@
         </w:rPr>
         <w:lastRenderedPageBreak/>
         <w:drawing>
-          <wp:inline distT="0" distB="0" distL="0" distR="0" wp14:anchorId="672F583F" wp14:editId="1E594CEB">
+          <wp:inline distT="0" distB="0" distL="0" distR="0" wp14:anchorId="57B8A884" wp14:editId="6225B7A7">
             <wp:extent cx="3532909" cy="3532909"/>
             <wp:effectExtent l="19050" t="19050" r="10795" b="10795"/>
             <wp:docPr id="34" name="Imagen 34"/>
@@ -9306,7 +9306,7 @@
           <w:lang w:val="es-ES"/>
         </w:rPr>
       </w:pPr>
-      <w:bookmarkStart w:id="16" w:name="_Toc181558168"/>
+      <w:bookmarkStart w:id="16" w:name="_Toc181560490"/>
       <w:r>
         <w:rPr>
           <w:lang w:val="es-ES"/>
@@ -10722,7 +10722,7 @@
           <w:lang w:val="es-ES"/>
         </w:rPr>
       </w:pPr>
-      <w:bookmarkStart w:id="17" w:name="_Toc181558169"/>
+      <w:bookmarkStart w:id="17" w:name="_Toc181560491"/>
       <w:r>
         <w:rPr>
           <w:lang w:val="es-ES"/>
@@ -11006,7 +11006,7 @@
           <w:noProof/>
         </w:rPr>
         <w:drawing>
-          <wp:inline distT="0" distB="0" distL="0" distR="0" wp14:anchorId="62E899A7" wp14:editId="105B840C">
+          <wp:inline distT="0" distB="0" distL="0" distR="0" wp14:anchorId="5C0375F5" wp14:editId="0BD10E40">
             <wp:extent cx="3397758" cy="4082903"/>
             <wp:effectExtent l="19050" t="19050" r="12700" b="13335"/>
             <wp:docPr id="35" name="Imagen 35"/>
@@ -11295,7 +11295,7 @@
           <w:lang w:val="es-AR"/>
         </w:rPr>
       </w:pPr>
-      <w:bookmarkStart w:id="18" w:name="_Toc181558170"/>
+      <w:bookmarkStart w:id="18" w:name="_Toc181560492"/>
       <w:r>
         <w:rPr>
           <w:rFonts w:eastAsiaTheme="minorEastAsia"/>
@@ -12231,7 +12231,7 @@
           <w:lang w:val="es-ES"/>
         </w:rPr>
       </w:pPr>
-      <w:bookmarkStart w:id="19" w:name="_Toc181558171"/>
+      <w:bookmarkStart w:id="19" w:name="_Toc181560493"/>
       <w:r>
         <w:rPr>
           <w:lang w:val="es-ES"/>
@@ -12514,7 +12514,7 @@
           <w:lang w:val="es-ES"/>
         </w:rPr>
       </w:pPr>
-      <w:bookmarkStart w:id="20" w:name="_Toc181558172"/>
+      <w:bookmarkStart w:id="20" w:name="_Toc181560494"/>
       <w:r>
         <w:rPr>
           <w:lang w:val="es-ES"/>
@@ -12877,7 +12877,7 @@
           <w:lang w:val="es-ES"/>
         </w:rPr>
       </w:pPr>
-      <w:bookmarkStart w:id="21" w:name="_Toc181558173"/>
+      <w:bookmarkStart w:id="21" w:name="_Toc181560495"/>
       <w:r>
         <w:rPr>
           <w:rFonts w:eastAsiaTheme="minorEastAsia"/>
@@ -12926,7 +12926,7 @@
           <w:noProof/>
         </w:rPr>
         <w:drawing>
-          <wp:anchor distT="0" distB="0" distL="114300" distR="114300" simplePos="0" relativeHeight="251697152" behindDoc="0" locked="0" layoutInCell="1" allowOverlap="1" wp14:anchorId="560B32CE" wp14:editId="06A8E2E7">
+          <wp:anchor distT="0" distB="0" distL="114300" distR="114300" simplePos="0" relativeHeight="251697152" behindDoc="0" locked="0" layoutInCell="1" allowOverlap="1" wp14:anchorId="6E1C6359" wp14:editId="521C2CB7">
             <wp:simplePos x="0" y="0"/>
             <wp:positionH relativeFrom="margin">
               <wp:align>center</wp:align>
@@ -13168,7 +13168,7 @@
           <w:noProof/>
         </w:rPr>
         <w:drawing>
-          <wp:anchor distT="0" distB="0" distL="114300" distR="114300" simplePos="0" relativeHeight="251696128" behindDoc="0" locked="0" layoutInCell="1" allowOverlap="1" wp14:anchorId="0DBEDE7B" wp14:editId="6E69C190">
+          <wp:anchor distT="0" distB="0" distL="114300" distR="114300" simplePos="0" relativeHeight="251696128" behindDoc="0" locked="0" layoutInCell="1" allowOverlap="1" wp14:anchorId="1DEC4B2A" wp14:editId="0D0C4634">
             <wp:simplePos x="0" y="0"/>
             <wp:positionH relativeFrom="margin">
               <wp:posOffset>1633220</wp:posOffset>
@@ -13279,7 +13279,7 @@
           <w:noProof/>
         </w:rPr>
         <w:drawing>
-          <wp:anchor distT="0" distB="0" distL="114300" distR="114300" simplePos="0" relativeHeight="251699200" behindDoc="0" locked="0" layoutInCell="1" allowOverlap="1" wp14:anchorId="6A33A9F2" wp14:editId="5B0B93D6">
+          <wp:anchor distT="0" distB="0" distL="114300" distR="114300" simplePos="0" relativeHeight="251699200" behindDoc="0" locked="0" layoutInCell="1" allowOverlap="1" wp14:anchorId="2AEDF85B" wp14:editId="065D8F22">
             <wp:simplePos x="0" y="0"/>
             <wp:positionH relativeFrom="margin">
               <wp:align>center</wp:align>
@@ -13361,7 +13361,7 @@
           <w:noProof/>
         </w:rPr>
         <w:drawing>
-          <wp:anchor distT="0" distB="0" distL="114300" distR="114300" simplePos="0" relativeHeight="251698176" behindDoc="0" locked="0" layoutInCell="1" allowOverlap="1" wp14:anchorId="66335A4C" wp14:editId="5B1C027B">
+          <wp:anchor distT="0" distB="0" distL="114300" distR="114300" simplePos="0" relativeHeight="251698176" behindDoc="0" locked="0" layoutInCell="1" allowOverlap="1" wp14:anchorId="4E48B72F" wp14:editId="56A869E1">
             <wp:simplePos x="0" y="0"/>
             <wp:positionH relativeFrom="margin">
               <wp:posOffset>-49249</wp:posOffset>
@@ -13696,7 +13696,7 @@
           <w:noProof/>
         </w:rPr>
         <w:drawing>
-          <wp:anchor distT="0" distB="0" distL="114300" distR="114300" simplePos="0" relativeHeight="251700224" behindDoc="0" locked="0" layoutInCell="1" allowOverlap="1" wp14:anchorId="5C97FF99" wp14:editId="4E358565">
+          <wp:anchor distT="0" distB="0" distL="114300" distR="114300" simplePos="0" relativeHeight="251700224" behindDoc="0" locked="0" layoutInCell="1" allowOverlap="1" wp14:anchorId="15F2B47B" wp14:editId="1B02A110">
             <wp:simplePos x="0" y="0"/>
             <wp:positionH relativeFrom="margin">
               <wp:align>center</wp:align>
@@ -13771,7 +13771,7 @@
           <w:noProof/>
         </w:rPr>
         <w:drawing>
-          <wp:anchor distT="0" distB="0" distL="114300" distR="114300" simplePos="0" relativeHeight="251680768" behindDoc="0" locked="0" layoutInCell="1" allowOverlap="1" wp14:anchorId="764B5459" wp14:editId="42EFC04F">
+          <wp:anchor distT="0" distB="0" distL="114300" distR="114300" simplePos="0" relativeHeight="251680768" behindDoc="0" locked="0" layoutInCell="1" allowOverlap="1" wp14:anchorId="4EE99623" wp14:editId="7231A6D0">
             <wp:simplePos x="0" y="0"/>
             <wp:positionH relativeFrom="margin">
               <wp:align>center</wp:align>
@@ -13866,7 +13866,7 @@
           <w:noProof/>
         </w:rPr>
         <w:drawing>
-          <wp:anchor distT="0" distB="0" distL="114300" distR="114300" simplePos="0" relativeHeight="251681792" behindDoc="0" locked="0" layoutInCell="1" allowOverlap="1" wp14:anchorId="02B178C9" wp14:editId="6D736194">
+          <wp:anchor distT="0" distB="0" distL="114300" distR="114300" simplePos="0" relativeHeight="251681792" behindDoc="0" locked="0" layoutInCell="1" allowOverlap="1" wp14:anchorId="75D95B31" wp14:editId="2E8C5AB7">
             <wp:simplePos x="0" y="0"/>
             <wp:positionH relativeFrom="margin">
               <wp:align>center</wp:align>
@@ -14023,7 +14023,7 @@
           <w:noProof/>
         </w:rPr>
         <w:drawing>
-          <wp:anchor distT="0" distB="0" distL="114300" distR="114300" simplePos="0" relativeHeight="251682816" behindDoc="0" locked="0" layoutInCell="1" allowOverlap="1" wp14:anchorId="7E734B32" wp14:editId="2818CB9B">
+          <wp:anchor distT="0" distB="0" distL="114300" distR="114300" simplePos="0" relativeHeight="251682816" behindDoc="0" locked="0" layoutInCell="1" allowOverlap="1" wp14:anchorId="5980F851" wp14:editId="43C33376">
             <wp:simplePos x="0" y="0"/>
             <wp:positionH relativeFrom="margin">
               <wp:align>center</wp:align>
@@ -14135,7 +14135,7 @@
           <w:noProof/>
         </w:rPr>
         <w:drawing>
-          <wp:anchor distT="0" distB="0" distL="114300" distR="114300" simplePos="0" relativeHeight="251683840" behindDoc="0" locked="0" layoutInCell="1" allowOverlap="1" wp14:anchorId="5A47B852" wp14:editId="0C7718C7">
+          <wp:anchor distT="0" distB="0" distL="114300" distR="114300" simplePos="0" relativeHeight="251683840" behindDoc="0" locked="0" layoutInCell="1" allowOverlap="1" wp14:anchorId="329A0F42" wp14:editId="5B482533">
             <wp:simplePos x="0" y="0"/>
             <wp:positionH relativeFrom="margin">
               <wp:align>center</wp:align>
@@ -14324,7 +14324,7 @@
           <w:noProof/>
         </w:rPr>
         <w:drawing>
-          <wp:anchor distT="0" distB="0" distL="114300" distR="114300" simplePos="0" relativeHeight="251701248" behindDoc="0" locked="0" layoutInCell="1" allowOverlap="1" wp14:anchorId="4FFE4EDA" wp14:editId="6A23E2C0">
+          <wp:anchor distT="0" distB="0" distL="114300" distR="114300" simplePos="0" relativeHeight="251701248" behindDoc="0" locked="0" layoutInCell="1" allowOverlap="1" wp14:anchorId="79C807A4" wp14:editId="09DA10EC">
             <wp:simplePos x="0" y="0"/>
             <wp:positionH relativeFrom="margin">
               <wp:align>center</wp:align>
@@ -14400,7 +14400,7 @@
           <w:noProof/>
         </w:rPr>
         <w:drawing>
-          <wp:anchor distT="0" distB="0" distL="114300" distR="114300" simplePos="0" relativeHeight="251684864" behindDoc="0" locked="0" layoutInCell="1" allowOverlap="1" wp14:anchorId="7DBECC9E" wp14:editId="1BBCC6AE">
+          <wp:anchor distT="0" distB="0" distL="114300" distR="114300" simplePos="0" relativeHeight="251684864" behindDoc="0" locked="0" layoutInCell="1" allowOverlap="1" wp14:anchorId="0DC7E868" wp14:editId="492B99E0">
             <wp:simplePos x="0" y="0"/>
             <wp:positionH relativeFrom="margin">
               <wp:align>center</wp:align>
@@ -14661,7 +14661,7 @@
           <w:noProof/>
         </w:rPr>
         <w:drawing>
-          <wp:anchor distT="0" distB="0" distL="114300" distR="114300" simplePos="0" relativeHeight="251707392" behindDoc="0" locked="0" layoutInCell="1" allowOverlap="1" wp14:anchorId="341ECFA9" wp14:editId="1D11670E">
+          <wp:anchor distT="0" distB="0" distL="114300" distR="114300" simplePos="0" relativeHeight="251707392" behindDoc="0" locked="0" layoutInCell="1" allowOverlap="1" wp14:anchorId="28BAF3C7" wp14:editId="2726E51F">
             <wp:simplePos x="0" y="0"/>
             <wp:positionH relativeFrom="margin">
               <wp:align>center</wp:align>
@@ -14906,7 +14906,7 @@
           <w:noProof/>
         </w:rPr>
         <w:drawing>
-          <wp:anchor distT="0" distB="0" distL="114300" distR="114300" simplePos="0" relativeHeight="251685888" behindDoc="0" locked="0" layoutInCell="1" allowOverlap="1" wp14:anchorId="44C3A17A" wp14:editId="20169678">
+          <wp:anchor distT="0" distB="0" distL="114300" distR="114300" simplePos="0" relativeHeight="251685888" behindDoc="0" locked="0" layoutInCell="1" allowOverlap="1" wp14:anchorId="1A30A936" wp14:editId="57D83304">
             <wp:simplePos x="0" y="0"/>
             <wp:positionH relativeFrom="page">
               <wp:posOffset>3114040</wp:posOffset>
@@ -15180,7 +15180,7 @@
           <w:noProof/>
         </w:rPr>
         <w:drawing>
-          <wp:anchor distT="0" distB="0" distL="114300" distR="114300" simplePos="0" relativeHeight="251686912" behindDoc="0" locked="0" layoutInCell="1" allowOverlap="1" wp14:anchorId="48477F39" wp14:editId="79E89242">
+          <wp:anchor distT="0" distB="0" distL="114300" distR="114300" simplePos="0" relativeHeight="251686912" behindDoc="0" locked="0" layoutInCell="1" allowOverlap="1" wp14:anchorId="1C29F559" wp14:editId="10B62975">
             <wp:simplePos x="0" y="0"/>
             <wp:positionH relativeFrom="margin">
               <wp:align>center</wp:align>
@@ -15300,7 +15300,7 @@
           <w:noProof/>
         </w:rPr>
         <w:drawing>
-          <wp:anchor distT="0" distB="0" distL="114300" distR="114300" simplePos="0" relativeHeight="251702272" behindDoc="0" locked="0" layoutInCell="1" allowOverlap="1" wp14:anchorId="6A3FE509" wp14:editId="30427C3D">
+          <wp:anchor distT="0" distB="0" distL="114300" distR="114300" simplePos="0" relativeHeight="251702272" behindDoc="0" locked="0" layoutInCell="1" allowOverlap="1" wp14:anchorId="376123FA" wp14:editId="24AE09AF">
             <wp:simplePos x="0" y="0"/>
             <wp:positionH relativeFrom="margin">
               <wp:align>center</wp:align>
@@ -15395,7 +15395,7 @@
           <w:noProof/>
         </w:rPr>
         <w:drawing>
-          <wp:anchor distT="0" distB="0" distL="114300" distR="114300" simplePos="0" relativeHeight="251703296" behindDoc="0" locked="0" layoutInCell="1" allowOverlap="1" wp14:anchorId="01A4EE34" wp14:editId="2F5303A7">
+          <wp:anchor distT="0" distB="0" distL="114300" distR="114300" simplePos="0" relativeHeight="251703296" behindDoc="0" locked="0" layoutInCell="1" allowOverlap="1" wp14:anchorId="43B64C93" wp14:editId="43A4809D">
             <wp:simplePos x="0" y="0"/>
             <wp:positionH relativeFrom="margin">
               <wp:align>center</wp:align>
@@ -15537,7 +15537,7 @@
           <w:noProof/>
         </w:rPr>
         <w:drawing>
-          <wp:anchor distT="0" distB="0" distL="114300" distR="114300" simplePos="0" relativeHeight="251704320" behindDoc="0" locked="0" layoutInCell="1" allowOverlap="1" wp14:anchorId="1EBFF171" wp14:editId="449E3DE0">
+          <wp:anchor distT="0" distB="0" distL="114300" distR="114300" simplePos="0" relativeHeight="251704320" behindDoc="0" locked="0" layoutInCell="1" allowOverlap="1" wp14:anchorId="18E6DF61" wp14:editId="6C1445A2">
             <wp:simplePos x="0" y="0"/>
             <wp:positionH relativeFrom="margin">
               <wp:align>center</wp:align>
@@ -15643,7 +15643,7 @@
           <w:noProof/>
         </w:rPr>
         <w:drawing>
-          <wp:anchor distT="0" distB="0" distL="114300" distR="114300" simplePos="0" relativeHeight="251705344" behindDoc="0" locked="0" layoutInCell="1" allowOverlap="1" wp14:anchorId="05B896F4" wp14:editId="1583BEE6">
+          <wp:anchor distT="0" distB="0" distL="114300" distR="114300" simplePos="0" relativeHeight="251705344" behindDoc="0" locked="0" layoutInCell="1" allowOverlap="1" wp14:anchorId="60C036EF" wp14:editId="49085BFF">
             <wp:simplePos x="0" y="0"/>
             <wp:positionH relativeFrom="margin">
               <wp:align>center</wp:align>
@@ -15778,7 +15778,7 @@
           <w:noProof/>
         </w:rPr>
         <w:drawing>
-          <wp:anchor distT="0" distB="0" distL="114300" distR="114300" simplePos="0" relativeHeight="251706368" behindDoc="0" locked="0" layoutInCell="1" allowOverlap="1" wp14:anchorId="7A3F3021" wp14:editId="65265321">
+          <wp:anchor distT="0" distB="0" distL="114300" distR="114300" simplePos="0" relativeHeight="251706368" behindDoc="0" locked="0" layoutInCell="1" allowOverlap="1" wp14:anchorId="60BE1210" wp14:editId="76C7D423">
             <wp:simplePos x="0" y="0"/>
             <wp:positionH relativeFrom="margin">
               <wp:align>center</wp:align>
@@ -15945,7 +15945,7 @@
           <w:noProof/>
         </w:rPr>
         <w:drawing>
-          <wp:anchor distT="0" distB="0" distL="114300" distR="114300" simplePos="0" relativeHeight="251687936" behindDoc="0" locked="0" layoutInCell="1" allowOverlap="1" wp14:anchorId="0A4FFD9F" wp14:editId="39C16E11">
+          <wp:anchor distT="0" distB="0" distL="114300" distR="114300" simplePos="0" relativeHeight="251687936" behindDoc="0" locked="0" layoutInCell="1" allowOverlap="1" wp14:anchorId="6B224B3B" wp14:editId="1DAD14D7">
             <wp:simplePos x="0" y="0"/>
             <wp:positionH relativeFrom="margin">
               <wp:align>center</wp:align>
@@ -16045,7 +16045,7 @@
           <w:noProof/>
         </w:rPr>
         <w:drawing>
-          <wp:anchor distT="0" distB="0" distL="114300" distR="114300" simplePos="0" relativeHeight="251688960" behindDoc="0" locked="0" layoutInCell="1" allowOverlap="1" wp14:anchorId="4CA84995" wp14:editId="6F1BB6F0">
+          <wp:anchor distT="0" distB="0" distL="114300" distR="114300" simplePos="0" relativeHeight="251688960" behindDoc="0" locked="0" layoutInCell="1" allowOverlap="1" wp14:anchorId="14054012" wp14:editId="28779C5A">
             <wp:simplePos x="0" y="0"/>
             <wp:positionH relativeFrom="margin">
               <wp:align>center</wp:align>
@@ -16262,7 +16262,7 @@
           <w:noProof/>
         </w:rPr>
         <w:drawing>
-          <wp:anchor distT="0" distB="0" distL="114300" distR="114300" simplePos="0" relativeHeight="251689984" behindDoc="0" locked="0" layoutInCell="1" allowOverlap="1" wp14:anchorId="1545FEEA" wp14:editId="395115E0">
+          <wp:anchor distT="0" distB="0" distL="114300" distR="114300" simplePos="0" relativeHeight="251689984" behindDoc="0" locked="0" layoutInCell="1" allowOverlap="1" wp14:anchorId="0FB5E9D0" wp14:editId="50D77E1E">
             <wp:simplePos x="0" y="0"/>
             <wp:positionH relativeFrom="margin">
               <wp:posOffset>1614805</wp:posOffset>
@@ -16434,7 +16434,7 @@
         </w:rPr>
         <w:lastRenderedPageBreak/>
         <w:drawing>
-          <wp:anchor distT="0" distB="0" distL="114300" distR="114300" simplePos="0" relativeHeight="251691008" behindDoc="0" locked="0" layoutInCell="1" allowOverlap="1" wp14:anchorId="76C0F50F" wp14:editId="6386339D">
+          <wp:anchor distT="0" distB="0" distL="114300" distR="114300" simplePos="0" relativeHeight="251691008" behindDoc="0" locked="0" layoutInCell="1" allowOverlap="1" wp14:anchorId="760E2F85" wp14:editId="1941ED5E">
             <wp:simplePos x="0" y="0"/>
             <wp:positionH relativeFrom="margin">
               <wp:align>center</wp:align>
@@ -16671,7 +16671,7 @@
           <w:noProof/>
         </w:rPr>
         <w:drawing>
-          <wp:anchor distT="0" distB="0" distL="114300" distR="114300" simplePos="0" relativeHeight="251692032" behindDoc="0" locked="0" layoutInCell="1" allowOverlap="1" wp14:anchorId="2E76EEEB" wp14:editId="23B881E4">
+          <wp:anchor distT="0" distB="0" distL="114300" distR="114300" simplePos="0" relativeHeight="251692032" behindDoc="0" locked="0" layoutInCell="1" allowOverlap="1" wp14:anchorId="113BDFEE" wp14:editId="410A6A74">
             <wp:simplePos x="0" y="0"/>
             <wp:positionH relativeFrom="margin">
               <wp:align>center</wp:align>
@@ -16762,7 +16762,7 @@
           <w:noProof/>
         </w:rPr>
         <w:drawing>
-          <wp:anchor distT="0" distB="0" distL="114300" distR="114300" simplePos="0" relativeHeight="251693056" behindDoc="0" locked="0" layoutInCell="1" allowOverlap="1" wp14:anchorId="785BDD78" wp14:editId="774C3608">
+          <wp:anchor distT="0" distB="0" distL="114300" distR="114300" simplePos="0" relativeHeight="251693056" behindDoc="0" locked="0" layoutInCell="1" allowOverlap="1" wp14:anchorId="47A2B86F" wp14:editId="488A616D">
             <wp:simplePos x="0" y="0"/>
             <wp:positionH relativeFrom="margin">
               <wp:align>center</wp:align>
@@ -16870,7 +16870,7 @@
           <w:noProof/>
         </w:rPr>
         <w:drawing>
-          <wp:anchor distT="0" distB="0" distL="114300" distR="114300" simplePos="0" relativeHeight="251710464" behindDoc="0" locked="0" layoutInCell="1" allowOverlap="1" wp14:anchorId="41C1D169" wp14:editId="438B7067">
+          <wp:anchor distT="0" distB="0" distL="114300" distR="114300" simplePos="0" relativeHeight="251710464" behindDoc="0" locked="0" layoutInCell="1" allowOverlap="1" wp14:anchorId="7FC86A09" wp14:editId="4698DA7F">
             <wp:simplePos x="0" y="0"/>
             <wp:positionH relativeFrom="margin">
               <wp:posOffset>99030</wp:posOffset>
@@ -17204,7 +17204,7 @@
           <w:noProof/>
         </w:rPr>
         <w:drawing>
-          <wp:anchor distT="0" distB="0" distL="114300" distR="114300" simplePos="0" relativeHeight="251708416" behindDoc="0" locked="0" layoutInCell="1" allowOverlap="1" wp14:anchorId="5763EF4A" wp14:editId="2FDFDBDA">
+          <wp:anchor distT="0" distB="0" distL="114300" distR="114300" simplePos="0" relativeHeight="251708416" behindDoc="0" locked="0" layoutInCell="1" allowOverlap="1" wp14:anchorId="71032475" wp14:editId="209A930B">
             <wp:simplePos x="0" y="0"/>
             <wp:positionH relativeFrom="margin">
               <wp:align>center</wp:align>
@@ -17293,7 +17293,7 @@
           <w:noProof/>
         </w:rPr>
         <w:drawing>
-          <wp:anchor distT="0" distB="0" distL="114300" distR="114300" simplePos="0" relativeHeight="251709440" behindDoc="0" locked="0" layoutInCell="1" allowOverlap="1" wp14:anchorId="3A01F83D" wp14:editId="789CFEEB">
+          <wp:anchor distT="0" distB="0" distL="114300" distR="114300" simplePos="0" relativeHeight="251709440" behindDoc="0" locked="0" layoutInCell="1" allowOverlap="1" wp14:anchorId="6507CE42" wp14:editId="77809BD4">
             <wp:simplePos x="0" y="0"/>
             <wp:positionH relativeFrom="margin">
               <wp:align>center</wp:align>
@@ -17365,7 +17365,7 @@
           <w:noProof/>
         </w:rPr>
         <w:drawing>
-          <wp:anchor distT="0" distB="0" distL="114300" distR="114300" simplePos="0" relativeHeight="251694080" behindDoc="0" locked="0" layoutInCell="1" allowOverlap="1" wp14:anchorId="39EC7781" wp14:editId="3FB16CB3">
+          <wp:anchor distT="0" distB="0" distL="114300" distR="114300" simplePos="0" relativeHeight="251694080" behindDoc="0" locked="0" layoutInCell="1" allowOverlap="1" wp14:anchorId="1BE71CC3" wp14:editId="0C472B5A">
             <wp:simplePos x="0" y="0"/>
             <wp:positionH relativeFrom="margin">
               <wp:align>center</wp:align>
@@ -17462,7 +17462,7 @@
           <w:noProof/>
         </w:rPr>
         <w:drawing>
-          <wp:anchor distT="0" distB="0" distL="114300" distR="114300" simplePos="0" relativeHeight="251695104" behindDoc="0" locked="0" layoutInCell="1" allowOverlap="1" wp14:anchorId="14A3EAE4" wp14:editId="6F76FAD3">
+          <wp:anchor distT="0" distB="0" distL="114300" distR="114300" simplePos="0" relativeHeight="251695104" behindDoc="0" locked="0" layoutInCell="1" allowOverlap="1" wp14:anchorId="2156CC40" wp14:editId="19E681B4">
             <wp:simplePos x="0" y="0"/>
             <wp:positionH relativeFrom="margin">
               <wp:align>center</wp:align>
@@ -17557,7 +17557,7 @@
           <w:lang w:val="es-ES"/>
         </w:rPr>
       </w:pPr>
-      <w:bookmarkStart w:id="22" w:name="_Toc181558174"/>
+      <w:bookmarkStart w:id="22" w:name="_Toc181560496"/>
       <w:r>
         <w:rPr>
           <w:lang w:val="es-ES"/>
@@ -18955,7 +18955,7 @@
           <w:lang w:val="es-ES"/>
         </w:rPr>
       </w:pPr>
-      <w:bookmarkStart w:id="23" w:name="_Toc181558175"/>
+      <w:bookmarkStart w:id="23" w:name="_Toc181560497"/>
       <w:r>
         <w:rPr>
           <w:lang w:val="es-ES"/>
@@ -19773,7 +19773,7 @@
           <w:lang w:val="es-ES"/>
         </w:rPr>
       </w:pPr>
-      <w:bookmarkStart w:id="24" w:name="_Toc181558176"/>
+      <w:bookmarkStart w:id="24" w:name="_Toc181560498"/>
       <w:r>
         <w:rPr>
           <w:rFonts w:eastAsiaTheme="minorEastAsia"/>
@@ -20853,7 +20853,7 @@
           <w:lang w:val="es-ES"/>
         </w:rPr>
       </w:pPr>
-      <w:bookmarkStart w:id="25" w:name="_Toc181558177"/>
+      <w:bookmarkStart w:id="25" w:name="_Toc181560499"/>
       <w:r>
         <w:rPr>
           <w:rFonts w:eastAsiaTheme="minorEastAsia"/>
@@ -21056,7 +21056,7 @@
           <w:noProof/>
         </w:rPr>
         <w:drawing>
-          <wp:inline distT="0" distB="0" distL="0" distR="0" wp14:anchorId="4281743A" wp14:editId="7B54AD68">
+          <wp:inline distT="0" distB="0" distL="0" distR="0" wp14:anchorId="3B0A90AF" wp14:editId="1F5D6F8E">
             <wp:extent cx="5060592" cy="2456121"/>
             <wp:effectExtent l="19050" t="19050" r="26035" b="20955"/>
             <wp:docPr id="20" name="Imagen 20"/>
@@ -21140,7 +21140,7 @@
           <w:lang w:val="es-ES"/>
         </w:rPr>
       </w:pPr>
-      <w:bookmarkStart w:id="26" w:name="_Toc181558178"/>
+      <w:bookmarkStart w:id="26" w:name="_Toc181560500"/>
       <w:r>
         <w:rPr>
           <w:rFonts w:eastAsiaTheme="minorEastAsia"/>
@@ -22807,7 +22807,7 @@
         </w:rPr>
         <w:lastRenderedPageBreak/>
         <w:drawing>
-          <wp:inline distT="0" distB="0" distL="0" distR="0" wp14:anchorId="7A8D74E6" wp14:editId="1FCAA127">
+          <wp:inline distT="0" distB="0" distL="0" distR="0" wp14:anchorId="5E8D563A" wp14:editId="6F31DF63">
             <wp:extent cx="5167423" cy="2641316"/>
             <wp:effectExtent l="19050" t="19050" r="14605" b="26035"/>
             <wp:docPr id="22" name="Imagen 22"/>
@@ -22890,7 +22890,7 @@
           <w:lang w:val="es-ES"/>
         </w:rPr>
       </w:pPr>
-      <w:bookmarkStart w:id="27" w:name="_Toc181558179"/>
+      <w:bookmarkStart w:id="27" w:name="_Toc181560501"/>
       <w:r>
         <w:rPr>
           <w:lang w:val="es-ES"/>
@@ -23360,7 +23360,7 @@
           <w:noProof/>
         </w:rPr>
         <w:drawing>
-          <wp:anchor distT="0" distB="0" distL="114300" distR="114300" simplePos="0" relativeHeight="251665408" behindDoc="0" locked="0" layoutInCell="1" allowOverlap="1" wp14:anchorId="3B9529EA" wp14:editId="6475BA31">
+          <wp:anchor distT="0" distB="0" distL="114300" distR="114300" simplePos="0" relativeHeight="251665408" behindDoc="0" locked="0" layoutInCell="1" allowOverlap="1" wp14:anchorId="6753BD84" wp14:editId="129A682B">
             <wp:simplePos x="0" y="0"/>
             <wp:positionH relativeFrom="column">
               <wp:posOffset>1437005</wp:posOffset>
@@ -23430,7 +23430,7 @@
           <w:noProof/>
         </w:rPr>
         <w:drawing>
-          <wp:anchor distT="0" distB="0" distL="114300" distR="114300" simplePos="0" relativeHeight="251666432" behindDoc="0" locked="0" layoutInCell="1" allowOverlap="1" wp14:anchorId="1374CEE2" wp14:editId="033168DB">
+          <wp:anchor distT="0" distB="0" distL="114300" distR="114300" simplePos="0" relativeHeight="251666432" behindDoc="0" locked="0" layoutInCell="1" allowOverlap="1" wp14:anchorId="489AECB9" wp14:editId="7A784A66">
             <wp:simplePos x="0" y="0"/>
             <wp:positionH relativeFrom="column">
               <wp:posOffset>1390104</wp:posOffset>
@@ -23907,7 +23907,7 @@
           <w:noProof/>
         </w:rPr>
         <w:drawing>
-          <wp:anchor distT="0" distB="0" distL="114300" distR="114300" simplePos="0" relativeHeight="251667456" behindDoc="0" locked="0" layoutInCell="1" allowOverlap="1" wp14:anchorId="1990483E" wp14:editId="4F302C38">
+          <wp:anchor distT="0" distB="0" distL="114300" distR="114300" simplePos="0" relativeHeight="251667456" behindDoc="0" locked="0" layoutInCell="1" allowOverlap="1" wp14:anchorId="73CB190C" wp14:editId="518CD413">
             <wp:simplePos x="0" y="0"/>
             <wp:positionH relativeFrom="column">
               <wp:posOffset>1385437</wp:posOffset>
@@ -23979,7 +23979,7 @@
           <w:noProof/>
         </w:rPr>
         <w:drawing>
-          <wp:anchor distT="0" distB="0" distL="114300" distR="114300" simplePos="0" relativeHeight="251668480" behindDoc="0" locked="0" layoutInCell="1" allowOverlap="1" wp14:anchorId="061D4BF2" wp14:editId="2CF73019">
+          <wp:anchor distT="0" distB="0" distL="114300" distR="114300" simplePos="0" relativeHeight="251668480" behindDoc="0" locked="0" layoutInCell="1" allowOverlap="1" wp14:anchorId="22B0BA57" wp14:editId="70E9627C">
             <wp:simplePos x="0" y="0"/>
             <wp:positionH relativeFrom="column">
               <wp:posOffset>1435262</wp:posOffset>
@@ -25033,7 +25033,7 @@
           <w:noProof/>
         </w:rPr>
         <w:drawing>
-          <wp:inline distT="0" distB="0" distL="0" distR="0" wp14:anchorId="21FCF6DE" wp14:editId="00975694">
+          <wp:inline distT="0" distB="0" distL="0" distR="0" wp14:anchorId="447428CE" wp14:editId="374E471F">
             <wp:extent cx="3891517" cy="3328271"/>
             <wp:effectExtent l="19050" t="19050" r="13970" b="24765"/>
             <wp:docPr id="36" name="Imagen 36"/>
@@ -25287,7 +25287,7 @@
           <w:lang w:val="es-ES"/>
         </w:rPr>
       </w:pPr>
-      <w:bookmarkStart w:id="28" w:name="_Toc181558180"/>
+      <w:bookmarkStart w:id="28" w:name="_Toc181560502"/>
       <w:r>
         <w:rPr>
           <w:rFonts w:eastAsiaTheme="minorEastAsia"/>
@@ -25450,7 +25450,7 @@
           <w:noProof/>
         </w:rPr>
         <w:drawing>
-          <wp:anchor distT="0" distB="0" distL="114300" distR="114300" simplePos="0" relativeHeight="251669504" behindDoc="0" locked="0" layoutInCell="1" allowOverlap="1" wp14:anchorId="48E11A85" wp14:editId="7EC34757">
+          <wp:anchor distT="0" distB="0" distL="114300" distR="114300" simplePos="0" relativeHeight="251669504" behindDoc="0" locked="0" layoutInCell="1" allowOverlap="1" wp14:anchorId="510B3366" wp14:editId="35BFA04E">
             <wp:simplePos x="0" y="0"/>
             <wp:positionH relativeFrom="column">
               <wp:posOffset>1842135</wp:posOffset>
@@ -25557,7 +25557,7 @@
           <w:noProof/>
         </w:rPr>
         <w:drawing>
-          <wp:anchor distT="0" distB="0" distL="114300" distR="114300" simplePos="0" relativeHeight="251670528" behindDoc="0" locked="0" layoutInCell="1" allowOverlap="1" wp14:anchorId="2494D6E8" wp14:editId="7D055752">
+          <wp:anchor distT="0" distB="0" distL="114300" distR="114300" simplePos="0" relativeHeight="251670528" behindDoc="0" locked="0" layoutInCell="1" allowOverlap="1" wp14:anchorId="1375986C" wp14:editId="216510AC">
             <wp:simplePos x="0" y="0"/>
             <wp:positionH relativeFrom="column">
               <wp:posOffset>1842135</wp:posOffset>
@@ -25675,7 +25675,7 @@
           <w:noProof/>
         </w:rPr>
         <w:drawing>
-          <wp:anchor distT="0" distB="0" distL="114300" distR="114300" simplePos="0" relativeHeight="251671552" behindDoc="0" locked="0" layoutInCell="1" allowOverlap="1" wp14:anchorId="50F3EB36" wp14:editId="38934B5D">
+          <wp:anchor distT="0" distB="0" distL="114300" distR="114300" simplePos="0" relativeHeight="251671552" behindDoc="0" locked="0" layoutInCell="1" allowOverlap="1" wp14:anchorId="3D3D5B1F" wp14:editId="75DD766C">
             <wp:simplePos x="0" y="0"/>
             <wp:positionH relativeFrom="column">
               <wp:posOffset>1534352</wp:posOffset>
@@ -25758,7 +25758,7 @@
           <w:noProof/>
         </w:rPr>
         <w:drawing>
-          <wp:anchor distT="0" distB="0" distL="114300" distR="114300" simplePos="0" relativeHeight="251663360" behindDoc="0" locked="0" layoutInCell="1" allowOverlap="1" wp14:anchorId="05BEF2F9" wp14:editId="097BF92D">
+          <wp:anchor distT="0" distB="0" distL="114300" distR="114300" simplePos="0" relativeHeight="251663360" behindDoc="0" locked="0" layoutInCell="1" allowOverlap="1" wp14:anchorId="4C14F5FC" wp14:editId="5B2D9BFD">
             <wp:simplePos x="0" y="0"/>
             <wp:positionH relativeFrom="margin">
               <wp:posOffset>2213079</wp:posOffset>
@@ -25917,7 +25917,7 @@
         </w:rPr>
         <w:lastRenderedPageBreak/>
         <w:drawing>
-          <wp:anchor distT="0" distB="0" distL="114300" distR="114300" simplePos="0" relativeHeight="251664384" behindDoc="0" locked="0" layoutInCell="1" allowOverlap="1" wp14:anchorId="7412E818" wp14:editId="145EDC21">
+          <wp:anchor distT="0" distB="0" distL="114300" distR="114300" simplePos="0" relativeHeight="251664384" behindDoc="0" locked="0" layoutInCell="1" allowOverlap="1" wp14:anchorId="7FC611C6" wp14:editId="6CA4C31A">
             <wp:simplePos x="0" y="0"/>
             <wp:positionH relativeFrom="column">
               <wp:posOffset>2220018</wp:posOffset>
@@ -26002,7 +26002,7 @@
           <w:noProof/>
         </w:rPr>
         <w:drawing>
-          <wp:anchor distT="0" distB="0" distL="114300" distR="114300" simplePos="0" relativeHeight="251672576" behindDoc="0" locked="0" layoutInCell="1" allowOverlap="1" wp14:anchorId="162F97C3" wp14:editId="3ADDC90A">
+          <wp:anchor distT="0" distB="0" distL="114300" distR="114300" simplePos="0" relativeHeight="251672576" behindDoc="0" locked="0" layoutInCell="1" allowOverlap="1" wp14:anchorId="07DDA520" wp14:editId="5D1466A9">
             <wp:simplePos x="0" y="0"/>
             <wp:positionH relativeFrom="column">
               <wp:posOffset>1391303</wp:posOffset>
@@ -26117,7 +26117,7 @@
           <w:noProof/>
         </w:rPr>
         <w:drawing>
-          <wp:anchor distT="0" distB="0" distL="114300" distR="114300" simplePos="0" relativeHeight="251673600" behindDoc="0" locked="0" layoutInCell="1" allowOverlap="1" wp14:anchorId="69765D1F" wp14:editId="7CDF5BF4">
+          <wp:anchor distT="0" distB="0" distL="114300" distR="114300" simplePos="0" relativeHeight="251673600" behindDoc="0" locked="0" layoutInCell="1" allowOverlap="1" wp14:anchorId="72B33769" wp14:editId="6061A510">
             <wp:simplePos x="0" y="0"/>
             <wp:positionH relativeFrom="column">
               <wp:posOffset>1711422</wp:posOffset>
@@ -26214,7 +26214,7 @@
           <w:noProof/>
         </w:rPr>
         <w:drawing>
-          <wp:anchor distT="0" distB="0" distL="114300" distR="114300" simplePos="0" relativeHeight="251674624" behindDoc="0" locked="0" layoutInCell="1" allowOverlap="1" wp14:anchorId="1FD79CD9" wp14:editId="2DA8F864">
+          <wp:anchor distT="0" distB="0" distL="114300" distR="114300" simplePos="0" relativeHeight="251674624" behindDoc="0" locked="0" layoutInCell="1" allowOverlap="1" wp14:anchorId="1D0642A3" wp14:editId="1437294E">
             <wp:simplePos x="0" y="0"/>
             <wp:positionH relativeFrom="column">
               <wp:posOffset>1249488</wp:posOffset>
@@ -26415,7 +26415,7 @@
           <w:noProof/>
         </w:rPr>
         <w:drawing>
-          <wp:anchor distT="0" distB="0" distL="114300" distR="114300" simplePos="0" relativeHeight="251675648" behindDoc="0" locked="0" layoutInCell="1" allowOverlap="1" wp14:anchorId="464DD9B6" wp14:editId="33A5FC9A">
+          <wp:anchor distT="0" distB="0" distL="114300" distR="114300" simplePos="0" relativeHeight="251675648" behindDoc="0" locked="0" layoutInCell="1" allowOverlap="1" wp14:anchorId="233850C2" wp14:editId="427ED787">
             <wp:simplePos x="0" y="0"/>
             <wp:positionH relativeFrom="column">
               <wp:posOffset>1183005</wp:posOffset>
@@ -26669,7 +26669,7 @@
           <w:noProof/>
         </w:rPr>
         <w:drawing>
-          <wp:anchor distT="0" distB="0" distL="114300" distR="114300" simplePos="0" relativeHeight="251676672" behindDoc="0" locked="0" layoutInCell="1" allowOverlap="1" wp14:anchorId="01D85F7D" wp14:editId="64D3F315">
+          <wp:anchor distT="0" distB="0" distL="114300" distR="114300" simplePos="0" relativeHeight="251676672" behindDoc="0" locked="0" layoutInCell="1" allowOverlap="1" wp14:anchorId="171F2099" wp14:editId="20325D28">
             <wp:simplePos x="0" y="0"/>
             <wp:positionH relativeFrom="column">
               <wp:posOffset>1183521</wp:posOffset>
@@ -26773,7 +26773,7 @@
           <w:noProof/>
         </w:rPr>
         <w:drawing>
-          <wp:anchor distT="0" distB="0" distL="114300" distR="114300" simplePos="0" relativeHeight="251677696" behindDoc="0" locked="0" layoutInCell="1" allowOverlap="1" wp14:anchorId="32216112" wp14:editId="4595C45C">
+          <wp:anchor distT="0" distB="0" distL="114300" distR="114300" simplePos="0" relativeHeight="251677696" behindDoc="0" locked="0" layoutInCell="1" allowOverlap="1" wp14:anchorId="472C9DA0" wp14:editId="15A7D1A7">
             <wp:simplePos x="0" y="0"/>
             <wp:positionH relativeFrom="column">
               <wp:posOffset>1183551</wp:posOffset>
@@ -26840,7 +26840,7 @@
           <w:noProof/>
         </w:rPr>
         <w:drawing>
-          <wp:anchor distT="0" distB="0" distL="114300" distR="114300" simplePos="0" relativeHeight="251678720" behindDoc="0" locked="0" layoutInCell="1" allowOverlap="1" wp14:anchorId="1D9AC894" wp14:editId="560D905C">
+          <wp:anchor distT="0" distB="0" distL="114300" distR="114300" simplePos="0" relativeHeight="251678720" behindDoc="0" locked="0" layoutInCell="1" allowOverlap="1" wp14:anchorId="6222B4EE" wp14:editId="6883F051">
             <wp:simplePos x="0" y="0"/>
             <wp:positionH relativeFrom="column">
               <wp:posOffset>1182739</wp:posOffset>
@@ -28042,7 +28042,7 @@
           <w:noProof/>
         </w:rPr>
         <w:drawing>
-          <wp:inline distT="0" distB="0" distL="0" distR="0" wp14:anchorId="6167F4E8" wp14:editId="6C2B602A">
+          <wp:inline distT="0" distB="0" distL="0" distR="0" wp14:anchorId="28A735CF" wp14:editId="31C80CA2">
             <wp:extent cx="4084320" cy="1944415"/>
             <wp:effectExtent l="19050" t="19050" r="11430" b="17780"/>
             <wp:docPr id="37" name="Imagen 37"/>
@@ -28270,7 +28270,7 @@
           <w:noProof/>
         </w:rPr>
         <w:drawing>
-          <wp:inline distT="0" distB="0" distL="0" distR="0" wp14:anchorId="57151D13" wp14:editId="60093871">
+          <wp:inline distT="0" distB="0" distL="0" distR="0" wp14:anchorId="629972CC" wp14:editId="33D5F50B">
             <wp:extent cx="2453640" cy="2098508"/>
             <wp:effectExtent l="19050" t="19050" r="22860" b="16510"/>
             <wp:docPr id="38" name="Imagen 38"/>
@@ -28475,7 +28475,7 @@
           <w:lang w:val="es-ES"/>
         </w:rPr>
       </w:pPr>
-      <w:bookmarkStart w:id="29" w:name="_Toc181558181"/>
+      <w:bookmarkStart w:id="29" w:name="_Toc181560503"/>
       <w:r>
         <w:rPr>
           <w:lang w:val="es-ES"/>
@@ -28503,7 +28503,7 @@
           <w:lang w:val="es-ES"/>
         </w:rPr>
       </w:pPr>
-      <w:bookmarkStart w:id="30" w:name="_Toc181558182"/>
+      <w:bookmarkStart w:id="30" w:name="_Toc181560504"/>
       <w:r>
         <w:rPr>
           <w:lang w:val="es-ES"/>
@@ -28551,7 +28551,7 @@
           <w:noProof/>
         </w:rPr>
         <w:drawing>
-          <wp:inline distT="0" distB="0" distL="0" distR="0" wp14:anchorId="5CC73F62" wp14:editId="62D787DD">
+          <wp:inline distT="0" distB="0" distL="0" distR="0" wp14:anchorId="32268748" wp14:editId="0B20984C">
             <wp:extent cx="1905000" cy="1533211"/>
             <wp:effectExtent l="19050" t="19050" r="19050" b="10160"/>
             <wp:docPr id="110" name="Imagen 110"/>
@@ -28628,7 +28628,7 @@
           <w:noProof/>
         </w:rPr>
         <w:drawing>
-          <wp:inline distT="0" distB="0" distL="0" distR="0" wp14:anchorId="01840D65" wp14:editId="42028294">
+          <wp:inline distT="0" distB="0" distL="0" distR="0" wp14:anchorId="7C7F457E" wp14:editId="3999E138">
             <wp:extent cx="2431473" cy="1531379"/>
             <wp:effectExtent l="19050" t="19050" r="26035" b="12065"/>
             <wp:docPr id="109" name="Imagen 109"/>
@@ -28748,7 +28748,7 @@
         </w:rPr>
         <w:lastRenderedPageBreak/>
         <w:drawing>
-          <wp:inline distT="0" distB="0" distL="0" distR="0" wp14:anchorId="75584C05" wp14:editId="57694278">
+          <wp:inline distT="0" distB="0" distL="0" distR="0" wp14:anchorId="5F61F14A" wp14:editId="4B729CD1">
             <wp:extent cx="2112819" cy="1862185"/>
             <wp:effectExtent l="19050" t="19050" r="20955" b="24130"/>
             <wp:docPr id="108" name="Imagen 108"/>
@@ -28819,7 +28819,7 @@
           <w:noProof/>
         </w:rPr>
         <w:drawing>
-          <wp:inline distT="0" distB="0" distL="0" distR="0" wp14:anchorId="7C27C9BC" wp14:editId="1D7330D4">
+          <wp:inline distT="0" distB="0" distL="0" distR="0" wp14:anchorId="06F6DE36" wp14:editId="47B780C1">
             <wp:extent cx="2156446" cy="1870364"/>
             <wp:effectExtent l="19050" t="19050" r="15875" b="15875"/>
             <wp:docPr id="107" name="Imagen 107"/>
@@ -28933,7 +28933,7 @@
           <w:noProof/>
         </w:rPr>
         <w:drawing>
-          <wp:inline distT="0" distB="0" distL="0" distR="0" wp14:anchorId="6724EE7C" wp14:editId="0EDDF11A">
+          <wp:inline distT="0" distB="0" distL="0" distR="0" wp14:anchorId="65D33C5C" wp14:editId="73BF83DD">
             <wp:extent cx="2034540" cy="1969625"/>
             <wp:effectExtent l="19050" t="19050" r="22860" b="12065"/>
             <wp:docPr id="106" name="Imagen 106"/>
@@ -29004,7 +29004,7 @@
           <w:noProof/>
         </w:rPr>
         <w:drawing>
-          <wp:inline distT="0" distB="0" distL="0" distR="0" wp14:anchorId="7377350E" wp14:editId="3F3B4648">
+          <wp:inline distT="0" distB="0" distL="0" distR="0" wp14:anchorId="1532AB73" wp14:editId="53E81F7C">
             <wp:extent cx="2040171" cy="1939637"/>
             <wp:effectExtent l="19050" t="19050" r="17780" b="22860"/>
             <wp:docPr id="105" name="Imagen 105"/>
@@ -29117,7 +29117,7 @@
           <w:noProof/>
         </w:rPr>
         <w:drawing>
-          <wp:inline distT="0" distB="0" distL="0" distR="0" wp14:anchorId="60041D15" wp14:editId="18DCA22C">
+          <wp:inline distT="0" distB="0" distL="0" distR="0" wp14:anchorId="0B0CC78B" wp14:editId="044FDDC4">
             <wp:extent cx="2222500" cy="2115820"/>
             <wp:effectExtent l="19050" t="19050" r="25400" b="17780"/>
             <wp:docPr id="104" name="Imagen 104"/>
@@ -29188,7 +29188,7 @@
           <w:noProof/>
         </w:rPr>
         <w:drawing>
-          <wp:inline distT="0" distB="0" distL="0" distR="0" wp14:anchorId="634628E8" wp14:editId="159C2B98">
+          <wp:inline distT="0" distB="0" distL="0" distR="0" wp14:anchorId="06FB5982" wp14:editId="73A597A1">
             <wp:extent cx="2243455" cy="2084070"/>
             <wp:effectExtent l="19050" t="19050" r="23495" b="11430"/>
             <wp:docPr id="103" name="Imagen 103"/>
@@ -29358,7 +29358,6 @@
           <w:lang w:val="es-ES"/>
         </w:rPr>
       </w:pPr>
-      <w:bookmarkStart w:id="31" w:name="_Toc181558183"/>
       <w:r>
         <w:rPr>
           <w:lang w:val="es-ES"/>
@@ -29373,6 +29372,7 @@
           <w:lang w:val="es-ES"/>
         </w:rPr>
       </w:pPr>
+      <w:bookmarkStart w:id="31" w:name="_Toc181560505"/>
       <w:r>
         <w:rPr>
           <w:lang w:val="es-ES"/>
@@ -29635,7 +29635,7 @@
           <w:noProof/>
         </w:rPr>
         <w:drawing>
-          <wp:inline distT="0" distB="0" distL="0" distR="0" wp14:anchorId="23411B7F" wp14:editId="13C8903C">
+          <wp:inline distT="0" distB="0" distL="0" distR="0" wp14:anchorId="32B6FFAA" wp14:editId="317AE01F">
             <wp:extent cx="2948940" cy="2175183"/>
             <wp:effectExtent l="19050" t="19050" r="22860" b="15875"/>
             <wp:docPr id="102" name="Imagen 102"/>
@@ -29700,7 +29700,7 @@
           <w:noProof/>
         </w:rPr>
         <w:drawing>
-          <wp:inline distT="0" distB="0" distL="0" distR="0" wp14:anchorId="10521103" wp14:editId="376350F2">
+          <wp:inline distT="0" distB="0" distL="0" distR="0" wp14:anchorId="51F4C40D" wp14:editId="361208CE">
             <wp:extent cx="1757919" cy="2164080"/>
             <wp:effectExtent l="19050" t="19050" r="13970" b="26670"/>
             <wp:docPr id="101" name="Imagen 101"/>
@@ -29812,7 +29812,7 @@
           <w:noProof/>
         </w:rPr>
         <w:drawing>
-          <wp:inline distT="0" distB="0" distL="0" distR="0" wp14:anchorId="782517DF" wp14:editId="4211BC8C">
+          <wp:inline distT="0" distB="0" distL="0" distR="0" wp14:anchorId="6CE897C2" wp14:editId="3212CDE9">
             <wp:extent cx="2110740" cy="2127885"/>
             <wp:effectExtent l="19050" t="19050" r="22860" b="24765"/>
             <wp:docPr id="100" name="Imagen 100"/>
@@ -29883,7 +29883,7 @@
           <w:noProof/>
         </w:rPr>
         <w:drawing>
-          <wp:inline distT="0" distB="0" distL="0" distR="0" wp14:anchorId="16859736" wp14:editId="1E06A738">
+          <wp:inline distT="0" distB="0" distL="0" distR="0" wp14:anchorId="167234CB" wp14:editId="36601EB9">
             <wp:extent cx="2242951" cy="2125980"/>
             <wp:effectExtent l="19050" t="19050" r="24130" b="26670"/>
             <wp:docPr id="99" name="Imagen 99"/>
@@ -30057,7 +30057,7 @@
           <w:noProof/>
         </w:rPr>
         <w:drawing>
-          <wp:inline distT="0" distB="0" distL="0" distR="0" wp14:anchorId="29CE7C4D" wp14:editId="71835C67">
+          <wp:inline distT="0" distB="0" distL="0" distR="0" wp14:anchorId="208763EB" wp14:editId="0510F781">
             <wp:extent cx="6151880" cy="3082925"/>
             <wp:effectExtent l="19050" t="19050" r="20320" b="22225"/>
             <wp:docPr id="448" name="Imagen 448"/>
@@ -30127,7 +30127,7 @@
           <w:noProof/>
         </w:rPr>
         <w:drawing>
-          <wp:inline distT="0" distB="0" distL="0" distR="0" wp14:anchorId="577CD1BB" wp14:editId="6A86C594">
+          <wp:inline distT="0" distB="0" distL="0" distR="0" wp14:anchorId="76F3CE20" wp14:editId="02379FA9">
             <wp:extent cx="6151880" cy="3306445"/>
             <wp:effectExtent l="19050" t="19050" r="20320" b="27305"/>
             <wp:docPr id="449" name="Imagen 449"/>
@@ -30239,7 +30239,7 @@
           <w:noProof/>
         </w:rPr>
         <w:drawing>
-          <wp:inline distT="0" distB="0" distL="0" distR="0" wp14:anchorId="4F56A604" wp14:editId="4A2BCCD5">
+          <wp:inline distT="0" distB="0" distL="0" distR="0" wp14:anchorId="2AF4B797" wp14:editId="0933E13F">
             <wp:extent cx="2229326" cy="1377950"/>
             <wp:effectExtent l="19050" t="19050" r="19050" b="12700"/>
             <wp:docPr id="453" name="Imagen 453"/>
@@ -30313,7 +30313,7 @@
           <w:lang w:val="es-ES"/>
         </w:rPr>
       </w:pPr>
-      <w:bookmarkStart w:id="32" w:name="_Toc181558184"/>
+      <w:bookmarkStart w:id="32" w:name="_Toc181560506"/>
       <w:r>
         <w:rPr>
           <w:lang w:val="es-ES"/>
@@ -30382,7 +30382,7 @@
         <w:br w:type="page"/>
       </w:r>
     </w:p>
-    <w:bookmarkStart w:id="33" w:name="_Toc181558185" w:displacedByCustomXml="next"/>
+    <w:bookmarkStart w:id="33" w:name="_Toc181560507" w:displacedByCustomXml="next"/>
     <w:sdt>
       <w:sdtPr>
         <w:rPr>
@@ -30659,7 +30659,7 @@
           <w:lang w:val="es-ES"/>
         </w:rPr>
       </w:pPr>
-      <w:bookmarkStart w:id="34" w:name="_Toc181558186"/>
+      <w:bookmarkStart w:id="34" w:name="_Toc181560508"/>
       <w:r>
         <w:rPr>
           <w:lang w:val="es-ES"/>
@@ -30676,7 +30676,7 @@
           <w:lang w:val="es-ES"/>
         </w:rPr>
       </w:pPr>
-      <w:bookmarkStart w:id="35" w:name="_Toc181558187"/>
+      <w:bookmarkStart w:id="35" w:name="_Toc181560509"/>
       <w:r>
         <w:rPr>
           <w:lang w:val="es-ES"/>
@@ -30711,7 +30711,7 @@
           <w:noProof/>
         </w:rPr>
         <w:drawing>
-          <wp:inline distT="0" distB="0" distL="0" distR="0" wp14:anchorId="0D5DD801" wp14:editId="643462EC">
+          <wp:inline distT="0" distB="0" distL="0" distR="0" wp14:anchorId="2654D9A6" wp14:editId="202E6BC8">
             <wp:extent cx="4238625" cy="2657475"/>
             <wp:effectExtent l="0" t="0" r="9525" b="9525"/>
             <wp:docPr id="40" name="Imagen 40"/>
@@ -30765,7 +30765,7 @@
           <w:noProof/>
         </w:rPr>
         <w:drawing>
-          <wp:inline distT="0" distB="0" distL="0" distR="0" wp14:anchorId="48C3D94A" wp14:editId="1C73D8C2">
+          <wp:inline distT="0" distB="0" distL="0" distR="0" wp14:anchorId="2FE98D28" wp14:editId="2DD90588">
             <wp:extent cx="3962400" cy="3390900"/>
             <wp:effectExtent l="0" t="0" r="0" b="0"/>
             <wp:docPr id="41" name="Imagen 41"/>
@@ -30820,7 +30820,7 @@
         </w:rPr>
         <w:lastRenderedPageBreak/>
         <w:drawing>
-          <wp:inline distT="0" distB="0" distL="0" distR="0" wp14:anchorId="234F3B08" wp14:editId="3198705B">
+          <wp:inline distT="0" distB="0" distL="0" distR="0" wp14:anchorId="79B60F9D" wp14:editId="5881F8BD">
             <wp:extent cx="3657600" cy="2486025"/>
             <wp:effectExtent l="0" t="0" r="0" b="9525"/>
             <wp:docPr id="42" name="Imagen 42"/>
@@ -30869,7 +30869,7 @@
           <w:lang w:val="es-ES"/>
         </w:rPr>
       </w:pPr>
-      <w:bookmarkStart w:id="36" w:name="_Toc181558188"/>
+      <w:bookmarkStart w:id="36" w:name="_Toc181560510"/>
       <w:r>
         <w:rPr>
           <w:lang w:val="es-ES"/>
@@ -30890,7 +30890,7 @@
           <w:noProof/>
         </w:rPr>
         <w:drawing>
-          <wp:inline distT="0" distB="0" distL="0" distR="0" wp14:anchorId="401B33B7" wp14:editId="6E9BD975">
+          <wp:inline distT="0" distB="0" distL="0" distR="0" wp14:anchorId="0D304A7F" wp14:editId="10A6A9D4">
             <wp:extent cx="5278697" cy="4113766"/>
             <wp:effectExtent l="0" t="0" r="0" b="1270"/>
             <wp:docPr id="43" name="Imagen 43"/>
@@ -30959,7 +30959,7 @@
           <w:lang w:val="es-ES"/>
         </w:rPr>
       </w:pPr>
-      <w:bookmarkStart w:id="37" w:name="_Toc181558189"/>
+      <w:bookmarkStart w:id="37" w:name="_Toc181560511"/>
       <w:r>
         <w:rPr>
           <w:lang w:val="es-ES"/>
@@ -31006,7 +31006,7 @@
           <w:noProof/>
         </w:rPr>
         <w:drawing>
-          <wp:inline distT="0" distB="0" distL="0" distR="0" wp14:anchorId="6BF23F82" wp14:editId="477B4E8B">
+          <wp:inline distT="0" distB="0" distL="0" distR="0" wp14:anchorId="64CDECA0" wp14:editId="4AFBA252">
             <wp:extent cx="2343150" cy="6019800"/>
             <wp:effectExtent l="0" t="0" r="0" b="0"/>
             <wp:docPr id="44" name="Imagen 44"/>
@@ -31069,7 +31069,7 @@
           <w:lang w:val="es-ES"/>
         </w:rPr>
       </w:pPr>
-      <w:bookmarkStart w:id="38" w:name="_Toc181558190"/>
+      <w:bookmarkStart w:id="38" w:name="_Toc181560512"/>
       <w:r>
         <w:rPr>
           <w:lang w:val="es-ES"/>
@@ -31091,7 +31091,7 @@
           <w:noProof/>
         </w:rPr>
         <w:drawing>
-          <wp:inline distT="0" distB="0" distL="0" distR="0" wp14:anchorId="60810F20" wp14:editId="522E164A">
+          <wp:inline distT="0" distB="0" distL="0" distR="0" wp14:anchorId="328F08B8" wp14:editId="344E4805">
             <wp:extent cx="4362450" cy="3320032"/>
             <wp:effectExtent l="0" t="0" r="0" b="0"/>
             <wp:docPr id="45" name="Imagen 45"/>
@@ -31137,7 +31137,7 @@
           <w:noProof/>
         </w:rPr>
         <w:drawing>
-          <wp:inline distT="0" distB="0" distL="0" distR="0" wp14:anchorId="4D1A02A7" wp14:editId="79E49E7A">
+          <wp:inline distT="0" distB="0" distL="0" distR="0" wp14:anchorId="3A2DC51A" wp14:editId="08EF55C2">
             <wp:extent cx="4391025" cy="3322542"/>
             <wp:effectExtent l="0" t="0" r="0" b="0"/>
             <wp:docPr id="46" name="Imagen 46"/>
@@ -31202,7 +31202,7 @@
           <w:lang w:val="es-ES"/>
         </w:rPr>
       </w:pPr>
-      <w:bookmarkStart w:id="39" w:name="_Toc181558191"/>
+      <w:bookmarkStart w:id="39" w:name="_Toc181560513"/>
       <w:r>
         <w:rPr>
           <w:lang w:val="es-ES"/>
@@ -31237,7 +31237,7 @@
           <w:noProof/>
         </w:rPr>
         <w:drawing>
-          <wp:inline distT="0" distB="0" distL="0" distR="0" wp14:anchorId="52A0980B" wp14:editId="75F5C339">
+          <wp:inline distT="0" distB="0" distL="0" distR="0" wp14:anchorId="60B9A8C0" wp14:editId="4D8BAD35">
             <wp:extent cx="4093392" cy="4125433"/>
             <wp:effectExtent l="0" t="0" r="2540" b="8890"/>
             <wp:docPr id="519" name="Imagen 519"/>
@@ -31291,7 +31291,7 @@
           <w:noProof/>
         </w:rPr>
         <w:drawing>
-          <wp:inline distT="0" distB="0" distL="0" distR="0" wp14:anchorId="704F4AC1" wp14:editId="2CF3C16E">
+          <wp:inline distT="0" distB="0" distL="0" distR="0" wp14:anchorId="0280B3D5" wp14:editId="1E7FA33C">
             <wp:extent cx="4114800" cy="2049300"/>
             <wp:effectExtent l="0" t="0" r="0" b="8255"/>
             <wp:docPr id="520" name="Imagen 520"/>
@@ -31346,7 +31346,7 @@
           <w:lang w:val="es-ES"/>
         </w:rPr>
       </w:pPr>
-      <w:bookmarkStart w:id="40" w:name="_Toc181558192"/>
+      <w:bookmarkStart w:id="40" w:name="_Toc181560514"/>
       <w:r>
         <w:rPr>
           <w:lang w:val="es-ES"/>
@@ -35132,7 +35132,7 @@
           <w:lang w:val="es-AR" w:eastAsia="es-AR"/>
         </w:rPr>
       </w:pPr>
-      <w:bookmarkStart w:id="41" w:name="_Toc181558193"/>
+      <w:bookmarkStart w:id="41" w:name="_Toc181560515"/>
       <w:r>
         <w:rPr>
           <w:lang w:val="es-ES"/>
@@ -49777,7 +49777,7 @@
       <w:pPr>
         <w:pStyle w:val="Ttulo2"/>
       </w:pPr>
-      <w:bookmarkStart w:id="42" w:name="_Toc181558194"/>
+      <w:bookmarkStart w:id="42" w:name="_Toc181560516"/>
       <w:proofErr w:type="spellStart"/>
       <w:r>
         <w:t>Anexo</w:t>
@@ -50921,13 +50921,14 @@
           <w:lang w:val="es-ES"/>
         </w:rPr>
       </w:pPr>
-      <w:bookmarkStart w:id="43" w:name="_GoBack"/>
-      <w:bookmarkEnd w:id="43"/>
     </w:p>
     <w:sectPr>
-      <w:headerReference w:type="default" r:id="rId99"/>
-      <w:footerReference w:type="default" r:id="rId100"/>
-      <w:footerReference w:type="first" r:id="rId101"/>
+      <w:headerReference w:type="even" r:id="rId99"/>
+      <w:headerReference w:type="default" r:id="rId100"/>
+      <w:footerReference w:type="even" r:id="rId101"/>
+      <w:footerReference w:type="default" r:id="rId102"/>
+      <w:headerReference w:type="first" r:id="rId103"/>
+      <w:footerReference w:type="first" r:id="rId104"/>
       <w:pgSz w:w="11906" w:h="16838" w:code="9"/>
       <w:pgMar w:top="1134" w:right="1134" w:bottom="1134" w:left="1418" w:header="709" w:footer="709" w:gutter="0"/>
       <w:cols w:space="708"/>
@@ -50964,6 +50965,16 @@
 </file>
 
 <file path=word/footer1.xml><?xml version="1.0" encoding="utf-8"?>
+<w:ftr xmlns:wpc="http://schemas.microsoft.com/office/word/2010/wordprocessingCanvas" xmlns:cx="http://schemas.microsoft.com/office/drawing/2014/chartex" xmlns:mc="http://schemas.openxmlformats.org/markup-compatibility/2006" xmlns:o="urn:schemas-microsoft-com:office:office" xmlns:r="http://schemas.openxmlformats.org/officeDocument/2006/relationships" xmlns:m="http://schemas.openxmlformats.org/officeDocument/2006/math" xmlns:v="urn:schemas-microsoft-com:vml" xmlns:wp14="http://schemas.microsoft.com/office/word/2010/wordprocessingDrawing" xmlns:wp="http://schemas.openxmlformats.org/drawingml/2006/wordprocessingDrawing" xmlns:w10="urn:schemas-microsoft-com:office:word" xmlns:w="http://schemas.openxmlformats.org/wordprocessingml/2006/main" xmlns:w14="http://schemas.microsoft.com/office/word/2010/wordml" xmlns:w15="http://schemas.microsoft.com/office/word/2012/wordml" xmlns:w16se="http://schemas.microsoft.com/office/word/2015/wordml/symex" xmlns:wpg="http://schemas.microsoft.com/office/word/2010/wordprocessingGroup" xmlns:wpi="http://schemas.microsoft.com/office/word/2010/wordprocessingInk" xmlns:wne="http://schemas.microsoft.com/office/word/2006/wordml" xmlns:wps="http://schemas.microsoft.com/office/word/2010/wordprocessingShape" mc:Ignorable="w14 w15 w16se wp14">
+  <w:p>
+    <w:pPr>
+      <w:pStyle w:val="Piedepgina"/>
+    </w:pPr>
+  </w:p>
+</w:ftr>
+</file>
+
+<file path=word/footer2.xml><?xml version="1.0" encoding="utf-8"?>
 <w:ftr xmlns:wpc="http://schemas.microsoft.com/office/word/2010/wordprocessingCanvas" xmlns:cx="http://schemas.microsoft.com/office/drawing/2014/chartex" xmlns:mc="http://schemas.openxmlformats.org/markup-compatibility/2006" xmlns:o="urn:schemas-microsoft-com:office:office" xmlns:r="http://schemas.openxmlformats.org/officeDocument/2006/relationships" xmlns:m="http://schemas.openxmlformats.org/officeDocument/2006/math" xmlns:v="urn:schemas-microsoft-com:vml" xmlns:wp14="http://schemas.microsoft.com/office/word/2010/wordprocessingDrawing" xmlns:wp="http://schemas.openxmlformats.org/drawingml/2006/wordprocessingDrawing" xmlns:w10="urn:schemas-microsoft-com:office:word" xmlns:w="http://schemas.openxmlformats.org/wordprocessingml/2006/main" xmlns:w14="http://schemas.microsoft.com/office/word/2010/wordml" xmlns:w15="http://schemas.microsoft.com/office/word/2012/wordml" xmlns:w16se="http://schemas.microsoft.com/office/word/2015/wordml/symex" xmlns:wpg="http://schemas.microsoft.com/office/word/2010/wordprocessingGroup" xmlns:wpi="http://schemas.microsoft.com/office/word/2010/wordprocessingInk" xmlns:wne="http://schemas.microsoft.com/office/word/2006/wordml" xmlns:wps="http://schemas.microsoft.com/office/word/2010/wordprocessingShape" mc:Ignorable="w14 w15 w16se wp14">
   <w:p>
     <w:pPr>
@@ -51140,7 +51151,7 @@
         <w:szCs w:val="20"/>
         <w:lang w:val="es-ES"/>
       </w:rPr>
-      <w:t>36</w:t>
+      <w:t>2</w:t>
     </w:r>
     <w:r>
       <w:rPr>
@@ -51157,7 +51168,7 @@
 </w:ftr>
 </file>
 
-<file path=word/footer2.xml><?xml version="1.0" encoding="utf-8"?>
+<file path=word/footer3.xml><?xml version="1.0" encoding="utf-8"?>
 <w:ftr xmlns:wpc="http://schemas.microsoft.com/office/word/2010/wordprocessingCanvas" xmlns:cx="http://schemas.microsoft.com/office/drawing/2014/chartex" xmlns:mc="http://schemas.openxmlformats.org/markup-compatibility/2006" xmlns:o="urn:schemas-microsoft-com:office:office" xmlns:r="http://schemas.openxmlformats.org/officeDocument/2006/relationships" xmlns:m="http://schemas.openxmlformats.org/officeDocument/2006/math" xmlns:v="urn:schemas-microsoft-com:vml" xmlns:wp14="http://schemas.microsoft.com/office/word/2010/wordprocessingDrawing" xmlns:wp="http://schemas.openxmlformats.org/drawingml/2006/wordprocessingDrawing" xmlns:w10="urn:schemas-microsoft-com:office:word" xmlns:w="http://schemas.openxmlformats.org/wordprocessingml/2006/main" xmlns:w14="http://schemas.microsoft.com/office/word/2010/wordml" xmlns:w15="http://schemas.microsoft.com/office/word/2012/wordml" xmlns:w16se="http://schemas.microsoft.com/office/word/2015/wordml/symex" xmlns:wpg="http://schemas.microsoft.com/office/word/2010/wordprocessingGroup" xmlns:wpi="http://schemas.microsoft.com/office/word/2010/wordprocessingInk" xmlns:wne="http://schemas.microsoft.com/office/word/2006/wordml" xmlns:wps="http://schemas.microsoft.com/office/word/2010/wordprocessingShape" mc:Ignorable="w14 w15 w16se wp14">
   <w:p>
     <w:pPr>
@@ -51340,6 +51351,16 @@
   <w:p>
     <w:pPr>
       <w:pStyle w:val="Encabezado"/>
+    </w:pPr>
+  </w:p>
+</w:hdr>
+</file>
+
+<file path=word/header2.xml><?xml version="1.0" encoding="utf-8"?>
+<w:hdr xmlns:wpc="http://schemas.microsoft.com/office/word/2010/wordprocessingCanvas" xmlns:cx="http://schemas.microsoft.com/office/drawing/2014/chartex" xmlns:mc="http://schemas.openxmlformats.org/markup-compatibility/2006" xmlns:o="urn:schemas-microsoft-com:office:office" xmlns:r="http://schemas.openxmlformats.org/officeDocument/2006/relationships" xmlns:m="http://schemas.openxmlformats.org/officeDocument/2006/math" xmlns:v="urn:schemas-microsoft-com:vml" xmlns:wp14="http://schemas.microsoft.com/office/word/2010/wordprocessingDrawing" xmlns:wp="http://schemas.openxmlformats.org/drawingml/2006/wordprocessingDrawing" xmlns:w10="urn:schemas-microsoft-com:office:word" xmlns:w="http://schemas.openxmlformats.org/wordprocessingml/2006/main" xmlns:w14="http://schemas.microsoft.com/office/word/2010/wordml" xmlns:w15="http://schemas.microsoft.com/office/word/2012/wordml" xmlns:w16se="http://schemas.microsoft.com/office/word/2015/wordml/symex" xmlns:wpg="http://schemas.microsoft.com/office/word/2010/wordprocessingGroup" xmlns:wpi="http://schemas.microsoft.com/office/word/2010/wordprocessingInk" xmlns:wne="http://schemas.microsoft.com/office/word/2006/wordml" xmlns:wps="http://schemas.microsoft.com/office/word/2010/wordprocessingShape" mc:Ignorable="w14 w15 w16se wp14">
+  <w:p>
+    <w:pPr>
+      <w:pStyle w:val="Encabezado"/>
       <w:rPr>
         <w:b/>
         <w:lang w:val="es-ES"/>
@@ -51431,12 +51452,13 @@
         <w:lang w:val="es-ES"/>
       </w:rPr>
     </w:pPr>
+    <w:bookmarkStart w:id="43" w:name="_GoBack"/>
+    <w:bookmarkEnd w:id="43"/>
     <w:r>
       <w:rPr>
         <w:b/>
         <w:lang w:val="es-ES"/>
       </w:rPr>
-      <w:tab/>
       <w:t>Trabajo Final</w:t>
     </w:r>
   </w:p>
@@ -51520,6 +51542,16 @@
         </mc:Fallback>
       </mc:AlternateContent>
     </w:r>
+  </w:p>
+</w:hdr>
+</file>
+
+<file path=word/header3.xml><?xml version="1.0" encoding="utf-8"?>
+<w:hdr xmlns:wpc="http://schemas.microsoft.com/office/word/2010/wordprocessingCanvas" xmlns:cx="http://schemas.microsoft.com/office/drawing/2014/chartex" xmlns:mc="http://schemas.openxmlformats.org/markup-compatibility/2006" xmlns:o="urn:schemas-microsoft-com:office:office" xmlns:r="http://schemas.openxmlformats.org/officeDocument/2006/relationships" xmlns:m="http://schemas.openxmlformats.org/officeDocument/2006/math" xmlns:v="urn:schemas-microsoft-com:vml" xmlns:wp14="http://schemas.microsoft.com/office/word/2010/wordprocessingDrawing" xmlns:wp="http://schemas.openxmlformats.org/drawingml/2006/wordprocessingDrawing" xmlns:w10="urn:schemas-microsoft-com:office:word" xmlns:w="http://schemas.openxmlformats.org/wordprocessingml/2006/main" xmlns:w14="http://schemas.microsoft.com/office/word/2010/wordml" xmlns:w15="http://schemas.microsoft.com/office/word/2012/wordml" xmlns:w16se="http://schemas.microsoft.com/office/word/2015/wordml/symex" xmlns:wpg="http://schemas.microsoft.com/office/word/2010/wordprocessingGroup" xmlns:wpi="http://schemas.microsoft.com/office/word/2010/wordprocessingInk" xmlns:wne="http://schemas.microsoft.com/office/word/2006/wordml" xmlns:wps="http://schemas.microsoft.com/office/word/2010/wordprocessingShape" mc:Ignorable="w14 w15 w16se wp14">
+  <w:p>
+    <w:pPr>
+      <w:pStyle w:val="Encabezado"/>
+    </w:pPr>
   </w:p>
 </w:hdr>
 </file>
@@ -53442,7 +53474,7 @@
 </file>
 
 <file path=customXml/itemProps1.xml><?xml version="1.0" encoding="utf-8"?>
-<ds:datastoreItem xmlns:ds="http://schemas.openxmlformats.org/officeDocument/2006/customXml" ds:itemID="{5DE278DA-1928-4E06-826F-5B5012168366}">
+<ds:datastoreItem xmlns:ds="http://schemas.openxmlformats.org/officeDocument/2006/customXml" ds:itemID="{125D9AFB-A61E-42D2-8BD0-F9B254DC817C}">
   <ds:schemaRefs>
     <ds:schemaRef ds:uri="http://schemas.openxmlformats.org/officeDocument/2006/bibliography"/>
   </ds:schemaRefs>

--- a/Trabajo_Final/Trabajo Final R1-BORQUEZ-RAYES - juan.docx
+++ b/Trabajo_Final/Trabajo Final R1-BORQUEZ-RAYES - juan.docx
@@ -1,6 +1,6 @@
 
 <file path=word/document.xml><?xml version="1.0" encoding="utf-8"?>
-<w:document xmlns:wpc="http://schemas.microsoft.com/office/word/2010/wordprocessingCanvas" xmlns:cx="http://schemas.microsoft.com/office/drawing/2014/chartex" xmlns:mc="http://schemas.openxmlformats.org/markup-compatibility/2006" xmlns:o="urn:schemas-microsoft-com:office:office" xmlns:r="http://schemas.openxmlformats.org/officeDocument/2006/relationships" xmlns:m="http://schemas.openxmlformats.org/officeDocument/2006/math" xmlns:v="urn:schemas-microsoft-com:vml" xmlns:wp14="http://schemas.microsoft.com/office/word/2010/wordprocessingDrawing" xmlns:wp="http://schemas.openxmlformats.org/drawingml/2006/wordprocessingDrawing" xmlns:w10="urn:schemas-microsoft-com:office:word" xmlns:w="http://schemas.openxmlformats.org/wordprocessingml/2006/main" xmlns:w14="http://schemas.microsoft.com/office/word/2010/wordml" xmlns:w15="http://schemas.microsoft.com/office/word/2012/wordml" xmlns:w16se="http://schemas.microsoft.com/office/word/2015/wordml/symex" xmlns:wpg="http://schemas.microsoft.com/office/word/2010/wordprocessingGroup" xmlns:wpi="http://schemas.microsoft.com/office/word/2010/wordprocessingInk" xmlns:wne="http://schemas.microsoft.com/office/word/2006/wordml" xmlns:wps="http://schemas.microsoft.com/office/word/2010/wordprocessingShape" mc:Ignorable="w14 w15 w16se wp14">
+<w:document xmlns:wpc="http://schemas.microsoft.com/office/word/2010/wordprocessingCanvas" xmlns:mc="http://schemas.openxmlformats.org/markup-compatibility/2006" xmlns:o="urn:schemas-microsoft-com:office:office" xmlns:r="http://schemas.openxmlformats.org/officeDocument/2006/relationships" xmlns:m="http://schemas.openxmlformats.org/officeDocument/2006/math" xmlns:v="urn:schemas-microsoft-com:vml" xmlns:wp14="http://schemas.microsoft.com/office/word/2010/wordprocessingDrawing" xmlns:wp="http://schemas.openxmlformats.org/drawingml/2006/wordprocessingDrawing" xmlns:w10="urn:schemas-microsoft-com:office:word" xmlns:w="http://schemas.openxmlformats.org/wordprocessingml/2006/main" xmlns:w14="http://schemas.microsoft.com/office/word/2010/wordml" xmlns:w15="http://schemas.microsoft.com/office/word/2012/wordml" xmlns:wpg="http://schemas.microsoft.com/office/word/2010/wordprocessingGroup" xmlns:wpi="http://schemas.microsoft.com/office/word/2010/wordprocessingInk" xmlns:wne="http://schemas.microsoft.com/office/word/2006/wordml" xmlns:wps="http://schemas.microsoft.com/office/word/2010/wordprocessingShape" mc:Ignorable="w14 w15 wp14">
   <w:body>
     <w:p>
       <w:pPr>
@@ -33,6 +33,7 @@
       <w:r>
         <w:rPr>
           <w:noProof/>
+          <w:lang w:val="es-AR" w:eastAsia="es-AR"/>
         </w:rPr>
         <w:drawing>
           <wp:anchor distT="0" distB="0" distL="114300" distR="114300" simplePos="0" relativeHeight="251661312" behindDoc="0" locked="0" layoutInCell="1" allowOverlap="1" wp14:anchorId="2AFF95CA" wp14:editId="2A222865">
@@ -610,7 +611,7 @@
       <w:sdtContent>
         <w:p>
           <w:pPr>
-            <w:pStyle w:val="TtuloTDC"/>
+            <w:pStyle w:val="TtulodeTDC"/>
             <w:ind w:left="720" w:hanging="436"/>
             <w:rPr>
               <w:rFonts w:ascii="Cambria Math" w:hAnsi="Cambria Math"/>
@@ -4168,7 +4169,19 @@
         <w:rPr>
           <w:lang w:val="es-ES"/>
         </w:rPr>
-        <w:t xml:space="preserve">Este trabajo presenta la simulación de una aplicación robótica utilizando el robot UR10e en un entorno de manipulación controlado, con aplicaciones potenciales en el manejo de materiales radiactivos. A lo largo del documento, se detallan el diseño y la implementación de una celda robótica simulada, incluyendo componentes como la máquina de gammagrafía, las pastillas de material radiactivo, el contenedor y la mesa de trabajo. El robot se modela mediante la convención de </w:t>
+        <w:t>Este trabajo presenta la simulación de una aplicación robótica utilizando el robot UR10e en un entorno de manipulación controlado, con aplicaciones potenciales en el manejo de materiales radiactivos. A lo largo del documento, se detallan el diseño y la implementación de una celda robótica simulada, incluyendo componentes como la máquina de gammagrafía, las pastillas de materi</w:t>
+      </w:r>
+      <w:r>
+        <w:rPr>
+          <w:lang w:val="es-ES"/>
+        </w:rPr>
+        <w:t>al radiactivo, el contenedor y un</w:t>
+      </w:r>
+      <w:r>
+        <w:rPr>
+          <w:lang w:val="es-ES"/>
+        </w:rPr>
+        <w:t xml:space="preserve">a mesa de trabajo. El robot se modela mediante la convención de </w:t>
       </w:r>
       <w:proofErr w:type="spellStart"/>
       <w:r>
@@ -4182,7 +4195,57 @@
         <w:rPr>
           <w:lang w:val="es-ES"/>
         </w:rPr>
-        <w:t>, construyendo su modelo cinemático directo e inverso, y se aplicó el método matricial para resolver la cinemática inversa. A su vez, se exploran y clasifican las singularidades dentro del espacio de trabajo del robot, y se diseñan trayectorias generadas en el espacio cartesiano y articular mediante interpolación de posiciones y orientaciones. Los resultados de la simulación muestran la precisión de las trayectorias generadas para ejecutar movimientos complejos de manera fluida y segura, cumpliendo con estándares de seguridad en el manejo de materiales críticos en entornos de alta seguridad.</w:t>
+        <w:t>, construyendo su model</w:t>
+      </w:r>
+      <w:r>
+        <w:rPr>
+          <w:lang w:val="es-ES"/>
+        </w:rPr>
+        <w:t xml:space="preserve">o cinemático directo e inverso aplicando el </w:t>
+      </w:r>
+      <w:r>
+        <w:rPr>
+          <w:lang w:val="es-ES"/>
+        </w:rPr>
+        <w:t xml:space="preserve">método matricial para resolver la cinemática inversa. A su vez, se exploran y clasifican las singularidades dentro del espacio de trabajo del robot, y se </w:t>
+      </w:r>
+      <w:r>
+        <w:rPr>
+          <w:lang w:val="es-ES"/>
+        </w:rPr>
+        <w:t xml:space="preserve">planifican trayectorias que luego son generadas </w:t>
+      </w:r>
+      <w:r>
+        <w:rPr>
+          <w:lang w:val="es-ES"/>
+        </w:rPr>
+        <w:t xml:space="preserve">mediante interpolación </w:t>
+      </w:r>
+      <w:r>
+        <w:rPr>
+          <w:lang w:val="es-ES"/>
+        </w:rPr>
+        <w:t xml:space="preserve">en </w:t>
+      </w:r>
+      <w:proofErr w:type="spellStart"/>
+      <w:r>
+        <w:rPr>
+          <w:lang w:val="es-ES"/>
+        </w:rPr>
+        <w:t>lel</w:t>
+      </w:r>
+      <w:proofErr w:type="spellEnd"/>
+      <w:r>
+        <w:rPr>
+          <w:lang w:val="es-ES"/>
+        </w:rPr>
+        <w:t xml:space="preserve"> espacio articular y en el cartesiano</w:t>
+      </w:r>
+      <w:r>
+        <w:rPr>
+          <w:lang w:val="es-ES"/>
+        </w:rPr>
+        <w:t>. Los resultados de la simulación muestran la precisión de las trayectorias generadas para ejecutar movimientos complejos de manera fluida.</w:t>
       </w:r>
     </w:p>
     <w:p>
@@ -4242,7 +4305,7 @@
       <w:pPr>
         <w:pStyle w:val="Ttulo2"/>
         <w:rPr>
-          <w:lang w:val="es-ES"/>
+          <w:lang w:val="en-GB"/>
         </w:rPr>
       </w:pPr>
       <w:r>
@@ -4252,1379 +4315,53 @@
         <w:tab/>
       </w:r>
       <w:bookmarkStart w:id="1" w:name="_Toc181560475"/>
+      <w:r>
+        <w:rPr>
+          <w:lang w:val="en-GB"/>
+        </w:rPr>
+        <w:t>Abstract</w:t>
+      </w:r>
+      <w:bookmarkEnd w:id="1"/>
+    </w:p>
+    <w:p>
+      <w:pPr>
+        <w:rPr>
+          <w:lang w:val="en-GB"/>
+        </w:rPr>
+      </w:pPr>
+      <w:r>
+        <w:rPr>
+          <w:lang w:val="en-GB"/>
+        </w:rPr>
+        <w:t xml:space="preserve">This paper presents the simulation of a robotic application using the UR10e robot in a controlled manipulation environment, with potential applications in handling radioactive materials. The document details the design and implementation of a simulated robotic cell, including components such as the gamma-ray machine, radioactive material capsules, the container, and a workbench. The robot is </w:t>
+      </w:r>
       <w:proofErr w:type="spellStart"/>
       <w:r>
         <w:rPr>
-          <w:lang w:val="es-ES"/>
-        </w:rPr>
-        <w:t>Abstract</w:t>
-      </w:r>
-      <w:bookmarkEnd w:id="1"/>
+          <w:lang w:val="en-GB"/>
+        </w:rPr>
+        <w:t>modeled</w:t>
+      </w:r>
       <w:proofErr w:type="spellEnd"/>
-    </w:p>
-    <w:p>
-      <w:pPr>
-        <w:rPr>
-          <w:lang w:val="es-ES"/>
-        </w:rPr>
-      </w:pPr>
+      <w:r>
+        <w:rPr>
+          <w:lang w:val="en-GB"/>
+        </w:rPr>
+        <w:t xml:space="preserve"> using the </w:t>
+      </w:r>
       <w:proofErr w:type="spellStart"/>
       <w:r>
         <w:rPr>
-          <w:lang w:val="es-ES"/>
-        </w:rPr>
-        <w:t>This</w:t>
+          <w:lang w:val="en-GB"/>
+        </w:rPr>
+        <w:t>Denavit-Hartenberg</w:t>
       </w:r>
       <w:proofErr w:type="spellEnd"/>
       <w:r>
         <w:rPr>
-          <w:lang w:val="es-ES"/>
-        </w:rPr>
-        <w:t xml:space="preserve"> </w:t>
-      </w:r>
-      <w:proofErr w:type="spellStart"/>
-      <w:r>
-        <w:rPr>
-          <w:lang w:val="es-ES"/>
-        </w:rPr>
-        <w:t>paper</w:t>
-      </w:r>
-      <w:proofErr w:type="spellEnd"/>
-      <w:r>
-        <w:rPr>
-          <w:lang w:val="es-ES"/>
-        </w:rPr>
-        <w:t xml:space="preserve"> </w:t>
-      </w:r>
-      <w:proofErr w:type="spellStart"/>
-      <w:r>
-        <w:rPr>
-          <w:lang w:val="es-ES"/>
-        </w:rPr>
-        <w:t>presents</w:t>
-      </w:r>
-      <w:proofErr w:type="spellEnd"/>
-      <w:r>
-        <w:rPr>
-          <w:lang w:val="es-ES"/>
-        </w:rPr>
-        <w:t xml:space="preserve"> </w:t>
-      </w:r>
-      <w:proofErr w:type="spellStart"/>
-      <w:r>
-        <w:rPr>
-          <w:lang w:val="es-ES"/>
-        </w:rPr>
-        <w:t>the</w:t>
-      </w:r>
-      <w:proofErr w:type="spellEnd"/>
-      <w:r>
-        <w:rPr>
-          <w:lang w:val="es-ES"/>
-        </w:rPr>
-        <w:t xml:space="preserve"> </w:t>
-      </w:r>
-      <w:proofErr w:type="spellStart"/>
-      <w:r>
-        <w:rPr>
-          <w:lang w:val="es-ES"/>
-        </w:rPr>
-        <w:t>simulation</w:t>
-      </w:r>
-      <w:proofErr w:type="spellEnd"/>
-      <w:r>
-        <w:rPr>
-          <w:lang w:val="es-ES"/>
-        </w:rPr>
-        <w:t xml:space="preserve"> of a </w:t>
-      </w:r>
-      <w:proofErr w:type="spellStart"/>
-      <w:r>
-        <w:rPr>
-          <w:lang w:val="es-ES"/>
-        </w:rPr>
-        <w:t>robotic</w:t>
-      </w:r>
-      <w:proofErr w:type="spellEnd"/>
-      <w:r>
-        <w:rPr>
-          <w:lang w:val="es-ES"/>
-        </w:rPr>
-        <w:t xml:space="preserve"> </w:t>
-      </w:r>
-      <w:proofErr w:type="spellStart"/>
-      <w:r>
-        <w:rPr>
-          <w:lang w:val="es-ES"/>
-        </w:rPr>
-        <w:t>application</w:t>
-      </w:r>
-      <w:proofErr w:type="spellEnd"/>
-      <w:r>
-        <w:rPr>
-          <w:lang w:val="es-ES"/>
-        </w:rPr>
-        <w:t xml:space="preserve"> </w:t>
-      </w:r>
-      <w:proofErr w:type="spellStart"/>
-      <w:r>
-        <w:rPr>
-          <w:lang w:val="es-ES"/>
-        </w:rPr>
-        <w:t>using</w:t>
-      </w:r>
-      <w:proofErr w:type="spellEnd"/>
-      <w:r>
-        <w:rPr>
-          <w:lang w:val="es-ES"/>
-        </w:rPr>
-        <w:t xml:space="preserve"> </w:t>
-      </w:r>
-      <w:proofErr w:type="spellStart"/>
-      <w:r>
-        <w:rPr>
-          <w:lang w:val="es-ES"/>
-        </w:rPr>
-        <w:t>the</w:t>
-      </w:r>
-      <w:proofErr w:type="spellEnd"/>
-      <w:r>
-        <w:rPr>
-          <w:lang w:val="es-ES"/>
-        </w:rPr>
-        <w:t xml:space="preserve"> UR10e robot in a </w:t>
-      </w:r>
-      <w:proofErr w:type="spellStart"/>
-      <w:r>
-        <w:rPr>
-          <w:lang w:val="es-ES"/>
-        </w:rPr>
-        <w:t>controlled</w:t>
-      </w:r>
-      <w:proofErr w:type="spellEnd"/>
-      <w:r>
-        <w:rPr>
-          <w:lang w:val="es-ES"/>
-        </w:rPr>
-        <w:t xml:space="preserve"> </w:t>
-      </w:r>
-      <w:proofErr w:type="spellStart"/>
-      <w:r>
-        <w:rPr>
-          <w:lang w:val="es-ES"/>
-        </w:rPr>
-        <w:t>handling</w:t>
-      </w:r>
-      <w:proofErr w:type="spellEnd"/>
-      <w:r>
-        <w:rPr>
-          <w:lang w:val="es-ES"/>
-        </w:rPr>
-        <w:t xml:space="preserve"> </w:t>
-      </w:r>
-      <w:proofErr w:type="spellStart"/>
-      <w:r>
-        <w:rPr>
-          <w:lang w:val="es-ES"/>
-        </w:rPr>
-        <w:t>environment</w:t>
-      </w:r>
-      <w:proofErr w:type="spellEnd"/>
-      <w:r>
-        <w:rPr>
-          <w:lang w:val="es-ES"/>
-        </w:rPr>
-        <w:t xml:space="preserve"> </w:t>
-      </w:r>
-      <w:proofErr w:type="spellStart"/>
-      <w:r>
-        <w:rPr>
-          <w:lang w:val="es-ES"/>
-        </w:rPr>
-        <w:t>with</w:t>
-      </w:r>
-      <w:proofErr w:type="spellEnd"/>
-      <w:r>
-        <w:rPr>
-          <w:lang w:val="es-ES"/>
-        </w:rPr>
-        <w:t xml:space="preserve"> </w:t>
-      </w:r>
-      <w:proofErr w:type="spellStart"/>
-      <w:r>
-        <w:rPr>
-          <w:lang w:val="es-ES"/>
-        </w:rPr>
-        <w:t>potential</w:t>
-      </w:r>
-      <w:proofErr w:type="spellEnd"/>
-      <w:r>
-        <w:rPr>
-          <w:lang w:val="es-ES"/>
-        </w:rPr>
-        <w:t xml:space="preserve"> </w:t>
-      </w:r>
-      <w:proofErr w:type="spellStart"/>
-      <w:r>
-        <w:rPr>
-          <w:lang w:val="es-ES"/>
-        </w:rPr>
-        <w:t>applications</w:t>
-      </w:r>
-      <w:proofErr w:type="spellEnd"/>
-      <w:r>
-        <w:rPr>
-          <w:lang w:val="es-ES"/>
-        </w:rPr>
-        <w:t xml:space="preserve"> in </w:t>
-      </w:r>
-      <w:proofErr w:type="spellStart"/>
-      <w:r>
-        <w:rPr>
-          <w:lang w:val="es-ES"/>
-        </w:rPr>
-        <w:t>radioactive</w:t>
-      </w:r>
-      <w:proofErr w:type="spellEnd"/>
-      <w:r>
-        <w:rPr>
-          <w:lang w:val="es-ES"/>
-        </w:rPr>
-        <w:t xml:space="preserve"> material </w:t>
-      </w:r>
-      <w:proofErr w:type="spellStart"/>
-      <w:r>
-        <w:rPr>
-          <w:lang w:val="es-ES"/>
-        </w:rPr>
-        <w:t>manipulation</w:t>
-      </w:r>
-      <w:proofErr w:type="spellEnd"/>
-      <w:r>
-        <w:rPr>
-          <w:lang w:val="es-ES"/>
-        </w:rPr>
-        <w:t xml:space="preserve">. </w:t>
-      </w:r>
-      <w:proofErr w:type="spellStart"/>
-      <w:r>
-        <w:rPr>
-          <w:lang w:val="es-ES"/>
-        </w:rPr>
-        <w:t>The</w:t>
-      </w:r>
-      <w:proofErr w:type="spellEnd"/>
-      <w:r>
-        <w:rPr>
-          <w:lang w:val="es-ES"/>
-        </w:rPr>
-        <w:t xml:space="preserve"> </w:t>
-      </w:r>
-      <w:proofErr w:type="spellStart"/>
-      <w:r>
-        <w:rPr>
-          <w:lang w:val="es-ES"/>
-        </w:rPr>
-        <w:t>document</w:t>
-      </w:r>
-      <w:proofErr w:type="spellEnd"/>
-      <w:r>
-        <w:rPr>
-          <w:lang w:val="es-ES"/>
-        </w:rPr>
-        <w:t xml:space="preserve"> </w:t>
-      </w:r>
-      <w:proofErr w:type="spellStart"/>
-      <w:r>
-        <w:rPr>
-          <w:lang w:val="es-ES"/>
-        </w:rPr>
-        <w:t>details</w:t>
-      </w:r>
-      <w:proofErr w:type="spellEnd"/>
-      <w:r>
-        <w:rPr>
-          <w:lang w:val="es-ES"/>
-        </w:rPr>
-        <w:t xml:space="preserve"> </w:t>
-      </w:r>
-      <w:proofErr w:type="spellStart"/>
-      <w:r>
-        <w:rPr>
-          <w:lang w:val="es-ES"/>
-        </w:rPr>
-        <w:t>the</w:t>
-      </w:r>
-      <w:proofErr w:type="spellEnd"/>
-      <w:r>
-        <w:rPr>
-          <w:lang w:val="es-ES"/>
-        </w:rPr>
-        <w:t xml:space="preserve"> </w:t>
-      </w:r>
-      <w:proofErr w:type="spellStart"/>
-      <w:r>
-        <w:rPr>
-          <w:lang w:val="es-ES"/>
-        </w:rPr>
-        <w:t>design</w:t>
-      </w:r>
-      <w:proofErr w:type="spellEnd"/>
-      <w:r>
-        <w:rPr>
-          <w:lang w:val="es-ES"/>
-        </w:rPr>
-        <w:t xml:space="preserve"> and </w:t>
-      </w:r>
-      <w:proofErr w:type="spellStart"/>
-      <w:r>
-        <w:rPr>
-          <w:lang w:val="es-ES"/>
-        </w:rPr>
-        <w:t>implementation</w:t>
-      </w:r>
-      <w:proofErr w:type="spellEnd"/>
-      <w:r>
-        <w:rPr>
-          <w:lang w:val="es-ES"/>
-        </w:rPr>
-        <w:t xml:space="preserve"> of a </w:t>
-      </w:r>
-      <w:proofErr w:type="spellStart"/>
-      <w:r>
-        <w:rPr>
-          <w:lang w:val="es-ES"/>
-        </w:rPr>
-        <w:t>simulated</w:t>
-      </w:r>
-      <w:proofErr w:type="spellEnd"/>
-      <w:r>
-        <w:rPr>
-          <w:lang w:val="es-ES"/>
-        </w:rPr>
-        <w:t xml:space="preserve"> </w:t>
-      </w:r>
-      <w:proofErr w:type="spellStart"/>
-      <w:r>
-        <w:rPr>
-          <w:lang w:val="es-ES"/>
-        </w:rPr>
-        <w:t>robotic</w:t>
-      </w:r>
-      <w:proofErr w:type="spellEnd"/>
-      <w:r>
-        <w:rPr>
-          <w:lang w:val="es-ES"/>
-        </w:rPr>
-        <w:t xml:space="preserve"> </w:t>
-      </w:r>
-      <w:proofErr w:type="spellStart"/>
-      <w:r>
-        <w:rPr>
-          <w:lang w:val="es-ES"/>
-        </w:rPr>
-        <w:t>cell</w:t>
-      </w:r>
-      <w:proofErr w:type="spellEnd"/>
-      <w:r>
-        <w:rPr>
-          <w:lang w:val="es-ES"/>
-        </w:rPr>
-        <w:t xml:space="preserve">, </w:t>
-      </w:r>
-      <w:proofErr w:type="spellStart"/>
-      <w:r>
-        <w:rPr>
-          <w:lang w:val="es-ES"/>
-        </w:rPr>
-        <w:t>including</w:t>
-      </w:r>
-      <w:proofErr w:type="spellEnd"/>
-      <w:r>
-        <w:rPr>
-          <w:lang w:val="es-ES"/>
-        </w:rPr>
-        <w:t xml:space="preserve"> </w:t>
-      </w:r>
-      <w:proofErr w:type="spellStart"/>
-      <w:r>
-        <w:rPr>
-          <w:lang w:val="es-ES"/>
-        </w:rPr>
-        <w:t>components</w:t>
-      </w:r>
-      <w:proofErr w:type="spellEnd"/>
-      <w:r>
-        <w:rPr>
-          <w:lang w:val="es-ES"/>
-        </w:rPr>
-        <w:t xml:space="preserve"> </w:t>
-      </w:r>
-      <w:proofErr w:type="spellStart"/>
-      <w:r>
-        <w:rPr>
-          <w:lang w:val="es-ES"/>
-        </w:rPr>
-        <w:t>such</w:t>
-      </w:r>
-      <w:proofErr w:type="spellEnd"/>
-      <w:r>
-        <w:rPr>
-          <w:lang w:val="es-ES"/>
-        </w:rPr>
-        <w:t xml:space="preserve"> as </w:t>
-      </w:r>
-      <w:proofErr w:type="spellStart"/>
-      <w:r>
-        <w:rPr>
-          <w:lang w:val="es-ES"/>
-        </w:rPr>
-        <w:t>the</w:t>
-      </w:r>
-      <w:proofErr w:type="spellEnd"/>
-      <w:r>
-        <w:rPr>
-          <w:lang w:val="es-ES"/>
-        </w:rPr>
-        <w:t xml:space="preserve"> gamma </w:t>
-      </w:r>
-      <w:proofErr w:type="spellStart"/>
-      <w:r>
-        <w:rPr>
-          <w:lang w:val="es-ES"/>
-        </w:rPr>
-        <w:t>radiography</w:t>
-      </w:r>
-      <w:proofErr w:type="spellEnd"/>
-      <w:r>
-        <w:rPr>
-          <w:lang w:val="es-ES"/>
-        </w:rPr>
-        <w:t xml:space="preserve"> machine, </w:t>
-      </w:r>
-      <w:proofErr w:type="spellStart"/>
-      <w:r>
-        <w:rPr>
-          <w:lang w:val="es-ES"/>
-        </w:rPr>
-        <w:t>radioactive</w:t>
-      </w:r>
-      <w:proofErr w:type="spellEnd"/>
-      <w:r>
-        <w:rPr>
-          <w:lang w:val="es-ES"/>
-        </w:rPr>
-        <w:t xml:space="preserve"> material capsules, </w:t>
-      </w:r>
-      <w:proofErr w:type="spellStart"/>
-      <w:r>
-        <w:rPr>
-          <w:lang w:val="es-ES"/>
-        </w:rPr>
-        <w:t>the</w:t>
-      </w:r>
-      <w:proofErr w:type="spellEnd"/>
-      <w:r>
-        <w:rPr>
-          <w:lang w:val="es-ES"/>
-        </w:rPr>
-        <w:t xml:space="preserve"> </w:t>
-      </w:r>
-      <w:proofErr w:type="spellStart"/>
-      <w:r>
-        <w:rPr>
-          <w:lang w:val="es-ES"/>
-        </w:rPr>
-        <w:t>container</w:t>
-      </w:r>
-      <w:proofErr w:type="spellEnd"/>
-      <w:r>
-        <w:rPr>
-          <w:lang w:val="es-ES"/>
-        </w:rPr>
-        <w:t xml:space="preserve">, and </w:t>
-      </w:r>
-      <w:proofErr w:type="spellStart"/>
-      <w:r>
-        <w:rPr>
-          <w:lang w:val="es-ES"/>
-        </w:rPr>
-        <w:t>the</w:t>
-      </w:r>
-      <w:proofErr w:type="spellEnd"/>
-      <w:r>
-        <w:rPr>
-          <w:lang w:val="es-ES"/>
-        </w:rPr>
-        <w:t xml:space="preserve"> </w:t>
-      </w:r>
-      <w:proofErr w:type="spellStart"/>
-      <w:r>
-        <w:rPr>
-          <w:lang w:val="es-ES"/>
-        </w:rPr>
-        <w:t>work</w:t>
-      </w:r>
-      <w:proofErr w:type="spellEnd"/>
-      <w:r>
-        <w:rPr>
-          <w:lang w:val="es-ES"/>
-        </w:rPr>
-        <w:t xml:space="preserve"> </w:t>
-      </w:r>
-      <w:proofErr w:type="spellStart"/>
-      <w:r>
-        <w:rPr>
-          <w:lang w:val="es-ES"/>
-        </w:rPr>
-        <w:t>table</w:t>
-      </w:r>
-      <w:proofErr w:type="spellEnd"/>
-      <w:r>
-        <w:rPr>
-          <w:lang w:val="es-ES"/>
-        </w:rPr>
-        <w:t xml:space="preserve">. </w:t>
-      </w:r>
-      <w:proofErr w:type="spellStart"/>
-      <w:r>
-        <w:rPr>
-          <w:lang w:val="es-ES"/>
-        </w:rPr>
-        <w:t>The</w:t>
-      </w:r>
-      <w:proofErr w:type="spellEnd"/>
-      <w:r>
-        <w:rPr>
-          <w:lang w:val="es-ES"/>
-        </w:rPr>
-        <w:t xml:space="preserve"> robot </w:t>
-      </w:r>
-      <w:proofErr w:type="spellStart"/>
-      <w:r>
-        <w:rPr>
-          <w:lang w:val="es-ES"/>
-        </w:rPr>
-        <w:t>is</w:t>
-      </w:r>
-      <w:proofErr w:type="spellEnd"/>
-      <w:r>
-        <w:rPr>
-          <w:lang w:val="es-ES"/>
-        </w:rPr>
-        <w:t xml:space="preserve"> </w:t>
-      </w:r>
-      <w:proofErr w:type="spellStart"/>
-      <w:r>
-        <w:rPr>
-          <w:lang w:val="es-ES"/>
-        </w:rPr>
-        <w:t>modeled</w:t>
-      </w:r>
-      <w:proofErr w:type="spellEnd"/>
-      <w:r>
-        <w:rPr>
-          <w:lang w:val="es-ES"/>
-        </w:rPr>
-        <w:t xml:space="preserve"> </w:t>
-      </w:r>
-      <w:proofErr w:type="spellStart"/>
-      <w:r>
-        <w:rPr>
-          <w:lang w:val="es-ES"/>
-        </w:rPr>
-        <w:t>using</w:t>
-      </w:r>
-      <w:proofErr w:type="spellEnd"/>
-      <w:r>
-        <w:rPr>
-          <w:lang w:val="es-ES"/>
-        </w:rPr>
-        <w:t xml:space="preserve"> </w:t>
-      </w:r>
-      <w:proofErr w:type="spellStart"/>
-      <w:r>
-        <w:rPr>
-          <w:lang w:val="es-ES"/>
-        </w:rPr>
-        <w:t>the</w:t>
-      </w:r>
-      <w:proofErr w:type="spellEnd"/>
-      <w:r>
-        <w:rPr>
-          <w:lang w:val="es-ES"/>
-        </w:rPr>
-        <w:t xml:space="preserve"> </w:t>
-      </w:r>
-      <w:proofErr w:type="spellStart"/>
-      <w:r>
-        <w:rPr>
-          <w:lang w:val="es-ES"/>
-        </w:rPr>
-        <w:t>Denavit-Hartenberg</w:t>
-      </w:r>
-      <w:proofErr w:type="spellEnd"/>
-      <w:r>
-        <w:rPr>
-          <w:lang w:val="es-ES"/>
-        </w:rPr>
-        <w:t xml:space="preserve"> </w:t>
-      </w:r>
-      <w:proofErr w:type="spellStart"/>
-      <w:r>
-        <w:rPr>
-          <w:lang w:val="es-ES"/>
-        </w:rPr>
-        <w:t>convention</w:t>
-      </w:r>
-      <w:proofErr w:type="spellEnd"/>
-      <w:r>
-        <w:rPr>
-          <w:lang w:val="es-ES"/>
-        </w:rPr>
-        <w:t xml:space="preserve">, </w:t>
-      </w:r>
-      <w:proofErr w:type="spellStart"/>
-      <w:r>
-        <w:rPr>
-          <w:lang w:val="es-ES"/>
-        </w:rPr>
-        <w:t>constructing</w:t>
-      </w:r>
-      <w:proofErr w:type="spellEnd"/>
-      <w:r>
-        <w:rPr>
-          <w:lang w:val="es-ES"/>
-        </w:rPr>
-        <w:t xml:space="preserve"> </w:t>
-      </w:r>
-      <w:proofErr w:type="spellStart"/>
-      <w:r>
-        <w:rPr>
-          <w:lang w:val="es-ES"/>
-        </w:rPr>
-        <w:t>its</w:t>
-      </w:r>
-      <w:proofErr w:type="spellEnd"/>
-      <w:r>
-        <w:rPr>
-          <w:lang w:val="es-ES"/>
-        </w:rPr>
-        <w:t xml:space="preserve"> forward and </w:t>
-      </w:r>
-      <w:proofErr w:type="spellStart"/>
-      <w:r>
-        <w:rPr>
-          <w:lang w:val="es-ES"/>
-        </w:rPr>
-        <w:t>inverse</w:t>
-      </w:r>
-      <w:proofErr w:type="spellEnd"/>
-      <w:r>
-        <w:rPr>
-          <w:lang w:val="es-ES"/>
-        </w:rPr>
-        <w:t xml:space="preserve"> </w:t>
-      </w:r>
-      <w:proofErr w:type="spellStart"/>
-      <w:r>
-        <w:rPr>
-          <w:lang w:val="es-ES"/>
-        </w:rPr>
-        <w:t>kinematic</w:t>
-      </w:r>
-      <w:proofErr w:type="spellEnd"/>
-      <w:r>
-        <w:rPr>
-          <w:lang w:val="es-ES"/>
-        </w:rPr>
-        <w:t xml:space="preserve"> </w:t>
-      </w:r>
-      <w:proofErr w:type="spellStart"/>
-      <w:r>
-        <w:rPr>
-          <w:lang w:val="es-ES"/>
-        </w:rPr>
-        <w:t>models</w:t>
-      </w:r>
-      <w:proofErr w:type="spellEnd"/>
-      <w:r>
-        <w:rPr>
-          <w:lang w:val="es-ES"/>
-        </w:rPr>
-        <w:t xml:space="preserve">, </w:t>
-      </w:r>
-      <w:proofErr w:type="spellStart"/>
-      <w:r>
-        <w:rPr>
-          <w:lang w:val="es-ES"/>
-        </w:rPr>
-        <w:t>with</w:t>
-      </w:r>
-      <w:proofErr w:type="spellEnd"/>
-      <w:r>
-        <w:rPr>
-          <w:lang w:val="es-ES"/>
-        </w:rPr>
-        <w:t xml:space="preserve"> </w:t>
-      </w:r>
-      <w:proofErr w:type="spellStart"/>
-      <w:r>
-        <w:rPr>
-          <w:lang w:val="es-ES"/>
-        </w:rPr>
-        <w:t>the</w:t>
-      </w:r>
-      <w:proofErr w:type="spellEnd"/>
-      <w:r>
-        <w:rPr>
-          <w:lang w:val="es-ES"/>
-        </w:rPr>
-        <w:t xml:space="preserve"> </w:t>
-      </w:r>
-      <w:proofErr w:type="spellStart"/>
-      <w:r>
-        <w:rPr>
-          <w:lang w:val="es-ES"/>
-        </w:rPr>
-        <w:t>matrix</w:t>
-      </w:r>
-      <w:proofErr w:type="spellEnd"/>
-      <w:r>
-        <w:rPr>
-          <w:lang w:val="es-ES"/>
-        </w:rPr>
-        <w:t xml:space="preserve"> </w:t>
-      </w:r>
-      <w:proofErr w:type="spellStart"/>
-      <w:r>
-        <w:rPr>
-          <w:lang w:val="es-ES"/>
-        </w:rPr>
-        <w:t>method</w:t>
-      </w:r>
-      <w:proofErr w:type="spellEnd"/>
-      <w:r>
-        <w:rPr>
-          <w:lang w:val="es-ES"/>
-        </w:rPr>
-        <w:t xml:space="preserve"> </w:t>
-      </w:r>
-      <w:proofErr w:type="spellStart"/>
-      <w:r>
-        <w:rPr>
-          <w:lang w:val="es-ES"/>
-        </w:rPr>
-        <w:t>applied</w:t>
-      </w:r>
-      <w:proofErr w:type="spellEnd"/>
-      <w:r>
-        <w:rPr>
-          <w:lang w:val="es-ES"/>
-        </w:rPr>
-        <w:t xml:space="preserve"> </w:t>
-      </w:r>
-      <w:proofErr w:type="spellStart"/>
-      <w:r>
-        <w:rPr>
-          <w:lang w:val="es-ES"/>
-        </w:rPr>
-        <w:t>for</w:t>
-      </w:r>
-      <w:proofErr w:type="spellEnd"/>
-      <w:r>
-        <w:rPr>
-          <w:lang w:val="es-ES"/>
-        </w:rPr>
-        <w:t xml:space="preserve"> </w:t>
-      </w:r>
-      <w:proofErr w:type="spellStart"/>
-      <w:r>
-        <w:rPr>
-          <w:lang w:val="es-ES"/>
-        </w:rPr>
-        <w:t>inverse</w:t>
-      </w:r>
-      <w:proofErr w:type="spellEnd"/>
-      <w:r>
-        <w:rPr>
-          <w:lang w:val="es-ES"/>
-        </w:rPr>
-        <w:t xml:space="preserve"> </w:t>
-      </w:r>
-      <w:proofErr w:type="spellStart"/>
-      <w:r>
-        <w:rPr>
-          <w:lang w:val="es-ES"/>
-        </w:rPr>
-        <w:t>kinematics</w:t>
-      </w:r>
-      <w:proofErr w:type="spellEnd"/>
-      <w:r>
-        <w:rPr>
-          <w:lang w:val="es-ES"/>
-        </w:rPr>
-        <w:t xml:space="preserve"> </w:t>
-      </w:r>
-      <w:proofErr w:type="spellStart"/>
-      <w:r>
-        <w:rPr>
-          <w:lang w:val="es-ES"/>
-        </w:rPr>
-        <w:t>resolution</w:t>
-      </w:r>
-      <w:proofErr w:type="spellEnd"/>
-      <w:r>
-        <w:rPr>
-          <w:lang w:val="es-ES"/>
-        </w:rPr>
-        <w:t xml:space="preserve">. </w:t>
-      </w:r>
-      <w:proofErr w:type="spellStart"/>
-      <w:r>
-        <w:rPr>
-          <w:lang w:val="es-ES"/>
-        </w:rPr>
-        <w:t>Additionally</w:t>
-      </w:r>
-      <w:proofErr w:type="spellEnd"/>
-      <w:r>
-        <w:rPr>
-          <w:lang w:val="es-ES"/>
-        </w:rPr>
-        <w:t xml:space="preserve">, </w:t>
-      </w:r>
-      <w:proofErr w:type="spellStart"/>
-      <w:r>
-        <w:rPr>
-          <w:lang w:val="es-ES"/>
-        </w:rPr>
-        <w:t>singularities</w:t>
-      </w:r>
-      <w:proofErr w:type="spellEnd"/>
-      <w:r>
-        <w:rPr>
-          <w:lang w:val="es-ES"/>
-        </w:rPr>
-        <w:t xml:space="preserve"> </w:t>
-      </w:r>
-      <w:proofErr w:type="spellStart"/>
-      <w:r>
-        <w:rPr>
-          <w:lang w:val="es-ES"/>
-        </w:rPr>
-        <w:t>within</w:t>
-      </w:r>
-      <w:proofErr w:type="spellEnd"/>
-      <w:r>
-        <w:rPr>
-          <w:lang w:val="es-ES"/>
-        </w:rPr>
-        <w:t xml:space="preserve"> </w:t>
-      </w:r>
-      <w:proofErr w:type="spellStart"/>
-      <w:r>
-        <w:rPr>
-          <w:lang w:val="es-ES"/>
-        </w:rPr>
-        <w:t>the</w:t>
-      </w:r>
-      <w:proofErr w:type="spellEnd"/>
-      <w:r>
-        <w:rPr>
-          <w:lang w:val="es-ES"/>
-        </w:rPr>
-        <w:t xml:space="preserve"> </w:t>
-      </w:r>
-      <w:proofErr w:type="spellStart"/>
-      <w:r>
-        <w:rPr>
-          <w:lang w:val="es-ES"/>
-        </w:rPr>
-        <w:t>robot’s</w:t>
-      </w:r>
-      <w:proofErr w:type="spellEnd"/>
-      <w:r>
-        <w:rPr>
-          <w:lang w:val="es-ES"/>
-        </w:rPr>
-        <w:t xml:space="preserve"> </w:t>
-      </w:r>
-      <w:proofErr w:type="spellStart"/>
-      <w:r>
-        <w:rPr>
-          <w:lang w:val="es-ES"/>
-        </w:rPr>
-        <w:t>workspace</w:t>
-      </w:r>
-      <w:proofErr w:type="spellEnd"/>
-      <w:r>
-        <w:rPr>
-          <w:lang w:val="es-ES"/>
-        </w:rPr>
-        <w:t xml:space="preserve"> are </w:t>
-      </w:r>
-      <w:proofErr w:type="spellStart"/>
-      <w:r>
-        <w:rPr>
-          <w:lang w:val="es-ES"/>
-        </w:rPr>
-        <w:t>explored</w:t>
-      </w:r>
-      <w:proofErr w:type="spellEnd"/>
-      <w:r>
-        <w:rPr>
-          <w:lang w:val="es-ES"/>
-        </w:rPr>
-        <w:t xml:space="preserve"> and </w:t>
-      </w:r>
-      <w:proofErr w:type="spellStart"/>
-      <w:r>
-        <w:rPr>
-          <w:lang w:val="es-ES"/>
-        </w:rPr>
-        <w:t>classified</w:t>
-      </w:r>
-      <w:proofErr w:type="spellEnd"/>
-      <w:r>
-        <w:rPr>
-          <w:lang w:val="es-ES"/>
-        </w:rPr>
-        <w:t xml:space="preserve">. </w:t>
-      </w:r>
-      <w:proofErr w:type="spellStart"/>
-      <w:r>
-        <w:rPr>
-          <w:lang w:val="es-ES"/>
-        </w:rPr>
-        <w:t>Trajectories</w:t>
-      </w:r>
-      <w:proofErr w:type="spellEnd"/>
-      <w:r>
-        <w:rPr>
-          <w:lang w:val="es-ES"/>
-        </w:rPr>
-        <w:t xml:space="preserve"> are </w:t>
-      </w:r>
-      <w:proofErr w:type="spellStart"/>
-      <w:r>
-        <w:rPr>
-          <w:lang w:val="es-ES"/>
-        </w:rPr>
-        <w:t>designed</w:t>
-      </w:r>
-      <w:proofErr w:type="spellEnd"/>
-      <w:r>
-        <w:rPr>
-          <w:lang w:val="es-ES"/>
-        </w:rPr>
-        <w:t xml:space="preserve"> in </w:t>
-      </w:r>
-      <w:proofErr w:type="spellStart"/>
-      <w:r>
-        <w:rPr>
-          <w:lang w:val="es-ES"/>
-        </w:rPr>
-        <w:t>both</w:t>
-      </w:r>
-      <w:proofErr w:type="spellEnd"/>
-      <w:r>
-        <w:rPr>
-          <w:lang w:val="es-ES"/>
-        </w:rPr>
-        <w:t xml:space="preserve"> </w:t>
-      </w:r>
-      <w:proofErr w:type="spellStart"/>
-      <w:r>
-        <w:rPr>
-          <w:lang w:val="es-ES"/>
-        </w:rPr>
-        <w:t>Cartesian</w:t>
-      </w:r>
-      <w:proofErr w:type="spellEnd"/>
-      <w:r>
-        <w:rPr>
-          <w:lang w:val="es-ES"/>
-        </w:rPr>
-        <w:t xml:space="preserve"> and </w:t>
-      </w:r>
-      <w:proofErr w:type="spellStart"/>
-      <w:r>
-        <w:rPr>
-          <w:lang w:val="es-ES"/>
-        </w:rPr>
-        <w:t>joint</w:t>
-      </w:r>
-      <w:proofErr w:type="spellEnd"/>
-      <w:r>
-        <w:rPr>
-          <w:lang w:val="es-ES"/>
-        </w:rPr>
-        <w:t xml:space="preserve"> </w:t>
-      </w:r>
-      <w:proofErr w:type="spellStart"/>
-      <w:r>
-        <w:rPr>
-          <w:lang w:val="es-ES"/>
-        </w:rPr>
-        <w:t>space</w:t>
-      </w:r>
-      <w:proofErr w:type="spellEnd"/>
-      <w:r>
-        <w:rPr>
-          <w:lang w:val="es-ES"/>
-        </w:rPr>
-        <w:t xml:space="preserve">, </w:t>
-      </w:r>
-      <w:proofErr w:type="spellStart"/>
-      <w:r>
-        <w:rPr>
-          <w:lang w:val="es-ES"/>
-        </w:rPr>
-        <w:t>using</w:t>
-      </w:r>
-      <w:proofErr w:type="spellEnd"/>
-      <w:r>
-        <w:rPr>
-          <w:lang w:val="es-ES"/>
-        </w:rPr>
-        <w:t xml:space="preserve"> position and </w:t>
-      </w:r>
-      <w:proofErr w:type="spellStart"/>
-      <w:r>
-        <w:rPr>
-          <w:lang w:val="es-ES"/>
-        </w:rPr>
-        <w:t>orientation</w:t>
-      </w:r>
-      <w:proofErr w:type="spellEnd"/>
-      <w:r>
-        <w:rPr>
-          <w:lang w:val="es-ES"/>
-        </w:rPr>
-        <w:t xml:space="preserve"> </w:t>
-      </w:r>
-      <w:proofErr w:type="spellStart"/>
-      <w:r>
-        <w:rPr>
-          <w:lang w:val="es-ES"/>
-        </w:rPr>
-        <w:t>interpolation</w:t>
-      </w:r>
-      <w:proofErr w:type="spellEnd"/>
-      <w:r>
-        <w:rPr>
-          <w:lang w:val="es-ES"/>
-        </w:rPr>
-        <w:t xml:space="preserve">. </w:t>
-      </w:r>
-      <w:proofErr w:type="spellStart"/>
-      <w:r>
-        <w:rPr>
-          <w:lang w:val="es-ES"/>
-        </w:rPr>
-        <w:t>The</w:t>
-      </w:r>
-      <w:proofErr w:type="spellEnd"/>
-      <w:r>
-        <w:rPr>
-          <w:lang w:val="es-ES"/>
-        </w:rPr>
-        <w:t xml:space="preserve"> </w:t>
-      </w:r>
-      <w:proofErr w:type="spellStart"/>
-      <w:r>
-        <w:rPr>
-          <w:lang w:val="es-ES"/>
-        </w:rPr>
-        <w:t>simulation</w:t>
-      </w:r>
-      <w:proofErr w:type="spellEnd"/>
-      <w:r>
-        <w:rPr>
-          <w:lang w:val="es-ES"/>
-        </w:rPr>
-        <w:t xml:space="preserve"> </w:t>
-      </w:r>
-      <w:proofErr w:type="spellStart"/>
-      <w:r>
-        <w:rPr>
-          <w:lang w:val="es-ES"/>
-        </w:rPr>
-        <w:t>results</w:t>
-      </w:r>
-      <w:proofErr w:type="spellEnd"/>
-      <w:r>
-        <w:rPr>
-          <w:lang w:val="es-ES"/>
-        </w:rPr>
-        <w:t xml:space="preserve"> </w:t>
-      </w:r>
-      <w:proofErr w:type="spellStart"/>
-      <w:r>
-        <w:rPr>
-          <w:lang w:val="es-ES"/>
-        </w:rPr>
-        <w:t>demonstrate</w:t>
-      </w:r>
-      <w:proofErr w:type="spellEnd"/>
-      <w:r>
-        <w:rPr>
-          <w:lang w:val="es-ES"/>
-        </w:rPr>
-        <w:t xml:space="preserve"> </w:t>
-      </w:r>
-      <w:proofErr w:type="spellStart"/>
-      <w:r>
-        <w:rPr>
-          <w:lang w:val="es-ES"/>
-        </w:rPr>
-        <w:t>the</w:t>
-      </w:r>
-      <w:proofErr w:type="spellEnd"/>
-      <w:r>
-        <w:rPr>
-          <w:lang w:val="es-ES"/>
-        </w:rPr>
-        <w:t xml:space="preserve"> </w:t>
-      </w:r>
-      <w:proofErr w:type="spellStart"/>
-      <w:r>
-        <w:rPr>
-          <w:lang w:val="es-ES"/>
-        </w:rPr>
-        <w:t>precision</w:t>
-      </w:r>
-      <w:proofErr w:type="spellEnd"/>
-      <w:r>
-        <w:rPr>
-          <w:lang w:val="es-ES"/>
-        </w:rPr>
-        <w:t xml:space="preserve"> of </w:t>
-      </w:r>
-      <w:proofErr w:type="spellStart"/>
-      <w:r>
-        <w:rPr>
-          <w:lang w:val="es-ES"/>
-        </w:rPr>
-        <w:t>the</w:t>
-      </w:r>
-      <w:proofErr w:type="spellEnd"/>
-      <w:r>
-        <w:rPr>
-          <w:lang w:val="es-ES"/>
-        </w:rPr>
-        <w:t xml:space="preserve"> </w:t>
-      </w:r>
-      <w:proofErr w:type="spellStart"/>
-      <w:r>
-        <w:rPr>
-          <w:lang w:val="es-ES"/>
-        </w:rPr>
-        <w:t>generated</w:t>
-      </w:r>
-      <w:proofErr w:type="spellEnd"/>
-      <w:r>
-        <w:rPr>
-          <w:lang w:val="es-ES"/>
-        </w:rPr>
-        <w:t xml:space="preserve"> </w:t>
-      </w:r>
-      <w:proofErr w:type="spellStart"/>
-      <w:r>
-        <w:rPr>
-          <w:lang w:val="es-ES"/>
-        </w:rPr>
-        <w:t>trajectories</w:t>
-      </w:r>
-      <w:proofErr w:type="spellEnd"/>
-      <w:r>
-        <w:rPr>
-          <w:lang w:val="es-ES"/>
-        </w:rPr>
-        <w:t xml:space="preserve"> in </w:t>
-      </w:r>
-      <w:proofErr w:type="spellStart"/>
-      <w:r>
-        <w:rPr>
-          <w:lang w:val="es-ES"/>
-        </w:rPr>
-        <w:t>executing</w:t>
-      </w:r>
-      <w:proofErr w:type="spellEnd"/>
-      <w:r>
-        <w:rPr>
-          <w:lang w:val="es-ES"/>
-        </w:rPr>
-        <w:t xml:space="preserve"> </w:t>
-      </w:r>
-      <w:proofErr w:type="spellStart"/>
-      <w:r>
-        <w:rPr>
-          <w:lang w:val="es-ES"/>
-        </w:rPr>
-        <w:t>complex</w:t>
-      </w:r>
-      <w:proofErr w:type="spellEnd"/>
-      <w:r>
-        <w:rPr>
-          <w:lang w:val="es-ES"/>
-        </w:rPr>
-        <w:t xml:space="preserve"> </w:t>
-      </w:r>
-      <w:proofErr w:type="spellStart"/>
-      <w:r>
-        <w:rPr>
-          <w:lang w:val="es-ES"/>
-        </w:rPr>
-        <w:t>movements</w:t>
-      </w:r>
-      <w:proofErr w:type="spellEnd"/>
-      <w:r>
-        <w:rPr>
-          <w:lang w:val="es-ES"/>
-        </w:rPr>
-        <w:t xml:space="preserve"> </w:t>
-      </w:r>
-      <w:proofErr w:type="spellStart"/>
-      <w:r>
-        <w:rPr>
-          <w:lang w:val="es-ES"/>
-        </w:rPr>
-        <w:t>smoothly</w:t>
-      </w:r>
-      <w:proofErr w:type="spellEnd"/>
-      <w:r>
-        <w:rPr>
-          <w:lang w:val="es-ES"/>
-        </w:rPr>
-        <w:t xml:space="preserve"> and </w:t>
-      </w:r>
-      <w:proofErr w:type="spellStart"/>
-      <w:r>
-        <w:rPr>
-          <w:lang w:val="es-ES"/>
-        </w:rPr>
-        <w:t>safely</w:t>
-      </w:r>
-      <w:proofErr w:type="spellEnd"/>
-      <w:r>
-        <w:rPr>
-          <w:lang w:val="es-ES"/>
-        </w:rPr>
-        <w:t xml:space="preserve">, meeting </w:t>
-      </w:r>
-      <w:proofErr w:type="spellStart"/>
-      <w:r>
-        <w:rPr>
-          <w:lang w:val="es-ES"/>
-        </w:rPr>
-        <w:t>security</w:t>
-      </w:r>
-      <w:proofErr w:type="spellEnd"/>
-      <w:r>
-        <w:rPr>
-          <w:lang w:val="es-ES"/>
-        </w:rPr>
-        <w:t xml:space="preserve"> </w:t>
-      </w:r>
-      <w:proofErr w:type="spellStart"/>
-      <w:r>
-        <w:rPr>
-          <w:lang w:val="es-ES"/>
-        </w:rPr>
-        <w:t>standards</w:t>
-      </w:r>
-      <w:proofErr w:type="spellEnd"/>
-      <w:r>
-        <w:rPr>
-          <w:lang w:val="es-ES"/>
-        </w:rPr>
-        <w:t xml:space="preserve"> </w:t>
-      </w:r>
-      <w:proofErr w:type="spellStart"/>
-      <w:r>
-        <w:rPr>
-          <w:lang w:val="es-ES"/>
-        </w:rPr>
-        <w:t>for</w:t>
-      </w:r>
-      <w:proofErr w:type="spellEnd"/>
-      <w:r>
-        <w:rPr>
-          <w:lang w:val="es-ES"/>
-        </w:rPr>
-        <w:t xml:space="preserve"> </w:t>
-      </w:r>
-      <w:proofErr w:type="spellStart"/>
-      <w:r>
-        <w:rPr>
-          <w:lang w:val="es-ES"/>
-        </w:rPr>
-        <w:t>handling</w:t>
-      </w:r>
-      <w:proofErr w:type="spellEnd"/>
-      <w:r>
-        <w:rPr>
-          <w:lang w:val="es-ES"/>
-        </w:rPr>
-        <w:t xml:space="preserve"> </w:t>
-      </w:r>
-      <w:proofErr w:type="spellStart"/>
-      <w:r>
-        <w:rPr>
-          <w:lang w:val="es-ES"/>
-        </w:rPr>
-        <w:t>critical</w:t>
-      </w:r>
-      <w:proofErr w:type="spellEnd"/>
-      <w:r>
-        <w:rPr>
-          <w:lang w:val="es-ES"/>
-        </w:rPr>
-        <w:t xml:space="preserve"> </w:t>
-      </w:r>
-      <w:proofErr w:type="spellStart"/>
-      <w:r>
-        <w:rPr>
-          <w:lang w:val="es-ES"/>
-        </w:rPr>
-        <w:t>materials</w:t>
-      </w:r>
-      <w:proofErr w:type="spellEnd"/>
-      <w:r>
-        <w:rPr>
-          <w:lang w:val="es-ES"/>
-        </w:rPr>
-        <w:t xml:space="preserve"> in </w:t>
-      </w:r>
-      <w:proofErr w:type="spellStart"/>
-      <w:r>
-        <w:rPr>
-          <w:lang w:val="es-ES"/>
-        </w:rPr>
-        <w:t>high-security</w:t>
-      </w:r>
-      <w:proofErr w:type="spellEnd"/>
-      <w:r>
-        <w:rPr>
-          <w:lang w:val="es-ES"/>
-        </w:rPr>
-        <w:t xml:space="preserve"> </w:t>
-      </w:r>
-      <w:proofErr w:type="spellStart"/>
-      <w:r>
-        <w:rPr>
-          <w:lang w:val="es-ES"/>
-        </w:rPr>
-        <w:t>environments</w:t>
-      </w:r>
-      <w:proofErr w:type="spellEnd"/>
-      <w:r>
-        <w:rPr>
-          <w:lang w:val="es-ES"/>
-        </w:rPr>
-        <w:t>.</w:t>
+          <w:lang w:val="en-GB"/>
+        </w:rPr>
+        <w:t xml:space="preserve"> convention, building its forward and inverse kinematic models with the matrix method to solve inverse kinematics. Singularities within the robot's workspace are also explored and classified, and trajectories are planned and generated through interpolation in both joint and Cartesian spaces. The simulation results demonstrate the precision of the generated trajectories for executing complex movements smoothly.</w:t>
       </w:r>
     </w:p>
     <w:p>
@@ -5632,210 +4369,39 @@
         <w:rPr>
           <w:sz w:val="32"/>
           <w:szCs w:val="32"/>
-          <w:lang w:val="es-ES"/>
-        </w:rPr>
-      </w:pPr>
+          <w:lang w:val="en-GB"/>
+        </w:rPr>
+      </w:pPr>
+      <w:r>
+        <w:rPr>
+          <w:b/>
+          <w:lang w:val="en-GB"/>
+        </w:rPr>
+        <w:t>Keywords:</w:t>
+      </w:r>
+      <w:r>
+        <w:rPr>
+          <w:lang w:val="en-GB"/>
+        </w:rPr>
+        <w:t xml:space="preserve"> UR10e robot, radioactive material handling, forward kinematics, inverse kinematics, trajectory planning, robotic singularities, </w:t>
+      </w:r>
       <w:proofErr w:type="spellStart"/>
       <w:r>
         <w:rPr>
-          <w:b/>
-          <w:lang w:val="es-ES"/>
-        </w:rPr>
-        <w:t>Keywords</w:t>
+          <w:lang w:val="en-GB"/>
+        </w:rPr>
+        <w:t>Denavit-Hartenberg</w:t>
       </w:r>
       <w:proofErr w:type="spellEnd"/>
       <w:r>
         <w:rPr>
-          <w:b/>
-          <w:lang w:val="es-ES"/>
-        </w:rPr>
-        <w:t>:</w:t>
-      </w:r>
-      <w:r>
-        <w:rPr>
-          <w:lang w:val="es-ES"/>
-        </w:rPr>
-        <w:t xml:space="preserve"> UR10e robot, </w:t>
-      </w:r>
-      <w:proofErr w:type="spellStart"/>
-      <w:r>
-        <w:rPr>
-          <w:lang w:val="es-ES"/>
-        </w:rPr>
-        <w:t>radioactive</w:t>
-      </w:r>
-      <w:proofErr w:type="spellEnd"/>
-      <w:r>
-        <w:rPr>
-          <w:lang w:val="es-ES"/>
-        </w:rPr>
-        <w:t xml:space="preserve"> material </w:t>
-      </w:r>
-      <w:proofErr w:type="spellStart"/>
-      <w:r>
-        <w:rPr>
-          <w:lang w:val="es-ES"/>
-        </w:rPr>
-        <w:t>handling</w:t>
-      </w:r>
-      <w:proofErr w:type="spellEnd"/>
-      <w:r>
-        <w:rPr>
-          <w:lang w:val="es-ES"/>
-        </w:rPr>
-        <w:t xml:space="preserve">, forward </w:t>
-      </w:r>
-      <w:proofErr w:type="spellStart"/>
-      <w:r>
-        <w:rPr>
-          <w:lang w:val="es-ES"/>
-        </w:rPr>
-        <w:t>kinematics</w:t>
-      </w:r>
-      <w:proofErr w:type="spellEnd"/>
-      <w:r>
-        <w:rPr>
-          <w:lang w:val="es-ES"/>
-        </w:rPr>
-        <w:t xml:space="preserve">, </w:t>
-      </w:r>
-      <w:proofErr w:type="spellStart"/>
-      <w:r>
-        <w:rPr>
-          <w:lang w:val="es-ES"/>
-        </w:rPr>
-        <w:t>inverse</w:t>
-      </w:r>
-      <w:proofErr w:type="spellEnd"/>
-      <w:r>
-        <w:rPr>
-          <w:lang w:val="es-ES"/>
-        </w:rPr>
-        <w:t xml:space="preserve"> </w:t>
-      </w:r>
-      <w:proofErr w:type="spellStart"/>
-      <w:r>
-        <w:rPr>
-          <w:lang w:val="es-ES"/>
-        </w:rPr>
-        <w:t>kinematics</w:t>
-      </w:r>
-      <w:proofErr w:type="spellEnd"/>
-      <w:r>
-        <w:rPr>
-          <w:lang w:val="es-ES"/>
-        </w:rPr>
-        <w:t xml:space="preserve">, </w:t>
-      </w:r>
-      <w:proofErr w:type="spellStart"/>
-      <w:r>
-        <w:rPr>
-          <w:lang w:val="es-ES"/>
-        </w:rPr>
-        <w:t>trajectory</w:t>
-      </w:r>
-      <w:proofErr w:type="spellEnd"/>
-      <w:r>
-        <w:rPr>
-          <w:lang w:val="es-ES"/>
-        </w:rPr>
-        <w:t xml:space="preserve"> </w:t>
-      </w:r>
-      <w:proofErr w:type="spellStart"/>
-      <w:r>
-        <w:rPr>
-          <w:lang w:val="es-ES"/>
-        </w:rPr>
-        <w:t>planning</w:t>
-      </w:r>
-      <w:proofErr w:type="spellEnd"/>
-      <w:r>
-        <w:rPr>
-          <w:lang w:val="es-ES"/>
-        </w:rPr>
-        <w:t xml:space="preserve">, </w:t>
-      </w:r>
-      <w:proofErr w:type="spellStart"/>
-      <w:r>
-        <w:rPr>
-          <w:lang w:val="es-ES"/>
-        </w:rPr>
-        <w:t>robotic</w:t>
-      </w:r>
-      <w:proofErr w:type="spellEnd"/>
-      <w:r>
-        <w:rPr>
-          <w:lang w:val="es-ES"/>
-        </w:rPr>
-        <w:t xml:space="preserve"> </w:t>
-      </w:r>
-      <w:proofErr w:type="spellStart"/>
-      <w:r>
-        <w:rPr>
-          <w:lang w:val="es-ES"/>
-        </w:rPr>
-        <w:t>singularities</w:t>
-      </w:r>
-      <w:proofErr w:type="spellEnd"/>
-      <w:r>
-        <w:rPr>
-          <w:lang w:val="es-ES"/>
-        </w:rPr>
-        <w:t xml:space="preserve">, </w:t>
-      </w:r>
-      <w:proofErr w:type="spellStart"/>
-      <w:r>
-        <w:rPr>
-          <w:lang w:val="es-ES"/>
-        </w:rPr>
-        <w:t>Denavit-Hartenberg</w:t>
-      </w:r>
-      <w:proofErr w:type="spellEnd"/>
-      <w:r>
-        <w:rPr>
-          <w:lang w:val="es-ES"/>
-        </w:rPr>
-        <w:t xml:space="preserve"> </w:t>
-      </w:r>
-      <w:proofErr w:type="spellStart"/>
-      <w:r>
-        <w:rPr>
-          <w:lang w:val="es-ES"/>
-        </w:rPr>
-        <w:t>convention</w:t>
-      </w:r>
-      <w:proofErr w:type="spellEnd"/>
-      <w:r>
-        <w:rPr>
-          <w:lang w:val="es-ES"/>
-        </w:rPr>
-        <w:t xml:space="preserve">, </w:t>
-      </w:r>
-      <w:proofErr w:type="spellStart"/>
-      <w:r>
-        <w:rPr>
-          <w:lang w:val="es-ES"/>
-        </w:rPr>
-        <w:t>workspace</w:t>
-      </w:r>
-      <w:proofErr w:type="spellEnd"/>
-      <w:r>
-        <w:rPr>
-          <w:lang w:val="es-ES"/>
-        </w:rPr>
-        <w:t xml:space="preserve"> </w:t>
-      </w:r>
-      <w:proofErr w:type="spellStart"/>
-      <w:r>
-        <w:rPr>
-          <w:lang w:val="es-ES"/>
-        </w:rPr>
-        <w:t>interpolation</w:t>
-      </w:r>
-      <w:proofErr w:type="spellEnd"/>
-      <w:r>
-        <w:rPr>
-          <w:lang w:val="es-ES"/>
+          <w:lang w:val="en-GB"/>
+        </w:rPr>
+        <w:t xml:space="preserve"> convention, workspace interpolation</w:t>
+      </w:r>
+      <w:r>
+        <w:rPr>
+          <w:lang w:val="en-GB"/>
         </w:rPr>
         <w:br w:type="page"/>
       </w:r>
@@ -5945,52 +4511,6 @@
     </w:p>
     <w:p>
       <w:pPr>
-        <w:spacing w:before="240"/>
-        <w:rPr>
-          <w:lang w:val="es-ES"/>
-        </w:rPr>
-      </w:pPr>
-      <w:r>
-        <w:rPr>
-          <w:lang w:val="es-ES"/>
-        </w:rPr>
-        <w:t xml:space="preserve">El estudio se enfoca inicialmente en definir la aplicación y el diseño de la celda robótica. Se utiliza la convención de </w:t>
-      </w:r>
-      <w:proofErr w:type="spellStart"/>
-      <w:r>
-        <w:rPr>
-          <w:lang w:val="es-ES"/>
-        </w:rPr>
-        <w:t>Denavit-Hartenberg</w:t>
-      </w:r>
-      <w:proofErr w:type="spellEnd"/>
-      <w:r>
-        <w:rPr>
-          <w:lang w:val="es-ES"/>
-        </w:rPr>
-        <w:t xml:space="preserve"> para modelar el rob</w:t>
-      </w:r>
-      <w:r>
-        <w:rPr>
-          <w:lang w:val="es-ES"/>
-        </w:rPr>
-        <w:t>ot a partir de los datos de su de las hojas técnicas</w:t>
-      </w:r>
-      <w:r>
-        <w:rPr>
-          <w:lang w:val="es-ES"/>
-        </w:rPr>
-        <w:t xml:space="preserve">. A continuación, se examina la cinemática directa y se desarrollan las ecuaciones de cinemática inversa considerando las especificidades de este modelo. Posteriormente, se analizan las relaciones de velocidad entre los espacios articular y cartesiano, poniendo especial atención en las condiciones de singularidad. Finalmente, se aborda la planificación y generación de trayectorias, explorando métodos de interpolación y aproximación aplicables a cada tramo de </w:t>
-      </w:r>
-      <w:r>
-        <w:rPr>
-          <w:lang w:val="es-ES"/>
-        </w:rPr>
-        <w:t>movimiento.</w:t>
-      </w:r>
-    </w:p>
-    <w:p>
-      <w:pPr>
         <w:pStyle w:val="Ttulo1"/>
         <w:rPr>
           <w:lang w:val="es-ES"/>
@@ -6182,8 +4702,8 @@
       <w:r>
         <w:rPr>
           <w:noProof/>
-        </w:rPr>
-        <w:lastRenderedPageBreak/>
+          <w:lang w:val="es-AR" w:eastAsia="es-AR"/>
+        </w:rPr>
         <w:drawing>
           <wp:inline distT="0" distB="0" distL="0" distR="0" wp14:anchorId="36629E32" wp14:editId="005BC653">
             <wp:extent cx="4529469" cy="2936642"/>
@@ -6332,6 +4852,7 @@
           <w:u w:val="none"/>
           <w:lang w:val="es-ES"/>
         </w:rPr>
+        <w:lastRenderedPageBreak/>
         <w:t>3.1.1</w:t>
       </w:r>
       <w:r>
@@ -6406,7 +4927,6 @@
           <w:id w:val="-841549440"/>
           <w:citation/>
         </w:sdtPr>
-        <w:sdtEndPr/>
         <w:sdtContent>
           <w:r>
             <w:rPr>
@@ -6524,6 +5044,7 @@
       <w:r>
         <w:rPr>
           <w:noProof/>
+          <w:lang w:val="es-AR" w:eastAsia="es-AR"/>
         </w:rPr>
         <w:drawing>
           <wp:inline distT="0" distB="0" distL="0" distR="0" wp14:anchorId="5BD41B25" wp14:editId="73222EBC">
@@ -6581,6 +5102,7 @@
       <w:r>
         <w:rPr>
           <w:noProof/>
+          <w:lang w:val="es-AR" w:eastAsia="es-AR"/>
         </w:rPr>
         <w:drawing>
           <wp:inline distT="0" distB="0" distL="0" distR="0" wp14:anchorId="0167D7CA" wp14:editId="07CE0CAB">
@@ -6771,8 +5293,8 @@
       <w:r>
         <w:rPr>
           <w:noProof/>
-        </w:rPr>
-        <w:lastRenderedPageBreak/>
+          <w:lang w:val="es-AR" w:eastAsia="es-AR"/>
+        </w:rPr>
         <w:drawing>
           <wp:inline distT="0" distB="0" distL="0" distR="0" wp14:anchorId="06C8BD04" wp14:editId="5E07E69B">
             <wp:extent cx="2612572" cy="1500839"/>
@@ -7006,7 +5528,6 @@
           <w:id w:val="2040159643"/>
           <w:citation/>
         </w:sdtPr>
-        <w:sdtEndPr/>
         <w:sdtContent>
           <w:r>
             <w:rPr>
@@ -7087,7 +5608,9 @@
       <w:r>
         <w:rPr>
           <w:noProof/>
-        </w:rPr>
+          <w:lang w:val="es-AR" w:eastAsia="es-AR"/>
+        </w:rPr>
+        <w:lastRenderedPageBreak/>
         <w:drawing>
           <wp:inline distT="0" distB="0" distL="0" distR="0" wp14:anchorId="7026A794" wp14:editId="15F7C411">
             <wp:extent cx="2706004" cy="1589314"/>
@@ -7144,6 +5667,7 @@
       <w:r>
         <w:rPr>
           <w:noProof/>
+          <w:lang w:val="es-AR" w:eastAsia="es-AR"/>
         </w:rPr>
         <w:drawing>
           <wp:inline distT="0" distB="0" distL="0" distR="0" wp14:anchorId="5D2977D9" wp14:editId="1AE7981A">
@@ -7372,6 +5896,7 @@
       <w:r>
         <w:rPr>
           <w:noProof/>
+          <w:lang w:val="es-AR" w:eastAsia="es-AR"/>
         </w:rPr>
         <w:drawing>
           <wp:inline distT="0" distB="0" distL="0" distR="0" wp14:anchorId="41C2CFDF" wp14:editId="69AD8137">
@@ -7462,7 +5987,6 @@
         <w:rPr>
           <w:lang w:val="es-ES"/>
         </w:rPr>
-        <w:lastRenderedPageBreak/>
         <w:t>3.2</w:t>
       </w:r>
       <w:r>
@@ -7651,6 +6175,7 @@
         <w:rPr>
           <w:lang w:val="es-ES"/>
         </w:rPr>
+        <w:lastRenderedPageBreak/>
         <w:t>En este informe se destacan las características más relevantes para el análisis de la cinemática, determinada</w:t>
       </w:r>
       <w:r>
@@ -7667,7 +6192,6 @@
           <w:id w:val="406502180"/>
           <w:citation/>
         </w:sdtPr>
-        <w:sdtEndPr/>
         <w:sdtContent>
           <w:r>
             <w:rPr>
@@ -7767,6 +6291,7 @@
       <w:r>
         <w:rPr>
           <w:noProof/>
+          <w:lang w:val="es-AR" w:eastAsia="es-AR"/>
         </w:rPr>
         <w:drawing>
           <wp:inline distT="0" distB="0" distL="0" distR="0" wp14:anchorId="404307B4" wp14:editId="668B4D5E">
@@ -7824,6 +6349,7 @@
       <w:r>
         <w:rPr>
           <w:noProof/>
+          <w:lang w:val="es-AR" w:eastAsia="es-AR"/>
         </w:rPr>
         <w:drawing>
           <wp:inline distT="0" distB="0" distL="0" distR="0" wp14:anchorId="09240C35" wp14:editId="46F506CC">
@@ -8178,7 +6704,6 @@
           <w:id w:val="1586802962"/>
           <w:citation/>
         </w:sdtPr>
-        <w:sdtEndPr/>
         <w:sdtContent>
           <w:r>
             <w:rPr>
@@ -8248,6 +6773,7 @@
       <w:r>
         <w:rPr>
           <w:noProof/>
+          <w:lang w:val="es-AR" w:eastAsia="es-AR"/>
         </w:rPr>
         <w:drawing>
           <wp:inline distT="0" distB="0" distL="0" distR="0" wp14:anchorId="4112AD21" wp14:editId="0488AFD9">
@@ -8404,21 +6930,7 @@
         <w:rPr>
           <w:lang w:val="es-ES"/>
         </w:rPr>
-        <w:t xml:space="preserve">, obtenida del manual del </w:t>
-      </w:r>
-      <w:proofErr w:type="gramStart"/>
-      <w:r>
-        <w:rPr>
-          <w:lang w:val="es-ES"/>
-        </w:rPr>
-        <w:t>robot,  muestra</w:t>
-      </w:r>
-      <w:proofErr w:type="gramEnd"/>
-      <w:r>
-        <w:rPr>
-          <w:lang w:val="es-ES"/>
-        </w:rPr>
-        <w:t xml:space="preserve"> el mismo de forma esquemática. </w:t>
+        <w:t xml:space="preserve">, obtenida del manual del robot,  muestra el mismo de forma esquemática. </w:t>
       </w:r>
       <w:r>
         <w:rPr>
@@ -8449,6 +6961,7 @@
       <w:r>
         <w:rPr>
           <w:noProof/>
+          <w:lang w:val="es-AR" w:eastAsia="es-AR"/>
         </w:rPr>
         <w:drawing>
           <wp:inline distT="0" distB="0" distL="0" distR="0" wp14:anchorId="0ACEB7AE" wp14:editId="37694941">
@@ -8566,6 +7079,7 @@
       <w:r>
         <w:rPr>
           <w:noProof/>
+          <w:lang w:val="es-AR" w:eastAsia="es-AR"/>
         </w:rPr>
         <w:lastRenderedPageBreak/>
         <w:drawing>
@@ -9147,7 +7661,6 @@
           <w:id w:val="-1540824027"/>
           <w:citation/>
         </w:sdtPr>
-        <w:sdtEndPr/>
         <w:sdtContent>
           <w:r>
             <w:rPr>
@@ -9200,6 +7713,7 @@
         <w:rPr>
           <w:rFonts w:eastAsiaTheme="minorEastAsia"/>
           <w:noProof/>
+          <w:lang w:val="es-AR" w:eastAsia="es-AR"/>
         </w:rPr>
         <w:lastRenderedPageBreak/>
         <w:drawing>
@@ -11004,6 +9518,7 @@
       <w:r>
         <w:rPr>
           <w:noProof/>
+          <w:lang w:val="es-AR" w:eastAsia="es-AR"/>
         </w:rPr>
         <w:drawing>
           <wp:inline distT="0" distB="0" distL="0" distR="0" wp14:anchorId="5C0375F5" wp14:editId="0BD10E40">
@@ -12684,7 +11199,6 @@
           <w:id w:val="-735475818"/>
           <w:citation/>
         </w:sdtPr>
-        <w:sdtEndPr/>
         <w:sdtContent>
           <w:r>
             <w:rPr>
@@ -12924,6 +11438,7 @@
         <w:rPr>
           <w:b/>
           <w:noProof/>
+          <w:lang w:val="es-AR" w:eastAsia="es-AR"/>
         </w:rPr>
         <w:drawing>
           <wp:anchor distT="0" distB="0" distL="114300" distR="114300" simplePos="0" relativeHeight="251697152" behindDoc="0" locked="0" layoutInCell="1" allowOverlap="1" wp14:anchorId="6E1C6359" wp14:editId="521C2CB7">
@@ -13166,6 +11681,7 @@
       <w:r>
         <w:rPr>
           <w:noProof/>
+          <w:lang w:val="es-AR" w:eastAsia="es-AR"/>
         </w:rPr>
         <w:drawing>
           <wp:anchor distT="0" distB="0" distL="114300" distR="114300" simplePos="0" relativeHeight="251696128" behindDoc="0" locked="0" layoutInCell="1" allowOverlap="1" wp14:anchorId="1DEC4B2A" wp14:editId="0D0C4634">
@@ -13277,6 +11793,7 @@
       <w:r>
         <w:rPr>
           <w:noProof/>
+          <w:lang w:val="es-AR" w:eastAsia="es-AR"/>
         </w:rPr>
         <w:drawing>
           <wp:anchor distT="0" distB="0" distL="114300" distR="114300" simplePos="0" relativeHeight="251699200" behindDoc="0" locked="0" layoutInCell="1" allowOverlap="1" wp14:anchorId="2AEDF85B" wp14:editId="065D8F22">
@@ -13359,6 +11876,7 @@
       <w:r>
         <w:rPr>
           <w:noProof/>
+          <w:lang w:val="es-AR" w:eastAsia="es-AR"/>
         </w:rPr>
         <w:drawing>
           <wp:anchor distT="0" distB="0" distL="114300" distR="114300" simplePos="0" relativeHeight="251698176" behindDoc="0" locked="0" layoutInCell="1" allowOverlap="1" wp14:anchorId="4E48B72F" wp14:editId="56A869E1">
@@ -13694,6 +12212,7 @@
       <w:r>
         <w:rPr>
           <w:noProof/>
+          <w:lang w:val="es-AR" w:eastAsia="es-AR"/>
         </w:rPr>
         <w:drawing>
           <wp:anchor distT="0" distB="0" distL="114300" distR="114300" simplePos="0" relativeHeight="251700224" behindDoc="0" locked="0" layoutInCell="1" allowOverlap="1" wp14:anchorId="15F2B47B" wp14:editId="1B02A110">
@@ -13769,6 +12288,7 @@
       <w:r>
         <w:rPr>
           <w:noProof/>
+          <w:lang w:val="es-AR" w:eastAsia="es-AR"/>
         </w:rPr>
         <w:drawing>
           <wp:anchor distT="0" distB="0" distL="114300" distR="114300" simplePos="0" relativeHeight="251680768" behindDoc="0" locked="0" layoutInCell="1" allowOverlap="1" wp14:anchorId="4EE99623" wp14:editId="7231A6D0">
@@ -13864,6 +12384,7 @@
       <w:r>
         <w:rPr>
           <w:noProof/>
+          <w:lang w:val="es-AR" w:eastAsia="es-AR"/>
         </w:rPr>
         <w:drawing>
           <wp:anchor distT="0" distB="0" distL="114300" distR="114300" simplePos="0" relativeHeight="251681792" behindDoc="0" locked="0" layoutInCell="1" allowOverlap="1" wp14:anchorId="75D95B31" wp14:editId="2E8C5AB7">
@@ -14021,6 +12542,7 @@
         <w:rPr>
           <w:rFonts w:eastAsiaTheme="minorEastAsia"/>
           <w:noProof/>
+          <w:lang w:val="es-AR" w:eastAsia="es-AR"/>
         </w:rPr>
         <w:drawing>
           <wp:anchor distT="0" distB="0" distL="114300" distR="114300" simplePos="0" relativeHeight="251682816" behindDoc="0" locked="0" layoutInCell="1" allowOverlap="1" wp14:anchorId="5980F851" wp14:editId="43C33376">
@@ -14133,6 +12655,7 @@
       <w:r>
         <w:rPr>
           <w:noProof/>
+          <w:lang w:val="es-AR" w:eastAsia="es-AR"/>
         </w:rPr>
         <w:drawing>
           <wp:anchor distT="0" distB="0" distL="114300" distR="114300" simplePos="0" relativeHeight="251683840" behindDoc="0" locked="0" layoutInCell="1" allowOverlap="1" wp14:anchorId="329A0F42" wp14:editId="5B482533">
@@ -14322,6 +12845,7 @@
       <w:r>
         <w:rPr>
           <w:noProof/>
+          <w:lang w:val="es-AR" w:eastAsia="es-AR"/>
         </w:rPr>
         <w:drawing>
           <wp:anchor distT="0" distB="0" distL="114300" distR="114300" simplePos="0" relativeHeight="251701248" behindDoc="0" locked="0" layoutInCell="1" allowOverlap="1" wp14:anchorId="79C807A4" wp14:editId="09DA10EC">
@@ -14398,6 +12922,7 @@
       <w:r>
         <w:rPr>
           <w:noProof/>
+          <w:lang w:val="es-AR" w:eastAsia="es-AR"/>
         </w:rPr>
         <w:drawing>
           <wp:anchor distT="0" distB="0" distL="114300" distR="114300" simplePos="0" relativeHeight="251684864" behindDoc="0" locked="0" layoutInCell="1" allowOverlap="1" wp14:anchorId="0DC7E868" wp14:editId="492B99E0">
@@ -14659,6 +13184,7 @@
       <w:r>
         <w:rPr>
           <w:noProof/>
+          <w:lang w:val="es-AR" w:eastAsia="es-AR"/>
         </w:rPr>
         <w:drawing>
           <wp:anchor distT="0" distB="0" distL="114300" distR="114300" simplePos="0" relativeHeight="251707392" behindDoc="0" locked="0" layoutInCell="1" allowOverlap="1" wp14:anchorId="28BAF3C7" wp14:editId="2726E51F">
@@ -14904,6 +13430,7 @@
       <w:r>
         <w:rPr>
           <w:noProof/>
+          <w:lang w:val="es-AR" w:eastAsia="es-AR"/>
         </w:rPr>
         <w:drawing>
           <wp:anchor distT="0" distB="0" distL="114300" distR="114300" simplePos="0" relativeHeight="251685888" behindDoc="0" locked="0" layoutInCell="1" allowOverlap="1" wp14:anchorId="1A30A936" wp14:editId="57D83304">
@@ -15178,6 +13705,7 @@
       <w:r>
         <w:rPr>
           <w:noProof/>
+          <w:lang w:val="es-AR" w:eastAsia="es-AR"/>
         </w:rPr>
         <w:drawing>
           <wp:anchor distT="0" distB="0" distL="114300" distR="114300" simplePos="0" relativeHeight="251686912" behindDoc="0" locked="0" layoutInCell="1" allowOverlap="1" wp14:anchorId="1C29F559" wp14:editId="10B62975">
@@ -15298,6 +13826,7 @@
       <w:r>
         <w:rPr>
           <w:noProof/>
+          <w:lang w:val="es-AR" w:eastAsia="es-AR"/>
         </w:rPr>
         <w:drawing>
           <wp:anchor distT="0" distB="0" distL="114300" distR="114300" simplePos="0" relativeHeight="251702272" behindDoc="0" locked="0" layoutInCell="1" allowOverlap="1" wp14:anchorId="376123FA" wp14:editId="24AE09AF">
@@ -15393,6 +13922,7 @@
       <w:r>
         <w:rPr>
           <w:noProof/>
+          <w:lang w:val="es-AR" w:eastAsia="es-AR"/>
         </w:rPr>
         <w:drawing>
           <wp:anchor distT="0" distB="0" distL="114300" distR="114300" simplePos="0" relativeHeight="251703296" behindDoc="0" locked="0" layoutInCell="1" allowOverlap="1" wp14:anchorId="43B64C93" wp14:editId="43A4809D">
@@ -15535,6 +14065,7 @@
       <w:r>
         <w:rPr>
           <w:noProof/>
+          <w:lang w:val="es-AR" w:eastAsia="es-AR"/>
         </w:rPr>
         <w:drawing>
           <wp:anchor distT="0" distB="0" distL="114300" distR="114300" simplePos="0" relativeHeight="251704320" behindDoc="0" locked="0" layoutInCell="1" allowOverlap="1" wp14:anchorId="18E6DF61" wp14:editId="6C1445A2">
@@ -15641,6 +14172,7 @@
       <w:r>
         <w:rPr>
           <w:noProof/>
+          <w:lang w:val="es-AR" w:eastAsia="es-AR"/>
         </w:rPr>
         <w:drawing>
           <wp:anchor distT="0" distB="0" distL="114300" distR="114300" simplePos="0" relativeHeight="251705344" behindDoc="0" locked="0" layoutInCell="1" allowOverlap="1" wp14:anchorId="60C036EF" wp14:editId="49085BFF">
@@ -15776,6 +14308,7 @@
       <w:r>
         <w:rPr>
           <w:noProof/>
+          <w:lang w:val="es-AR" w:eastAsia="es-AR"/>
         </w:rPr>
         <w:drawing>
           <wp:anchor distT="0" distB="0" distL="114300" distR="114300" simplePos="0" relativeHeight="251706368" behindDoc="0" locked="0" layoutInCell="1" allowOverlap="1" wp14:anchorId="60BE1210" wp14:editId="76C7D423">
@@ -15943,6 +14476,7 @@
       <w:r>
         <w:rPr>
           <w:noProof/>
+          <w:lang w:val="es-AR" w:eastAsia="es-AR"/>
         </w:rPr>
         <w:drawing>
           <wp:anchor distT="0" distB="0" distL="114300" distR="114300" simplePos="0" relativeHeight="251687936" behindDoc="0" locked="0" layoutInCell="1" allowOverlap="1" wp14:anchorId="6B224B3B" wp14:editId="1DAD14D7">
@@ -16043,6 +14577,7 @@
       <w:r>
         <w:rPr>
           <w:noProof/>
+          <w:lang w:val="es-AR" w:eastAsia="es-AR"/>
         </w:rPr>
         <w:drawing>
           <wp:anchor distT="0" distB="0" distL="114300" distR="114300" simplePos="0" relativeHeight="251688960" behindDoc="0" locked="0" layoutInCell="1" allowOverlap="1" wp14:anchorId="14054012" wp14:editId="28779C5A">
@@ -16260,6 +14795,7 @@
       <w:r>
         <w:rPr>
           <w:noProof/>
+          <w:lang w:val="es-AR" w:eastAsia="es-AR"/>
         </w:rPr>
         <w:drawing>
           <wp:anchor distT="0" distB="0" distL="114300" distR="114300" simplePos="0" relativeHeight="251689984" behindDoc="0" locked="0" layoutInCell="1" allowOverlap="1" wp14:anchorId="0FB5E9D0" wp14:editId="50D77E1E">
@@ -16431,6 +14967,7 @@
       <w:r>
         <w:rPr>
           <w:noProof/>
+          <w:lang w:val="es-AR" w:eastAsia="es-AR"/>
         </w:rPr>
         <w:lastRenderedPageBreak/>
         <w:drawing>
@@ -16669,6 +15206,7 @@
       <w:r>
         <w:rPr>
           <w:noProof/>
+          <w:lang w:val="es-AR" w:eastAsia="es-AR"/>
         </w:rPr>
         <w:drawing>
           <wp:anchor distT="0" distB="0" distL="114300" distR="114300" simplePos="0" relativeHeight="251692032" behindDoc="0" locked="0" layoutInCell="1" allowOverlap="1" wp14:anchorId="113BDFEE" wp14:editId="410A6A74">
@@ -16760,6 +15298,7 @@
       <w:r>
         <w:rPr>
           <w:noProof/>
+          <w:lang w:val="es-AR" w:eastAsia="es-AR"/>
         </w:rPr>
         <w:drawing>
           <wp:anchor distT="0" distB="0" distL="114300" distR="114300" simplePos="0" relativeHeight="251693056" behindDoc="0" locked="0" layoutInCell="1" allowOverlap="1" wp14:anchorId="47A2B86F" wp14:editId="488A616D">
@@ -16868,6 +15407,7 @@
       <w:r>
         <w:rPr>
           <w:noProof/>
+          <w:lang w:val="es-AR" w:eastAsia="es-AR"/>
         </w:rPr>
         <w:drawing>
           <wp:anchor distT="0" distB="0" distL="114300" distR="114300" simplePos="0" relativeHeight="251710464" behindDoc="0" locked="0" layoutInCell="1" allowOverlap="1" wp14:anchorId="7FC86A09" wp14:editId="4698DA7F">
@@ -17202,6 +15742,7 @@
       <w:r>
         <w:rPr>
           <w:noProof/>
+          <w:lang w:val="es-AR" w:eastAsia="es-AR"/>
         </w:rPr>
         <w:drawing>
           <wp:anchor distT="0" distB="0" distL="114300" distR="114300" simplePos="0" relativeHeight="251708416" behindDoc="0" locked="0" layoutInCell="1" allowOverlap="1" wp14:anchorId="71032475" wp14:editId="209A930B">
@@ -17291,6 +15832,7 @@
       <w:r>
         <w:rPr>
           <w:noProof/>
+          <w:lang w:val="es-AR" w:eastAsia="es-AR"/>
         </w:rPr>
         <w:drawing>
           <wp:anchor distT="0" distB="0" distL="114300" distR="114300" simplePos="0" relativeHeight="251709440" behindDoc="0" locked="0" layoutInCell="1" allowOverlap="1" wp14:anchorId="6507CE42" wp14:editId="77809BD4">
@@ -17363,6 +15905,7 @@
       <w:r>
         <w:rPr>
           <w:noProof/>
+          <w:lang w:val="es-AR" w:eastAsia="es-AR"/>
         </w:rPr>
         <w:drawing>
           <wp:anchor distT="0" distB="0" distL="114300" distR="114300" simplePos="0" relativeHeight="251694080" behindDoc="0" locked="0" layoutInCell="1" allowOverlap="1" wp14:anchorId="1BE71CC3" wp14:editId="0C472B5A">
@@ -17460,6 +16003,7 @@
       <w:r>
         <w:rPr>
           <w:noProof/>
+          <w:lang w:val="es-AR" w:eastAsia="es-AR"/>
         </w:rPr>
         <w:drawing>
           <wp:anchor distT="0" distB="0" distL="114300" distR="114300" simplePos="0" relativeHeight="251695104" behindDoc="0" locked="0" layoutInCell="1" allowOverlap="1" wp14:anchorId="2156CC40" wp14:editId="19E681B4">
@@ -21054,6 +19598,7 @@
         <w:rPr>
           <w:rFonts w:eastAsiaTheme="minorEastAsia"/>
           <w:noProof/>
+          <w:lang w:val="es-AR" w:eastAsia="es-AR"/>
         </w:rPr>
         <w:drawing>
           <wp:inline distT="0" distB="0" distL="0" distR="0" wp14:anchorId="3B0A90AF" wp14:editId="1F5D6F8E">
@@ -22804,6 +21349,7 @@
       <w:r>
         <w:rPr>
           <w:noProof/>
+          <w:lang w:val="es-AR" w:eastAsia="es-AR"/>
         </w:rPr>
         <w:lastRenderedPageBreak/>
         <w:drawing>
@@ -23358,6 +21904,7 @@
       <w:r>
         <w:rPr>
           <w:noProof/>
+          <w:lang w:val="es-AR" w:eastAsia="es-AR"/>
         </w:rPr>
         <w:drawing>
           <wp:anchor distT="0" distB="0" distL="114300" distR="114300" simplePos="0" relativeHeight="251665408" behindDoc="0" locked="0" layoutInCell="1" allowOverlap="1" wp14:anchorId="6753BD84" wp14:editId="129A682B">
@@ -23428,6 +21975,7 @@
       <w:r>
         <w:rPr>
           <w:noProof/>
+          <w:lang w:val="es-AR" w:eastAsia="es-AR"/>
         </w:rPr>
         <w:drawing>
           <wp:anchor distT="0" distB="0" distL="114300" distR="114300" simplePos="0" relativeHeight="251666432" behindDoc="0" locked="0" layoutInCell="1" allowOverlap="1" wp14:anchorId="489AECB9" wp14:editId="7A784A66">
@@ -23905,6 +22453,7 @@
       <w:r>
         <w:rPr>
           <w:noProof/>
+          <w:lang w:val="es-AR" w:eastAsia="es-AR"/>
         </w:rPr>
         <w:drawing>
           <wp:anchor distT="0" distB="0" distL="114300" distR="114300" simplePos="0" relativeHeight="251667456" behindDoc="0" locked="0" layoutInCell="1" allowOverlap="1" wp14:anchorId="73CB190C" wp14:editId="518CD413">
@@ -23977,6 +22526,7 @@
       <w:r>
         <w:rPr>
           <w:noProof/>
+          <w:lang w:val="es-AR" w:eastAsia="es-AR"/>
         </w:rPr>
         <w:drawing>
           <wp:anchor distT="0" distB="0" distL="114300" distR="114300" simplePos="0" relativeHeight="251668480" behindDoc="0" locked="0" layoutInCell="1" allowOverlap="1" wp14:anchorId="22B0BA57" wp14:editId="70E9627C">
@@ -25031,6 +23581,7 @@
         <w:rPr>
           <w:rFonts w:eastAsiaTheme="minorEastAsia"/>
           <w:noProof/>
+          <w:lang w:val="es-AR" w:eastAsia="es-AR"/>
         </w:rPr>
         <w:drawing>
           <wp:inline distT="0" distB="0" distL="0" distR="0" wp14:anchorId="447428CE" wp14:editId="374E471F">
@@ -25448,6 +23999,7 @@
       <w:r>
         <w:rPr>
           <w:noProof/>
+          <w:lang w:val="es-AR" w:eastAsia="es-AR"/>
         </w:rPr>
         <w:drawing>
           <wp:anchor distT="0" distB="0" distL="114300" distR="114300" simplePos="0" relativeHeight="251669504" behindDoc="0" locked="0" layoutInCell="1" allowOverlap="1" wp14:anchorId="510B3366" wp14:editId="35BFA04E">
@@ -25555,6 +24107,7 @@
       <w:r>
         <w:rPr>
           <w:noProof/>
+          <w:lang w:val="es-AR" w:eastAsia="es-AR"/>
         </w:rPr>
         <w:drawing>
           <wp:anchor distT="0" distB="0" distL="114300" distR="114300" simplePos="0" relativeHeight="251670528" behindDoc="0" locked="0" layoutInCell="1" allowOverlap="1" wp14:anchorId="1375986C" wp14:editId="216510AC">
@@ -25673,6 +24226,7 @@
       <w:r>
         <w:rPr>
           <w:noProof/>
+          <w:lang w:val="es-AR" w:eastAsia="es-AR"/>
         </w:rPr>
         <w:drawing>
           <wp:anchor distT="0" distB="0" distL="114300" distR="114300" simplePos="0" relativeHeight="251671552" behindDoc="0" locked="0" layoutInCell="1" allowOverlap="1" wp14:anchorId="3D3D5B1F" wp14:editId="75DD766C">
@@ -25756,6 +24310,7 @@
       <w:r>
         <w:rPr>
           <w:noProof/>
+          <w:lang w:val="es-AR" w:eastAsia="es-AR"/>
         </w:rPr>
         <w:drawing>
           <wp:anchor distT="0" distB="0" distL="114300" distR="114300" simplePos="0" relativeHeight="251663360" behindDoc="0" locked="0" layoutInCell="1" allowOverlap="1" wp14:anchorId="4C14F5FC" wp14:editId="5B2D9BFD">
@@ -25914,6 +24469,7 @@
       <w:r>
         <w:rPr>
           <w:noProof/>
+          <w:lang w:val="es-AR" w:eastAsia="es-AR"/>
         </w:rPr>
         <w:lastRenderedPageBreak/>
         <w:drawing>
@@ -26000,6 +24556,7 @@
       <w:r>
         <w:rPr>
           <w:noProof/>
+          <w:lang w:val="es-AR" w:eastAsia="es-AR"/>
         </w:rPr>
         <w:drawing>
           <wp:anchor distT="0" distB="0" distL="114300" distR="114300" simplePos="0" relativeHeight="251672576" behindDoc="0" locked="0" layoutInCell="1" allowOverlap="1" wp14:anchorId="07DDA520" wp14:editId="5D1466A9">
@@ -26115,6 +24672,7 @@
       <w:r>
         <w:rPr>
           <w:noProof/>
+          <w:lang w:val="es-AR" w:eastAsia="es-AR"/>
         </w:rPr>
         <w:drawing>
           <wp:anchor distT="0" distB="0" distL="114300" distR="114300" simplePos="0" relativeHeight="251673600" behindDoc="0" locked="0" layoutInCell="1" allowOverlap="1" wp14:anchorId="72B33769" wp14:editId="6061A510">
@@ -26212,6 +24770,7 @@
       <w:r>
         <w:rPr>
           <w:noProof/>
+          <w:lang w:val="es-AR" w:eastAsia="es-AR"/>
         </w:rPr>
         <w:drawing>
           <wp:anchor distT="0" distB="0" distL="114300" distR="114300" simplePos="0" relativeHeight="251674624" behindDoc="0" locked="0" layoutInCell="1" allowOverlap="1" wp14:anchorId="1D0642A3" wp14:editId="1437294E">
@@ -26413,6 +24972,7 @@
       <w:r>
         <w:rPr>
           <w:noProof/>
+          <w:lang w:val="es-AR" w:eastAsia="es-AR"/>
         </w:rPr>
         <w:drawing>
           <wp:anchor distT="0" distB="0" distL="114300" distR="114300" simplePos="0" relativeHeight="251675648" behindDoc="0" locked="0" layoutInCell="1" allowOverlap="1" wp14:anchorId="233850C2" wp14:editId="427ED787">
@@ -26667,6 +25227,7 @@
       <w:r>
         <w:rPr>
           <w:noProof/>
+          <w:lang w:val="es-AR" w:eastAsia="es-AR"/>
         </w:rPr>
         <w:drawing>
           <wp:anchor distT="0" distB="0" distL="114300" distR="114300" simplePos="0" relativeHeight="251676672" behindDoc="0" locked="0" layoutInCell="1" allowOverlap="1" wp14:anchorId="171F2099" wp14:editId="20325D28">
@@ -26771,6 +25332,7 @@
       <w:r>
         <w:rPr>
           <w:noProof/>
+          <w:lang w:val="es-AR" w:eastAsia="es-AR"/>
         </w:rPr>
         <w:drawing>
           <wp:anchor distT="0" distB="0" distL="114300" distR="114300" simplePos="0" relativeHeight="251677696" behindDoc="0" locked="0" layoutInCell="1" allowOverlap="1" wp14:anchorId="472C9DA0" wp14:editId="15A7D1A7">
@@ -26838,6 +25400,7 @@
       <w:r>
         <w:rPr>
           <w:noProof/>
+          <w:lang w:val="es-AR" w:eastAsia="es-AR"/>
         </w:rPr>
         <w:drawing>
           <wp:anchor distT="0" distB="0" distL="114300" distR="114300" simplePos="0" relativeHeight="251678720" behindDoc="0" locked="0" layoutInCell="1" allowOverlap="1" wp14:anchorId="6222B4EE" wp14:editId="6883F051">
@@ -28040,6 +26603,7 @@
         <w:rPr>
           <w:rFonts w:eastAsiaTheme="minorEastAsia"/>
           <w:noProof/>
+          <w:lang w:val="es-AR" w:eastAsia="es-AR"/>
         </w:rPr>
         <w:drawing>
           <wp:inline distT="0" distB="0" distL="0" distR="0" wp14:anchorId="28A735CF" wp14:editId="31C80CA2">
@@ -28268,6 +26832,7 @@
         <w:rPr>
           <w:rFonts w:eastAsiaTheme="minorEastAsia"/>
           <w:noProof/>
+          <w:lang w:val="es-AR" w:eastAsia="es-AR"/>
         </w:rPr>
         <w:drawing>
           <wp:inline distT="0" distB="0" distL="0" distR="0" wp14:anchorId="629972CC" wp14:editId="33D5F50B">
@@ -28549,6 +27114,7 @@
       <w:r>
         <w:rPr>
           <w:noProof/>
+          <w:lang w:val="es-AR" w:eastAsia="es-AR"/>
         </w:rPr>
         <w:drawing>
           <wp:inline distT="0" distB="0" distL="0" distR="0" wp14:anchorId="32268748" wp14:editId="0B20984C">
@@ -28626,6 +27192,7 @@
       <w:r>
         <w:rPr>
           <w:noProof/>
+          <w:lang w:val="es-AR" w:eastAsia="es-AR"/>
         </w:rPr>
         <w:drawing>
           <wp:inline distT="0" distB="0" distL="0" distR="0" wp14:anchorId="7C7F457E" wp14:editId="3999E138">
@@ -28745,6 +27312,7 @@
       <w:r>
         <w:rPr>
           <w:noProof/>
+          <w:lang w:val="es-AR" w:eastAsia="es-AR"/>
         </w:rPr>
         <w:lastRenderedPageBreak/>
         <w:drawing>
@@ -28817,6 +27385,7 @@
       <w:r>
         <w:rPr>
           <w:noProof/>
+          <w:lang w:val="es-AR" w:eastAsia="es-AR"/>
         </w:rPr>
         <w:drawing>
           <wp:inline distT="0" distB="0" distL="0" distR="0" wp14:anchorId="06F6DE36" wp14:editId="47B780C1">
@@ -28931,6 +27500,7 @@
       <w:r>
         <w:rPr>
           <w:noProof/>
+          <w:lang w:val="es-AR" w:eastAsia="es-AR"/>
         </w:rPr>
         <w:drawing>
           <wp:inline distT="0" distB="0" distL="0" distR="0" wp14:anchorId="65D33C5C" wp14:editId="73BF83DD">
@@ -29002,6 +27572,7 @@
       <w:r>
         <w:rPr>
           <w:noProof/>
+          <w:lang w:val="es-AR" w:eastAsia="es-AR"/>
         </w:rPr>
         <w:drawing>
           <wp:inline distT="0" distB="0" distL="0" distR="0" wp14:anchorId="1532AB73" wp14:editId="53E81F7C">
@@ -29115,6 +27686,7 @@
       <w:r>
         <w:rPr>
           <w:noProof/>
+          <w:lang w:val="es-AR" w:eastAsia="es-AR"/>
         </w:rPr>
         <w:drawing>
           <wp:inline distT="0" distB="0" distL="0" distR="0" wp14:anchorId="0B0CC78B" wp14:editId="044FDDC4">
@@ -29186,6 +27758,7 @@
       <w:r>
         <w:rPr>
           <w:noProof/>
+          <w:lang w:val="es-AR" w:eastAsia="es-AR"/>
         </w:rPr>
         <w:drawing>
           <wp:inline distT="0" distB="0" distL="0" distR="0" wp14:anchorId="06FB5982" wp14:editId="73A597A1">
@@ -29633,6 +28206,7 @@
       <w:r>
         <w:rPr>
           <w:noProof/>
+          <w:lang w:val="es-AR" w:eastAsia="es-AR"/>
         </w:rPr>
         <w:drawing>
           <wp:inline distT="0" distB="0" distL="0" distR="0" wp14:anchorId="32B6FFAA" wp14:editId="317AE01F">
@@ -29698,6 +28272,7 @@
       <w:r>
         <w:rPr>
           <w:noProof/>
+          <w:lang w:val="es-AR" w:eastAsia="es-AR"/>
         </w:rPr>
         <w:drawing>
           <wp:inline distT="0" distB="0" distL="0" distR="0" wp14:anchorId="51F4C40D" wp14:editId="361208CE">
@@ -29810,6 +28385,7 @@
       <w:r>
         <w:rPr>
           <w:noProof/>
+          <w:lang w:val="es-AR" w:eastAsia="es-AR"/>
         </w:rPr>
         <w:drawing>
           <wp:inline distT="0" distB="0" distL="0" distR="0" wp14:anchorId="6CE897C2" wp14:editId="3212CDE9">
@@ -29881,6 +28457,7 @@
       <w:r>
         <w:rPr>
           <w:noProof/>
+          <w:lang w:val="es-AR" w:eastAsia="es-AR"/>
         </w:rPr>
         <w:drawing>
           <wp:inline distT="0" distB="0" distL="0" distR="0" wp14:anchorId="167234CB" wp14:editId="36601EB9">
@@ -30055,6 +28632,7 @@
       <w:r>
         <w:rPr>
           <w:noProof/>
+          <w:lang w:val="es-AR" w:eastAsia="es-AR"/>
         </w:rPr>
         <w:drawing>
           <wp:inline distT="0" distB="0" distL="0" distR="0" wp14:anchorId="208763EB" wp14:editId="0510F781">
@@ -30125,6 +28703,7 @@
       <w:r>
         <w:rPr>
           <w:noProof/>
+          <w:lang w:val="es-AR" w:eastAsia="es-AR"/>
         </w:rPr>
         <w:drawing>
           <wp:inline distT="0" distB="0" distL="0" distR="0" wp14:anchorId="76F3CE20" wp14:editId="02379FA9">
@@ -30237,6 +28816,7 @@
       <w:r>
         <w:rPr>
           <w:noProof/>
+          <w:lang w:val="es-AR" w:eastAsia="es-AR"/>
         </w:rPr>
         <w:drawing>
           <wp:inline distT="0" distB="0" distL="0" distR="0" wp14:anchorId="2AF4B797" wp14:editId="0933E13F">
@@ -30424,7 +29004,6 @@
             <w:id w:val="111145805"/>
             <w:bibliography/>
           </w:sdtPr>
-          <w:sdtEndPr/>
           <w:sdtContent>
             <w:p>
               <w:pPr>
@@ -30709,6 +29288,7 @@
       <w:r>
         <w:rPr>
           <w:noProof/>
+          <w:lang w:val="es-AR" w:eastAsia="es-AR"/>
         </w:rPr>
         <w:drawing>
           <wp:inline distT="0" distB="0" distL="0" distR="0" wp14:anchorId="2654D9A6" wp14:editId="202E6BC8">
@@ -30763,6 +29343,7 @@
       <w:r>
         <w:rPr>
           <w:noProof/>
+          <w:lang w:val="es-AR" w:eastAsia="es-AR"/>
         </w:rPr>
         <w:drawing>
           <wp:inline distT="0" distB="0" distL="0" distR="0" wp14:anchorId="2FE98D28" wp14:editId="2DD90588">
@@ -30817,6 +29398,7 @@
       <w:r>
         <w:rPr>
           <w:noProof/>
+          <w:lang w:val="es-AR" w:eastAsia="es-AR"/>
         </w:rPr>
         <w:lastRenderedPageBreak/>
         <w:drawing>
@@ -30888,6 +29470,7 @@
       <w:r>
         <w:rPr>
           <w:noProof/>
+          <w:lang w:val="es-AR" w:eastAsia="es-AR"/>
         </w:rPr>
         <w:drawing>
           <wp:inline distT="0" distB="0" distL="0" distR="0" wp14:anchorId="0D304A7F" wp14:editId="10A6A9D4">
@@ -31004,6 +29587,7 @@
       <w:r>
         <w:rPr>
           <w:noProof/>
+          <w:lang w:val="es-AR" w:eastAsia="es-AR"/>
         </w:rPr>
         <w:drawing>
           <wp:inline distT="0" distB="0" distL="0" distR="0" wp14:anchorId="64CDECA0" wp14:editId="4AFBA252">
@@ -31089,6 +29673,7 @@
       <w:r>
         <w:rPr>
           <w:noProof/>
+          <w:lang w:val="es-AR" w:eastAsia="es-AR"/>
         </w:rPr>
         <w:drawing>
           <wp:inline distT="0" distB="0" distL="0" distR="0" wp14:anchorId="328F08B8" wp14:editId="344E4805">
@@ -31135,6 +29720,7 @@
       <w:r>
         <w:rPr>
           <w:noProof/>
+          <w:lang w:val="es-AR" w:eastAsia="es-AR"/>
         </w:rPr>
         <w:drawing>
           <wp:inline distT="0" distB="0" distL="0" distR="0" wp14:anchorId="3A2DC51A" wp14:editId="08EF55C2">
@@ -31235,6 +29821,7 @@
       <w:r>
         <w:rPr>
           <w:noProof/>
+          <w:lang w:val="es-AR" w:eastAsia="es-AR"/>
         </w:rPr>
         <w:drawing>
           <wp:inline distT="0" distB="0" distL="0" distR="0" wp14:anchorId="60B9A8C0" wp14:editId="4D8BAD35">
@@ -31289,6 +29876,7 @@
       <w:r>
         <w:rPr>
           <w:noProof/>
+          <w:lang w:val="es-AR" w:eastAsia="es-AR"/>
         </w:rPr>
         <w:drawing>
           <wp:inline distT="0" distB="0" distL="0" distR="0" wp14:anchorId="0280B3D5" wp14:editId="1E7FA33C">
@@ -40649,8 +39237,20 @@
           <w:szCs w:val="21"/>
           <w:lang w:val="en-GB" w:eastAsia="es-AR"/>
         </w:rPr>
-        <w:t xml:space="preserve"> oy</w:t>
-      </w:r>
+        <w:t xml:space="preserve"> </w:t>
+      </w:r>
+      <w:proofErr w:type="spellStart"/>
+      <w:r>
+        <w:rPr>
+          <w:rFonts w:ascii="Consolas" w:eastAsia="Times New Roman" w:hAnsi="Consolas" w:cs="Consolas"/>
+          <w:color w:val="3B3B3B"/>
+          <w:sz w:val="21"/>
+          <w:szCs w:val="21"/>
+          <w:lang w:val="en-GB" w:eastAsia="es-AR"/>
+        </w:rPr>
+        <w:t>oy</w:t>
+      </w:r>
+      <w:proofErr w:type="spellEnd"/>
       <w:r>
         <w:rPr>
           <w:rFonts w:ascii="Consolas" w:eastAsia="Times New Roman" w:hAnsi="Consolas" w:cs="Consolas"/>
@@ -49776,26 +48376,22 @@
     <w:p>
       <w:pPr>
         <w:pStyle w:val="Ttulo2"/>
+        <w:rPr>
+          <w:lang w:val="es-AR"/>
+        </w:rPr>
       </w:pPr>
       <w:bookmarkStart w:id="42" w:name="_Toc181560516"/>
-      <w:proofErr w:type="spellStart"/>
-      <w:r>
-        <w:t>Anexo</w:t>
-      </w:r>
-      <w:proofErr w:type="spellEnd"/>
-      <w:r>
-        <w:t xml:space="preserve"> 8</w:t>
-      </w:r>
-      <w:r>
-        <w:t xml:space="preserve"> – </w:t>
-      </w:r>
-      <w:proofErr w:type="spellStart"/>
-      <w:r>
-        <w:t>Trayectorias</w:t>
-      </w:r>
-      <w:proofErr w:type="spellEnd"/>
-      <w:r>
-        <w:t>.</w:t>
+      <w:r>
+        <w:rPr>
+          <w:lang w:val="es-AR"/>
+        </w:rPr>
+        <w:t>Anexo 8</w:t>
+      </w:r>
+      <w:r>
+        <w:rPr>
+          <w:lang w:val="es-AR"/>
+        </w:rPr>
+        <w:t xml:space="preserve"> – Trayectorias.</w:t>
       </w:r>
       <w:bookmarkEnd w:id="42"/>
     </w:p>
@@ -50418,6 +49014,7 @@
           <w:rFonts w:ascii="Consolas" w:eastAsia="Times New Roman" w:hAnsi="Consolas" w:cs="Times New Roman"/>
           <w:sz w:val="20"/>
           <w:szCs w:val="20"/>
+          <w:lang w:val="es-AR"/>
         </w:rPr>
       </w:pPr>
       <w:r>
@@ -50426,33 +49023,36 @@
           <w:sz w:val="20"/>
           <w:szCs w:val="20"/>
         </w:rPr>
-        <w:t xml:space="preserve">    Q</w:t>
-      </w:r>
+        <w:t xml:space="preserve">    </w:t>
+      </w:r>
+      <w:proofErr w:type="gramStart"/>
       <w:r>
         <w:rPr>
           <w:rFonts w:ascii="Consolas" w:eastAsia="Times New Roman" w:hAnsi="Consolas" w:cs="Times New Roman"/>
           <w:sz w:val="20"/>
           <w:szCs w:val="20"/>
-        </w:rPr>
-        <w:t>(</w:t>
-      </w:r>
-      <w:proofErr w:type="spellStart"/>
+          <w:lang w:val="es-AR"/>
+        </w:rPr>
+        <w:t>Q</w:t>
+      </w:r>
       <w:r>
         <w:rPr>
           <w:rFonts w:ascii="Consolas" w:eastAsia="Times New Roman" w:hAnsi="Consolas" w:cs="Times New Roman"/>
           <w:sz w:val="20"/>
           <w:szCs w:val="20"/>
-        </w:rPr>
-        <w:t>i</w:t>
-      </w:r>
-      <w:proofErr w:type="spellEnd"/>
+          <w:lang w:val="es-AR"/>
+        </w:rPr>
+        <w:t>(</w:t>
+      </w:r>
+      <w:proofErr w:type="gramEnd"/>
       <w:r>
         <w:rPr>
           <w:rFonts w:ascii="Consolas" w:eastAsia="Times New Roman" w:hAnsi="Consolas" w:cs="Times New Roman"/>
           <w:sz w:val="20"/>
           <w:szCs w:val="20"/>
-        </w:rPr>
-        <w:t xml:space="preserve">, :) = </w:t>
+          <w:lang w:val="es-AR"/>
+        </w:rPr>
+        <w:t xml:space="preserve">i, :) = </w:t>
       </w:r>
       <w:proofErr w:type="spellStart"/>
       <w:r>
@@ -50460,6 +49060,7 @@
           <w:rFonts w:ascii="Consolas" w:eastAsia="Times New Roman" w:hAnsi="Consolas" w:cs="Times New Roman"/>
           <w:sz w:val="20"/>
           <w:szCs w:val="20"/>
+          <w:lang w:val="es-AR"/>
         </w:rPr>
         <w:t>q_sem</w:t>
       </w:r>
@@ -50469,6 +49070,7 @@
           <w:rFonts w:ascii="Consolas" w:eastAsia="Times New Roman" w:hAnsi="Consolas" w:cs="Times New Roman"/>
           <w:sz w:val="20"/>
           <w:szCs w:val="20"/>
+          <w:lang w:val="es-AR"/>
         </w:rPr>
         <w:t>;</w:t>
       </w:r>
@@ -50482,17 +49084,23 @@
           <w:rFonts w:ascii="Consolas" w:eastAsia="Times New Roman" w:hAnsi="Consolas" w:cs="Times New Roman"/>
           <w:sz w:val="20"/>
           <w:szCs w:val="20"/>
-        </w:rPr>
-      </w:pPr>
+          <w:lang w:val="es-AR"/>
+        </w:rPr>
+      </w:pPr>
+      <w:proofErr w:type="spellStart"/>
+      <w:proofErr w:type="gramStart"/>
       <w:r>
         <w:rPr>
           <w:rFonts w:ascii="Consolas" w:eastAsia="Times New Roman" w:hAnsi="Consolas" w:cs="Times New Roman"/>
           <w:color w:val="0E00FF"/>
           <w:sz w:val="20"/>
           <w:szCs w:val="20"/>
+          <w:lang w:val="es-AR"/>
         </w:rPr>
         <w:t>end</w:t>
       </w:r>
+      <w:proofErr w:type="spellEnd"/>
+      <w:proofErr w:type="gramEnd"/>
     </w:p>
     <w:p>
       <w:pPr>
@@ -50726,7 +49334,13 @@
         <w:rPr>
           <w:lang w:val="es-ES"/>
         </w:rPr>
-        <w:t xml:space="preserve">Como parámetros, se debe pasar una matriz de tiempos de 1xK, siendo K el número de segmentos deseados en la trayectoria, </w:t>
+        <w:t>Como parámetros, se debe pasar una matriz de tiempos de 1xK, siendo K el número de segmentos deseado</w:t>
+      </w:r>
+      <w:r>
+        <w:rPr>
+          <w:lang w:val="es-ES"/>
+        </w:rPr>
+        <w:t xml:space="preserve">s en la trayectoria, </w:t>
       </w:r>
       <w:proofErr w:type="spellStart"/>
       <w:r>
@@ -50740,16 +49354,8 @@
         <w:rPr>
           <w:lang w:val="es-ES"/>
         </w:rPr>
-        <w:t xml:space="preserve"> (</w:t>
-      </w:r>
-      <w:proofErr w:type="spellStart"/>
-      <w:r>
-        <w:rPr>
-          <w:lang w:val="es-ES"/>
-        </w:rPr>
-        <w:t>vectori</w:t>
-      </w:r>
-      <w:proofErr w:type="spellEnd"/>
+        <w:t xml:space="preserve"> (vector</w:t>
+      </w:r>
       <w:r>
         <w:rPr>
           <w:lang w:val="es-ES"/>
@@ -50848,6 +49454,7 @@
       <w:r>
         <w:rPr>
           <w:noProof/>
+          <w:lang w:val="es-AR" w:eastAsia="es-AR"/>
         </w:rPr>
         <w:drawing>
           <wp:inline distT="0" distB="0" distL="0" distR="0" wp14:anchorId="6D0B5A7F" wp14:editId="29886ECE">
@@ -50885,6 +49492,8 @@
           </wp:inline>
         </w:drawing>
       </w:r>
+      <w:bookmarkStart w:id="43" w:name="_GoBack"/>
+      <w:bookmarkEnd w:id="43"/>
     </w:p>
     <w:p>
       <w:pPr>
@@ -50940,7 +49549,7 @@
 </file>
 
 <file path=word/endnotes.xml><?xml version="1.0" encoding="utf-8"?>
-<w:endnotes xmlns:wpc="http://schemas.microsoft.com/office/word/2010/wordprocessingCanvas" xmlns:cx="http://schemas.microsoft.com/office/drawing/2014/chartex" xmlns:mc="http://schemas.openxmlformats.org/markup-compatibility/2006" xmlns:o="urn:schemas-microsoft-com:office:office" xmlns:r="http://schemas.openxmlformats.org/officeDocument/2006/relationships" xmlns:m="http://schemas.openxmlformats.org/officeDocument/2006/math" xmlns:v="urn:schemas-microsoft-com:vml" xmlns:wp14="http://schemas.microsoft.com/office/word/2010/wordprocessingDrawing" xmlns:wp="http://schemas.openxmlformats.org/drawingml/2006/wordprocessingDrawing" xmlns:w10="urn:schemas-microsoft-com:office:word" xmlns:w="http://schemas.openxmlformats.org/wordprocessingml/2006/main" xmlns:w14="http://schemas.microsoft.com/office/word/2010/wordml" xmlns:w15="http://schemas.microsoft.com/office/word/2012/wordml" xmlns:w16se="http://schemas.microsoft.com/office/word/2015/wordml/symex" xmlns:wpg="http://schemas.microsoft.com/office/word/2010/wordprocessingGroup" xmlns:wpi="http://schemas.microsoft.com/office/word/2010/wordprocessingInk" xmlns:wne="http://schemas.microsoft.com/office/word/2006/wordml" xmlns:wps="http://schemas.microsoft.com/office/word/2010/wordprocessingShape" mc:Ignorable="w14 w15 w16se wp14">
+<w:endnotes xmlns:wpc="http://schemas.microsoft.com/office/word/2010/wordprocessingCanvas" xmlns:mc="http://schemas.openxmlformats.org/markup-compatibility/2006" xmlns:o="urn:schemas-microsoft-com:office:office" xmlns:r="http://schemas.openxmlformats.org/officeDocument/2006/relationships" xmlns:m="http://schemas.openxmlformats.org/officeDocument/2006/math" xmlns:v="urn:schemas-microsoft-com:vml" xmlns:wp14="http://schemas.microsoft.com/office/word/2010/wordprocessingDrawing" xmlns:wp="http://schemas.openxmlformats.org/drawingml/2006/wordprocessingDrawing" xmlns:w10="urn:schemas-microsoft-com:office:word" xmlns:w="http://schemas.openxmlformats.org/wordprocessingml/2006/main" xmlns:w14="http://schemas.microsoft.com/office/word/2010/wordml" xmlns:w15="http://schemas.microsoft.com/office/word/2012/wordml" xmlns:wpg="http://schemas.microsoft.com/office/word/2010/wordprocessingGroup" xmlns:wpi="http://schemas.microsoft.com/office/word/2010/wordprocessingInk" xmlns:wne="http://schemas.microsoft.com/office/word/2006/wordml" xmlns:wps="http://schemas.microsoft.com/office/word/2010/wordprocessingShape" mc:Ignorable="w14 w15 wp14">
   <w:endnote w:type="separator" w:id="-1">
     <w:p>
       <w:pPr>
@@ -50965,7 +49574,7 @@
 </file>
 
 <file path=word/footer1.xml><?xml version="1.0" encoding="utf-8"?>
-<w:ftr xmlns:wpc="http://schemas.microsoft.com/office/word/2010/wordprocessingCanvas" xmlns:cx="http://schemas.microsoft.com/office/drawing/2014/chartex" xmlns:mc="http://schemas.openxmlformats.org/markup-compatibility/2006" xmlns:o="urn:schemas-microsoft-com:office:office" xmlns:r="http://schemas.openxmlformats.org/officeDocument/2006/relationships" xmlns:m="http://schemas.openxmlformats.org/officeDocument/2006/math" xmlns:v="urn:schemas-microsoft-com:vml" xmlns:wp14="http://schemas.microsoft.com/office/word/2010/wordprocessingDrawing" xmlns:wp="http://schemas.openxmlformats.org/drawingml/2006/wordprocessingDrawing" xmlns:w10="urn:schemas-microsoft-com:office:word" xmlns:w="http://schemas.openxmlformats.org/wordprocessingml/2006/main" xmlns:w14="http://schemas.microsoft.com/office/word/2010/wordml" xmlns:w15="http://schemas.microsoft.com/office/word/2012/wordml" xmlns:w16se="http://schemas.microsoft.com/office/word/2015/wordml/symex" xmlns:wpg="http://schemas.microsoft.com/office/word/2010/wordprocessingGroup" xmlns:wpi="http://schemas.microsoft.com/office/word/2010/wordprocessingInk" xmlns:wne="http://schemas.microsoft.com/office/word/2006/wordml" xmlns:wps="http://schemas.microsoft.com/office/word/2010/wordprocessingShape" mc:Ignorable="w14 w15 w16se wp14">
+<w:ftr xmlns:wpc="http://schemas.microsoft.com/office/word/2010/wordprocessingCanvas" xmlns:mc="http://schemas.openxmlformats.org/markup-compatibility/2006" xmlns:o="urn:schemas-microsoft-com:office:office" xmlns:r="http://schemas.openxmlformats.org/officeDocument/2006/relationships" xmlns:m="http://schemas.openxmlformats.org/officeDocument/2006/math" xmlns:v="urn:schemas-microsoft-com:vml" xmlns:wp14="http://schemas.microsoft.com/office/word/2010/wordprocessingDrawing" xmlns:wp="http://schemas.openxmlformats.org/drawingml/2006/wordprocessingDrawing" xmlns:w10="urn:schemas-microsoft-com:office:word" xmlns:w="http://schemas.openxmlformats.org/wordprocessingml/2006/main" xmlns:w14="http://schemas.microsoft.com/office/word/2010/wordml" xmlns:w15="http://schemas.microsoft.com/office/word/2012/wordml" xmlns:wpg="http://schemas.microsoft.com/office/word/2010/wordprocessingGroup" xmlns:wpi="http://schemas.microsoft.com/office/word/2010/wordprocessingInk" xmlns:wne="http://schemas.microsoft.com/office/word/2006/wordml" xmlns:wps="http://schemas.microsoft.com/office/word/2010/wordprocessingShape" mc:Ignorable="w14 w15 wp14">
   <w:p>
     <w:pPr>
       <w:pStyle w:val="Piedepgina"/>
@@ -50975,7 +49584,7 @@
 </file>
 
 <file path=word/footer2.xml><?xml version="1.0" encoding="utf-8"?>
-<w:ftr xmlns:wpc="http://schemas.microsoft.com/office/word/2010/wordprocessingCanvas" xmlns:cx="http://schemas.microsoft.com/office/drawing/2014/chartex" xmlns:mc="http://schemas.openxmlformats.org/markup-compatibility/2006" xmlns:o="urn:schemas-microsoft-com:office:office" xmlns:r="http://schemas.openxmlformats.org/officeDocument/2006/relationships" xmlns:m="http://schemas.openxmlformats.org/officeDocument/2006/math" xmlns:v="urn:schemas-microsoft-com:vml" xmlns:wp14="http://schemas.microsoft.com/office/word/2010/wordprocessingDrawing" xmlns:wp="http://schemas.openxmlformats.org/drawingml/2006/wordprocessingDrawing" xmlns:w10="urn:schemas-microsoft-com:office:word" xmlns:w="http://schemas.openxmlformats.org/wordprocessingml/2006/main" xmlns:w14="http://schemas.microsoft.com/office/word/2010/wordml" xmlns:w15="http://schemas.microsoft.com/office/word/2012/wordml" xmlns:w16se="http://schemas.microsoft.com/office/word/2015/wordml/symex" xmlns:wpg="http://schemas.microsoft.com/office/word/2010/wordprocessingGroup" xmlns:wpi="http://schemas.microsoft.com/office/word/2010/wordprocessingInk" xmlns:wne="http://schemas.microsoft.com/office/word/2006/wordml" xmlns:wps="http://schemas.microsoft.com/office/word/2010/wordprocessingShape" mc:Ignorable="w14 w15 w16se wp14">
+<w:ftr xmlns:wpc="http://schemas.microsoft.com/office/word/2010/wordprocessingCanvas" xmlns:mc="http://schemas.openxmlformats.org/markup-compatibility/2006" xmlns:o="urn:schemas-microsoft-com:office:office" xmlns:r="http://schemas.openxmlformats.org/officeDocument/2006/relationships" xmlns:m="http://schemas.openxmlformats.org/officeDocument/2006/math" xmlns:v="urn:schemas-microsoft-com:vml" xmlns:wp14="http://schemas.microsoft.com/office/word/2010/wordprocessingDrawing" xmlns:wp="http://schemas.openxmlformats.org/drawingml/2006/wordprocessingDrawing" xmlns:w10="urn:schemas-microsoft-com:office:word" xmlns:w="http://schemas.openxmlformats.org/wordprocessingml/2006/main" xmlns:w14="http://schemas.microsoft.com/office/word/2010/wordml" xmlns:w15="http://schemas.microsoft.com/office/word/2012/wordml" xmlns:wpg="http://schemas.microsoft.com/office/word/2010/wordprocessingGroup" xmlns:wpi="http://schemas.microsoft.com/office/word/2010/wordprocessingInk" xmlns:wne="http://schemas.microsoft.com/office/word/2006/wordml" xmlns:wps="http://schemas.microsoft.com/office/word/2010/wordprocessingShape" mc:Ignorable="w14 w15 wp14">
   <w:p>
     <w:pPr>
       <w:pStyle w:val="Encabezado"/>
@@ -50989,6 +49598,7 @@
         <w:b/>
         <w:i/>
         <w:noProof/>
+        <w:lang w:val="es-AR" w:eastAsia="es-AR"/>
       </w:rPr>
       <mc:AlternateContent>
         <mc:Choice Requires="wps">
@@ -51061,7 +49671,7 @@
             </wp:anchor>
           </w:drawing>
         </mc:Choice>
-        <mc:Fallback>
+        <mc:Fallback xmlns:w16se="http://schemas.microsoft.com/office/word/2015/wordml/symex" xmlns:cx="http://schemas.microsoft.com/office/drawing/2014/chartex">
           <w:pict>
             <v:rect w14:anchorId="6219B82C" id="Rectángulo 452" o:spid="_x0000_s1026" style="position:absolute;margin-left:0;margin-top:0;width:579.9pt;height:750.3pt;z-index:251660288;visibility:visible;mso-wrap-style:square;mso-width-percent:950;mso-height-percent:950;mso-wrap-distance-left:9pt;mso-wrap-distance-top:0;mso-wrap-distance-right:9pt;mso-wrap-distance-bottom:0;mso-position-horizontal:center;mso-position-horizontal-relative:page;mso-position-vertical:center;mso-position-vertical-relative:page;mso-width-percent:950;mso-height-percent:950;mso-width-relative:page;mso-height-relative:page;v-text-anchor:middle" o:gfxdata="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" filled="f" strokecolor="#747070 [1614]" strokeweight="1.25pt">
               <w10:wrap anchorx="page" anchory="page"/>
@@ -51151,7 +49761,7 @@
         <w:szCs w:val="20"/>
         <w:lang w:val="es-ES"/>
       </w:rPr>
-      <w:t>2</w:t>
+      <w:t>39</w:t>
     </w:r>
     <w:r>
       <w:rPr>
@@ -51169,7 +49779,7 @@
 </file>
 
 <file path=word/footer3.xml><?xml version="1.0" encoding="utf-8"?>
-<w:ftr xmlns:wpc="http://schemas.microsoft.com/office/word/2010/wordprocessingCanvas" xmlns:cx="http://schemas.microsoft.com/office/drawing/2014/chartex" xmlns:mc="http://schemas.openxmlformats.org/markup-compatibility/2006" xmlns:o="urn:schemas-microsoft-com:office:office" xmlns:r="http://schemas.openxmlformats.org/officeDocument/2006/relationships" xmlns:m="http://schemas.openxmlformats.org/officeDocument/2006/math" xmlns:v="urn:schemas-microsoft-com:vml" xmlns:wp14="http://schemas.microsoft.com/office/word/2010/wordprocessingDrawing" xmlns:wp="http://schemas.openxmlformats.org/drawingml/2006/wordprocessingDrawing" xmlns:w10="urn:schemas-microsoft-com:office:word" xmlns:w="http://schemas.openxmlformats.org/wordprocessingml/2006/main" xmlns:w14="http://schemas.microsoft.com/office/word/2010/wordml" xmlns:w15="http://schemas.microsoft.com/office/word/2012/wordml" xmlns:w16se="http://schemas.microsoft.com/office/word/2015/wordml/symex" xmlns:wpg="http://schemas.microsoft.com/office/word/2010/wordprocessingGroup" xmlns:wpi="http://schemas.microsoft.com/office/word/2010/wordprocessingInk" xmlns:wne="http://schemas.microsoft.com/office/word/2006/wordml" xmlns:wps="http://schemas.microsoft.com/office/word/2010/wordprocessingShape" mc:Ignorable="w14 w15 w16se wp14">
+<w:ftr xmlns:wpc="http://schemas.microsoft.com/office/word/2010/wordprocessingCanvas" xmlns:mc="http://schemas.openxmlformats.org/markup-compatibility/2006" xmlns:o="urn:schemas-microsoft-com:office:office" xmlns:r="http://schemas.openxmlformats.org/officeDocument/2006/relationships" xmlns:m="http://schemas.openxmlformats.org/officeDocument/2006/math" xmlns:v="urn:schemas-microsoft-com:vml" xmlns:wp14="http://schemas.microsoft.com/office/word/2010/wordprocessingDrawing" xmlns:wp="http://schemas.openxmlformats.org/drawingml/2006/wordprocessingDrawing" xmlns:w10="urn:schemas-microsoft-com:office:word" xmlns:w="http://schemas.openxmlformats.org/wordprocessingml/2006/main" xmlns:w14="http://schemas.microsoft.com/office/word/2010/wordml" xmlns:w15="http://schemas.microsoft.com/office/word/2012/wordml" xmlns:wpg="http://schemas.microsoft.com/office/word/2010/wordprocessingGroup" xmlns:wpi="http://schemas.microsoft.com/office/word/2010/wordprocessingInk" xmlns:wne="http://schemas.microsoft.com/office/word/2006/wordml" xmlns:wps="http://schemas.microsoft.com/office/word/2010/wordprocessingShape" mc:Ignorable="w14 w15 wp14">
   <w:p>
     <w:pPr>
       <w:pStyle w:val="Piedepgina"/>
@@ -51179,6 +49789,7 @@
       <w:rPr>
         <w:noProof/>
         <w:color w:val="5B9BD5" w:themeColor="accent1"/>
+        <w:lang w:val="es-AR" w:eastAsia="es-AR"/>
       </w:rPr>
       <mc:AlternateContent>
         <mc:Choice Requires="wps">
@@ -51251,7 +49862,7 @@
             </wp:anchor>
           </w:drawing>
         </mc:Choice>
-        <mc:Fallback>
+        <mc:Fallback xmlns:w16se="http://schemas.microsoft.com/office/word/2015/wordml/symex" xmlns:cx="http://schemas.microsoft.com/office/drawing/2014/chartex">
           <w:pict>
             <v:rect w14:anchorId="2B718029" id="Rectángulo 6" o:spid="_x0000_s1026" style="position:absolute;margin-left:0;margin-top:0;width:579.9pt;height:750.3pt;z-index:251662336;visibility:visible;mso-wrap-style:square;mso-width-percent:950;mso-height-percent:950;mso-wrap-distance-left:9pt;mso-wrap-distance-top:0;mso-wrap-distance-right:9pt;mso-wrap-distance-bottom:0;mso-position-horizontal:center;mso-position-horizontal-relative:page;mso-position-vertical:center;mso-position-vertical-relative:page;mso-width-percent:950;mso-height-percent:950;mso-width-relative:page;mso-height-relative:page;v-text-anchor:middle" o:gfxdata="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" filled="f" strokecolor="#747070 [1614]" strokeweight="1.25pt">
               <w10:wrap anchorx="page" anchory="page"/>
@@ -51322,7 +49933,7 @@
 </file>
 
 <file path=word/footnotes.xml><?xml version="1.0" encoding="utf-8"?>
-<w:footnotes xmlns:wpc="http://schemas.microsoft.com/office/word/2010/wordprocessingCanvas" xmlns:cx="http://schemas.microsoft.com/office/drawing/2014/chartex" xmlns:mc="http://schemas.openxmlformats.org/markup-compatibility/2006" xmlns:o="urn:schemas-microsoft-com:office:office" xmlns:r="http://schemas.openxmlformats.org/officeDocument/2006/relationships" xmlns:m="http://schemas.openxmlformats.org/officeDocument/2006/math" xmlns:v="urn:schemas-microsoft-com:vml" xmlns:wp14="http://schemas.microsoft.com/office/word/2010/wordprocessingDrawing" xmlns:wp="http://schemas.openxmlformats.org/drawingml/2006/wordprocessingDrawing" xmlns:w10="urn:schemas-microsoft-com:office:word" xmlns:w="http://schemas.openxmlformats.org/wordprocessingml/2006/main" xmlns:w14="http://schemas.microsoft.com/office/word/2010/wordml" xmlns:w15="http://schemas.microsoft.com/office/word/2012/wordml" xmlns:w16se="http://schemas.microsoft.com/office/word/2015/wordml/symex" xmlns:wpg="http://schemas.microsoft.com/office/word/2010/wordprocessingGroup" xmlns:wpi="http://schemas.microsoft.com/office/word/2010/wordprocessingInk" xmlns:wne="http://schemas.microsoft.com/office/word/2006/wordml" xmlns:wps="http://schemas.microsoft.com/office/word/2010/wordprocessingShape" mc:Ignorable="w14 w15 w16se wp14">
+<w:footnotes xmlns:wpc="http://schemas.microsoft.com/office/word/2010/wordprocessingCanvas" xmlns:mc="http://schemas.openxmlformats.org/markup-compatibility/2006" xmlns:o="urn:schemas-microsoft-com:office:office" xmlns:r="http://schemas.openxmlformats.org/officeDocument/2006/relationships" xmlns:m="http://schemas.openxmlformats.org/officeDocument/2006/math" xmlns:v="urn:schemas-microsoft-com:vml" xmlns:wp14="http://schemas.microsoft.com/office/word/2010/wordprocessingDrawing" xmlns:wp="http://schemas.openxmlformats.org/drawingml/2006/wordprocessingDrawing" xmlns:w10="urn:schemas-microsoft-com:office:word" xmlns:w="http://schemas.openxmlformats.org/wordprocessingml/2006/main" xmlns:w14="http://schemas.microsoft.com/office/word/2010/wordml" xmlns:w15="http://schemas.microsoft.com/office/word/2012/wordml" xmlns:wpg="http://schemas.microsoft.com/office/word/2010/wordprocessingGroup" xmlns:wpi="http://schemas.microsoft.com/office/word/2010/wordprocessingInk" xmlns:wne="http://schemas.microsoft.com/office/word/2006/wordml" xmlns:wps="http://schemas.microsoft.com/office/word/2010/wordprocessingShape" mc:Ignorable="w14 w15 wp14">
   <w:footnote w:type="separator" w:id="-1">
     <w:p>
       <w:pPr>
@@ -51347,7 +49958,7 @@
 </file>
 
 <file path=word/header1.xml><?xml version="1.0" encoding="utf-8"?>
-<w:hdr xmlns:wpc="http://schemas.microsoft.com/office/word/2010/wordprocessingCanvas" xmlns:cx="http://schemas.microsoft.com/office/drawing/2014/chartex" xmlns:mc="http://schemas.openxmlformats.org/markup-compatibility/2006" xmlns:o="urn:schemas-microsoft-com:office:office" xmlns:r="http://schemas.openxmlformats.org/officeDocument/2006/relationships" xmlns:m="http://schemas.openxmlformats.org/officeDocument/2006/math" xmlns:v="urn:schemas-microsoft-com:vml" xmlns:wp14="http://schemas.microsoft.com/office/word/2010/wordprocessingDrawing" xmlns:wp="http://schemas.openxmlformats.org/drawingml/2006/wordprocessingDrawing" xmlns:w10="urn:schemas-microsoft-com:office:word" xmlns:w="http://schemas.openxmlformats.org/wordprocessingml/2006/main" xmlns:w14="http://schemas.microsoft.com/office/word/2010/wordml" xmlns:w15="http://schemas.microsoft.com/office/word/2012/wordml" xmlns:w16se="http://schemas.microsoft.com/office/word/2015/wordml/symex" xmlns:wpg="http://schemas.microsoft.com/office/word/2010/wordprocessingGroup" xmlns:wpi="http://schemas.microsoft.com/office/word/2010/wordprocessingInk" xmlns:wne="http://schemas.microsoft.com/office/word/2006/wordml" xmlns:wps="http://schemas.microsoft.com/office/word/2010/wordprocessingShape" mc:Ignorable="w14 w15 w16se wp14">
+<w:hdr xmlns:wpc="http://schemas.microsoft.com/office/word/2010/wordprocessingCanvas" xmlns:mc="http://schemas.openxmlformats.org/markup-compatibility/2006" xmlns:o="urn:schemas-microsoft-com:office:office" xmlns:r="http://schemas.openxmlformats.org/officeDocument/2006/relationships" xmlns:m="http://schemas.openxmlformats.org/officeDocument/2006/math" xmlns:v="urn:schemas-microsoft-com:vml" xmlns:wp14="http://schemas.microsoft.com/office/word/2010/wordprocessingDrawing" xmlns:wp="http://schemas.openxmlformats.org/drawingml/2006/wordprocessingDrawing" xmlns:w10="urn:schemas-microsoft-com:office:word" xmlns:w="http://schemas.openxmlformats.org/wordprocessingml/2006/main" xmlns:w14="http://schemas.microsoft.com/office/word/2010/wordml" xmlns:w15="http://schemas.microsoft.com/office/word/2012/wordml" xmlns:wpg="http://schemas.microsoft.com/office/word/2010/wordprocessingGroup" xmlns:wpi="http://schemas.microsoft.com/office/word/2010/wordprocessingInk" xmlns:wne="http://schemas.microsoft.com/office/word/2006/wordml" xmlns:wps="http://schemas.microsoft.com/office/word/2010/wordprocessingShape" mc:Ignorable="w14 w15 wp14">
   <w:p>
     <w:pPr>
       <w:pStyle w:val="Encabezado"/>
@@ -51357,7 +49968,7 @@
 </file>
 
 <file path=word/header2.xml><?xml version="1.0" encoding="utf-8"?>
-<w:hdr xmlns:wpc="http://schemas.microsoft.com/office/word/2010/wordprocessingCanvas" xmlns:cx="http://schemas.microsoft.com/office/drawing/2014/chartex" xmlns:mc="http://schemas.openxmlformats.org/markup-compatibility/2006" xmlns:o="urn:schemas-microsoft-com:office:office" xmlns:r="http://schemas.openxmlformats.org/officeDocument/2006/relationships" xmlns:m="http://schemas.openxmlformats.org/officeDocument/2006/math" xmlns:v="urn:schemas-microsoft-com:vml" xmlns:wp14="http://schemas.microsoft.com/office/word/2010/wordprocessingDrawing" xmlns:wp="http://schemas.openxmlformats.org/drawingml/2006/wordprocessingDrawing" xmlns:w10="urn:schemas-microsoft-com:office:word" xmlns:w="http://schemas.openxmlformats.org/wordprocessingml/2006/main" xmlns:w14="http://schemas.microsoft.com/office/word/2010/wordml" xmlns:w15="http://schemas.microsoft.com/office/word/2012/wordml" xmlns:w16se="http://schemas.microsoft.com/office/word/2015/wordml/symex" xmlns:wpg="http://schemas.microsoft.com/office/word/2010/wordprocessingGroup" xmlns:wpi="http://schemas.microsoft.com/office/word/2010/wordprocessingInk" xmlns:wne="http://schemas.microsoft.com/office/word/2006/wordml" xmlns:wps="http://schemas.microsoft.com/office/word/2010/wordprocessingShape" mc:Ignorable="w14 w15 w16se wp14">
+<w:hdr xmlns:wpc="http://schemas.microsoft.com/office/word/2010/wordprocessingCanvas" xmlns:mc="http://schemas.openxmlformats.org/markup-compatibility/2006" xmlns:o="urn:schemas-microsoft-com:office:office" xmlns:r="http://schemas.openxmlformats.org/officeDocument/2006/relationships" xmlns:m="http://schemas.openxmlformats.org/officeDocument/2006/math" xmlns:v="urn:schemas-microsoft-com:vml" xmlns:wp14="http://schemas.microsoft.com/office/word/2010/wordprocessingDrawing" xmlns:wp="http://schemas.openxmlformats.org/drawingml/2006/wordprocessingDrawing" xmlns:w10="urn:schemas-microsoft-com:office:word" xmlns:w="http://schemas.openxmlformats.org/wordprocessingml/2006/main" xmlns:w14="http://schemas.microsoft.com/office/word/2010/wordml" xmlns:w15="http://schemas.microsoft.com/office/word/2012/wordml" xmlns:wpg="http://schemas.microsoft.com/office/word/2010/wordprocessingGroup" xmlns:wpi="http://schemas.microsoft.com/office/word/2010/wordprocessingInk" xmlns:wne="http://schemas.microsoft.com/office/word/2006/wordml" xmlns:wps="http://schemas.microsoft.com/office/word/2010/wordprocessingShape" mc:Ignorable="w14 w15 wp14">
   <w:p>
     <w:pPr>
       <w:pStyle w:val="Encabezado"/>
@@ -51369,6 +49980,7 @@
     <w:r>
       <w:rPr>
         <w:noProof/>
+        <w:lang w:val="es-AR" w:eastAsia="es-AR"/>
       </w:rPr>
       <w:drawing>
         <wp:anchor distT="0" distB="0" distL="114300" distR="114300" simplePos="0" relativeHeight="251658240" behindDoc="0" locked="0" layoutInCell="1" allowOverlap="1" wp14:anchorId="7845613B" wp14:editId="18B01889">
@@ -51452,8 +50064,6 @@
         <w:lang w:val="es-ES"/>
       </w:rPr>
     </w:pPr>
-    <w:bookmarkStart w:id="43" w:name="_GoBack"/>
-    <w:bookmarkEnd w:id="43"/>
     <w:r>
       <w:rPr>
         <w:b/>
@@ -51479,6 +50089,7 @@
         <w:b/>
         <w:noProof/>
         <w:u w:val="single"/>
+        <w:lang w:val="es-AR" w:eastAsia="es-AR"/>
       </w:rPr>
       <mc:AlternateContent>
         <mc:Choice Requires="wps">
@@ -51533,7 +50144,7 @@
             </wp:anchor>
           </w:drawing>
         </mc:Choice>
-        <mc:Fallback>
+        <mc:Fallback xmlns:w16se="http://schemas.microsoft.com/office/word/2015/wordml/symex" xmlns:cx="http://schemas.microsoft.com/office/drawing/2014/chartex">
           <w:pict>
             <v:line w14:anchorId="19F4DE7B" id="Conector recto 1" o:spid="_x0000_s1026" style="position:absolute;z-index:251663360;visibility:visible;mso-wrap-style:square;mso-width-percent:0;mso-wrap-distance-left:9pt;mso-wrap-distance-top:0;mso-wrap-distance-right:9pt;mso-wrap-distance-bottom:0;mso-position-horizontal:absolute;mso-position-horizontal-relative:text;mso-position-vertical:absolute;mso-position-vertical-relative:text;mso-width-percent:0;mso-width-relative:margin" from="-4.25pt,7.35pt" to="481.45pt,7.35pt" o:gfxdata="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" strokecolor="black [3200]" strokeweight=".5pt">
               <v:stroke joinstyle="miter"/>
@@ -51547,7 +50158,7 @@
 </file>
 
 <file path=word/header3.xml><?xml version="1.0" encoding="utf-8"?>
-<w:hdr xmlns:wpc="http://schemas.microsoft.com/office/word/2010/wordprocessingCanvas" xmlns:cx="http://schemas.microsoft.com/office/drawing/2014/chartex" xmlns:mc="http://schemas.openxmlformats.org/markup-compatibility/2006" xmlns:o="urn:schemas-microsoft-com:office:office" xmlns:r="http://schemas.openxmlformats.org/officeDocument/2006/relationships" xmlns:m="http://schemas.openxmlformats.org/officeDocument/2006/math" xmlns:v="urn:schemas-microsoft-com:vml" xmlns:wp14="http://schemas.microsoft.com/office/word/2010/wordprocessingDrawing" xmlns:wp="http://schemas.openxmlformats.org/drawingml/2006/wordprocessingDrawing" xmlns:w10="urn:schemas-microsoft-com:office:word" xmlns:w="http://schemas.openxmlformats.org/wordprocessingml/2006/main" xmlns:w14="http://schemas.microsoft.com/office/word/2010/wordml" xmlns:w15="http://schemas.microsoft.com/office/word/2012/wordml" xmlns:w16se="http://schemas.microsoft.com/office/word/2015/wordml/symex" xmlns:wpg="http://schemas.microsoft.com/office/word/2010/wordprocessingGroup" xmlns:wpi="http://schemas.microsoft.com/office/word/2010/wordprocessingInk" xmlns:wne="http://schemas.microsoft.com/office/word/2006/wordml" xmlns:wps="http://schemas.microsoft.com/office/word/2010/wordprocessingShape" mc:Ignorable="w14 w15 w16se wp14">
+<w:hdr xmlns:wpc="http://schemas.microsoft.com/office/word/2010/wordprocessingCanvas" xmlns:mc="http://schemas.openxmlformats.org/markup-compatibility/2006" xmlns:o="urn:schemas-microsoft-com:office:office" xmlns:r="http://schemas.openxmlformats.org/officeDocument/2006/relationships" xmlns:m="http://schemas.openxmlformats.org/officeDocument/2006/math" xmlns:v="urn:schemas-microsoft-com:vml" xmlns:wp14="http://schemas.microsoft.com/office/word/2010/wordprocessingDrawing" xmlns:wp="http://schemas.openxmlformats.org/drawingml/2006/wordprocessingDrawing" xmlns:w10="urn:schemas-microsoft-com:office:word" xmlns:w="http://schemas.openxmlformats.org/wordprocessingml/2006/main" xmlns:w14="http://schemas.microsoft.com/office/word/2010/wordml" xmlns:w15="http://schemas.microsoft.com/office/word/2012/wordml" xmlns:wpg="http://schemas.microsoft.com/office/word/2010/wordprocessingGroup" xmlns:wpi="http://schemas.microsoft.com/office/word/2010/wordprocessingInk" xmlns:wne="http://schemas.microsoft.com/office/word/2006/wordml" xmlns:wps="http://schemas.microsoft.com/office/word/2010/wordprocessingShape" mc:Ignorable="w14 w15 wp14">
   <w:p>
     <w:pPr>
       <w:pStyle w:val="Encabezado"/>
@@ -51557,7 +50168,7 @@
 </file>
 
 <file path=word/numbering.xml><?xml version="1.0" encoding="utf-8"?>
-<w:numbering xmlns:wpc="http://schemas.microsoft.com/office/word/2010/wordprocessingCanvas" xmlns:cx="http://schemas.microsoft.com/office/drawing/2014/chartex" xmlns:mc="http://schemas.openxmlformats.org/markup-compatibility/2006" xmlns:o="urn:schemas-microsoft-com:office:office" xmlns:r="http://schemas.openxmlformats.org/officeDocument/2006/relationships" xmlns:m="http://schemas.openxmlformats.org/officeDocument/2006/math" xmlns:v="urn:schemas-microsoft-com:vml" xmlns:wp14="http://schemas.microsoft.com/office/word/2010/wordprocessingDrawing" xmlns:wp="http://schemas.openxmlformats.org/drawingml/2006/wordprocessingDrawing" xmlns:w10="urn:schemas-microsoft-com:office:word" xmlns:w="http://schemas.openxmlformats.org/wordprocessingml/2006/main" xmlns:w14="http://schemas.microsoft.com/office/word/2010/wordml" xmlns:w15="http://schemas.microsoft.com/office/word/2012/wordml" xmlns:w16se="http://schemas.microsoft.com/office/word/2015/wordml/symex" xmlns:wpg="http://schemas.microsoft.com/office/word/2010/wordprocessingGroup" xmlns:wpi="http://schemas.microsoft.com/office/word/2010/wordprocessingInk" xmlns:wne="http://schemas.microsoft.com/office/word/2006/wordml" xmlns:wps="http://schemas.microsoft.com/office/word/2010/wordprocessingShape" mc:Ignorable="w14 w15 w16se wp14">
+<w:numbering xmlns:wpc="http://schemas.microsoft.com/office/word/2010/wordprocessingCanvas" xmlns:mc="http://schemas.openxmlformats.org/markup-compatibility/2006" xmlns:o="urn:schemas-microsoft-com:office:office" xmlns:r="http://schemas.openxmlformats.org/officeDocument/2006/relationships" xmlns:m="http://schemas.openxmlformats.org/officeDocument/2006/math" xmlns:v="urn:schemas-microsoft-com:vml" xmlns:wp14="http://schemas.microsoft.com/office/word/2010/wordprocessingDrawing" xmlns:wp="http://schemas.openxmlformats.org/drawingml/2006/wordprocessingDrawing" xmlns:w10="urn:schemas-microsoft-com:office:word" xmlns:w="http://schemas.openxmlformats.org/wordprocessingml/2006/main" xmlns:w14="http://schemas.microsoft.com/office/word/2010/wordml" xmlns:w15="http://schemas.microsoft.com/office/word/2012/wordml" xmlns:wpg="http://schemas.microsoft.com/office/word/2010/wordprocessingGroup" xmlns:wpi="http://schemas.microsoft.com/office/word/2010/wordprocessingInk" xmlns:wne="http://schemas.microsoft.com/office/word/2006/wordml" xmlns:wps="http://schemas.microsoft.com/office/word/2010/wordprocessingShape" mc:Ignorable="w14 w15 wp14">
   <w:abstractNum w:abstractNumId="0" w15:restartNumberingAfterBreak="0">
     <w:nsid w:val="03EA4D80"/>
     <w:multiLevelType w:val="hybridMultilevel"/>
@@ -52328,7 +50939,7 @@
 </file>
 
 <file path=word/styles.xml><?xml version="1.0" encoding="utf-8"?>
-<w:styles xmlns:mc="http://schemas.openxmlformats.org/markup-compatibility/2006" xmlns:r="http://schemas.openxmlformats.org/officeDocument/2006/relationships" xmlns:w="http://schemas.openxmlformats.org/wordprocessingml/2006/main" xmlns:w14="http://schemas.microsoft.com/office/word/2010/wordml" xmlns:w15="http://schemas.microsoft.com/office/word/2012/wordml" xmlns:w16se="http://schemas.microsoft.com/office/word/2015/wordml/symex" mc:Ignorable="w14 w15 w16se">
+<w:styles xmlns:mc="http://schemas.openxmlformats.org/markup-compatibility/2006" xmlns:r="http://schemas.openxmlformats.org/officeDocument/2006/relationships" xmlns:w="http://schemas.openxmlformats.org/wordprocessingml/2006/main" xmlns:w14="http://schemas.microsoft.com/office/word/2010/wordml" xmlns:w15="http://schemas.microsoft.com/office/word/2012/wordml" mc:Ignorable="w14 w15">
   <w:docDefaults>
     <w:rPrDefault>
       <w:rPr>
@@ -52944,11 +51555,11 @@
       <w:szCs w:val="32"/>
     </w:rPr>
   </w:style>
-  <w:style w:type="paragraph" w:styleId="Ttulo">
+  <w:style w:type="paragraph" w:styleId="Puesto">
     <w:name w:val="Title"/>
     <w:basedOn w:val="Normal"/>
     <w:next w:val="Normal"/>
-    <w:link w:val="TtuloCar"/>
+    <w:link w:val="PuestoCar"/>
     <w:uiPriority w:val="10"/>
     <w:qFormat/>
     <w:rsid w:val="00900E1C"/>
@@ -52964,10 +51575,10 @@
       <w:szCs w:val="56"/>
     </w:rPr>
   </w:style>
-  <w:style w:type="character" w:customStyle="1" w:styleId="TtuloCar">
-    <w:name w:val="Título Car"/>
+  <w:style w:type="character" w:customStyle="1" w:styleId="PuestoCar">
+    <w:name w:val="Puesto Car"/>
     <w:basedOn w:val="Fuentedeprrafopredeter"/>
-    <w:link w:val="Ttulo"/>
+    <w:link w:val="Puesto"/>
     <w:uiPriority w:val="10"/>
     <w:rsid w:val="00900E1C"/>
     <w:rPr>
@@ -52978,7 +51589,7 @@
       <w:szCs w:val="56"/>
     </w:rPr>
   </w:style>
-  <w:style w:type="paragraph" w:styleId="TtuloTDC">
+  <w:style w:type="paragraph" w:styleId="TtulodeTDC">
     <w:name w:val="TOC Heading"/>
     <w:basedOn w:val="Ttulo1"/>
     <w:next w:val="Normal"/>
@@ -53474,7 +52085,7 @@
 </file>
 
 <file path=customXml/itemProps1.xml><?xml version="1.0" encoding="utf-8"?>
-<ds:datastoreItem xmlns:ds="http://schemas.openxmlformats.org/officeDocument/2006/customXml" ds:itemID="{125D9AFB-A61E-42D2-8BD0-F9B254DC817C}">
+<ds:datastoreItem xmlns:ds="http://schemas.openxmlformats.org/officeDocument/2006/customXml" ds:itemID="{9F268B8F-C0B6-4309-9208-CD7DAF88C2D9}">
   <ds:schemaRefs>
     <ds:schemaRef ds:uri="http://schemas.openxmlformats.org/officeDocument/2006/bibliography"/>
   </ds:schemaRefs>

--- a/Trabajo_Final/Trabajo Final R1-BORQUEZ-RAYES - juan.docx
+++ b/Trabajo_Final/Trabajo Final R1-BORQUEZ-RAYES - juan.docx
@@ -1,6 +1,6 @@
 
 <file path=word/document.xml><?xml version="1.0" encoding="utf-8"?>
-<w:document xmlns:wpc="http://schemas.microsoft.com/office/word/2010/wordprocessingCanvas" xmlns:mc="http://schemas.openxmlformats.org/markup-compatibility/2006" xmlns:o="urn:schemas-microsoft-com:office:office" xmlns:r="http://schemas.openxmlformats.org/officeDocument/2006/relationships" xmlns:m="http://schemas.openxmlformats.org/officeDocument/2006/math" xmlns:v="urn:schemas-microsoft-com:vml" xmlns:wp14="http://schemas.microsoft.com/office/word/2010/wordprocessingDrawing" xmlns:wp="http://schemas.openxmlformats.org/drawingml/2006/wordprocessingDrawing" xmlns:w10="urn:schemas-microsoft-com:office:word" xmlns:w="http://schemas.openxmlformats.org/wordprocessingml/2006/main" xmlns:w14="http://schemas.microsoft.com/office/word/2010/wordml" xmlns:w15="http://schemas.microsoft.com/office/word/2012/wordml" xmlns:wpg="http://schemas.microsoft.com/office/word/2010/wordprocessingGroup" xmlns:wpi="http://schemas.microsoft.com/office/word/2010/wordprocessingInk" xmlns:wne="http://schemas.microsoft.com/office/word/2006/wordml" xmlns:wps="http://schemas.microsoft.com/office/word/2010/wordprocessingShape" mc:Ignorable="w14 w15 wp14">
+<w:document xmlns:wpc="http://schemas.microsoft.com/office/word/2010/wordprocessingCanvas" xmlns:cx="http://schemas.microsoft.com/office/drawing/2014/chartex" xmlns:mc="http://schemas.openxmlformats.org/markup-compatibility/2006" xmlns:o="urn:schemas-microsoft-com:office:office" xmlns:r="http://schemas.openxmlformats.org/officeDocument/2006/relationships" xmlns:m="http://schemas.openxmlformats.org/officeDocument/2006/math" xmlns:v="urn:schemas-microsoft-com:vml" xmlns:wp14="http://schemas.microsoft.com/office/word/2010/wordprocessingDrawing" xmlns:wp="http://schemas.openxmlformats.org/drawingml/2006/wordprocessingDrawing" xmlns:w10="urn:schemas-microsoft-com:office:word" xmlns:w="http://schemas.openxmlformats.org/wordprocessingml/2006/main" xmlns:w14="http://schemas.microsoft.com/office/word/2010/wordml" xmlns:w15="http://schemas.microsoft.com/office/word/2012/wordml" xmlns:w16se="http://schemas.microsoft.com/office/word/2015/wordml/symex" xmlns:wpg="http://schemas.microsoft.com/office/word/2010/wordprocessingGroup" xmlns:wpi="http://schemas.microsoft.com/office/word/2010/wordprocessingInk" xmlns:wne="http://schemas.microsoft.com/office/word/2006/wordml" xmlns:wps="http://schemas.microsoft.com/office/word/2010/wordprocessingShape" mc:Ignorable="w14 w15 w16se wp14">
   <w:body>
     <w:p>
       <w:pPr>
@@ -33,7 +33,6 @@
       <w:r>
         <w:rPr>
           <w:noProof/>
-          <w:lang w:val="es-AR" w:eastAsia="es-AR"/>
         </w:rPr>
         <w:drawing>
           <wp:anchor distT="0" distB="0" distL="114300" distR="114300" simplePos="0" relativeHeight="251661312" behindDoc="0" locked="0" layoutInCell="1" allowOverlap="1" wp14:anchorId="2AFF95CA" wp14:editId="2A222865">
@@ -611,7 +610,7 @@
       <w:sdtContent>
         <w:p>
           <w:pPr>
-            <w:pStyle w:val="TtulodeTDC"/>
+            <w:pStyle w:val="TtuloTDC"/>
             <w:ind w:left="720" w:hanging="436"/>
             <w:rPr>
               <w:rFonts w:ascii="Cambria Math" w:hAnsi="Cambria Math"/>
@@ -1285,7 +1284,7 @@
                 <w:noProof/>
                 <w:webHidden/>
               </w:rPr>
-              <w:t>7</w:t>
+              <w:t>6</w:t>
             </w:r>
             <w:r>
               <w:rPr>
@@ -1461,7 +1460,7 @@
                 <w:noProof/>
                 <w:webHidden/>
               </w:rPr>
-              <w:t>8</w:t>
+              <w:t>7</w:t>
             </w:r>
             <w:r>
               <w:rPr>
@@ -1549,7 +1548,7 @@
                 <w:noProof/>
                 <w:webHidden/>
               </w:rPr>
-              <w:t>8</w:t>
+              <w:t>7</w:t>
             </w:r>
             <w:r>
               <w:rPr>
@@ -1637,7 +1636,7 @@
                 <w:noProof/>
                 <w:webHidden/>
               </w:rPr>
-              <w:t>9</w:t>
+              <w:t>8</w:t>
             </w:r>
             <w:r>
               <w:rPr>
@@ -2138,7 +2137,7 @@
                 <w:noProof/>
                 <w:webHidden/>
               </w:rPr>
-              <w:t>13</w:t>
+              <w:t>12</w:t>
             </w:r>
             <w:r>
               <w:rPr>
@@ -2270,7 +2269,7 @@
               <w:rPr>
                 <w:webHidden/>
               </w:rPr>
-              <w:t>14</w:t>
+              <w:t>13</w:t>
             </w:r>
             <w:r>
               <w:rPr>
@@ -2330,7 +2329,7 @@
               <w:rPr>
                 <w:webHidden/>
               </w:rPr>
-              <w:t>14</w:t>
+              <w:t>13</w:t>
             </w:r>
             <w:r>
               <w:rPr>
@@ -2760,7 +2759,7 @@
                 <w:noProof/>
                 <w:webHidden/>
               </w:rPr>
-              <w:t>20</w:t>
+              <w:t>19</w:t>
             </w:r>
             <w:r>
               <w:rPr>
@@ -2979,7 +2978,7 @@
                 <w:noProof/>
                 <w:webHidden/>
               </w:rPr>
-              <w:t>21</w:t>
+              <w:t>20</w:t>
             </w:r>
             <w:r>
               <w:rPr>
@@ -3060,7 +3059,7 @@
                 <w:noProof/>
                 <w:webHidden/>
               </w:rPr>
-              <w:t>22</w:t>
+              <w:t>21</w:t>
             </w:r>
             <w:r>
               <w:rPr>
@@ -3139,7 +3138,7 @@
               <w:rPr>
                 <w:webHidden/>
               </w:rPr>
-              <w:t>24</w:t>
+              <w:t>23</w:t>
             </w:r>
             <w:r>
               <w:rPr>
@@ -3226,7 +3225,7 @@
                 <w:noProof/>
                 <w:webHidden/>
               </w:rPr>
-              <w:t>24</w:t>
+              <w:t>23</w:t>
             </w:r>
             <w:r>
               <w:rPr>
@@ -3314,7 +3313,7 @@
                 <w:noProof/>
                 <w:webHidden/>
               </w:rPr>
-              <w:t>26</w:t>
+              <w:t>25</w:t>
             </w:r>
             <w:r>
               <w:rPr>
@@ -3375,7 +3374,7 @@
               <w:rPr>
                 <w:webHidden/>
               </w:rPr>
-              <w:t>28</w:t>
+              <w:t>27</w:t>
             </w:r>
             <w:r>
               <w:rPr>
@@ -3435,7 +3434,7 @@
               <w:rPr>
                 <w:webHidden/>
               </w:rPr>
-              <w:t>29</w:t>
+              <w:t>28</w:t>
             </w:r>
             <w:r>
               <w:rPr>
@@ -3495,7 +3494,7 @@
               <w:rPr>
                 <w:webHidden/>
               </w:rPr>
-              <w:t>30</w:t>
+              <w:t>29</w:t>
             </w:r>
             <w:r>
               <w:rPr>
@@ -3565,7 +3564,7 @@
                 <w:noProof/>
                 <w:webHidden/>
               </w:rPr>
-              <w:t>30</w:t>
+              <w:t>29</w:t>
             </w:r>
             <w:r>
               <w:rPr>
@@ -3636,7 +3635,7 @@
                 <w:noProof/>
                 <w:webHidden/>
               </w:rPr>
-              <w:t>31</w:t>
+              <w:t>30</w:t>
             </w:r>
             <w:r>
               <w:rPr>
@@ -3707,7 +3706,7 @@
                 <w:noProof/>
                 <w:webHidden/>
               </w:rPr>
-              <w:t>32</w:t>
+              <w:t>31</w:t>
             </w:r>
             <w:r>
               <w:rPr>
@@ -3778,7 +3777,7 @@
                 <w:noProof/>
                 <w:webHidden/>
               </w:rPr>
-              <w:t>33</w:t>
+              <w:t>32</w:t>
             </w:r>
             <w:r>
               <w:rPr>
@@ -3849,7 +3848,7 @@
                 <w:noProof/>
                 <w:webHidden/>
               </w:rPr>
-              <w:t>34</w:t>
+              <w:t>33</w:t>
             </w:r>
             <w:r>
               <w:rPr>
@@ -3920,7 +3919,7 @@
                 <w:noProof/>
                 <w:webHidden/>
               </w:rPr>
-              <w:t>35</w:t>
+              <w:t>34</w:t>
             </w:r>
             <w:r>
               <w:rPr>
@@ -3991,7 +3990,7 @@
                 <w:noProof/>
                 <w:webHidden/>
               </w:rPr>
-              <w:t>36</w:t>
+              <w:t>35</w:t>
             </w:r>
             <w:r>
               <w:rPr>
@@ -4061,7 +4060,7 @@
                 <w:noProof/>
                 <w:webHidden/>
               </w:rPr>
-              <w:t>39</w:t>
+              <w:t>38</w:t>
             </w:r>
             <w:r>
               <w:rPr>
@@ -4169,13 +4168,43 @@
         <w:rPr>
           <w:lang w:val="es-ES"/>
         </w:rPr>
-        <w:t>Este trabajo presenta la simulación de una aplicación robótica utilizando el robot UR10e en un entorno de manipulación controlado, con aplicaciones potenciales en el manejo de materiales radiactivos. A lo largo del documento, se detallan el diseño y la implementación de una celda robótica simulada, incluyendo componentes como la máquina de gammagrafía, las pastillas de materi</w:t>
-      </w:r>
-      <w:r>
-        <w:rPr>
-          <w:lang w:val="es-ES"/>
-        </w:rPr>
-        <w:t>al radiactivo, el contenedor y un</w:t>
+        <w:t>Este trabajo presenta la simulación de una aplicación robótica utilizando el robot UR10e en un en</w:t>
+      </w:r>
+      <w:r>
+        <w:rPr>
+          <w:lang w:val="es-ES"/>
+        </w:rPr>
+        <w:t>torno de manipulación</w:t>
+      </w:r>
+      <w:r>
+        <w:rPr>
+          <w:lang w:val="es-ES"/>
+        </w:rPr>
+        <w:t>, con aplicaciones potenciales en el manejo de materiales radiactivos. A lo largo del documento, se detallan el diseño y la implementación de una celda robótica simulada</w:t>
+      </w:r>
+      <w:r>
+        <w:rPr>
+          <w:lang w:val="es-ES"/>
+        </w:rPr>
+        <w:t xml:space="preserve">, incluyendo componentes como una máquina de gammagrafía, </w:t>
+      </w:r>
+      <w:r>
+        <w:rPr>
+          <w:lang w:val="es-ES"/>
+        </w:rPr>
+        <w:t>pastillas de materi</w:t>
+      </w:r>
+      <w:r>
+        <w:rPr>
+          <w:lang w:val="es-ES"/>
+        </w:rPr>
+        <w:t>al radiactivo, un</w:t>
+      </w:r>
+      <w:r>
+        <w:rPr>
+          <w:lang w:val="es-ES"/>
+        </w:rPr>
+        <w:t xml:space="preserve"> contenedor y un</w:t>
       </w:r>
       <w:r>
         <w:rPr>
@@ -4227,59 +4256,51 @@
         </w:rPr>
         <w:t xml:space="preserve">en </w:t>
       </w:r>
+      <w:r>
+        <w:rPr>
+          <w:lang w:val="es-ES"/>
+        </w:rPr>
+        <w:t>el espacio articular y en el cartesiano</w:t>
+      </w:r>
+      <w:r>
+        <w:rPr>
+          <w:lang w:val="es-ES"/>
+        </w:rPr>
+        <w:t>. Los resultados de la simulación muestran la precisión de las trayectorias generadas para ejecutar movimientos complejos de manera fluida.</w:t>
+      </w:r>
+    </w:p>
+    <w:p>
+      <w:pPr>
+        <w:ind w:firstLine="0"/>
+        <w:rPr>
+          <w:lang w:val="es-ES"/>
+        </w:rPr>
+      </w:pPr>
+      <w:r>
+        <w:rPr>
+          <w:b/>
+          <w:lang w:val="es-ES"/>
+        </w:rPr>
+        <w:t>Palabras clave:</w:t>
+      </w:r>
+      <w:r>
+        <w:rPr>
+          <w:lang w:val="es-ES"/>
+        </w:rPr>
+        <w:t xml:space="preserve"> Robot UR10e, manipulación de materiales radiactivos, cinemática directa, cinemática inversa, planificación de trayectorias, singularidades robóticas, convención </w:t>
+      </w:r>
       <w:proofErr w:type="spellStart"/>
       <w:r>
         <w:rPr>
           <w:lang w:val="es-ES"/>
         </w:rPr>
-        <w:t>lel</w:t>
+        <w:t>Denavit-Hartenberg</w:t>
       </w:r>
       <w:proofErr w:type="spellEnd"/>
       <w:r>
         <w:rPr>
           <w:lang w:val="es-ES"/>
         </w:rPr>
-        <w:t xml:space="preserve"> espacio articular y en el cartesiano</w:t>
-      </w:r>
-      <w:r>
-        <w:rPr>
-          <w:lang w:val="es-ES"/>
-        </w:rPr>
-        <w:t>. Los resultados de la simulación muestran la precisión de las trayectorias generadas para ejecutar movimientos complejos de manera fluida.</w:t>
-      </w:r>
-    </w:p>
-    <w:p>
-      <w:pPr>
-        <w:ind w:firstLine="0"/>
-        <w:rPr>
-          <w:lang w:val="es-ES"/>
-        </w:rPr>
-      </w:pPr>
-      <w:r>
-        <w:rPr>
-          <w:b/>
-          <w:lang w:val="es-ES"/>
-        </w:rPr>
-        <w:t>Palabras clave:</w:t>
-      </w:r>
-      <w:r>
-        <w:rPr>
-          <w:lang w:val="es-ES"/>
-        </w:rPr>
-        <w:t xml:space="preserve"> Robot UR10e, manipulación de materiales radiactivos, cinemática directa, cinemática inversa, planificación de trayectorias, singularidades robóticas, convención </w:t>
-      </w:r>
-      <w:proofErr w:type="spellStart"/>
-      <w:r>
-        <w:rPr>
-          <w:lang w:val="es-ES"/>
-        </w:rPr>
-        <w:t>Denavit-Hartenberg</w:t>
-      </w:r>
-      <w:proofErr w:type="spellEnd"/>
-      <w:r>
-        <w:rPr>
-          <w:lang w:val="es-ES"/>
-        </w:rPr>
         <w:t>,</w:t>
       </w:r>
       <w:r>
@@ -4333,7 +4354,49 @@
         <w:rPr>
           <w:lang w:val="en-GB"/>
         </w:rPr>
-        <w:t xml:space="preserve">This paper presents the simulation of a robotic application using the UR10e robot in a controlled manipulation environment, with potential applications in handling radioactive materials. The document details the design and implementation of a simulated robotic cell, including components such as the gamma-ray machine, radioactive material capsules, the container, and a workbench. The robot is </w:t>
+        <w:t>This paper presents the simulation of a robotic application using</w:t>
+      </w:r>
+      <w:r>
+        <w:rPr>
+          <w:lang w:val="en-GB"/>
+        </w:rPr>
+        <w:t xml:space="preserve"> the UR10e robot in a</w:t>
+      </w:r>
+      <w:r>
+        <w:rPr>
+          <w:lang w:val="en-GB"/>
+        </w:rPr>
+        <w:t xml:space="preserve"> manipulation environment, with potential applications in handling radioactive materials. The document details the design and implementation of a simulated robotic cell, including compon</w:t>
+      </w:r>
+      <w:r>
+        <w:rPr>
+          <w:lang w:val="en-GB"/>
+        </w:rPr>
+        <w:t>ents such as a</w:t>
+      </w:r>
+      <w:r>
+        <w:rPr>
+          <w:lang w:val="en-GB"/>
+        </w:rPr>
+        <w:t xml:space="preserve"> gamma-ray machine, ra</w:t>
+      </w:r>
+      <w:r>
+        <w:rPr>
+          <w:lang w:val="en-GB"/>
+        </w:rPr>
+        <w:t xml:space="preserve">dioactive material capsules, </w:t>
+      </w:r>
+      <w:r>
+        <w:rPr>
+          <w:lang w:val="en-GB"/>
+        </w:rPr>
+        <w:t>a</w:t>
+      </w:r>
+      <w:r>
+        <w:rPr>
+          <w:lang w:val="en-GB"/>
+        </w:rPr>
+        <w:t xml:space="preserve"> container, and a workbench. The robot is </w:t>
       </w:r>
       <w:proofErr w:type="spellStart"/>
       <w:r>
@@ -4702,7 +4765,6 @@
       <w:r>
         <w:rPr>
           <w:noProof/>
-          <w:lang w:val="es-AR" w:eastAsia="es-AR"/>
         </w:rPr>
         <w:drawing>
           <wp:inline distT="0" distB="0" distL="0" distR="0" wp14:anchorId="36629E32" wp14:editId="005BC653">
@@ -5044,7 +5106,6 @@
       <w:r>
         <w:rPr>
           <w:noProof/>
-          <w:lang w:val="es-AR" w:eastAsia="es-AR"/>
         </w:rPr>
         <w:drawing>
           <wp:inline distT="0" distB="0" distL="0" distR="0" wp14:anchorId="5BD41B25" wp14:editId="73222EBC">
@@ -5102,7 +5163,6 @@
       <w:r>
         <w:rPr>
           <w:noProof/>
-          <w:lang w:val="es-AR" w:eastAsia="es-AR"/>
         </w:rPr>
         <w:drawing>
           <wp:inline distT="0" distB="0" distL="0" distR="0" wp14:anchorId="0167D7CA" wp14:editId="07CE0CAB">
@@ -5293,7 +5353,6 @@
       <w:r>
         <w:rPr>
           <w:noProof/>
-          <w:lang w:val="es-AR" w:eastAsia="es-AR"/>
         </w:rPr>
         <w:drawing>
           <wp:inline distT="0" distB="0" distL="0" distR="0" wp14:anchorId="06C8BD04" wp14:editId="5E07E69B">
@@ -5608,7 +5667,6 @@
       <w:r>
         <w:rPr>
           <w:noProof/>
-          <w:lang w:val="es-AR" w:eastAsia="es-AR"/>
         </w:rPr>
         <w:lastRenderedPageBreak/>
         <w:drawing>
@@ -5667,7 +5725,6 @@
       <w:r>
         <w:rPr>
           <w:noProof/>
-          <w:lang w:val="es-AR" w:eastAsia="es-AR"/>
         </w:rPr>
         <w:drawing>
           <wp:inline distT="0" distB="0" distL="0" distR="0" wp14:anchorId="5D2977D9" wp14:editId="1AE7981A">
@@ -5896,7 +5953,6 @@
       <w:r>
         <w:rPr>
           <w:noProof/>
-          <w:lang w:val="es-AR" w:eastAsia="es-AR"/>
         </w:rPr>
         <w:drawing>
           <wp:inline distT="0" distB="0" distL="0" distR="0" wp14:anchorId="41C2CFDF" wp14:editId="69AD8137">
@@ -6291,7 +6347,6 @@
       <w:r>
         <w:rPr>
           <w:noProof/>
-          <w:lang w:val="es-AR" w:eastAsia="es-AR"/>
         </w:rPr>
         <w:drawing>
           <wp:inline distT="0" distB="0" distL="0" distR="0" wp14:anchorId="404307B4" wp14:editId="668B4D5E">
@@ -6349,7 +6404,6 @@
       <w:r>
         <w:rPr>
           <w:noProof/>
-          <w:lang w:val="es-AR" w:eastAsia="es-AR"/>
         </w:rPr>
         <w:drawing>
           <wp:inline distT="0" distB="0" distL="0" distR="0" wp14:anchorId="09240C35" wp14:editId="46F506CC">
@@ -6541,7 +6595,6 @@
     <w:p>
       <w:pPr>
         <w:spacing w:before="0" w:line="259" w:lineRule="auto"/>
-        <w:ind w:firstLine="0"/>
         <w:jc w:val="left"/>
         <w:rPr>
           <w:rFonts w:eastAsiaTheme="majorEastAsia" w:cstheme="majorBidi"/>
@@ -6549,32 +6602,15 @@
           <w:lang w:val="es-ES"/>
         </w:rPr>
       </w:pPr>
-      <w:r>
-        <w:rPr>
-          <w:lang w:val="es-ES"/>
-        </w:rPr>
-        <w:br w:type="page"/>
-      </w:r>
-    </w:p>
-    <w:p>
-      <w:pPr>
-        <w:pStyle w:val="Ttulo3"/>
-        <w:rPr>
-          <w:lang w:val="es-AR"/>
-        </w:rPr>
-      </w:pPr>
       <w:bookmarkStart w:id="11" w:name="_Toc181560485"/>
       <w:r>
         <w:rPr>
-          <w:u w:val="none"/>
-          <w:lang w:val="es-ES"/>
-        </w:rPr>
-        <w:lastRenderedPageBreak/>
+          <w:lang w:val="es-ES"/>
+        </w:rPr>
         <w:t>3.3.1</w:t>
       </w:r>
       <w:r>
         <w:rPr>
-          <w:u w:val="none"/>
           <w:lang w:val="es-ES"/>
         </w:rPr>
         <w:tab/>
@@ -6773,7 +6809,6 @@
       <w:r>
         <w:rPr>
           <w:noProof/>
-          <w:lang w:val="es-AR" w:eastAsia="es-AR"/>
         </w:rPr>
         <w:drawing>
           <wp:inline distT="0" distB="0" distL="0" distR="0" wp14:anchorId="4112AD21" wp14:editId="0488AFD9">
@@ -6878,6 +6913,7 @@
           <w:u w:val="none"/>
           <w:lang w:val="es-ES"/>
         </w:rPr>
+        <w:lastRenderedPageBreak/>
         <w:t>3.3.2</w:t>
       </w:r>
       <w:r>
@@ -6961,7 +6997,6 @@
       <w:r>
         <w:rPr>
           <w:noProof/>
-          <w:lang w:val="es-AR" w:eastAsia="es-AR"/>
         </w:rPr>
         <w:drawing>
           <wp:inline distT="0" distB="0" distL="0" distR="0" wp14:anchorId="0ACEB7AE" wp14:editId="37694941">
@@ -7079,9 +7114,7 @@
       <w:r>
         <w:rPr>
           <w:noProof/>
-          <w:lang w:val="es-AR" w:eastAsia="es-AR"/>
-        </w:rPr>
-        <w:lastRenderedPageBreak/>
+        </w:rPr>
         <w:drawing>
           <wp:inline distT="0" distB="0" distL="0" distR="0" wp14:anchorId="5D2C218C" wp14:editId="010FD706">
             <wp:extent cx="4029739" cy="3357017"/>
@@ -7173,6 +7206,7 @@
           <w:rFonts w:eastAsiaTheme="minorEastAsia"/>
           <w:lang w:val="es-ES"/>
         </w:rPr>
+        <w:lastRenderedPageBreak/>
         <w:t>3.4 Sensores</w:t>
       </w:r>
       <w:bookmarkEnd w:id="13"/>
@@ -7256,221 +7290,211 @@
     <w:p>
       <w:pPr>
         <w:spacing w:before="0" w:line="259" w:lineRule="auto"/>
-        <w:ind w:firstLine="0"/>
         <w:jc w:val="left"/>
         <w:rPr>
           <w:b/>
           <w:lang w:val="es-ES"/>
         </w:rPr>
       </w:pPr>
+      <w:proofErr w:type="spellStart"/>
       <w:r>
         <w:rPr>
           <w:b/>
           <w:lang w:val="es-ES"/>
         </w:rPr>
-        <w:br w:type="page"/>
-      </w:r>
-    </w:p>
-    <w:p>
-      <w:pPr>
+        <w:t>Encoders</w:t>
+      </w:r>
+      <w:proofErr w:type="spellEnd"/>
+      <w:r>
         <w:rPr>
           <w:b/>
           <w:lang w:val="es-ES"/>
         </w:rPr>
-      </w:pPr>
+        <w:t xml:space="preserve"> Ópticos:</w:t>
+      </w:r>
+    </w:p>
+    <w:p>
+      <w:pPr>
+        <w:rPr>
+          <w:lang w:val="es-ES"/>
+        </w:rPr>
+      </w:pPr>
+      <w:r>
+        <w:rPr>
+          <w:lang w:val="es-ES"/>
+        </w:rPr>
+        <w:t xml:space="preserve">El control preciso de la posición y la velocidad en las articulaciones del robot se logra con </w:t>
+      </w:r>
       <w:proofErr w:type="spellStart"/>
       <w:r>
         <w:rPr>
+          <w:lang w:val="es-ES"/>
+        </w:rPr>
+        <w:t>encoders</w:t>
+      </w:r>
+      <w:proofErr w:type="spellEnd"/>
+      <w:r>
+        <w:rPr>
+          <w:lang w:val="es-ES"/>
+        </w:rPr>
+        <w:t xml:space="preserve"> ópticos en </w:t>
+      </w:r>
+      <w:r>
+        <w:rPr>
+          <w:lang w:val="es-ES"/>
+        </w:rPr>
+        <w:t xml:space="preserve">cada eje. Los </w:t>
+      </w:r>
+      <w:proofErr w:type="spellStart"/>
+      <w:r>
+        <w:rPr>
+          <w:lang w:val="es-ES"/>
+        </w:rPr>
+        <w:t>Renishaw</w:t>
+      </w:r>
+      <w:proofErr w:type="spellEnd"/>
+      <w:r>
+        <w:rPr>
+          <w:lang w:val="es-ES"/>
+        </w:rPr>
+        <w:t xml:space="preserve"> RESOLUTE</w:t>
+      </w:r>
+      <w:r>
+        <w:rPr>
+          <w:lang w:val="es-ES"/>
+        </w:rPr>
+        <w:t xml:space="preserve"> son un ejemplo de sensores avanzados para este tipo de control. Estos </w:t>
+      </w:r>
+      <w:proofErr w:type="spellStart"/>
+      <w:r>
+        <w:rPr>
+          <w:lang w:val="es-ES"/>
+        </w:rPr>
+        <w:t>encoders</w:t>
+      </w:r>
+      <w:proofErr w:type="spellEnd"/>
+      <w:r>
+        <w:rPr>
+          <w:lang w:val="es-ES"/>
+        </w:rPr>
+        <w:t xml:space="preserve"> proporcionan una retroalimentación de alta resolución, fundamental para mantener el control en aplicaciones de precisión y repetitividad. En el caso de tareas de pick-and-place en un entorno radioactivo, el </w:t>
+      </w:r>
+      <w:proofErr w:type="spellStart"/>
+      <w:r>
+        <w:rPr>
+          <w:lang w:val="es-ES"/>
+        </w:rPr>
+        <w:t>encoder</w:t>
+      </w:r>
+      <w:proofErr w:type="spellEnd"/>
+      <w:r>
+        <w:rPr>
+          <w:lang w:val="es-ES"/>
+        </w:rPr>
+        <w:t xml:space="preserve"> permite asegurar que cada posición articular esté alineada con las trayectorias programadas, reduciendo errores y aumentando la p</w:t>
+      </w:r>
+      <w:r>
+        <w:rPr>
+          <w:lang w:val="es-ES"/>
+        </w:rPr>
+        <w:t>recisión en el posicionamiento.</w:t>
+      </w:r>
+    </w:p>
+    <w:p>
+      <w:pPr>
+        <w:rPr>
           <w:b/>
           <w:lang w:val="es-ES"/>
         </w:rPr>
+      </w:pPr>
+      <w:r>
+        <w:rPr>
+          <w:b/>
+          <w:lang w:val="es-ES"/>
+        </w:rPr>
+        <w:t>Sensores de Corriente:</w:t>
+      </w:r>
+    </w:p>
+    <w:p>
+      <w:pPr>
+        <w:rPr>
+          <w:lang w:val="es-ES"/>
+        </w:rPr>
+      </w:pPr>
+      <w:r>
+        <w:rPr>
+          <w:lang w:val="es-ES"/>
+        </w:rPr>
+        <w:t>Medir la corriente en los motores del UR10e ayuda a monitorear el torque y detectar fallos o colisiones en tiempo real. El sensor LEM HO 10-P es una solución confiable para aplicaciones de monitoreo de corriente, permitiendo detectar picos de corriente que indican cambios en la resistencia de movimiento o la detección de objetos inesperados. Este monitoreo de corriente en tiempo real asegura la detección temprana de colisiones y la intervención oportuna en caso de un cambio brusco en la carga o en la resistencia, lo cual es crítico en el m</w:t>
+      </w:r>
+      <w:r>
+        <w:rPr>
+          <w:lang w:val="es-ES"/>
+        </w:rPr>
+        <w:t>anejo de materiales peligrosos.</w:t>
+      </w:r>
+    </w:p>
+    <w:p>
+      <w:pPr>
+        <w:rPr>
+          <w:b/>
+          <w:lang w:val="es-ES"/>
+        </w:rPr>
+      </w:pPr>
+      <w:r>
+        <w:rPr>
+          <w:b/>
+          <w:lang w:val="es-ES"/>
+        </w:rPr>
+        <w:t>Sensores de Seguridad:</w:t>
+      </w:r>
+    </w:p>
+    <w:p>
+      <w:pPr>
+        <w:rPr>
+          <w:lang w:val="es-ES"/>
+        </w:rPr>
+      </w:pPr>
+      <w:r>
+        <w:rPr>
+          <w:lang w:val="es-ES"/>
+        </w:rPr>
+        <w:t xml:space="preserve">Los sensores de seguridad protegen el entorno del robot, especialmente en áreas donde se manejan materiales peligrosos. El </w:t>
+      </w:r>
+      <w:proofErr w:type="spellStart"/>
+      <w:r>
+        <w:rPr>
+          <w:lang w:val="es-ES"/>
+        </w:rPr>
+        <w:t>Pilz</w:t>
+      </w:r>
+      <w:proofErr w:type="spellEnd"/>
+      <w:r>
+        <w:rPr>
+          <w:lang w:val="es-ES"/>
+        </w:rPr>
+        <w:t xml:space="preserve"> </w:t>
+      </w:r>
+      <w:proofErr w:type="spellStart"/>
+      <w:r>
+        <w:rPr>
+          <w:lang w:val="es-ES"/>
+        </w:rPr>
+        <w:t>PSENscan</w:t>
+      </w:r>
+      <w:proofErr w:type="spellEnd"/>
+      <w:r>
+        <w:rPr>
+          <w:lang w:val="es-ES"/>
+        </w:rPr>
+        <w:t xml:space="preserve"> es un sensor de seguridad láser que detecta la presencia de personas o interrupciones en el área de trabajo del robot, deteniendo el movimiento en caso de que una persona entre en el espacio de operación. Estos sensores son esenciales para garantizar que el robot funcione solo cuando el área esté libre de </w:t>
+      </w:r>
+      <w:r>
+        <w:rPr>
+          <w:lang w:val="es-ES"/>
+        </w:rPr>
         <w:lastRenderedPageBreak/>
-        <w:t>Encoders</w:t>
-      </w:r>
-      <w:proofErr w:type="spellEnd"/>
-      <w:r>
-        <w:rPr>
-          <w:b/>
-          <w:lang w:val="es-ES"/>
-        </w:rPr>
-        <w:t xml:space="preserve"> Ópticos:</w:t>
-      </w:r>
-    </w:p>
-    <w:p>
-      <w:pPr>
-        <w:rPr>
-          <w:lang w:val="es-ES"/>
-        </w:rPr>
-      </w:pPr>
-      <w:r>
-        <w:rPr>
-          <w:lang w:val="es-ES"/>
-        </w:rPr>
-        <w:t xml:space="preserve">El control preciso de la posición y la velocidad en las articulaciones del robot se logra con </w:t>
-      </w:r>
-      <w:proofErr w:type="spellStart"/>
-      <w:r>
-        <w:rPr>
-          <w:lang w:val="es-ES"/>
-        </w:rPr>
-        <w:t>encoders</w:t>
-      </w:r>
-      <w:proofErr w:type="spellEnd"/>
-      <w:r>
-        <w:rPr>
-          <w:lang w:val="es-ES"/>
-        </w:rPr>
-        <w:t xml:space="preserve"> ópticos en </w:t>
-      </w:r>
-      <w:r>
-        <w:rPr>
-          <w:lang w:val="es-ES"/>
-        </w:rPr>
-        <w:t xml:space="preserve">cada eje. Los </w:t>
-      </w:r>
-      <w:proofErr w:type="spellStart"/>
-      <w:r>
-        <w:rPr>
-          <w:lang w:val="es-ES"/>
-        </w:rPr>
-        <w:t>Renishaw</w:t>
-      </w:r>
-      <w:proofErr w:type="spellEnd"/>
-      <w:r>
-        <w:rPr>
-          <w:lang w:val="es-ES"/>
-        </w:rPr>
-        <w:t xml:space="preserve"> RESOLUTE</w:t>
-      </w:r>
-      <w:r>
-        <w:rPr>
-          <w:lang w:val="es-ES"/>
-        </w:rPr>
-        <w:t xml:space="preserve"> son un ejemplo de sensores avanzados para este tipo de control. Estos </w:t>
-      </w:r>
-      <w:proofErr w:type="spellStart"/>
-      <w:r>
-        <w:rPr>
-          <w:lang w:val="es-ES"/>
-        </w:rPr>
-        <w:t>encoders</w:t>
-      </w:r>
-      <w:proofErr w:type="spellEnd"/>
-      <w:r>
-        <w:rPr>
-          <w:lang w:val="es-ES"/>
-        </w:rPr>
-        <w:t xml:space="preserve"> proporcionan una retroalimentación de alta resolución, fundamental para mantener el control en aplicaciones de precisión y repetitividad. En el caso de tareas de pick-and-place en un entorno radioactivo, el </w:t>
-      </w:r>
-      <w:proofErr w:type="spellStart"/>
-      <w:r>
-        <w:rPr>
-          <w:lang w:val="es-ES"/>
-        </w:rPr>
-        <w:t>encoder</w:t>
-      </w:r>
-      <w:proofErr w:type="spellEnd"/>
-      <w:r>
-        <w:rPr>
-          <w:lang w:val="es-ES"/>
-        </w:rPr>
-        <w:t xml:space="preserve"> permite asegurar que cada posición articular esté alineada con las trayectorias programadas, reduciendo errores y aumentando la p</w:t>
-      </w:r>
-      <w:r>
-        <w:rPr>
-          <w:lang w:val="es-ES"/>
-        </w:rPr>
-        <w:t>recisión en el posicionamiento.</w:t>
-      </w:r>
-    </w:p>
-    <w:p>
-      <w:pPr>
-        <w:rPr>
-          <w:b/>
-          <w:lang w:val="es-ES"/>
-        </w:rPr>
-      </w:pPr>
-      <w:r>
-        <w:rPr>
-          <w:b/>
-          <w:lang w:val="es-ES"/>
-        </w:rPr>
-        <w:t>Sensores de Corriente:</w:t>
-      </w:r>
-    </w:p>
-    <w:p>
-      <w:pPr>
-        <w:rPr>
-          <w:lang w:val="es-ES"/>
-        </w:rPr>
-      </w:pPr>
-      <w:r>
-        <w:rPr>
-          <w:lang w:val="es-ES"/>
-        </w:rPr>
-        <w:t>Medir la corriente en los motores del UR10e ayuda a monitorear el torque y detectar fallos o colisiones en tiempo real. El sensor LEM HO 10-P es una solución confiable para aplicaciones de monitoreo de corriente, permitiendo detectar picos de corriente que indican cambios en la resistencia de movimiento o la detección de objetos inesperados. Este monitoreo de corriente en tiempo real asegura la detección temprana de colisiones y la intervención oportuna en caso de un cambio brusco en la carga o en la resistencia, lo cual es crítico en el m</w:t>
-      </w:r>
-      <w:r>
-        <w:rPr>
-          <w:lang w:val="es-ES"/>
-        </w:rPr>
-        <w:t>anejo de materiales peligrosos.</w:t>
-      </w:r>
-    </w:p>
-    <w:p>
-      <w:pPr>
-        <w:rPr>
-          <w:b/>
-          <w:lang w:val="es-ES"/>
-        </w:rPr>
-      </w:pPr>
-      <w:r>
-        <w:rPr>
-          <w:b/>
-          <w:lang w:val="es-ES"/>
-        </w:rPr>
-        <w:t>Sensores de Seguridad:</w:t>
-      </w:r>
-    </w:p>
-    <w:p>
-      <w:pPr>
-        <w:rPr>
-          <w:lang w:val="es-ES"/>
-        </w:rPr>
-      </w:pPr>
-      <w:r>
-        <w:rPr>
-          <w:lang w:val="es-ES"/>
-        </w:rPr>
-        <w:t xml:space="preserve">Los sensores de seguridad protegen el entorno del robot, especialmente en áreas donde se manejan materiales peligrosos. El </w:t>
-      </w:r>
-      <w:proofErr w:type="spellStart"/>
-      <w:r>
-        <w:rPr>
-          <w:lang w:val="es-ES"/>
-        </w:rPr>
-        <w:t>Pilz</w:t>
-      </w:r>
-      <w:proofErr w:type="spellEnd"/>
-      <w:r>
-        <w:rPr>
-          <w:lang w:val="es-ES"/>
-        </w:rPr>
-        <w:t xml:space="preserve"> </w:t>
-      </w:r>
-      <w:proofErr w:type="spellStart"/>
-      <w:r>
-        <w:rPr>
-          <w:lang w:val="es-ES"/>
-        </w:rPr>
-        <w:t>PSENscan</w:t>
-      </w:r>
-      <w:proofErr w:type="spellEnd"/>
-      <w:r>
-        <w:rPr>
-          <w:lang w:val="es-ES"/>
-        </w:rPr>
-        <w:t xml:space="preserve"> es un sensor de seguridad láser que detecta la presencia de personas o interrupciones en el área de trabajo del robot, deteniendo el movimiento en caso de que una persona entre en el espacio de operación. Estos sensores son esenciales para garantizar que el robot funcione solo cuando el área esté libre de personal, cumpliendo así con las normas de seguridad y evitando exposiciones innecesarias en entornos de alto riesgo.</w:t>
+        <w:t>personal, cumpliendo así con las normas de seguridad y evitando exposiciones innecesarias en entornos de alto riesgo.</w:t>
       </w:r>
     </w:p>
     <w:p>
@@ -7713,13 +7737,11 @@
         <w:rPr>
           <w:rFonts w:eastAsiaTheme="minorEastAsia"/>
           <w:noProof/>
-          <w:lang w:val="es-AR" w:eastAsia="es-AR"/>
-        </w:rPr>
-        <w:lastRenderedPageBreak/>
+        </w:rPr>
         <w:drawing>
           <wp:inline distT="0" distB="0" distL="0" distR="0" wp14:anchorId="57B8A884" wp14:editId="6225B7A7">
-            <wp:extent cx="3532909" cy="3532909"/>
-            <wp:effectExtent l="19050" t="19050" r="10795" b="10795"/>
+            <wp:extent cx="4538134" cy="4538134"/>
+            <wp:effectExtent l="19050" t="19050" r="15240" b="15240"/>
             <wp:docPr id="34" name="Imagen 34"/>
             <wp:cNvGraphicFramePr>
               <a:graphicFrameLocks xmlns:a="http://schemas.openxmlformats.org/drawingml/2006/main" noChangeAspect="1"/>
@@ -7746,7 +7768,7 @@
                   <pic:spPr>
                     <a:xfrm>
                       <a:off x="0" y="0"/>
-                      <a:ext cx="3547591" cy="3547591"/>
+                      <a:ext cx="4564512" cy="4564512"/>
                     </a:xfrm>
                     <a:prstGeom prst="rect">
                       <a:avLst/>
@@ -7811,7 +7833,14 @@
         </w:rPr>
         <w:t>Denavit-Hartenberg</w:t>
       </w:r>
+      <w:bookmarkStart w:id="16" w:name="_Toc181560490"/>
       <w:proofErr w:type="spellEnd"/>
+      <w:r>
+        <w:rPr>
+          <w:lang w:val="es-ES"/>
+        </w:rPr>
+        <w:br w:type="page"/>
+      </w:r>
     </w:p>
     <w:p>
       <w:pPr>
@@ -7820,11 +7849,11 @@
           <w:lang w:val="es-ES"/>
         </w:rPr>
       </w:pPr>
-      <w:bookmarkStart w:id="16" w:name="_Toc181560490"/>
-      <w:r>
-        <w:rPr>
-          <w:lang w:val="es-ES"/>
-        </w:rPr>
+      <w:r>
+        <w:rPr>
+          <w:lang w:val="es-ES"/>
+        </w:rPr>
+        <w:lastRenderedPageBreak/>
         <w:t>4.3</w:t>
       </w:r>
       <w:r>
@@ -9241,7 +9270,6 @@
         <w:rPr>
           <w:lang w:val="es-ES"/>
         </w:rPr>
-        <w:lastRenderedPageBreak/>
         <w:t>4.4</w:t>
       </w:r>
       <w:r>
@@ -9518,12 +9546,11 @@
       <w:r>
         <w:rPr>
           <w:noProof/>
-          <w:lang w:val="es-AR" w:eastAsia="es-AR"/>
         </w:rPr>
         <w:drawing>
           <wp:inline distT="0" distB="0" distL="0" distR="0" wp14:anchorId="5C0375F5" wp14:editId="0BD10E40">
-            <wp:extent cx="3397758" cy="4082903"/>
-            <wp:effectExtent l="19050" t="19050" r="12700" b="13335"/>
+            <wp:extent cx="3397028" cy="2438189"/>
+            <wp:effectExtent l="19050" t="19050" r="13335" b="19685"/>
             <wp:docPr id="35" name="Imagen 35"/>
             <wp:cNvGraphicFramePr>
               <a:graphicFrameLocks xmlns:a="http://schemas.openxmlformats.org/drawingml/2006/main" noChangeAspect="1"/>
@@ -9535,7 +9562,7 @@
                     <pic:cNvPr id="35" name="14-Posicion_zero.JPG"/>
                     <pic:cNvPicPr/>
                   </pic:nvPicPr>
-                  <pic:blipFill>
+                  <pic:blipFill rotWithShape="1">
                     <a:blip r:embed="rId22">
                       <a:extLst>
                         <a:ext uri="{28A0092B-C50C-407E-A947-70E740481C1C}">
@@ -9543,23 +9570,31 @@
                         </a:ext>
                       </a:extLst>
                     </a:blip>
-                    <a:stretch>
-                      <a:fillRect/>
-                    </a:stretch>
+                    <a:srcRect t="19497" b="20773"/>
+                    <a:stretch/>
                   </pic:blipFill>
-                  <pic:spPr>
+                  <pic:spPr bwMode="auto">
                     <a:xfrm>
                       <a:off x="0" y="0"/>
-                      <a:ext cx="3403574" cy="4089892"/>
+                      <a:ext cx="3397758" cy="2438713"/>
                     </a:xfrm>
                     <a:prstGeom prst="rect">
                       <a:avLst/>
                     </a:prstGeom>
-                    <a:ln w="19050">
+                    <a:ln w="19050" cap="flat" cmpd="sng" algn="ctr">
                       <a:solidFill>
-                        <a:schemeClr val="tx1"/>
+                        <a:sysClr val="windowText" lastClr="000000"/>
                       </a:solidFill>
+                      <a:prstDash val="solid"/>
+                      <a:round/>
+                      <a:headEnd type="none" w="med" len="med"/>
+                      <a:tailEnd type="none" w="med" len="med"/>
                     </a:ln>
+                    <a:extLst>
+                      <a:ext uri="{53640926-AAD7-44D8-BBD7-CCE9431645EC}">
+                        <a14:shadowObscured xmlns:a14="http://schemas.microsoft.com/office/drawing/2010/main"/>
+                      </a:ext>
+                    </a:extLst>
                   </pic:spPr>
                 </pic:pic>
               </a:graphicData>
@@ -9636,6 +9671,7 @@
         <w:rPr>
           <w:lang w:val="es-AR"/>
         </w:rPr>
+        <w:lastRenderedPageBreak/>
         <w:t>Los límites de</w:t>
       </w:r>
     </w:p>
@@ -10244,7 +10280,6 @@
         <w:rPr>
           <w:lang w:val="es-AR"/>
         </w:rPr>
-        <w:lastRenderedPageBreak/>
         <w:t xml:space="preserve">Por otro lado, la </w:t>
       </w:r>
       <w:r>
@@ -11300,6 +11335,7 @@
           <w:rFonts w:eastAsiaTheme="minorEastAsia"/>
           <w:lang w:val="es-ES"/>
         </w:rPr>
+        <w:lastRenderedPageBreak/>
         <w:tab/>
       </w:r>
       <m:oMath>
@@ -11438,7 +11474,6 @@
         <w:rPr>
           <w:b/>
           <w:noProof/>
-          <w:lang w:val="es-AR" w:eastAsia="es-AR"/>
         </w:rPr>
         <w:drawing>
           <wp:anchor distT="0" distB="0" distL="114300" distR="114300" simplePos="0" relativeHeight="251697152" behindDoc="0" locked="0" layoutInCell="1" allowOverlap="1" wp14:anchorId="6E1C6359" wp14:editId="521C2CB7">
@@ -11536,6 +11571,13 @@
     <w:p>
       <w:pPr>
         <w:rPr>
+          <w:lang w:val="es-ES"/>
+        </w:rPr>
+      </w:pPr>
+    </w:p>
+    <w:p>
+      <w:pPr>
+        <w:rPr>
           <w:rFonts w:eastAsiaTheme="minorEastAsia"/>
           <w:lang w:val="es-ES"/>
         </w:rPr>
@@ -11544,7 +11586,6 @@
         <w:rPr>
           <w:lang w:val="es-ES"/>
         </w:rPr>
-        <w:lastRenderedPageBreak/>
         <w:t>Para c</w:t>
       </w:r>
       <w:r>
@@ -11681,16 +11722,15 @@
       <w:r>
         <w:rPr>
           <w:noProof/>
-          <w:lang w:val="es-AR" w:eastAsia="es-AR"/>
         </w:rPr>
         <w:drawing>
           <wp:anchor distT="0" distB="0" distL="114300" distR="114300" simplePos="0" relativeHeight="251696128" behindDoc="0" locked="0" layoutInCell="1" allowOverlap="1" wp14:anchorId="1DEC4B2A" wp14:editId="0D0C4634">
             <wp:simplePos x="0" y="0"/>
             <wp:positionH relativeFrom="margin">
-              <wp:posOffset>1633220</wp:posOffset>
+              <wp:align>center</wp:align>
             </wp:positionH>
             <wp:positionV relativeFrom="paragraph">
-              <wp:posOffset>88900</wp:posOffset>
+              <wp:posOffset>80433</wp:posOffset>
             </wp:positionV>
             <wp:extent cx="2673350" cy="932815"/>
             <wp:effectExtent l="0" t="0" r="0" b="635"/>
@@ -11793,16 +11833,15 @@
       <w:r>
         <w:rPr>
           <w:noProof/>
-          <w:lang w:val="es-AR" w:eastAsia="es-AR"/>
         </w:rPr>
         <w:drawing>
-          <wp:anchor distT="0" distB="0" distL="114300" distR="114300" simplePos="0" relativeHeight="251699200" behindDoc="0" locked="0" layoutInCell="1" allowOverlap="1" wp14:anchorId="2AEDF85B" wp14:editId="065D8F22">
+          <wp:anchor distT="0" distB="0" distL="114300" distR="114300" simplePos="0" relativeHeight="251699200" behindDoc="0" locked="0" layoutInCell="1" allowOverlap="1" wp14:anchorId="438F122B" wp14:editId="62B8D29C">
             <wp:simplePos x="0" y="0"/>
             <wp:positionH relativeFrom="margin">
-              <wp:align>center</wp:align>
+              <wp:posOffset>617220</wp:posOffset>
             </wp:positionH>
             <wp:positionV relativeFrom="paragraph">
-              <wp:posOffset>9525</wp:posOffset>
+              <wp:posOffset>213360</wp:posOffset>
             </wp:positionV>
             <wp:extent cx="4704762" cy="809524"/>
             <wp:effectExtent l="0" t="0" r="635" b="0"/>
@@ -11873,22 +11912,35 @@
           <w:lang w:val="es-ES"/>
         </w:rPr>
       </w:pPr>
+    </w:p>
+    <w:p>
+      <w:pPr>
+        <w:rPr>
+          <w:lang w:val="es-ES"/>
+        </w:rPr>
+      </w:pPr>
+    </w:p>
+    <w:p>
+      <w:pPr>
+        <w:rPr>
+          <w:lang w:val="es-ES"/>
+        </w:rPr>
+      </w:pPr>
       <w:r>
         <w:rPr>
           <w:noProof/>
-          <w:lang w:val="es-AR" w:eastAsia="es-AR"/>
         </w:rPr>
         <w:drawing>
-          <wp:anchor distT="0" distB="0" distL="114300" distR="114300" simplePos="0" relativeHeight="251698176" behindDoc="0" locked="0" layoutInCell="1" allowOverlap="1" wp14:anchorId="4E48B72F" wp14:editId="56A869E1">
+          <wp:anchor distT="0" distB="0" distL="114300" distR="114300" simplePos="0" relativeHeight="251698176" behindDoc="0" locked="0" layoutInCell="1" allowOverlap="1" wp14:anchorId="61FA4325" wp14:editId="58EED59B">
             <wp:simplePos x="0" y="0"/>
-            <wp:positionH relativeFrom="margin">
-              <wp:posOffset>-49249</wp:posOffset>
+            <wp:positionH relativeFrom="page">
+              <wp:posOffset>829310</wp:posOffset>
             </wp:positionH>
             <wp:positionV relativeFrom="paragraph">
-              <wp:posOffset>287655</wp:posOffset>
+              <wp:posOffset>284692</wp:posOffset>
             </wp:positionV>
-            <wp:extent cx="5901070" cy="683154"/>
-            <wp:effectExtent l="0" t="0" r="4445" b="3175"/>
+            <wp:extent cx="5896501" cy="682625"/>
+            <wp:effectExtent l="0" t="0" r="9525" b="3175"/>
             <wp:wrapNone/>
             <wp:docPr id="114" name="Imagen 114"/>
             <wp:cNvGraphicFramePr>
@@ -11916,7 +11968,7 @@
                   <pic:spPr>
                     <a:xfrm>
                       <a:off x="0" y="0"/>
-                      <a:ext cx="5901070" cy="683154"/>
+                      <a:ext cx="5896501" cy="682625"/>
                     </a:xfrm>
                     <a:prstGeom prst="rect">
                       <a:avLst/>
@@ -11955,19 +12007,28 @@
           <w:lang w:val="es-ES"/>
         </w:rPr>
       </w:pPr>
+    </w:p>
+    <w:p>
+      <w:pPr>
+        <w:jc w:val="right"/>
+        <w:rPr>
+          <w:lang w:val="es-ES"/>
+        </w:rPr>
+      </w:pPr>
+    </w:p>
+    <w:p>
+      <w:pPr>
+        <w:jc w:val="right"/>
+        <w:rPr>
+          <w:lang w:val="es-ES"/>
+        </w:rPr>
+      </w:pPr>
       <w:r>
         <w:rPr>
           <w:lang w:val="es-ES"/>
         </w:rPr>
         <w:t>(11)</w:t>
       </w:r>
-    </w:p>
-    <w:p>
-      <w:pPr>
-        <w:rPr>
-          <w:lang w:val="es-ES"/>
-        </w:rPr>
-      </w:pPr>
     </w:p>
     <w:p>
       <w:pPr>
@@ -12212,7 +12273,6 @@
       <w:r>
         <w:rPr>
           <w:noProof/>
-          <w:lang w:val="es-AR" w:eastAsia="es-AR"/>
         </w:rPr>
         <w:drawing>
           <wp:anchor distT="0" distB="0" distL="114300" distR="114300" simplePos="0" relativeHeight="251700224" behindDoc="0" locked="0" layoutInCell="1" allowOverlap="1" wp14:anchorId="15F2B47B" wp14:editId="1B02A110">
@@ -12288,8 +12348,8 @@
       <w:r>
         <w:rPr>
           <w:noProof/>
-          <w:lang w:val="es-AR" w:eastAsia="es-AR"/>
-        </w:rPr>
+        </w:rPr>
+        <w:lastRenderedPageBreak/>
         <w:drawing>
           <wp:anchor distT="0" distB="0" distL="114300" distR="114300" simplePos="0" relativeHeight="251680768" behindDoc="0" locked="0" layoutInCell="1" allowOverlap="1" wp14:anchorId="4EE99623" wp14:editId="7231A6D0">
             <wp:simplePos x="0" y="0"/>
@@ -12384,7 +12444,6 @@
       <w:r>
         <w:rPr>
           <w:noProof/>
-          <w:lang w:val="es-AR" w:eastAsia="es-AR"/>
         </w:rPr>
         <w:drawing>
           <wp:anchor distT="0" distB="0" distL="114300" distR="114300" simplePos="0" relativeHeight="251681792" behindDoc="0" locked="0" layoutInCell="1" allowOverlap="1" wp14:anchorId="75D95B31" wp14:editId="2E8C5AB7">
@@ -12542,7 +12601,6 @@
         <w:rPr>
           <w:rFonts w:eastAsiaTheme="minorEastAsia"/>
           <w:noProof/>
-          <w:lang w:val="es-AR" w:eastAsia="es-AR"/>
         </w:rPr>
         <w:drawing>
           <wp:anchor distT="0" distB="0" distL="114300" distR="114300" simplePos="0" relativeHeight="251682816" behindDoc="0" locked="0" layoutInCell="1" allowOverlap="1" wp14:anchorId="5980F851" wp14:editId="43C33376">
@@ -12551,7 +12609,7 @@
               <wp:align>center</wp:align>
             </wp:positionH>
             <wp:positionV relativeFrom="paragraph">
-              <wp:posOffset>196306</wp:posOffset>
+              <wp:posOffset>77681</wp:posOffset>
             </wp:positionV>
             <wp:extent cx="2013857" cy="944014"/>
             <wp:effectExtent l="0" t="0" r="5715" b="8890"/>
@@ -12642,7 +12700,6 @@
         <w:rPr>
           <w:lang w:val="es-ES"/>
         </w:rPr>
-        <w:lastRenderedPageBreak/>
         <w:t>(17)</w:t>
       </w:r>
     </w:p>
@@ -12655,10 +12712,9 @@
       <w:r>
         <w:rPr>
           <w:noProof/>
-          <w:lang w:val="es-AR" w:eastAsia="es-AR"/>
         </w:rPr>
         <w:drawing>
-          <wp:anchor distT="0" distB="0" distL="114300" distR="114300" simplePos="0" relativeHeight="251683840" behindDoc="0" locked="0" layoutInCell="1" allowOverlap="1" wp14:anchorId="329A0F42" wp14:editId="5B482533">
+          <wp:anchor distT="0" distB="0" distL="114300" distR="114300" simplePos="0" relativeHeight="251683840" behindDoc="0" locked="0" layoutInCell="1" allowOverlap="1" wp14:anchorId="016EFE39" wp14:editId="1A1B86F5">
             <wp:simplePos x="0" y="0"/>
             <wp:positionH relativeFrom="margin">
               <wp:align>center</wp:align>
@@ -12831,30 +12887,16 @@
       </w:pPr>
       <w:r>
         <w:rPr>
-          <w:lang w:val="es-ES"/>
-        </w:rPr>
-        <w:t>Volviendo a (10) y (11), analizando la tercera fila en la primera y segunda columna se tiene:</w:t>
-      </w:r>
-    </w:p>
-    <w:p>
-      <w:pPr>
-        <w:rPr>
-          <w:lang w:val="es-ES"/>
-        </w:rPr>
-      </w:pPr>
-      <w:r>
-        <w:rPr>
           <w:noProof/>
-          <w:lang w:val="es-AR" w:eastAsia="es-AR"/>
         </w:rPr>
         <w:drawing>
-          <wp:anchor distT="0" distB="0" distL="114300" distR="114300" simplePos="0" relativeHeight="251701248" behindDoc="0" locked="0" layoutInCell="1" allowOverlap="1" wp14:anchorId="79C807A4" wp14:editId="09DA10EC">
+          <wp:anchor distT="0" distB="0" distL="114300" distR="114300" simplePos="0" relativeHeight="251701248" behindDoc="0" locked="0" layoutInCell="1" allowOverlap="1" wp14:anchorId="061605B9" wp14:editId="15E64EB2">
             <wp:simplePos x="0" y="0"/>
             <wp:positionH relativeFrom="margin">
               <wp:align>center</wp:align>
             </wp:positionH>
             <wp:positionV relativeFrom="paragraph">
-              <wp:posOffset>9525</wp:posOffset>
+              <wp:posOffset>377190</wp:posOffset>
             </wp:positionV>
             <wp:extent cx="1800000" cy="514286"/>
             <wp:effectExtent l="0" t="0" r="0" b="635"/>
@@ -12897,6 +12939,19 @@
           </wp:anchor>
         </w:drawing>
       </w:r>
+      <w:r>
+        <w:rPr>
+          <w:lang w:val="es-ES"/>
+        </w:rPr>
+        <w:t>Volviendo a (10) y (11), analizando la tercera fila en la primera y segunda columna se tiene:</w:t>
+      </w:r>
+    </w:p>
+    <w:p>
+      <w:pPr>
+        <w:rPr>
+          <w:lang w:val="es-ES"/>
+        </w:rPr>
+      </w:pPr>
     </w:p>
     <w:p>
       <w:pPr>
@@ -12922,16 +12977,15 @@
       <w:r>
         <w:rPr>
           <w:noProof/>
-          <w:lang w:val="es-AR" w:eastAsia="es-AR"/>
         </w:rPr>
         <w:drawing>
           <wp:anchor distT="0" distB="0" distL="114300" distR="114300" simplePos="0" relativeHeight="251684864" behindDoc="0" locked="0" layoutInCell="1" allowOverlap="1" wp14:anchorId="0DC7E868" wp14:editId="492B99E0">
             <wp:simplePos x="0" y="0"/>
             <wp:positionH relativeFrom="margin">
-              <wp:align>center</wp:align>
+              <wp:posOffset>1763395</wp:posOffset>
             </wp:positionH>
             <wp:positionV relativeFrom="paragraph">
-              <wp:posOffset>404041</wp:posOffset>
+              <wp:posOffset>590127</wp:posOffset>
             </wp:positionV>
             <wp:extent cx="2514600" cy="285193"/>
             <wp:effectExtent l="0" t="0" r="0" b="635"/>
@@ -13184,7 +13238,6 @@
       <w:r>
         <w:rPr>
           <w:noProof/>
-          <w:lang w:val="es-AR" w:eastAsia="es-AR"/>
         </w:rPr>
         <w:drawing>
           <wp:anchor distT="0" distB="0" distL="114300" distR="114300" simplePos="0" relativeHeight="251707392" behindDoc="0" locked="0" layoutInCell="1" allowOverlap="1" wp14:anchorId="28BAF3C7" wp14:editId="2726E51F">
@@ -13266,6 +13319,7 @@
         <w:rPr>
           <w:lang w:val="es-ES"/>
         </w:rPr>
+        <w:lastRenderedPageBreak/>
         <w:t xml:space="preserve">De modo que habrá 2 valores de </w:t>
       </w:r>
       <m:oMath>
@@ -13430,7 +13484,6 @@
       <w:r>
         <w:rPr>
           <w:noProof/>
-          <w:lang w:val="es-AR" w:eastAsia="es-AR"/>
         </w:rPr>
         <w:drawing>
           <wp:anchor distT="0" distB="0" distL="114300" distR="114300" simplePos="0" relativeHeight="251685888" behindDoc="0" locked="0" layoutInCell="1" allowOverlap="1" wp14:anchorId="1A30A936" wp14:editId="57D83304">
@@ -13691,30 +13744,16 @@
       </w:pPr>
       <w:r>
         <w:rPr>
-          <w:lang w:val="es-ES"/>
-        </w:rPr>
-        <w:t>Ahora, dividiendo la segunda expresión de (22) por la primera, se tiene:</w:t>
-      </w:r>
-    </w:p>
-    <w:p>
-      <w:pPr>
-        <w:rPr>
-          <w:lang w:val="es-ES"/>
-        </w:rPr>
-      </w:pPr>
-      <w:r>
-        <w:rPr>
           <w:noProof/>
-          <w:lang w:val="es-AR" w:eastAsia="es-AR"/>
         </w:rPr>
         <w:drawing>
-          <wp:anchor distT="0" distB="0" distL="114300" distR="114300" simplePos="0" relativeHeight="251686912" behindDoc="0" locked="0" layoutInCell="1" allowOverlap="1" wp14:anchorId="1C29F559" wp14:editId="10B62975">
+          <wp:anchor distT="0" distB="0" distL="114300" distR="114300" simplePos="0" relativeHeight="251686912" behindDoc="0" locked="0" layoutInCell="1" allowOverlap="1" wp14:anchorId="6CB3263D" wp14:editId="2FCEF510">
             <wp:simplePos x="0" y="0"/>
             <wp:positionH relativeFrom="margin">
-              <wp:align>center</wp:align>
+              <wp:posOffset>1853354</wp:posOffset>
             </wp:positionH>
             <wp:positionV relativeFrom="paragraph">
-              <wp:posOffset>33927</wp:posOffset>
+              <wp:posOffset>254424</wp:posOffset>
             </wp:positionV>
             <wp:extent cx="2269671" cy="543884"/>
             <wp:effectExtent l="38100" t="38100" r="35560" b="46990"/>
@@ -13762,6 +13801,19 @@
           </wp:anchor>
         </w:drawing>
       </w:r>
+      <w:r>
+        <w:rPr>
+          <w:lang w:val="es-ES"/>
+        </w:rPr>
+        <w:t>Ahora, dividiendo la segunda expresión de (22) por la primera, se tiene:</w:t>
+      </w:r>
+    </w:p>
+    <w:p>
+      <w:pPr>
+        <w:rPr>
+          <w:lang w:val="es-ES"/>
+        </w:rPr>
+      </w:pPr>
     </w:p>
     <w:p>
       <w:pPr>
@@ -13787,7 +13839,6 @@
         <w:rPr>
           <w:lang w:val="es-ES"/>
         </w:rPr>
-        <w:lastRenderedPageBreak/>
         <w:t>Ahora para el cálculo de q</w:t>
       </w:r>
       <w:r>
@@ -13826,7 +13877,6 @@
       <w:r>
         <w:rPr>
           <w:noProof/>
-          <w:lang w:val="es-AR" w:eastAsia="es-AR"/>
         </w:rPr>
         <w:drawing>
           <wp:anchor distT="0" distB="0" distL="114300" distR="114300" simplePos="0" relativeHeight="251702272" behindDoc="0" locked="0" layoutInCell="1" allowOverlap="1" wp14:anchorId="376123FA" wp14:editId="24AE09AF">
@@ -13922,7 +13972,6 @@
       <w:r>
         <w:rPr>
           <w:noProof/>
-          <w:lang w:val="es-AR" w:eastAsia="es-AR"/>
         </w:rPr>
         <w:drawing>
           <wp:anchor distT="0" distB="0" distL="114300" distR="114300" simplePos="0" relativeHeight="251703296" behindDoc="0" locked="0" layoutInCell="1" allowOverlap="1" wp14:anchorId="43B64C93" wp14:editId="43A4809D">
@@ -14065,7 +14114,6 @@
       <w:r>
         <w:rPr>
           <w:noProof/>
-          <w:lang w:val="es-AR" w:eastAsia="es-AR"/>
         </w:rPr>
         <w:drawing>
           <wp:anchor distT="0" distB="0" distL="114300" distR="114300" simplePos="0" relativeHeight="251704320" behindDoc="0" locked="0" layoutInCell="1" allowOverlap="1" wp14:anchorId="18E6DF61" wp14:editId="6C1445A2">
@@ -14172,7 +14220,6 @@
       <w:r>
         <w:rPr>
           <w:noProof/>
-          <w:lang w:val="es-AR" w:eastAsia="es-AR"/>
         </w:rPr>
         <w:drawing>
           <wp:anchor distT="0" distB="0" distL="114300" distR="114300" simplePos="0" relativeHeight="251705344" behindDoc="0" locked="0" layoutInCell="1" allowOverlap="1" wp14:anchorId="60C036EF" wp14:editId="49085BFF">
@@ -14308,7 +14355,6 @@
       <w:r>
         <w:rPr>
           <w:noProof/>
-          <w:lang w:val="es-AR" w:eastAsia="es-AR"/>
         </w:rPr>
         <w:drawing>
           <wp:anchor distT="0" distB="0" distL="114300" distR="114300" simplePos="0" relativeHeight="251706368" behindDoc="0" locked="0" layoutInCell="1" allowOverlap="1" wp14:anchorId="60BE1210" wp14:editId="76C7D423">
@@ -14405,6 +14451,7 @@
         <w:rPr>
           <w:lang w:val="es-ES"/>
         </w:rPr>
+        <w:lastRenderedPageBreak/>
         <w:t xml:space="preserve">Reemplazando </w:t>
       </w:r>
       <w:r>
@@ -14476,7 +14523,6 @@
       <w:r>
         <w:rPr>
           <w:noProof/>
-          <w:lang w:val="es-AR" w:eastAsia="es-AR"/>
         </w:rPr>
         <w:drawing>
           <wp:anchor distT="0" distB="0" distL="114300" distR="114300" simplePos="0" relativeHeight="251687936" behindDoc="0" locked="0" layoutInCell="1" allowOverlap="1" wp14:anchorId="6B224B3B" wp14:editId="1DAD14D7">
@@ -14577,7 +14623,6 @@
       <w:r>
         <w:rPr>
           <w:noProof/>
-          <w:lang w:val="es-AR" w:eastAsia="es-AR"/>
         </w:rPr>
         <w:drawing>
           <wp:anchor distT="0" distB="0" distL="114300" distR="114300" simplePos="0" relativeHeight="251688960" behindDoc="0" locked="0" layoutInCell="1" allowOverlap="1" wp14:anchorId="14054012" wp14:editId="28779C5A">
@@ -14795,7 +14840,6 @@
       <w:r>
         <w:rPr>
           <w:noProof/>
-          <w:lang w:val="es-AR" w:eastAsia="es-AR"/>
         </w:rPr>
         <w:drawing>
           <wp:anchor distT="0" distB="0" distL="114300" distR="114300" simplePos="0" relativeHeight="251689984" behindDoc="0" locked="0" layoutInCell="1" allowOverlap="1" wp14:anchorId="0FB5E9D0" wp14:editId="50D77E1E">
@@ -14967,9 +15011,7 @@
       <w:r>
         <w:rPr>
           <w:noProof/>
-          <w:lang w:val="es-AR" w:eastAsia="es-AR"/>
-        </w:rPr>
-        <w:lastRenderedPageBreak/>
+        </w:rPr>
         <w:drawing>
           <wp:anchor distT="0" distB="0" distL="114300" distR="114300" simplePos="0" relativeHeight="251691008" behindDoc="0" locked="0" layoutInCell="1" allowOverlap="1" wp14:anchorId="760E2F85" wp14:editId="1941ED5E">
             <wp:simplePos x="0" y="0"/>
@@ -15206,7 +15248,6 @@
       <w:r>
         <w:rPr>
           <w:noProof/>
-          <w:lang w:val="es-AR" w:eastAsia="es-AR"/>
         </w:rPr>
         <w:drawing>
           <wp:anchor distT="0" distB="0" distL="114300" distR="114300" simplePos="0" relativeHeight="251692032" behindDoc="0" locked="0" layoutInCell="1" allowOverlap="1" wp14:anchorId="113BDFEE" wp14:editId="410A6A74">
@@ -15298,7 +15339,6 @@
       <w:r>
         <w:rPr>
           <w:noProof/>
-          <w:lang w:val="es-AR" w:eastAsia="es-AR"/>
         </w:rPr>
         <w:drawing>
           <wp:anchor distT="0" distB="0" distL="114300" distR="114300" simplePos="0" relativeHeight="251693056" behindDoc="0" locked="0" layoutInCell="1" allowOverlap="1" wp14:anchorId="47A2B86F" wp14:editId="488A616D">
@@ -15307,7 +15347,7 @@
               <wp:align>center</wp:align>
             </wp:positionH>
             <wp:positionV relativeFrom="paragraph">
-              <wp:posOffset>177800</wp:posOffset>
+              <wp:posOffset>279400</wp:posOffset>
             </wp:positionV>
             <wp:extent cx="4226169" cy="525747"/>
             <wp:effectExtent l="0" t="0" r="3175" b="8255"/>
@@ -15407,16 +15447,15 @@
       <w:r>
         <w:rPr>
           <w:noProof/>
-          <w:lang w:val="es-AR" w:eastAsia="es-AR"/>
         </w:rPr>
         <w:drawing>
           <wp:anchor distT="0" distB="0" distL="114300" distR="114300" simplePos="0" relativeHeight="251710464" behindDoc="0" locked="0" layoutInCell="1" allowOverlap="1" wp14:anchorId="7FC86A09" wp14:editId="4698DA7F">
             <wp:simplePos x="0" y="0"/>
             <wp:positionH relativeFrom="margin">
-              <wp:posOffset>99030</wp:posOffset>
+              <wp:posOffset>81491</wp:posOffset>
             </wp:positionH>
             <wp:positionV relativeFrom="paragraph">
-              <wp:posOffset>44745</wp:posOffset>
+              <wp:posOffset>44450</wp:posOffset>
             </wp:positionV>
             <wp:extent cx="5677787" cy="428181"/>
             <wp:effectExtent l="38100" t="38100" r="37465" b="29210"/>
@@ -15447,7 +15486,7 @@
                   <pic:spPr>
                     <a:xfrm>
                       <a:off x="0" y="0"/>
-                      <a:ext cx="5720053" cy="431368"/>
+                      <a:ext cx="5677787" cy="428181"/>
                     </a:xfrm>
                     <a:prstGeom prst="rect">
                       <a:avLst/>
@@ -15478,6 +15517,14 @@
           <w:lang w:val="es-ES"/>
         </w:rPr>
       </w:pPr>
+    </w:p>
+    <w:p>
+      <w:pPr>
+        <w:jc w:val="right"/>
+        <w:rPr>
+          <w:lang w:val="es-ES"/>
+        </w:rPr>
+      </w:pPr>
       <w:r>
         <w:rPr>
           <w:lang w:val="es-ES"/>
@@ -15742,7 +15789,6 @@
       <w:r>
         <w:rPr>
           <w:noProof/>
-          <w:lang w:val="es-AR" w:eastAsia="es-AR"/>
         </w:rPr>
         <w:drawing>
           <wp:anchor distT="0" distB="0" distL="114300" distR="114300" simplePos="0" relativeHeight="251708416" behindDoc="0" locked="0" layoutInCell="1" allowOverlap="1" wp14:anchorId="71032475" wp14:editId="209A930B">
@@ -15819,6 +15865,7 @@
         <w:rPr>
           <w:lang w:val="es-ES"/>
         </w:rPr>
+        <w:lastRenderedPageBreak/>
         <w:t>Dividiendo miembro a miembro se obtiene:</w:t>
       </w:r>
     </w:p>
@@ -15832,7 +15879,6 @@
       <w:r>
         <w:rPr>
           <w:noProof/>
-          <w:lang w:val="es-AR" w:eastAsia="es-AR"/>
         </w:rPr>
         <w:drawing>
           <wp:anchor distT="0" distB="0" distL="114300" distR="114300" simplePos="0" relativeHeight="251709440" behindDoc="0" locked="0" layoutInCell="1" allowOverlap="1" wp14:anchorId="6507CE42" wp14:editId="77809BD4">
@@ -15905,7 +15951,6 @@
       <w:r>
         <w:rPr>
           <w:noProof/>
-          <w:lang w:val="es-AR" w:eastAsia="es-AR"/>
         </w:rPr>
         <w:drawing>
           <wp:anchor distT="0" distB="0" distL="114300" distR="114300" simplePos="0" relativeHeight="251694080" behindDoc="0" locked="0" layoutInCell="1" allowOverlap="1" wp14:anchorId="1BE71CC3" wp14:editId="0C472B5A">
@@ -16003,7 +16048,6 @@
       <w:r>
         <w:rPr>
           <w:noProof/>
-          <w:lang w:val="es-AR" w:eastAsia="es-AR"/>
         </w:rPr>
         <w:drawing>
           <wp:anchor distT="0" distB="0" distL="114300" distR="114300" simplePos="0" relativeHeight="251695104" behindDoc="0" locked="0" layoutInCell="1" allowOverlap="1" wp14:anchorId="2156CC40" wp14:editId="19E681B4">
@@ -16239,9 +16283,6 @@
     </w:p>
     <w:p>
       <w:pPr>
-        <w:spacing w:before="0" w:line="259" w:lineRule="auto"/>
-        <w:ind w:firstLine="0"/>
-        <w:jc w:val="left"/>
         <w:rPr>
           <w:rFonts w:eastAsiaTheme="minorEastAsia"/>
           <w:lang w:val="es-ES"/>
@@ -16252,22 +16293,6 @@
           <w:rFonts w:eastAsiaTheme="minorEastAsia"/>
           <w:lang w:val="es-ES"/>
         </w:rPr>
-        <w:br w:type="page"/>
-      </w:r>
-    </w:p>
-    <w:p>
-      <w:pPr>
-        <w:rPr>
-          <w:rFonts w:eastAsiaTheme="minorEastAsia"/>
-          <w:lang w:val="es-ES"/>
-        </w:rPr>
-      </w:pPr>
-      <w:r>
-        <w:rPr>
-          <w:rFonts w:eastAsiaTheme="minorEastAsia"/>
-          <w:lang w:val="es-ES"/>
-        </w:rPr>
-        <w:lastRenderedPageBreak/>
         <w:t>En donde:</w:t>
       </w:r>
     </w:p>
@@ -17504,6 +17529,7 @@
         <w:rPr>
           <w:lang w:val="es-ES"/>
         </w:rPr>
+        <w:lastRenderedPageBreak/>
         <w:t>7.</w:t>
       </w:r>
       <w:r>
@@ -18359,14 +18385,7 @@
         <w:rPr>
           <w:lang w:val="es-ES"/>
         </w:rPr>
-        <w:t xml:space="preserve"> y su determinante, y a </w:t>
-      </w:r>
-      <w:r>
-        <w:rPr>
-          <w:lang w:val="es-ES"/>
-        </w:rPr>
-        <w:lastRenderedPageBreak/>
-        <w:t>partir de la expresión simplificada de este último, realizar operaciones simbólicas en MATLAB y análisis a parte para obtener las expresiones matemáticas de las singularidades.</w:t>
+        <w:t xml:space="preserve"> y su determinante, y a partir de la expresión simplificada de este último, realizar operaciones simbólicas en MATLAB y análisis a parte para obtener las expresiones matemáticas de las singularidades.</w:t>
       </w:r>
       <w:r>
         <w:rPr>
@@ -19598,7 +19617,6 @@
         <w:rPr>
           <w:rFonts w:eastAsiaTheme="minorEastAsia"/>
           <w:noProof/>
-          <w:lang w:val="es-AR" w:eastAsia="es-AR"/>
         </w:rPr>
         <w:drawing>
           <wp:inline distT="0" distB="0" distL="0" distR="0" wp14:anchorId="3B0A90AF" wp14:editId="1F5D6F8E">
@@ -19691,6 +19709,7 @@
           <w:rFonts w:eastAsiaTheme="minorEastAsia"/>
           <w:lang w:val="es-ES"/>
         </w:rPr>
+        <w:lastRenderedPageBreak/>
         <w:t xml:space="preserve">Singularidad de </w:t>
       </w:r>
       <m:oMath>
@@ -21349,9 +21368,7 @@
       <w:r>
         <w:rPr>
           <w:noProof/>
-          <w:lang w:val="es-AR" w:eastAsia="es-AR"/>
-        </w:rPr>
-        <w:lastRenderedPageBreak/>
+        </w:rPr>
         <w:drawing>
           <wp:inline distT="0" distB="0" distL="0" distR="0" wp14:anchorId="5E8D563A" wp14:editId="6F31DF63">
             <wp:extent cx="5167423" cy="2641316"/>
@@ -21904,7 +21921,6 @@
       <w:r>
         <w:rPr>
           <w:noProof/>
-          <w:lang w:val="es-AR" w:eastAsia="es-AR"/>
         </w:rPr>
         <w:drawing>
           <wp:anchor distT="0" distB="0" distL="114300" distR="114300" simplePos="0" relativeHeight="251665408" behindDoc="0" locked="0" layoutInCell="1" allowOverlap="1" wp14:anchorId="6753BD84" wp14:editId="129A682B">
@@ -21975,7 +21991,6 @@
       <w:r>
         <w:rPr>
           <w:noProof/>
-          <w:lang w:val="es-AR" w:eastAsia="es-AR"/>
         </w:rPr>
         <w:drawing>
           <wp:anchor distT="0" distB="0" distL="114300" distR="114300" simplePos="0" relativeHeight="251666432" behindDoc="0" locked="0" layoutInCell="1" allowOverlap="1" wp14:anchorId="489AECB9" wp14:editId="7A784A66">
@@ -22453,8 +22468,8 @@
       <w:r>
         <w:rPr>
           <w:noProof/>
-          <w:lang w:val="es-AR" w:eastAsia="es-AR"/>
-        </w:rPr>
+        </w:rPr>
+        <w:lastRenderedPageBreak/>
         <w:drawing>
           <wp:anchor distT="0" distB="0" distL="114300" distR="114300" simplePos="0" relativeHeight="251667456" behindDoc="0" locked="0" layoutInCell="1" allowOverlap="1" wp14:anchorId="73CB190C" wp14:editId="518CD413">
             <wp:simplePos x="0" y="0"/>
@@ -22526,7 +22541,6 @@
       <w:r>
         <w:rPr>
           <w:noProof/>
-          <w:lang w:val="es-AR" w:eastAsia="es-AR"/>
         </w:rPr>
         <w:drawing>
           <wp:anchor distT="0" distB="0" distL="114300" distR="114300" simplePos="0" relativeHeight="251668480" behindDoc="0" locked="0" layoutInCell="1" allowOverlap="1" wp14:anchorId="22B0BA57" wp14:editId="70E9627C">
@@ -22961,7 +22975,6 @@
           <w:rFonts w:eastAsiaTheme="minorEastAsia"/>
           <w:lang w:val="es-ES"/>
         </w:rPr>
-        <w:lastRenderedPageBreak/>
         <w:tab/>
       </w:r>
       <m:oMath>
@@ -23581,7 +23594,6 @@
         <w:rPr>
           <w:rFonts w:eastAsiaTheme="minorEastAsia"/>
           <w:noProof/>
-          <w:lang w:val="es-AR" w:eastAsia="es-AR"/>
         </w:rPr>
         <w:drawing>
           <wp:inline distT="0" distB="0" distL="0" distR="0" wp14:anchorId="447428CE" wp14:editId="374E471F">
@@ -23999,8 +24011,8 @@
       <w:r>
         <w:rPr>
           <w:noProof/>
-          <w:lang w:val="es-AR" w:eastAsia="es-AR"/>
-        </w:rPr>
+        </w:rPr>
+        <w:lastRenderedPageBreak/>
         <w:drawing>
           <wp:anchor distT="0" distB="0" distL="114300" distR="114300" simplePos="0" relativeHeight="251669504" behindDoc="0" locked="0" layoutInCell="1" allowOverlap="1" wp14:anchorId="510B3366" wp14:editId="35BFA04E">
             <wp:simplePos x="0" y="0"/>
@@ -24107,7 +24119,6 @@
       <w:r>
         <w:rPr>
           <w:noProof/>
-          <w:lang w:val="es-AR" w:eastAsia="es-AR"/>
         </w:rPr>
         <w:drawing>
           <wp:anchor distT="0" distB="0" distL="114300" distR="114300" simplePos="0" relativeHeight="251670528" behindDoc="0" locked="0" layoutInCell="1" allowOverlap="1" wp14:anchorId="1375986C" wp14:editId="216510AC">
@@ -24226,7 +24237,6 @@
       <w:r>
         <w:rPr>
           <w:noProof/>
-          <w:lang w:val="es-AR" w:eastAsia="es-AR"/>
         </w:rPr>
         <w:drawing>
           <wp:anchor distT="0" distB="0" distL="114300" distR="114300" simplePos="0" relativeHeight="251671552" behindDoc="0" locked="0" layoutInCell="1" allowOverlap="1" wp14:anchorId="3D3D5B1F" wp14:editId="75DD766C">
@@ -24310,7 +24320,6 @@
       <w:r>
         <w:rPr>
           <w:noProof/>
-          <w:lang w:val="es-AR" w:eastAsia="es-AR"/>
         </w:rPr>
         <w:drawing>
           <wp:anchor distT="0" distB="0" distL="114300" distR="114300" simplePos="0" relativeHeight="251663360" behindDoc="0" locked="0" layoutInCell="1" allowOverlap="1" wp14:anchorId="4C14F5FC" wp14:editId="5B2D9BFD">
@@ -24469,9 +24478,7 @@
       <w:r>
         <w:rPr>
           <w:noProof/>
-          <w:lang w:val="es-AR" w:eastAsia="es-AR"/>
-        </w:rPr>
-        <w:lastRenderedPageBreak/>
+        </w:rPr>
         <w:drawing>
           <wp:anchor distT="0" distB="0" distL="114300" distR="114300" simplePos="0" relativeHeight="251664384" behindDoc="0" locked="0" layoutInCell="1" allowOverlap="1" wp14:anchorId="7FC611C6" wp14:editId="6CA4C31A">
             <wp:simplePos x="0" y="0"/>
@@ -24556,7 +24563,6 @@
       <w:r>
         <w:rPr>
           <w:noProof/>
-          <w:lang w:val="es-AR" w:eastAsia="es-AR"/>
         </w:rPr>
         <w:drawing>
           <wp:anchor distT="0" distB="0" distL="114300" distR="114300" simplePos="0" relativeHeight="251672576" behindDoc="0" locked="0" layoutInCell="1" allowOverlap="1" wp14:anchorId="07DDA520" wp14:editId="5D1466A9">
@@ -24672,7 +24678,6 @@
       <w:r>
         <w:rPr>
           <w:noProof/>
-          <w:lang w:val="es-AR" w:eastAsia="es-AR"/>
         </w:rPr>
         <w:drawing>
           <wp:anchor distT="0" distB="0" distL="114300" distR="114300" simplePos="0" relativeHeight="251673600" behindDoc="0" locked="0" layoutInCell="1" allowOverlap="1" wp14:anchorId="72B33769" wp14:editId="6061A510">
@@ -24770,7 +24775,6 @@
       <w:r>
         <w:rPr>
           <w:noProof/>
-          <w:lang w:val="es-AR" w:eastAsia="es-AR"/>
         </w:rPr>
         <w:drawing>
           <wp:anchor distT="0" distB="0" distL="114300" distR="114300" simplePos="0" relativeHeight="251674624" behindDoc="0" locked="0" layoutInCell="1" allowOverlap="1" wp14:anchorId="1D0642A3" wp14:editId="1437294E">
@@ -24972,7 +24976,6 @@
       <w:r>
         <w:rPr>
           <w:noProof/>
-          <w:lang w:val="es-AR" w:eastAsia="es-AR"/>
         </w:rPr>
         <w:drawing>
           <wp:anchor distT="0" distB="0" distL="114300" distR="114300" simplePos="0" relativeHeight="251675648" behindDoc="0" locked="0" layoutInCell="1" allowOverlap="1" wp14:anchorId="233850C2" wp14:editId="427ED787">
@@ -25227,7 +25230,6 @@
       <w:r>
         <w:rPr>
           <w:noProof/>
-          <w:lang w:val="es-AR" w:eastAsia="es-AR"/>
         </w:rPr>
         <w:drawing>
           <wp:anchor distT="0" distB="0" distL="114300" distR="114300" simplePos="0" relativeHeight="251676672" behindDoc="0" locked="0" layoutInCell="1" allowOverlap="1" wp14:anchorId="171F2099" wp14:editId="20325D28">
@@ -25332,7 +25334,6 @@
       <w:r>
         <w:rPr>
           <w:noProof/>
-          <w:lang w:val="es-AR" w:eastAsia="es-AR"/>
         </w:rPr>
         <w:drawing>
           <wp:anchor distT="0" distB="0" distL="114300" distR="114300" simplePos="0" relativeHeight="251677696" behindDoc="0" locked="0" layoutInCell="1" allowOverlap="1" wp14:anchorId="472C9DA0" wp14:editId="15A7D1A7">
@@ -25400,7 +25401,6 @@
       <w:r>
         <w:rPr>
           <w:noProof/>
-          <w:lang w:val="es-AR" w:eastAsia="es-AR"/>
         </w:rPr>
         <w:drawing>
           <wp:anchor distT="0" distB="0" distL="114300" distR="114300" simplePos="0" relativeHeight="251678720" behindDoc="0" locked="0" layoutInCell="1" allowOverlap="1" wp14:anchorId="6222B4EE" wp14:editId="6883F051">
@@ -25702,6 +25702,7 @@
           <w:rFonts w:eastAsiaTheme="minorEastAsia"/>
           <w:lang w:val="es-ES"/>
         </w:rPr>
+        <w:lastRenderedPageBreak/>
         <w:t xml:space="preserve">Ahora se procede a utilizar el valor válido de C4 para obtener 2 valores de </w:t>
       </w:r>
       <m:oMath>
@@ -26282,7 +26283,6 @@
           <w:rFonts w:eastAsiaTheme="minorEastAsia"/>
           <w:lang w:val="es-ES"/>
         </w:rPr>
-        <w:lastRenderedPageBreak/>
         <w:tab/>
       </w:r>
       <m:oMath>
@@ -26593,9 +26593,11 @@
           <w:tab w:val="center" w:pos="4536"/>
           <w:tab w:val="left" w:pos="8505"/>
         </w:tabs>
-        <w:jc w:val="center"/>
+        <w:ind w:firstLine="0"/>
         <w:rPr>
           <w:rFonts w:eastAsiaTheme="minorEastAsia"/>
+          <w:sz w:val="18"/>
+          <w:szCs w:val="18"/>
           <w:lang w:val="es-ES"/>
         </w:rPr>
       </w:pPr>
@@ -26603,12 +26605,11 @@
         <w:rPr>
           <w:rFonts w:eastAsiaTheme="minorEastAsia"/>
           <w:noProof/>
-          <w:lang w:val="es-AR" w:eastAsia="es-AR"/>
         </w:rPr>
         <w:drawing>
           <wp:inline distT="0" distB="0" distL="0" distR="0" wp14:anchorId="28A735CF" wp14:editId="31C80CA2">
-            <wp:extent cx="4084320" cy="1944415"/>
-            <wp:effectExtent l="19050" t="19050" r="11430" b="17780"/>
+            <wp:extent cx="3746777" cy="1783722"/>
+            <wp:effectExtent l="19050" t="19050" r="25400" b="26035"/>
             <wp:docPr id="37" name="Imagen 37"/>
             <wp:cNvGraphicFramePr>
               <a:graphicFrameLocks xmlns:a="http://schemas.openxmlformats.org/drawingml/2006/main" noChangeAspect="1"/>
@@ -26634,7 +26635,7 @@
                   <pic:spPr bwMode="auto">
                     <a:xfrm>
                       <a:off x="0" y="0"/>
-                      <a:ext cx="4116501" cy="1959735"/>
+                      <a:ext cx="3785896" cy="1802345"/>
                     </a:xfrm>
                     <a:prstGeom prst="rect">
                       <a:avLst/>
@@ -26660,6 +26661,58 @@
           </wp:inline>
         </w:drawing>
       </w:r>
+      <w:r>
+        <w:rPr>
+          <w:rFonts w:eastAsiaTheme="minorEastAsia"/>
+          <w:noProof/>
+        </w:rPr>
+        <w:drawing>
+          <wp:inline distT="0" distB="0" distL="0" distR="0" wp14:anchorId="2F41902A" wp14:editId="0144655E">
+            <wp:extent cx="2098325" cy="1794619"/>
+            <wp:effectExtent l="19050" t="19050" r="16510" b="15240"/>
+            <wp:docPr id="38" name="Imagen 38"/>
+            <wp:cNvGraphicFramePr>
+              <a:graphicFrameLocks xmlns:a="http://schemas.openxmlformats.org/drawingml/2006/main" noChangeAspect="1"/>
+            </wp:cNvGraphicFramePr>
+            <a:graphic xmlns:a="http://schemas.openxmlformats.org/drawingml/2006/main">
+              <a:graphicData uri="http://schemas.openxmlformats.org/drawingml/2006/picture">
+                <pic:pic xmlns:pic="http://schemas.openxmlformats.org/drawingml/2006/picture">
+                  <pic:nvPicPr>
+                    <pic:cNvPr id="38" name="19-Singularidad_constante_3.JPG"/>
+                    <pic:cNvPicPr/>
+                  </pic:nvPicPr>
+                  <pic:blipFill>
+                    <a:blip r:embed="rId73" cstate="print">
+                      <a:extLst>
+                        <a:ext uri="{28A0092B-C50C-407E-A947-70E740481C1C}">
+                          <a14:useLocalDpi xmlns:a14="http://schemas.microsoft.com/office/drawing/2010/main" val="0"/>
+                        </a:ext>
+                      </a:extLst>
+                    </a:blip>
+                    <a:stretch>
+                      <a:fillRect/>
+                    </a:stretch>
+                  </pic:blipFill>
+                  <pic:spPr>
+                    <a:xfrm>
+                      <a:off x="0" y="0"/>
+                      <a:ext cx="2132586" cy="1823921"/>
+                    </a:xfrm>
+                    <a:prstGeom prst="rect">
+                      <a:avLst/>
+                    </a:prstGeom>
+                    <a:ln w="19050">
+                      <a:solidFill>
+                        <a:schemeClr val="tx1"/>
+                      </a:solidFill>
+                    </a:ln>
+                  </pic:spPr>
+                </pic:pic>
+              </a:graphicData>
+            </a:graphic>
+          </wp:inline>
+        </w:drawing>
+      </w:r>
     </w:p>
     <w:p>
       <w:pPr>
@@ -26667,14 +26720,21 @@
           <w:tab w:val="center" w:pos="4536"/>
           <w:tab w:val="left" w:pos="8505"/>
         </w:tabs>
-        <w:jc w:val="center"/>
+        <w:ind w:firstLine="0"/>
+        <w:rPr>
+          <w:rFonts w:eastAsiaTheme="minorEastAsia"/>
+          <w:lang w:val="es-ES"/>
+        </w:rPr>
+      </w:pPr>
+      <w:r>
         <w:rPr>
           <w:rFonts w:eastAsiaTheme="minorEastAsia"/>
           <w:sz w:val="18"/>
           <w:szCs w:val="18"/>
           <w:lang w:val="es-ES"/>
         </w:rPr>
-      </w:pPr>
+        <w:t xml:space="preserve">                                               </w:t>
+      </w:r>
       <w:r>
         <w:rPr>
           <w:rFonts w:eastAsiaTheme="minorEastAsia"/>
@@ -26815,83 +26875,16 @@
           </m:sub>
         </m:sSub>
       </m:oMath>
-    </w:p>
-    <w:p>
-      <w:pPr>
-        <w:tabs>
-          <w:tab w:val="center" w:pos="4536"/>
-          <w:tab w:val="left" w:pos="8505"/>
-        </w:tabs>
-        <w:jc w:val="center"/>
-        <w:rPr>
-          <w:rFonts w:eastAsiaTheme="minorEastAsia"/>
-          <w:lang w:val="es-ES"/>
-        </w:rPr>
-      </w:pPr>
-      <w:r>
-        <w:rPr>
-          <w:rFonts w:eastAsiaTheme="minorEastAsia"/>
-          <w:noProof/>
-          <w:lang w:val="es-AR" w:eastAsia="es-AR"/>
-        </w:rPr>
-        <w:drawing>
-          <wp:inline distT="0" distB="0" distL="0" distR="0" wp14:anchorId="629972CC" wp14:editId="33D5F50B">
-            <wp:extent cx="2453640" cy="2098508"/>
-            <wp:effectExtent l="19050" t="19050" r="22860" b="16510"/>
-            <wp:docPr id="38" name="Imagen 38"/>
-            <wp:cNvGraphicFramePr>
-              <a:graphicFrameLocks xmlns:a="http://schemas.openxmlformats.org/drawingml/2006/main" noChangeAspect="1"/>
-            </wp:cNvGraphicFramePr>
-            <a:graphic xmlns:a="http://schemas.openxmlformats.org/drawingml/2006/main">
-              <a:graphicData uri="http://schemas.openxmlformats.org/drawingml/2006/picture">
-                <pic:pic xmlns:pic="http://schemas.openxmlformats.org/drawingml/2006/picture">
-                  <pic:nvPicPr>
-                    <pic:cNvPr id="38" name="19-Singularidad_constante_3.JPG"/>
-                    <pic:cNvPicPr/>
-                  </pic:nvPicPr>
-                  <pic:blipFill>
-                    <a:blip r:embed="rId73">
-                      <a:extLst>
-                        <a:ext uri="{28A0092B-C50C-407E-A947-70E740481C1C}">
-                          <a14:useLocalDpi xmlns:a14="http://schemas.microsoft.com/office/drawing/2010/main" val="0"/>
-                        </a:ext>
-                      </a:extLst>
-                    </a:blip>
-                    <a:stretch>
-                      <a:fillRect/>
-                    </a:stretch>
-                  </pic:blipFill>
-                  <pic:spPr>
-                    <a:xfrm>
-                      <a:off x="0" y="0"/>
-                      <a:ext cx="2473691" cy="2115657"/>
-                    </a:xfrm>
-                    <a:prstGeom prst="rect">
-                      <a:avLst/>
-                    </a:prstGeom>
-                    <a:ln w="19050">
-                      <a:solidFill>
-                        <a:schemeClr val="tx1"/>
-                      </a:solidFill>
-                    </a:ln>
-                  </pic:spPr>
-                </pic:pic>
-              </a:graphicData>
-            </a:graphic>
-          </wp:inline>
-        </w:drawing>
-      </w:r>
-    </w:p>
-    <w:p>
-      <w:pPr>
-        <w:jc w:val="center"/>
+      <w:r>
         <w:rPr>
           <w:rFonts w:eastAsiaTheme="minorEastAsia"/>
           <w:sz w:val="18"/>
           <w:szCs w:val="18"/>
           <w:lang w:val="es-ES"/>
         </w:rPr>
-      </w:pPr>
+        <w:tab/>
+        <w:t xml:space="preserve">                                                        </w:t>
+      </w:r>
       <w:r>
         <w:rPr>
           <w:rFonts w:eastAsiaTheme="minorEastAsia"/>
@@ -27114,7 +27107,6 @@
       <w:r>
         <w:rPr>
           <w:noProof/>
-          <w:lang w:val="es-AR" w:eastAsia="es-AR"/>
         </w:rPr>
         <w:drawing>
           <wp:inline distT="0" distB="0" distL="0" distR="0" wp14:anchorId="32268748" wp14:editId="0B20984C">
@@ -27149,7 +27141,7 @@
                   <pic:spPr bwMode="auto">
                     <a:xfrm>
                       <a:off x="0" y="0"/>
-                      <a:ext cx="1916944" cy="1542824"/>
+                      <a:ext cx="1905000" cy="1533211"/>
                     </a:xfrm>
                     <a:prstGeom prst="rect">
                       <a:avLst/>
@@ -27175,24 +27167,11 @@
         <w:rPr>
           <w:lang w:val="es-ES"/>
         </w:rPr>
-        <w:t xml:space="preserve"> </w:t>
-      </w:r>
-      <w:r>
-        <w:rPr>
-          <w:lang w:val="es-ES"/>
-        </w:rPr>
         <w:tab/>
       </w:r>
       <w:r>
         <w:rPr>
-          <w:lang w:val="es-ES"/>
-        </w:rPr>
-        <w:tab/>
-      </w:r>
-      <w:r>
-        <w:rPr>
           <w:noProof/>
-          <w:lang w:val="es-AR" w:eastAsia="es-AR"/>
         </w:rPr>
         <w:drawing>
           <wp:inline distT="0" distB="0" distL="0" distR="0" wp14:anchorId="7C7F457E" wp14:editId="3999E138">
@@ -27227,7 +27206,7 @@
                   <pic:spPr bwMode="auto">
                     <a:xfrm>
                       <a:off x="0" y="0"/>
-                      <a:ext cx="2453976" cy="1545552"/>
+                      <a:ext cx="2431473" cy="1531379"/>
                     </a:xfrm>
                     <a:prstGeom prst="rect">
                       <a:avLst/>
@@ -27253,52 +27232,52 @@
     <w:p>
       <w:pPr>
         <w:ind w:firstLine="0"/>
+        <w:jc w:val="center"/>
+        <w:rPr>
+          <w:lang w:val="es-ES"/>
+        </w:rPr>
+      </w:pPr>
+      <w:r>
         <w:rPr>
           <w:sz w:val="18"/>
           <w:lang w:val="es-ES"/>
         </w:rPr>
-      </w:pPr>
+        <w:t xml:space="preserve">                         </w:t>
+      </w:r>
       <w:r>
         <w:rPr>
           <w:sz w:val="18"/>
           <w:lang w:val="es-ES"/>
         </w:rPr>
-        <w:t xml:space="preserve">         </w:t>
+        <w:t xml:space="preserve">Fig. 20 – Enfrentamiento a la </w:t>
       </w:r>
       <w:r>
         <w:rPr>
           <w:sz w:val="18"/>
           <w:lang w:val="es-ES"/>
         </w:rPr>
-        <w:t xml:space="preserve">Fig. 20 – Enfrentamiento a la cámara </w:t>
+        <w:t xml:space="preserve">cámara        </w:t>
       </w:r>
       <w:r>
         <w:rPr>
           <w:sz w:val="18"/>
           <w:lang w:val="es-ES"/>
         </w:rPr>
-        <w:tab/>
+        <w:t>Fig. 21 – Punto de agarr</w:t>
       </w:r>
       <w:r>
         <w:rPr>
           <w:sz w:val="18"/>
           <w:lang w:val="es-ES"/>
         </w:rPr>
-        <w:t xml:space="preserve">            </w:t>
+        <w:t xml:space="preserve">e de la tapa y de colocación de </w:t>
       </w:r>
       <w:r>
         <w:rPr>
           <w:sz w:val="18"/>
           <w:lang w:val="es-ES"/>
         </w:rPr>
-        <w:t xml:space="preserve">          </w:t>
-      </w:r>
-      <w:r>
-        <w:rPr>
-          <w:sz w:val="18"/>
-          <w:lang w:val="es-ES"/>
-        </w:rPr>
-        <w:t>Fig. 21 – Punto de agarre de la tapa y de colocación de la pastilla</w:t>
+        <w:t>la pastilla</w:t>
       </w:r>
     </w:p>
     <w:p>
@@ -27312,7 +27291,6 @@
       <w:r>
         <w:rPr>
           <w:noProof/>
-          <w:lang w:val="es-AR" w:eastAsia="es-AR"/>
         </w:rPr>
         <w:lastRenderedPageBreak/>
         <w:drawing>
@@ -27385,7 +27363,6 @@
       <w:r>
         <w:rPr>
           <w:noProof/>
-          <w:lang w:val="es-AR" w:eastAsia="es-AR"/>
         </w:rPr>
         <w:drawing>
           <wp:inline distT="0" distB="0" distL="0" distR="0" wp14:anchorId="06F6DE36" wp14:editId="47B780C1">
@@ -27500,7 +27477,6 @@
       <w:r>
         <w:rPr>
           <w:noProof/>
-          <w:lang w:val="es-AR" w:eastAsia="es-AR"/>
         </w:rPr>
         <w:drawing>
           <wp:inline distT="0" distB="0" distL="0" distR="0" wp14:anchorId="65D33C5C" wp14:editId="73BF83DD">
@@ -27572,7 +27548,6 @@
       <w:r>
         <w:rPr>
           <w:noProof/>
-          <w:lang w:val="es-AR" w:eastAsia="es-AR"/>
         </w:rPr>
         <w:drawing>
           <wp:inline distT="0" distB="0" distL="0" distR="0" wp14:anchorId="1532AB73" wp14:editId="53E81F7C">
@@ -27686,12 +27661,11 @@
       <w:r>
         <w:rPr>
           <w:noProof/>
-          <w:lang w:val="es-AR" w:eastAsia="es-AR"/>
         </w:rPr>
         <w:drawing>
           <wp:inline distT="0" distB="0" distL="0" distR="0" wp14:anchorId="0B0CC78B" wp14:editId="044FDDC4">
-            <wp:extent cx="2222500" cy="2115820"/>
-            <wp:effectExtent l="19050" t="19050" r="25400" b="17780"/>
+            <wp:extent cx="1989666" cy="1894162"/>
+            <wp:effectExtent l="19050" t="19050" r="10795" b="11430"/>
             <wp:docPr id="104" name="Imagen 104"/>
             <wp:cNvGraphicFramePr>
               <a:graphicFrameLocks xmlns:a="http://schemas.openxmlformats.org/drawingml/2006/main" noChangeAspect="1"/>
@@ -27721,7 +27695,7 @@
                   <pic:spPr bwMode="auto">
                     <a:xfrm>
                       <a:off x="0" y="0"/>
-                      <a:ext cx="2222500" cy="2115820"/>
+                      <a:ext cx="2007714" cy="1911343"/>
                     </a:xfrm>
                     <a:prstGeom prst="rect">
                       <a:avLst/>
@@ -27758,12 +27732,11 @@
       <w:r>
         <w:rPr>
           <w:noProof/>
-          <w:lang w:val="es-AR" w:eastAsia="es-AR"/>
         </w:rPr>
         <w:drawing>
           <wp:inline distT="0" distB="0" distL="0" distR="0" wp14:anchorId="06FB5982" wp14:editId="73A597A1">
-            <wp:extent cx="2243455" cy="2084070"/>
-            <wp:effectExtent l="19050" t="19050" r="23495" b="11430"/>
+            <wp:extent cx="2041575" cy="1896533"/>
+            <wp:effectExtent l="19050" t="19050" r="15875" b="27940"/>
             <wp:docPr id="103" name="Imagen 103"/>
             <wp:cNvGraphicFramePr>
               <a:graphicFrameLocks xmlns:a="http://schemas.openxmlformats.org/drawingml/2006/main" noChangeAspect="1"/>
@@ -27793,7 +27766,7 @@
                   <pic:spPr bwMode="auto">
                     <a:xfrm>
                       <a:off x="0" y="0"/>
-                      <a:ext cx="2243455" cy="2084070"/>
+                      <a:ext cx="2055680" cy="1909636"/>
                     </a:xfrm>
                     <a:prstGeom prst="rect">
                       <a:avLst/>
@@ -27915,7 +27888,13 @@
         <w:rPr>
           <w:lang w:val="es-ES"/>
         </w:rPr>
-        <w:t xml:space="preserve"> se obtuvo la trayectoria final. </w:t>
+        <w:t xml:space="preserve"> s</w:t>
+      </w:r>
+      <w:r>
+        <w:rPr>
+          <w:lang w:val="es-ES"/>
+        </w:rPr>
+        <w:t xml:space="preserve">e obtuvo la trayectoria final. </w:t>
       </w:r>
     </w:p>
     <w:p>
@@ -27931,6 +27910,7 @@
           <w:lang w:val="es-ES"/>
         </w:rPr>
       </w:pPr>
+      <w:bookmarkStart w:id="31" w:name="_Toc181560505"/>
       <w:r>
         <w:rPr>
           <w:lang w:val="es-ES"/>
@@ -27945,7 +27925,6 @@
           <w:lang w:val="es-ES"/>
         </w:rPr>
       </w:pPr>
-      <w:bookmarkStart w:id="31" w:name="_Toc181560505"/>
       <w:r>
         <w:rPr>
           <w:lang w:val="es-ES"/>
@@ -28206,12 +28185,11 @@
       <w:r>
         <w:rPr>
           <w:noProof/>
-          <w:lang w:val="es-AR" w:eastAsia="es-AR"/>
         </w:rPr>
         <w:drawing>
           <wp:inline distT="0" distB="0" distL="0" distR="0" wp14:anchorId="32B6FFAA" wp14:editId="317AE01F">
-            <wp:extent cx="2948940" cy="2175183"/>
-            <wp:effectExtent l="19050" t="19050" r="22860" b="15875"/>
+            <wp:extent cx="2633134" cy="1942240"/>
+            <wp:effectExtent l="19050" t="19050" r="15240" b="20320"/>
             <wp:docPr id="102" name="Imagen 102"/>
             <wp:cNvGraphicFramePr>
               <a:graphicFrameLocks xmlns:a="http://schemas.openxmlformats.org/drawingml/2006/main" noChangeAspect="1"/>
@@ -28241,7 +28219,7 @@
                   <pic:spPr bwMode="auto">
                     <a:xfrm>
                       <a:off x="0" y="0"/>
-                      <a:ext cx="2965897" cy="2187691"/>
+                      <a:ext cx="2665562" cy="1966159"/>
                     </a:xfrm>
                     <a:prstGeom prst="rect">
                       <a:avLst/>
@@ -28271,13 +28249,18 @@
       </w:r>
       <w:r>
         <w:rPr>
+          <w:lang w:val="es-ES"/>
+        </w:rPr>
+        <w:tab/>
+      </w:r>
+      <w:r>
+        <w:rPr>
           <w:noProof/>
-          <w:lang w:val="es-AR" w:eastAsia="es-AR"/>
         </w:rPr>
         <w:drawing>
           <wp:inline distT="0" distB="0" distL="0" distR="0" wp14:anchorId="51F4C40D" wp14:editId="361208CE">
-            <wp:extent cx="1757919" cy="2164080"/>
-            <wp:effectExtent l="19050" t="19050" r="13970" b="26670"/>
+            <wp:extent cx="1568097" cy="1930400"/>
+            <wp:effectExtent l="19050" t="19050" r="13335" b="12700"/>
             <wp:docPr id="101" name="Imagen 101"/>
             <wp:cNvGraphicFramePr>
               <a:graphicFrameLocks xmlns:a="http://schemas.openxmlformats.org/drawingml/2006/main" noChangeAspect="1"/>
@@ -28307,7 +28290,7 @@
                   <pic:spPr bwMode="auto">
                     <a:xfrm>
                       <a:off x="0" y="0"/>
-                      <a:ext cx="1773071" cy="2182733"/>
+                      <a:ext cx="1587958" cy="1954849"/>
                     </a:xfrm>
                     <a:prstGeom prst="rect">
                       <a:avLst/>
@@ -28342,7 +28325,7 @@
           <w:sz w:val="18"/>
           <w:lang w:val="es-ES"/>
         </w:rPr>
-        <w:t xml:space="preserve">                  </w:t>
+        <w:t xml:space="preserve">               </w:t>
       </w:r>
       <w:r>
         <w:rPr>
@@ -28385,7 +28368,6 @@
       <w:r>
         <w:rPr>
           <w:noProof/>
-          <w:lang w:val="es-AR" w:eastAsia="es-AR"/>
         </w:rPr>
         <w:drawing>
           <wp:inline distT="0" distB="0" distL="0" distR="0" wp14:anchorId="6CE897C2" wp14:editId="3212CDE9">
@@ -28457,7 +28439,6 @@
       <w:r>
         <w:rPr>
           <w:noProof/>
-          <w:lang w:val="es-AR" w:eastAsia="es-AR"/>
         </w:rPr>
         <w:drawing>
           <wp:inline distT="0" distB="0" distL="0" distR="0" wp14:anchorId="167234CB" wp14:editId="36601EB9">
@@ -28632,12 +28613,11 @@
       <w:r>
         <w:rPr>
           <w:noProof/>
-          <w:lang w:val="es-AR" w:eastAsia="es-AR"/>
         </w:rPr>
         <w:drawing>
           <wp:inline distT="0" distB="0" distL="0" distR="0" wp14:anchorId="208763EB" wp14:editId="0510F781">
-            <wp:extent cx="6151880" cy="3082925"/>
-            <wp:effectExtent l="19050" t="19050" r="20320" b="22225"/>
+            <wp:extent cx="5985933" cy="2999763"/>
+            <wp:effectExtent l="19050" t="19050" r="15240" b="10160"/>
             <wp:docPr id="448" name="Imagen 448"/>
             <wp:cNvGraphicFramePr>
               <a:graphicFrameLocks xmlns:a="http://schemas.openxmlformats.org/drawingml/2006/main" noChangeAspect="1"/>
@@ -28658,7 +28638,7 @@
                   <pic:spPr>
                     <a:xfrm>
                       <a:off x="0" y="0"/>
-                      <a:ext cx="6151880" cy="3082925"/>
+                      <a:ext cx="5992404" cy="3003006"/>
                     </a:xfrm>
                     <a:prstGeom prst="rect">
                       <a:avLst/>
@@ -28703,12 +28683,11 @@
       <w:r>
         <w:rPr>
           <w:noProof/>
-          <w:lang w:val="es-AR" w:eastAsia="es-AR"/>
         </w:rPr>
         <w:drawing>
           <wp:inline distT="0" distB="0" distL="0" distR="0" wp14:anchorId="76F3CE20" wp14:editId="02379FA9">
-            <wp:extent cx="6151880" cy="3306445"/>
-            <wp:effectExtent l="19050" t="19050" r="20320" b="27305"/>
+            <wp:extent cx="6080598" cy="3268133"/>
+            <wp:effectExtent l="19050" t="19050" r="15875" b="27940"/>
             <wp:docPr id="449" name="Imagen 449"/>
             <wp:cNvGraphicFramePr>
               <a:graphicFrameLocks xmlns:a="http://schemas.openxmlformats.org/drawingml/2006/main" noChangeAspect="1"/>
@@ -28729,7 +28708,7 @@
                   <pic:spPr>
                     <a:xfrm>
                       <a:off x="0" y="0"/>
-                      <a:ext cx="6151880" cy="3306445"/>
+                      <a:ext cx="6086601" cy="3271359"/>
                     </a:xfrm>
                     <a:prstGeom prst="rect">
                       <a:avLst/>
@@ -28816,7 +28795,6 @@
       <w:r>
         <w:rPr>
           <w:noProof/>
-          <w:lang w:val="es-AR" w:eastAsia="es-AR"/>
         </w:rPr>
         <w:drawing>
           <wp:inline distT="0" distB="0" distL="0" distR="0" wp14:anchorId="2AF4B797" wp14:editId="0933E13F">
@@ -28884,6 +28862,7 @@
         </w:rPr>
         <w:t>sobre aceleración cartesiana</w:t>
       </w:r>
+      <w:bookmarkStart w:id="32" w:name="_Toc181560506"/>
     </w:p>
     <w:p>
       <w:pPr>
@@ -28893,7 +28872,6 @@
           <w:lang w:val="es-ES"/>
         </w:rPr>
       </w:pPr>
-      <w:bookmarkStart w:id="32" w:name="_Toc181560506"/>
       <w:r>
         <w:rPr>
           <w:lang w:val="es-ES"/>
@@ -28927,7 +28905,15 @@
         <w:rPr>
           <w:lang w:val="es-ES"/>
         </w:rPr>
-        <w:t xml:space="preserve"> y el uso del método matricial para resolver la cinemática inversa permitieron construir un modelo cinemático preciso, fundamental para evaluar el desempeño del robot en su espacio de trabajo. Las trayectorias generadas mediante interpolaciones sincrónicas y asincrónicas de posiciones y orientaciones permiten una operación fluida en la simulación, respetando los límites de velocidad y controlando la orientación del efector final en cada punto de la trayectoria. La identificación y análisis de singularidades críticas permiten anticipar posibles limitaciones en un entorno de aplicación real, lo cual es esencial para mantener la precisión y seguridad en la operación. </w:t>
+        <w:t xml:space="preserve"> y el uso del método matricial para resolver la cinemática inversa permitieron construir un modelo cinemático preciso, fundamental para evaluar el desempeño del robot en su espacio de trabajo. Las trayectorias generadas mediante interpolaciones </w:t>
+      </w:r>
+      <w:bookmarkStart w:id="33" w:name="_GoBack"/>
+      <w:bookmarkEnd w:id="33"/>
+      <w:r>
+        <w:rPr>
+          <w:lang w:val="es-ES"/>
+        </w:rPr>
+        <w:t xml:space="preserve">de posiciones y orientaciones permiten una operación fluida en la simulación, respetando los límites de velocidad y controlando la orientación del efector final en cada punto de la trayectoria. La identificación y análisis de singularidades críticas permiten anticipar posibles limitaciones en un entorno de aplicación real, lo cual es esencial para mantener la precisión y seguridad en la operación. </w:t>
       </w:r>
       <w:r>
         <w:rPr>
@@ -28939,7 +28925,13 @@
         <w:rPr>
           <w:lang w:val="es-ES"/>
         </w:rPr>
-        <w:t>ofrece un enfoque preciso y confiable para el desarrollo de aplicaciones en la manipulación de materiales sensibles, proporcionando una base sólida para futuros trabajos en el diseño e implementación de sistemas robóticos en sectores de alta seguridad.</w:t>
+        <w:t>ofrece un enfoque preciso y confiable para el desarrollo de aplicaciones en la manipulación de materiales sensibles, proporcionando una base sólida para futuros trabajos en el diseño e implementación de sistemas robóticos</w:t>
+      </w:r>
+      <w:r>
+        <w:rPr>
+          <w:lang w:val="es-ES"/>
+        </w:rPr>
+        <w:t xml:space="preserve"> en sectores de alta seguridad.</w:t>
       </w:r>
     </w:p>
     <w:p>
@@ -28948,10 +28940,6 @@
         <w:ind w:firstLine="0"/>
         <w:jc w:val="left"/>
         <w:rPr>
-          <w:rFonts w:eastAsiaTheme="majorEastAsia" w:cstheme="majorBidi"/>
-          <w:b/>
-          <w:sz w:val="32"/>
-          <w:szCs w:val="32"/>
           <w:lang w:val="es-ES"/>
         </w:rPr>
       </w:pPr>
@@ -28962,7 +28950,7 @@
         <w:br w:type="page"/>
       </w:r>
     </w:p>
-    <w:bookmarkStart w:id="33" w:name="_Toc181560507" w:displacedByCustomXml="next"/>
+    <w:bookmarkStart w:id="34" w:name="_Toc181560507" w:displacedByCustomXml="next"/>
     <w:sdt>
       <w:sdtPr>
         <w:rPr>
@@ -28997,7 +28985,7 @@
             </w:rPr>
             <w:t>Bibliografía</w:t>
           </w:r>
-          <w:bookmarkEnd w:id="33"/>
+          <w:bookmarkEnd w:id="34"/>
         </w:p>
         <w:sdt>
           <w:sdtPr>
@@ -29238,7 +29226,7 @@
           <w:lang w:val="es-ES"/>
         </w:rPr>
       </w:pPr>
-      <w:bookmarkStart w:id="34" w:name="_Toc181560508"/>
+      <w:bookmarkStart w:id="35" w:name="_Toc181560508"/>
       <w:r>
         <w:rPr>
           <w:lang w:val="es-ES"/>
@@ -29246,7 +29234,7 @@
         <w:lastRenderedPageBreak/>
         <w:t>Anexos</w:t>
       </w:r>
-      <w:bookmarkEnd w:id="34"/>
+      <w:bookmarkEnd w:id="35"/>
     </w:p>
     <w:p>
       <w:pPr>
@@ -29255,7 +29243,7 @@
           <w:lang w:val="es-ES"/>
         </w:rPr>
       </w:pPr>
-      <w:bookmarkStart w:id="35" w:name="_Toc181560509"/>
+      <w:bookmarkStart w:id="36" w:name="_Toc181560509"/>
       <w:r>
         <w:rPr>
           <w:lang w:val="es-ES"/>
@@ -29276,7 +29264,7 @@
         </w:rPr>
         <w:t xml:space="preserve"> de la Planta</w:t>
       </w:r>
-      <w:bookmarkEnd w:id="35"/>
+      <w:bookmarkEnd w:id="36"/>
     </w:p>
     <w:p>
       <w:pPr>
@@ -29288,7 +29276,6 @@
       <w:r>
         <w:rPr>
           <w:noProof/>
-          <w:lang w:val="es-AR" w:eastAsia="es-AR"/>
         </w:rPr>
         <w:drawing>
           <wp:inline distT="0" distB="0" distL="0" distR="0" wp14:anchorId="2654D9A6" wp14:editId="202E6BC8">
@@ -29343,7 +29330,6 @@
       <w:r>
         <w:rPr>
           <w:noProof/>
-          <w:lang w:val="es-AR" w:eastAsia="es-AR"/>
         </w:rPr>
         <w:drawing>
           <wp:inline distT="0" distB="0" distL="0" distR="0" wp14:anchorId="2FE98D28" wp14:editId="2DD90588">
@@ -29398,7 +29384,6 @@
       <w:r>
         <w:rPr>
           <w:noProof/>
-          <w:lang w:val="es-AR" w:eastAsia="es-AR"/>
         </w:rPr>
         <w:lastRenderedPageBreak/>
         <w:drawing>
@@ -29451,14 +29436,14 @@
           <w:lang w:val="es-ES"/>
         </w:rPr>
       </w:pPr>
-      <w:bookmarkStart w:id="36" w:name="_Toc181560510"/>
+      <w:bookmarkStart w:id="37" w:name="_Toc181560510"/>
       <w:r>
         <w:rPr>
           <w:lang w:val="es-ES"/>
         </w:rPr>
         <w:t>Anexo 2 – Máquina de gammagrafía</w:t>
       </w:r>
-      <w:bookmarkEnd w:id="36"/>
+      <w:bookmarkEnd w:id="37"/>
     </w:p>
     <w:p>
       <w:pPr>
@@ -29470,7 +29455,6 @@
       <w:r>
         <w:rPr>
           <w:noProof/>
-          <w:lang w:val="es-AR" w:eastAsia="es-AR"/>
         </w:rPr>
         <w:drawing>
           <wp:inline distT="0" distB="0" distL="0" distR="0" wp14:anchorId="0D304A7F" wp14:editId="10A6A9D4">
@@ -29542,7 +29526,7 @@
           <w:lang w:val="es-ES"/>
         </w:rPr>
       </w:pPr>
-      <w:bookmarkStart w:id="37" w:name="_Toc181560511"/>
+      <w:bookmarkStart w:id="38" w:name="_Toc181560511"/>
       <w:r>
         <w:rPr>
           <w:lang w:val="es-ES"/>
@@ -29568,7 +29552,7 @@
         </w:rPr>
         <w:t>Contenedor  con pastilla</w:t>
       </w:r>
-      <w:bookmarkEnd w:id="37"/>
+      <w:bookmarkEnd w:id="38"/>
     </w:p>
     <w:p>
       <w:pPr>
@@ -29587,7 +29571,6 @@
       <w:r>
         <w:rPr>
           <w:noProof/>
-          <w:lang w:val="es-AR" w:eastAsia="es-AR"/>
         </w:rPr>
         <w:drawing>
           <wp:inline distT="0" distB="0" distL="0" distR="0" wp14:anchorId="64CDECA0" wp14:editId="4AFBA252">
@@ -29653,7 +29636,7 @@
           <w:lang w:val="es-ES"/>
         </w:rPr>
       </w:pPr>
-      <w:bookmarkStart w:id="38" w:name="_Toc181560512"/>
+      <w:bookmarkStart w:id="39" w:name="_Toc181560512"/>
       <w:r>
         <w:rPr>
           <w:lang w:val="es-ES"/>
@@ -29661,7 +29644,7 @@
         <w:lastRenderedPageBreak/>
         <w:t>Anexo 4 – Mesa</w:t>
       </w:r>
-      <w:bookmarkEnd w:id="38"/>
+      <w:bookmarkEnd w:id="39"/>
     </w:p>
     <w:p>
       <w:pPr>
@@ -29673,7 +29656,6 @@
       <w:r>
         <w:rPr>
           <w:noProof/>
-          <w:lang w:val="es-AR" w:eastAsia="es-AR"/>
         </w:rPr>
         <w:drawing>
           <wp:inline distT="0" distB="0" distL="0" distR="0" wp14:anchorId="328F08B8" wp14:editId="344E4805">
@@ -29720,7 +29702,6 @@
       <w:r>
         <w:rPr>
           <w:noProof/>
-          <w:lang w:val="es-AR" w:eastAsia="es-AR"/>
         </w:rPr>
         <w:drawing>
           <wp:inline distT="0" distB="0" distL="0" distR="0" wp14:anchorId="3A2DC51A" wp14:editId="08EF55C2">
@@ -29788,7 +29769,7 @@
           <w:lang w:val="es-ES"/>
         </w:rPr>
       </w:pPr>
-      <w:bookmarkStart w:id="39" w:name="_Toc181560513"/>
+      <w:bookmarkStart w:id="40" w:name="_Toc181560513"/>
       <w:r>
         <w:rPr>
           <w:lang w:val="es-ES"/>
@@ -29796,7 +29777,7 @@
         <w:lastRenderedPageBreak/>
         <w:t>Anexo 5 – Hoja de datos del Robot</w:t>
       </w:r>
-      <w:bookmarkEnd w:id="39"/>
+      <w:bookmarkEnd w:id="40"/>
     </w:p>
     <w:p>
       <w:pPr>
@@ -29821,7 +29802,6 @@
       <w:r>
         <w:rPr>
           <w:noProof/>
-          <w:lang w:val="es-AR" w:eastAsia="es-AR"/>
         </w:rPr>
         <w:drawing>
           <wp:inline distT="0" distB="0" distL="0" distR="0" wp14:anchorId="60B9A8C0" wp14:editId="4D8BAD35">
@@ -29876,7 +29856,6 @@
       <w:r>
         <w:rPr>
           <w:noProof/>
-          <w:lang w:val="es-AR" w:eastAsia="es-AR"/>
         </w:rPr>
         <w:drawing>
           <wp:inline distT="0" distB="0" distL="0" distR="0" wp14:anchorId="0280B3D5" wp14:editId="1E7FA33C">
@@ -29934,7 +29913,7 @@
           <w:lang w:val="es-ES"/>
         </w:rPr>
       </w:pPr>
-      <w:bookmarkStart w:id="40" w:name="_Toc181560514"/>
+      <w:bookmarkStart w:id="41" w:name="_Toc181560514"/>
       <w:r>
         <w:rPr>
           <w:lang w:val="es-ES"/>
@@ -29948,7 +29927,7 @@
         </w:rPr>
         <w:t xml:space="preserve"> – Definición del robot.</w:t>
       </w:r>
-      <w:bookmarkEnd w:id="40"/>
+      <w:bookmarkEnd w:id="41"/>
     </w:p>
     <w:p>
       <w:pPr>
@@ -33720,7 +33699,7 @@
           <w:lang w:val="es-AR" w:eastAsia="es-AR"/>
         </w:rPr>
       </w:pPr>
-      <w:bookmarkStart w:id="41" w:name="_Toc181560515"/>
+      <w:bookmarkStart w:id="42" w:name="_Toc181560515"/>
       <w:r>
         <w:rPr>
           <w:lang w:val="es-ES"/>
@@ -33733,7 +33712,7 @@
         </w:rPr>
         <w:t xml:space="preserve"> – Función de cinemática inversa</w:t>
       </w:r>
-      <w:bookmarkEnd w:id="41"/>
+      <w:bookmarkEnd w:id="42"/>
     </w:p>
     <w:p>
       <w:pPr>
@@ -39237,20 +39216,8 @@
           <w:szCs w:val="21"/>
           <w:lang w:val="en-GB" w:eastAsia="es-AR"/>
         </w:rPr>
-        <w:t xml:space="preserve"> </w:t>
-      </w:r>
-      <w:proofErr w:type="spellStart"/>
-      <w:r>
-        <w:rPr>
-          <w:rFonts w:ascii="Consolas" w:eastAsia="Times New Roman" w:hAnsi="Consolas" w:cs="Consolas"/>
-          <w:color w:val="3B3B3B"/>
-          <w:sz w:val="21"/>
-          <w:szCs w:val="21"/>
-          <w:lang w:val="en-GB" w:eastAsia="es-AR"/>
-        </w:rPr>
-        <w:t>oy</w:t>
-      </w:r>
-      <w:proofErr w:type="spellEnd"/>
+        <w:t xml:space="preserve"> oy</w:t>
+      </w:r>
       <w:r>
         <w:rPr>
           <w:rFonts w:ascii="Consolas" w:eastAsia="Times New Roman" w:hAnsi="Consolas" w:cs="Consolas"/>
@@ -48380,7 +48347,7 @@
           <w:lang w:val="es-AR"/>
         </w:rPr>
       </w:pPr>
-      <w:bookmarkStart w:id="42" w:name="_Toc181560516"/>
+      <w:bookmarkStart w:id="43" w:name="_Toc181560516"/>
       <w:r>
         <w:rPr>
           <w:lang w:val="es-AR"/>
@@ -48393,7 +48360,7 @@
         </w:rPr>
         <w:t xml:space="preserve"> – Trayectorias.</w:t>
       </w:r>
-      <w:bookmarkEnd w:id="42"/>
+      <w:bookmarkEnd w:id="43"/>
     </w:p>
     <w:p>
       <w:pPr>
@@ -49088,7 +49055,6 @@
         </w:rPr>
       </w:pPr>
       <w:proofErr w:type="spellStart"/>
-      <w:proofErr w:type="gramStart"/>
       <w:r>
         <w:rPr>
           <w:rFonts w:ascii="Consolas" w:eastAsia="Times New Roman" w:hAnsi="Consolas" w:cs="Times New Roman"/>
@@ -49100,7 +49066,6 @@
         <w:t>end</w:t>
       </w:r>
       <w:proofErr w:type="spellEnd"/>
-      <w:proofErr w:type="gramEnd"/>
     </w:p>
     <w:p>
       <w:pPr>
@@ -49454,7 +49419,6 @@
       <w:r>
         <w:rPr>
           <w:noProof/>
-          <w:lang w:val="es-AR" w:eastAsia="es-AR"/>
         </w:rPr>
         <w:drawing>
           <wp:inline distT="0" distB="0" distL="0" distR="0" wp14:anchorId="6D0B5A7F" wp14:editId="29886ECE">
@@ -49492,8 +49456,6 @@
           </wp:inline>
         </w:drawing>
       </w:r>
-      <w:bookmarkStart w:id="43" w:name="_GoBack"/>
-      <w:bookmarkEnd w:id="43"/>
     </w:p>
     <w:p>
       <w:pPr>
@@ -49549,7 +49511,7 @@
 </file>
 
 <file path=word/endnotes.xml><?xml version="1.0" encoding="utf-8"?>
-<w:endnotes xmlns:wpc="http://schemas.microsoft.com/office/word/2010/wordprocessingCanvas" xmlns:mc="http://schemas.openxmlformats.org/markup-compatibility/2006" xmlns:o="urn:schemas-microsoft-com:office:office" xmlns:r="http://schemas.openxmlformats.org/officeDocument/2006/relationships" xmlns:m="http://schemas.openxmlformats.org/officeDocument/2006/math" xmlns:v="urn:schemas-microsoft-com:vml" xmlns:wp14="http://schemas.microsoft.com/office/word/2010/wordprocessingDrawing" xmlns:wp="http://schemas.openxmlformats.org/drawingml/2006/wordprocessingDrawing" xmlns:w10="urn:schemas-microsoft-com:office:word" xmlns:w="http://schemas.openxmlformats.org/wordprocessingml/2006/main" xmlns:w14="http://schemas.microsoft.com/office/word/2010/wordml" xmlns:w15="http://schemas.microsoft.com/office/word/2012/wordml" xmlns:wpg="http://schemas.microsoft.com/office/word/2010/wordprocessingGroup" xmlns:wpi="http://schemas.microsoft.com/office/word/2010/wordprocessingInk" xmlns:wne="http://schemas.microsoft.com/office/word/2006/wordml" xmlns:wps="http://schemas.microsoft.com/office/word/2010/wordprocessingShape" mc:Ignorable="w14 w15 wp14">
+<w:endnotes xmlns:wpc="http://schemas.microsoft.com/office/word/2010/wordprocessingCanvas" xmlns:cx="http://schemas.microsoft.com/office/drawing/2014/chartex" xmlns:mc="http://schemas.openxmlformats.org/markup-compatibility/2006" xmlns:o="urn:schemas-microsoft-com:office:office" xmlns:r="http://schemas.openxmlformats.org/officeDocument/2006/relationships" xmlns:m="http://schemas.openxmlformats.org/officeDocument/2006/math" xmlns:v="urn:schemas-microsoft-com:vml" xmlns:wp14="http://schemas.microsoft.com/office/word/2010/wordprocessingDrawing" xmlns:wp="http://schemas.openxmlformats.org/drawingml/2006/wordprocessingDrawing" xmlns:w10="urn:schemas-microsoft-com:office:word" xmlns:w="http://schemas.openxmlformats.org/wordprocessingml/2006/main" xmlns:w14="http://schemas.microsoft.com/office/word/2010/wordml" xmlns:w15="http://schemas.microsoft.com/office/word/2012/wordml" xmlns:w16se="http://schemas.microsoft.com/office/word/2015/wordml/symex" xmlns:wpg="http://schemas.microsoft.com/office/word/2010/wordprocessingGroup" xmlns:wpi="http://schemas.microsoft.com/office/word/2010/wordprocessingInk" xmlns:wne="http://schemas.microsoft.com/office/word/2006/wordml" xmlns:wps="http://schemas.microsoft.com/office/word/2010/wordprocessingShape" mc:Ignorable="w14 w15 w16se wp14">
   <w:endnote w:type="separator" w:id="-1">
     <w:p>
       <w:pPr>
@@ -49574,7 +49536,7 @@
 </file>
 
 <file path=word/footer1.xml><?xml version="1.0" encoding="utf-8"?>
-<w:ftr xmlns:wpc="http://schemas.microsoft.com/office/word/2010/wordprocessingCanvas" xmlns:mc="http://schemas.openxmlformats.org/markup-compatibility/2006" xmlns:o="urn:schemas-microsoft-com:office:office" xmlns:r="http://schemas.openxmlformats.org/officeDocument/2006/relationships" xmlns:m="http://schemas.openxmlformats.org/officeDocument/2006/math" xmlns:v="urn:schemas-microsoft-com:vml" xmlns:wp14="http://schemas.microsoft.com/office/word/2010/wordprocessingDrawing" xmlns:wp="http://schemas.openxmlformats.org/drawingml/2006/wordprocessingDrawing" xmlns:w10="urn:schemas-microsoft-com:office:word" xmlns:w="http://schemas.openxmlformats.org/wordprocessingml/2006/main" xmlns:w14="http://schemas.microsoft.com/office/word/2010/wordml" xmlns:w15="http://schemas.microsoft.com/office/word/2012/wordml" xmlns:wpg="http://schemas.microsoft.com/office/word/2010/wordprocessingGroup" xmlns:wpi="http://schemas.microsoft.com/office/word/2010/wordprocessingInk" xmlns:wne="http://schemas.microsoft.com/office/word/2006/wordml" xmlns:wps="http://schemas.microsoft.com/office/word/2010/wordprocessingShape" mc:Ignorable="w14 w15 wp14">
+<w:ftr xmlns:wpc="http://schemas.microsoft.com/office/word/2010/wordprocessingCanvas" xmlns:cx="http://schemas.microsoft.com/office/drawing/2014/chartex" xmlns:mc="http://schemas.openxmlformats.org/markup-compatibility/2006" xmlns:o="urn:schemas-microsoft-com:office:office" xmlns:r="http://schemas.openxmlformats.org/officeDocument/2006/relationships" xmlns:m="http://schemas.openxmlformats.org/officeDocument/2006/math" xmlns:v="urn:schemas-microsoft-com:vml" xmlns:wp14="http://schemas.microsoft.com/office/word/2010/wordprocessingDrawing" xmlns:wp="http://schemas.openxmlformats.org/drawingml/2006/wordprocessingDrawing" xmlns:w10="urn:schemas-microsoft-com:office:word" xmlns:w="http://schemas.openxmlformats.org/wordprocessingml/2006/main" xmlns:w14="http://schemas.microsoft.com/office/word/2010/wordml" xmlns:w15="http://schemas.microsoft.com/office/word/2012/wordml" xmlns:w16se="http://schemas.microsoft.com/office/word/2015/wordml/symex" xmlns:wpg="http://schemas.microsoft.com/office/word/2010/wordprocessingGroup" xmlns:wpi="http://schemas.microsoft.com/office/word/2010/wordprocessingInk" xmlns:wne="http://schemas.microsoft.com/office/word/2006/wordml" xmlns:wps="http://schemas.microsoft.com/office/word/2010/wordprocessingShape" mc:Ignorable="w14 w15 w16se wp14">
   <w:p>
     <w:pPr>
       <w:pStyle w:val="Piedepgina"/>
@@ -49584,7 +49546,7 @@
 </file>
 
 <file path=word/footer2.xml><?xml version="1.0" encoding="utf-8"?>
-<w:ftr xmlns:wpc="http://schemas.microsoft.com/office/word/2010/wordprocessingCanvas" xmlns:mc="http://schemas.openxmlformats.org/markup-compatibility/2006" xmlns:o="urn:schemas-microsoft-com:office:office" xmlns:r="http://schemas.openxmlformats.org/officeDocument/2006/relationships" xmlns:m="http://schemas.openxmlformats.org/officeDocument/2006/math" xmlns:v="urn:schemas-microsoft-com:vml" xmlns:wp14="http://schemas.microsoft.com/office/word/2010/wordprocessingDrawing" xmlns:wp="http://schemas.openxmlformats.org/drawingml/2006/wordprocessingDrawing" xmlns:w10="urn:schemas-microsoft-com:office:word" xmlns:w="http://schemas.openxmlformats.org/wordprocessingml/2006/main" xmlns:w14="http://schemas.microsoft.com/office/word/2010/wordml" xmlns:w15="http://schemas.microsoft.com/office/word/2012/wordml" xmlns:wpg="http://schemas.microsoft.com/office/word/2010/wordprocessingGroup" xmlns:wpi="http://schemas.microsoft.com/office/word/2010/wordprocessingInk" xmlns:wne="http://schemas.microsoft.com/office/word/2006/wordml" xmlns:wps="http://schemas.microsoft.com/office/word/2010/wordprocessingShape" mc:Ignorable="w14 w15 wp14">
+<w:ftr xmlns:wpc="http://schemas.microsoft.com/office/word/2010/wordprocessingCanvas" xmlns:cx="http://schemas.microsoft.com/office/drawing/2014/chartex" xmlns:mc="http://schemas.openxmlformats.org/markup-compatibility/2006" xmlns:o="urn:schemas-microsoft-com:office:office" xmlns:r="http://schemas.openxmlformats.org/officeDocument/2006/relationships" xmlns:m="http://schemas.openxmlformats.org/officeDocument/2006/math" xmlns:v="urn:schemas-microsoft-com:vml" xmlns:wp14="http://schemas.microsoft.com/office/word/2010/wordprocessingDrawing" xmlns:wp="http://schemas.openxmlformats.org/drawingml/2006/wordprocessingDrawing" xmlns:w10="urn:schemas-microsoft-com:office:word" xmlns:w="http://schemas.openxmlformats.org/wordprocessingml/2006/main" xmlns:w14="http://schemas.microsoft.com/office/word/2010/wordml" xmlns:w15="http://schemas.microsoft.com/office/word/2012/wordml" xmlns:w16se="http://schemas.microsoft.com/office/word/2015/wordml/symex" xmlns:wpg="http://schemas.microsoft.com/office/word/2010/wordprocessingGroup" xmlns:wpi="http://schemas.microsoft.com/office/word/2010/wordprocessingInk" xmlns:wne="http://schemas.microsoft.com/office/word/2006/wordml" xmlns:wps="http://schemas.microsoft.com/office/word/2010/wordprocessingShape" mc:Ignorable="w14 w15 w16se wp14">
   <w:p>
     <w:pPr>
       <w:pStyle w:val="Encabezado"/>
@@ -49598,7 +49560,6 @@
         <w:b/>
         <w:i/>
         <w:noProof/>
-        <w:lang w:val="es-AR" w:eastAsia="es-AR"/>
       </w:rPr>
       <mc:AlternateContent>
         <mc:Choice Requires="wps">
@@ -49671,7 +49632,7 @@
             </wp:anchor>
           </w:drawing>
         </mc:Choice>
-        <mc:Fallback xmlns:w16se="http://schemas.microsoft.com/office/word/2015/wordml/symex" xmlns:cx="http://schemas.microsoft.com/office/drawing/2014/chartex">
+        <mc:Fallback>
           <w:pict>
             <v:rect w14:anchorId="6219B82C" id="Rectángulo 452" o:spid="_x0000_s1026" style="position:absolute;margin-left:0;margin-top:0;width:579.9pt;height:750.3pt;z-index:251660288;visibility:visible;mso-wrap-style:square;mso-width-percent:950;mso-height-percent:950;mso-wrap-distance-left:9pt;mso-wrap-distance-top:0;mso-wrap-distance-right:9pt;mso-wrap-distance-bottom:0;mso-position-horizontal:center;mso-position-horizontal-relative:page;mso-position-vertical:center;mso-position-vertical-relative:page;mso-width-percent:950;mso-height-percent:950;mso-width-relative:page;mso-height-relative:page;v-text-anchor:middle" o:gfxdata="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" filled="f" strokecolor="#747070 [1614]" strokeweight="1.25pt">
               <w10:wrap anchorx="page" anchory="page"/>
@@ -49761,7 +49722,7 @@
         <w:szCs w:val="20"/>
         <w:lang w:val="es-ES"/>
       </w:rPr>
-      <w:t>39</w:t>
+      <w:t>28</w:t>
     </w:r>
     <w:r>
       <w:rPr>
@@ -49779,7 +49740,7 @@
 </file>
 
 <file path=word/footer3.xml><?xml version="1.0" encoding="utf-8"?>
-<w:ftr xmlns:wpc="http://schemas.microsoft.com/office/word/2010/wordprocessingCanvas" xmlns:mc="http://schemas.openxmlformats.org/markup-compatibility/2006" xmlns:o="urn:schemas-microsoft-com:office:office" xmlns:r="http://schemas.openxmlformats.org/officeDocument/2006/relationships" xmlns:m="http://schemas.openxmlformats.org/officeDocument/2006/math" xmlns:v="urn:schemas-microsoft-com:vml" xmlns:wp14="http://schemas.microsoft.com/office/word/2010/wordprocessingDrawing" xmlns:wp="http://schemas.openxmlformats.org/drawingml/2006/wordprocessingDrawing" xmlns:w10="urn:schemas-microsoft-com:office:word" xmlns:w="http://schemas.openxmlformats.org/wordprocessingml/2006/main" xmlns:w14="http://schemas.microsoft.com/office/word/2010/wordml" xmlns:w15="http://schemas.microsoft.com/office/word/2012/wordml" xmlns:wpg="http://schemas.microsoft.com/office/word/2010/wordprocessingGroup" xmlns:wpi="http://schemas.microsoft.com/office/word/2010/wordprocessingInk" xmlns:wne="http://schemas.microsoft.com/office/word/2006/wordml" xmlns:wps="http://schemas.microsoft.com/office/word/2010/wordprocessingShape" mc:Ignorable="w14 w15 wp14">
+<w:ftr xmlns:wpc="http://schemas.microsoft.com/office/word/2010/wordprocessingCanvas" xmlns:cx="http://schemas.microsoft.com/office/drawing/2014/chartex" xmlns:mc="http://schemas.openxmlformats.org/markup-compatibility/2006" xmlns:o="urn:schemas-microsoft-com:office:office" xmlns:r="http://schemas.openxmlformats.org/officeDocument/2006/relationships" xmlns:m="http://schemas.openxmlformats.org/officeDocument/2006/math" xmlns:v="urn:schemas-microsoft-com:vml" xmlns:wp14="http://schemas.microsoft.com/office/word/2010/wordprocessingDrawing" xmlns:wp="http://schemas.openxmlformats.org/drawingml/2006/wordprocessingDrawing" xmlns:w10="urn:schemas-microsoft-com:office:word" xmlns:w="http://schemas.openxmlformats.org/wordprocessingml/2006/main" xmlns:w14="http://schemas.microsoft.com/office/word/2010/wordml" xmlns:w15="http://schemas.microsoft.com/office/word/2012/wordml" xmlns:w16se="http://schemas.microsoft.com/office/word/2015/wordml/symex" xmlns:wpg="http://schemas.microsoft.com/office/word/2010/wordprocessingGroup" xmlns:wpi="http://schemas.microsoft.com/office/word/2010/wordprocessingInk" xmlns:wne="http://schemas.microsoft.com/office/word/2006/wordml" xmlns:wps="http://schemas.microsoft.com/office/word/2010/wordprocessingShape" mc:Ignorable="w14 w15 w16se wp14">
   <w:p>
     <w:pPr>
       <w:pStyle w:val="Piedepgina"/>
@@ -49789,7 +49750,6 @@
       <w:rPr>
         <w:noProof/>
         <w:color w:val="5B9BD5" w:themeColor="accent1"/>
-        <w:lang w:val="es-AR" w:eastAsia="es-AR"/>
       </w:rPr>
       <mc:AlternateContent>
         <mc:Choice Requires="wps">
@@ -49862,7 +49822,7 @@
             </wp:anchor>
           </w:drawing>
         </mc:Choice>
-        <mc:Fallback xmlns:w16se="http://schemas.microsoft.com/office/word/2015/wordml/symex" xmlns:cx="http://schemas.microsoft.com/office/drawing/2014/chartex">
+        <mc:Fallback>
           <w:pict>
             <v:rect w14:anchorId="2B718029" id="Rectángulo 6" o:spid="_x0000_s1026" style="position:absolute;margin-left:0;margin-top:0;width:579.9pt;height:750.3pt;z-index:251662336;visibility:visible;mso-wrap-style:square;mso-width-percent:950;mso-height-percent:950;mso-wrap-distance-left:9pt;mso-wrap-distance-top:0;mso-wrap-distance-right:9pt;mso-wrap-distance-bottom:0;mso-position-horizontal:center;mso-position-horizontal-relative:page;mso-position-vertical:center;mso-position-vertical-relative:page;mso-width-percent:950;mso-height-percent:950;mso-width-relative:page;mso-height-relative:page;v-text-anchor:middle" o:gfxdata="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" filled="f" strokecolor="#747070 [1614]" strokeweight="1.25pt">
               <w10:wrap anchorx="page" anchory="page"/>
@@ -49933,7 +49893,7 @@
 </file>
 
 <file path=word/footnotes.xml><?xml version="1.0" encoding="utf-8"?>
-<w:footnotes xmlns:wpc="http://schemas.microsoft.com/office/word/2010/wordprocessingCanvas" xmlns:mc="http://schemas.openxmlformats.org/markup-compatibility/2006" xmlns:o="urn:schemas-microsoft-com:office:office" xmlns:r="http://schemas.openxmlformats.org/officeDocument/2006/relationships" xmlns:m="http://schemas.openxmlformats.org/officeDocument/2006/math" xmlns:v="urn:schemas-microsoft-com:vml" xmlns:wp14="http://schemas.microsoft.com/office/word/2010/wordprocessingDrawing" xmlns:wp="http://schemas.openxmlformats.org/drawingml/2006/wordprocessingDrawing" xmlns:w10="urn:schemas-microsoft-com:office:word" xmlns:w="http://schemas.openxmlformats.org/wordprocessingml/2006/main" xmlns:w14="http://schemas.microsoft.com/office/word/2010/wordml" xmlns:w15="http://schemas.microsoft.com/office/word/2012/wordml" xmlns:wpg="http://schemas.microsoft.com/office/word/2010/wordprocessingGroup" xmlns:wpi="http://schemas.microsoft.com/office/word/2010/wordprocessingInk" xmlns:wne="http://schemas.microsoft.com/office/word/2006/wordml" xmlns:wps="http://schemas.microsoft.com/office/word/2010/wordprocessingShape" mc:Ignorable="w14 w15 wp14">
+<w:footnotes xmlns:wpc="http://schemas.microsoft.com/office/word/2010/wordprocessingCanvas" xmlns:cx="http://schemas.microsoft.com/office/drawing/2014/chartex" xmlns:mc="http://schemas.openxmlformats.org/markup-compatibility/2006" xmlns:o="urn:schemas-microsoft-com:office:office" xmlns:r="http://schemas.openxmlformats.org/officeDocument/2006/relationships" xmlns:m="http://schemas.openxmlformats.org/officeDocument/2006/math" xmlns:v="urn:schemas-microsoft-com:vml" xmlns:wp14="http://schemas.microsoft.com/office/word/2010/wordprocessingDrawing" xmlns:wp="http://schemas.openxmlformats.org/drawingml/2006/wordprocessingDrawing" xmlns:w10="urn:schemas-microsoft-com:office:word" xmlns:w="http://schemas.openxmlformats.org/wordprocessingml/2006/main" xmlns:w14="http://schemas.microsoft.com/office/word/2010/wordml" xmlns:w15="http://schemas.microsoft.com/office/word/2012/wordml" xmlns:w16se="http://schemas.microsoft.com/office/word/2015/wordml/symex" xmlns:wpg="http://schemas.microsoft.com/office/word/2010/wordprocessingGroup" xmlns:wpi="http://schemas.microsoft.com/office/word/2010/wordprocessingInk" xmlns:wne="http://schemas.microsoft.com/office/word/2006/wordml" xmlns:wps="http://schemas.microsoft.com/office/word/2010/wordprocessingShape" mc:Ignorable="w14 w15 w16se wp14">
   <w:footnote w:type="separator" w:id="-1">
     <w:p>
       <w:pPr>
@@ -49958,7 +49918,7 @@
 </file>
 
 <file path=word/header1.xml><?xml version="1.0" encoding="utf-8"?>
-<w:hdr xmlns:wpc="http://schemas.microsoft.com/office/word/2010/wordprocessingCanvas" xmlns:mc="http://schemas.openxmlformats.org/markup-compatibility/2006" xmlns:o="urn:schemas-microsoft-com:office:office" xmlns:r="http://schemas.openxmlformats.org/officeDocument/2006/relationships" xmlns:m="http://schemas.openxmlformats.org/officeDocument/2006/math" xmlns:v="urn:schemas-microsoft-com:vml" xmlns:wp14="http://schemas.microsoft.com/office/word/2010/wordprocessingDrawing" xmlns:wp="http://schemas.openxmlformats.org/drawingml/2006/wordprocessingDrawing" xmlns:w10="urn:schemas-microsoft-com:office:word" xmlns:w="http://schemas.openxmlformats.org/wordprocessingml/2006/main" xmlns:w14="http://schemas.microsoft.com/office/word/2010/wordml" xmlns:w15="http://schemas.microsoft.com/office/word/2012/wordml" xmlns:wpg="http://schemas.microsoft.com/office/word/2010/wordprocessingGroup" xmlns:wpi="http://schemas.microsoft.com/office/word/2010/wordprocessingInk" xmlns:wne="http://schemas.microsoft.com/office/word/2006/wordml" xmlns:wps="http://schemas.microsoft.com/office/word/2010/wordprocessingShape" mc:Ignorable="w14 w15 wp14">
+<w:hdr xmlns:wpc="http://schemas.microsoft.com/office/word/2010/wordprocessingCanvas" xmlns:cx="http://schemas.microsoft.com/office/drawing/2014/chartex" xmlns:mc="http://schemas.openxmlformats.org/markup-compatibility/2006" xmlns:o="urn:schemas-microsoft-com:office:office" xmlns:r="http://schemas.openxmlformats.org/officeDocument/2006/relationships" xmlns:m="http://schemas.openxmlformats.org/officeDocument/2006/math" xmlns:v="urn:schemas-microsoft-com:vml" xmlns:wp14="http://schemas.microsoft.com/office/word/2010/wordprocessingDrawing" xmlns:wp="http://schemas.openxmlformats.org/drawingml/2006/wordprocessingDrawing" xmlns:w10="urn:schemas-microsoft-com:office:word" xmlns:w="http://schemas.openxmlformats.org/wordprocessingml/2006/main" xmlns:w14="http://schemas.microsoft.com/office/word/2010/wordml" xmlns:w15="http://schemas.microsoft.com/office/word/2012/wordml" xmlns:w16se="http://schemas.microsoft.com/office/word/2015/wordml/symex" xmlns:wpg="http://schemas.microsoft.com/office/word/2010/wordprocessingGroup" xmlns:wpi="http://schemas.microsoft.com/office/word/2010/wordprocessingInk" xmlns:wne="http://schemas.microsoft.com/office/word/2006/wordml" xmlns:wps="http://schemas.microsoft.com/office/word/2010/wordprocessingShape" mc:Ignorable="w14 w15 w16se wp14">
   <w:p>
     <w:pPr>
       <w:pStyle w:val="Encabezado"/>
@@ -49968,7 +49928,7 @@
 </file>
 
 <file path=word/header2.xml><?xml version="1.0" encoding="utf-8"?>
-<w:hdr xmlns:wpc="http://schemas.microsoft.com/office/word/2010/wordprocessingCanvas" xmlns:mc="http://schemas.openxmlformats.org/markup-compatibility/2006" xmlns:o="urn:schemas-microsoft-com:office:office" xmlns:r="http://schemas.openxmlformats.org/officeDocument/2006/relationships" xmlns:m="http://schemas.openxmlformats.org/officeDocument/2006/math" xmlns:v="urn:schemas-microsoft-com:vml" xmlns:wp14="http://schemas.microsoft.com/office/word/2010/wordprocessingDrawing" xmlns:wp="http://schemas.openxmlformats.org/drawingml/2006/wordprocessingDrawing" xmlns:w10="urn:schemas-microsoft-com:office:word" xmlns:w="http://schemas.openxmlformats.org/wordprocessingml/2006/main" xmlns:w14="http://schemas.microsoft.com/office/word/2010/wordml" xmlns:w15="http://schemas.microsoft.com/office/word/2012/wordml" xmlns:wpg="http://schemas.microsoft.com/office/word/2010/wordprocessingGroup" xmlns:wpi="http://schemas.microsoft.com/office/word/2010/wordprocessingInk" xmlns:wne="http://schemas.microsoft.com/office/word/2006/wordml" xmlns:wps="http://schemas.microsoft.com/office/word/2010/wordprocessingShape" mc:Ignorable="w14 w15 wp14">
+<w:hdr xmlns:wpc="http://schemas.microsoft.com/office/word/2010/wordprocessingCanvas" xmlns:cx="http://schemas.microsoft.com/office/drawing/2014/chartex" xmlns:mc="http://schemas.openxmlformats.org/markup-compatibility/2006" xmlns:o="urn:schemas-microsoft-com:office:office" xmlns:r="http://schemas.openxmlformats.org/officeDocument/2006/relationships" xmlns:m="http://schemas.openxmlformats.org/officeDocument/2006/math" xmlns:v="urn:schemas-microsoft-com:vml" xmlns:wp14="http://schemas.microsoft.com/office/word/2010/wordprocessingDrawing" xmlns:wp="http://schemas.openxmlformats.org/drawingml/2006/wordprocessingDrawing" xmlns:w10="urn:schemas-microsoft-com:office:word" xmlns:w="http://schemas.openxmlformats.org/wordprocessingml/2006/main" xmlns:w14="http://schemas.microsoft.com/office/word/2010/wordml" xmlns:w15="http://schemas.microsoft.com/office/word/2012/wordml" xmlns:w16se="http://schemas.microsoft.com/office/word/2015/wordml/symex" xmlns:wpg="http://schemas.microsoft.com/office/word/2010/wordprocessingGroup" xmlns:wpi="http://schemas.microsoft.com/office/word/2010/wordprocessingInk" xmlns:wne="http://schemas.microsoft.com/office/word/2006/wordml" xmlns:wps="http://schemas.microsoft.com/office/word/2010/wordprocessingShape" mc:Ignorable="w14 w15 w16se wp14">
   <w:p>
     <w:pPr>
       <w:pStyle w:val="Encabezado"/>
@@ -49980,7 +49940,6 @@
     <w:r>
       <w:rPr>
         <w:noProof/>
-        <w:lang w:val="es-AR" w:eastAsia="es-AR"/>
       </w:rPr>
       <w:drawing>
         <wp:anchor distT="0" distB="0" distL="114300" distR="114300" simplePos="0" relativeHeight="251658240" behindDoc="0" locked="0" layoutInCell="1" allowOverlap="1" wp14:anchorId="7845613B" wp14:editId="18B01889">
@@ -50089,7 +50048,6 @@
         <w:b/>
         <w:noProof/>
         <w:u w:val="single"/>
-        <w:lang w:val="es-AR" w:eastAsia="es-AR"/>
       </w:rPr>
       <mc:AlternateContent>
         <mc:Choice Requires="wps">
@@ -50144,7 +50102,7 @@
             </wp:anchor>
           </w:drawing>
         </mc:Choice>
-        <mc:Fallback xmlns:w16se="http://schemas.microsoft.com/office/word/2015/wordml/symex" xmlns:cx="http://schemas.microsoft.com/office/drawing/2014/chartex">
+        <mc:Fallback>
           <w:pict>
             <v:line w14:anchorId="19F4DE7B" id="Conector recto 1" o:spid="_x0000_s1026" style="position:absolute;z-index:251663360;visibility:visible;mso-wrap-style:square;mso-width-percent:0;mso-wrap-distance-left:9pt;mso-wrap-distance-top:0;mso-wrap-distance-right:9pt;mso-wrap-distance-bottom:0;mso-position-horizontal:absolute;mso-position-horizontal-relative:text;mso-position-vertical:absolute;mso-position-vertical-relative:text;mso-width-percent:0;mso-width-relative:margin" from="-4.25pt,7.35pt" to="481.45pt,7.35pt" o:gfxdata="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" strokecolor="black [3200]" strokeweight=".5pt">
               <v:stroke joinstyle="miter"/>
@@ -50158,7 +50116,7 @@
 </file>
 
 <file path=word/header3.xml><?xml version="1.0" encoding="utf-8"?>
-<w:hdr xmlns:wpc="http://schemas.microsoft.com/office/word/2010/wordprocessingCanvas" xmlns:mc="http://schemas.openxmlformats.org/markup-compatibility/2006" xmlns:o="urn:schemas-microsoft-com:office:office" xmlns:r="http://schemas.openxmlformats.org/officeDocument/2006/relationships" xmlns:m="http://schemas.openxmlformats.org/officeDocument/2006/math" xmlns:v="urn:schemas-microsoft-com:vml" xmlns:wp14="http://schemas.microsoft.com/office/word/2010/wordprocessingDrawing" xmlns:wp="http://schemas.openxmlformats.org/drawingml/2006/wordprocessingDrawing" xmlns:w10="urn:schemas-microsoft-com:office:word" xmlns:w="http://schemas.openxmlformats.org/wordprocessingml/2006/main" xmlns:w14="http://schemas.microsoft.com/office/word/2010/wordml" xmlns:w15="http://schemas.microsoft.com/office/word/2012/wordml" xmlns:wpg="http://schemas.microsoft.com/office/word/2010/wordprocessingGroup" xmlns:wpi="http://schemas.microsoft.com/office/word/2010/wordprocessingInk" xmlns:wne="http://schemas.microsoft.com/office/word/2006/wordml" xmlns:wps="http://schemas.microsoft.com/office/word/2010/wordprocessingShape" mc:Ignorable="w14 w15 wp14">
+<w:hdr xmlns:wpc="http://schemas.microsoft.com/office/word/2010/wordprocessingCanvas" xmlns:cx="http://schemas.microsoft.com/office/drawing/2014/chartex" xmlns:mc="http://schemas.openxmlformats.org/markup-compatibility/2006" xmlns:o="urn:schemas-microsoft-com:office:office" xmlns:r="http://schemas.openxmlformats.org/officeDocument/2006/relationships" xmlns:m="http://schemas.openxmlformats.org/officeDocument/2006/math" xmlns:v="urn:schemas-microsoft-com:vml" xmlns:wp14="http://schemas.microsoft.com/office/word/2010/wordprocessingDrawing" xmlns:wp="http://schemas.openxmlformats.org/drawingml/2006/wordprocessingDrawing" xmlns:w10="urn:schemas-microsoft-com:office:word" xmlns:w="http://schemas.openxmlformats.org/wordprocessingml/2006/main" xmlns:w14="http://schemas.microsoft.com/office/word/2010/wordml" xmlns:w15="http://schemas.microsoft.com/office/word/2012/wordml" xmlns:w16se="http://schemas.microsoft.com/office/word/2015/wordml/symex" xmlns:wpg="http://schemas.microsoft.com/office/word/2010/wordprocessingGroup" xmlns:wpi="http://schemas.microsoft.com/office/word/2010/wordprocessingInk" xmlns:wne="http://schemas.microsoft.com/office/word/2006/wordml" xmlns:wps="http://schemas.microsoft.com/office/word/2010/wordprocessingShape" mc:Ignorable="w14 w15 w16se wp14">
   <w:p>
     <w:pPr>
       <w:pStyle w:val="Encabezado"/>
@@ -50168,7 +50126,7 @@
 </file>
 
 <file path=word/numbering.xml><?xml version="1.0" encoding="utf-8"?>
-<w:numbering xmlns:wpc="http://schemas.microsoft.com/office/word/2010/wordprocessingCanvas" xmlns:mc="http://schemas.openxmlformats.org/markup-compatibility/2006" xmlns:o="urn:schemas-microsoft-com:office:office" xmlns:r="http://schemas.openxmlformats.org/officeDocument/2006/relationships" xmlns:m="http://schemas.openxmlformats.org/officeDocument/2006/math" xmlns:v="urn:schemas-microsoft-com:vml" xmlns:wp14="http://schemas.microsoft.com/office/word/2010/wordprocessingDrawing" xmlns:wp="http://schemas.openxmlformats.org/drawingml/2006/wordprocessingDrawing" xmlns:w10="urn:schemas-microsoft-com:office:word" xmlns:w="http://schemas.openxmlformats.org/wordprocessingml/2006/main" xmlns:w14="http://schemas.microsoft.com/office/word/2010/wordml" xmlns:w15="http://schemas.microsoft.com/office/word/2012/wordml" xmlns:wpg="http://schemas.microsoft.com/office/word/2010/wordprocessingGroup" xmlns:wpi="http://schemas.microsoft.com/office/word/2010/wordprocessingInk" xmlns:wne="http://schemas.microsoft.com/office/word/2006/wordml" xmlns:wps="http://schemas.microsoft.com/office/word/2010/wordprocessingShape" mc:Ignorable="w14 w15 wp14">
+<w:numbering xmlns:wpc="http://schemas.microsoft.com/office/word/2010/wordprocessingCanvas" xmlns:cx="http://schemas.microsoft.com/office/drawing/2014/chartex" xmlns:mc="http://schemas.openxmlformats.org/markup-compatibility/2006" xmlns:o="urn:schemas-microsoft-com:office:office" xmlns:r="http://schemas.openxmlformats.org/officeDocument/2006/relationships" xmlns:m="http://schemas.openxmlformats.org/officeDocument/2006/math" xmlns:v="urn:schemas-microsoft-com:vml" xmlns:wp14="http://schemas.microsoft.com/office/word/2010/wordprocessingDrawing" xmlns:wp="http://schemas.openxmlformats.org/drawingml/2006/wordprocessingDrawing" xmlns:w10="urn:schemas-microsoft-com:office:word" xmlns:w="http://schemas.openxmlformats.org/wordprocessingml/2006/main" xmlns:w14="http://schemas.microsoft.com/office/word/2010/wordml" xmlns:w15="http://schemas.microsoft.com/office/word/2012/wordml" xmlns:w16se="http://schemas.microsoft.com/office/word/2015/wordml/symex" xmlns:wpg="http://schemas.microsoft.com/office/word/2010/wordprocessingGroup" xmlns:wpi="http://schemas.microsoft.com/office/word/2010/wordprocessingInk" xmlns:wne="http://schemas.microsoft.com/office/word/2006/wordml" xmlns:wps="http://schemas.microsoft.com/office/word/2010/wordprocessingShape" mc:Ignorable="w14 w15 w16se wp14">
   <w:abstractNum w:abstractNumId="0" w15:restartNumberingAfterBreak="0">
     <w:nsid w:val="03EA4D80"/>
     <w:multiLevelType w:val="hybridMultilevel"/>
@@ -50939,7 +50897,7 @@
 </file>
 
 <file path=word/styles.xml><?xml version="1.0" encoding="utf-8"?>
-<w:styles xmlns:mc="http://schemas.openxmlformats.org/markup-compatibility/2006" xmlns:r="http://schemas.openxmlformats.org/officeDocument/2006/relationships" xmlns:w="http://schemas.openxmlformats.org/wordprocessingml/2006/main" xmlns:w14="http://schemas.microsoft.com/office/word/2010/wordml" xmlns:w15="http://schemas.microsoft.com/office/word/2012/wordml" mc:Ignorable="w14 w15">
+<w:styles xmlns:mc="http://schemas.openxmlformats.org/markup-compatibility/2006" xmlns:r="http://schemas.openxmlformats.org/officeDocument/2006/relationships" xmlns:w="http://schemas.openxmlformats.org/wordprocessingml/2006/main" xmlns:w14="http://schemas.microsoft.com/office/word/2010/wordml" xmlns:w15="http://schemas.microsoft.com/office/word/2012/wordml" xmlns:w16se="http://schemas.microsoft.com/office/word/2015/wordml/symex" mc:Ignorable="w14 w15 w16se">
   <w:docDefaults>
     <w:rPrDefault>
       <w:rPr>
@@ -51555,11 +51513,11 @@
       <w:szCs w:val="32"/>
     </w:rPr>
   </w:style>
-  <w:style w:type="paragraph" w:styleId="Puesto">
+  <w:style w:type="paragraph" w:styleId="Ttulo">
     <w:name w:val="Title"/>
     <w:basedOn w:val="Normal"/>
     <w:next w:val="Normal"/>
-    <w:link w:val="PuestoCar"/>
+    <w:link w:val="TtuloCar"/>
     <w:uiPriority w:val="10"/>
     <w:qFormat/>
     <w:rsid w:val="00900E1C"/>
@@ -51575,10 +51533,10 @@
       <w:szCs w:val="56"/>
     </w:rPr>
   </w:style>
-  <w:style w:type="character" w:customStyle="1" w:styleId="PuestoCar">
-    <w:name w:val="Puesto Car"/>
+  <w:style w:type="character" w:customStyle="1" w:styleId="TtuloCar">
+    <w:name w:val="Título Car"/>
     <w:basedOn w:val="Fuentedeprrafopredeter"/>
-    <w:link w:val="Puesto"/>
+    <w:link w:val="Ttulo"/>
     <w:uiPriority w:val="10"/>
     <w:rsid w:val="00900E1C"/>
     <w:rPr>
@@ -51589,7 +51547,7 @@
       <w:szCs w:val="56"/>
     </w:rPr>
   </w:style>
-  <w:style w:type="paragraph" w:styleId="TtulodeTDC">
+  <w:style w:type="paragraph" w:styleId="TtuloTDC">
     <w:name w:val="TOC Heading"/>
     <w:basedOn w:val="Ttulo1"/>
     <w:next w:val="Normal"/>
@@ -52085,7 +52043,7 @@
 </file>
 
 <file path=customXml/itemProps1.xml><?xml version="1.0" encoding="utf-8"?>
-<ds:datastoreItem xmlns:ds="http://schemas.openxmlformats.org/officeDocument/2006/customXml" ds:itemID="{9F268B8F-C0B6-4309-9208-CD7DAF88C2D9}">
+<ds:datastoreItem xmlns:ds="http://schemas.openxmlformats.org/officeDocument/2006/customXml" ds:itemID="{B3CC72CF-AE41-4C7C-9B00-074AECF0F35D}">
   <ds:schemaRefs>
     <ds:schemaRef ds:uri="http://schemas.openxmlformats.org/officeDocument/2006/bibliography"/>
   </ds:schemaRefs>

--- a/Trabajo_Final/Trabajo Final R1-BORQUEZ-RAYES - juan.docx
+++ b/Trabajo_Final/Trabajo Final R1-BORQUEZ-RAYES - juan.docx
@@ -651,7 +651,7 @@
           <w:r>
             <w:fldChar w:fldCharType="separate"/>
           </w:r>
-          <w:hyperlink w:anchor="_Toc181560474" w:history="1">
+          <w:hyperlink w:anchor="_Toc181571768" w:history="1">
             <w:r>
               <w:rPr>
                 <w:rStyle w:val="Hipervnculo"/>
@@ -689,7 +689,7 @@
               <w:rPr>
                 <w:webHidden/>
               </w:rPr>
-              <w:instrText xml:space="preserve"> PAGEREF _Toc181560474 \h </w:instrText>
+              <w:instrText xml:space="preserve"> PAGEREF _Toc181571768 \h </w:instrText>
             </w:r>
             <w:r>
               <w:rPr>
@@ -728,12 +728,12 @@
               <w:sz w:val="22"/>
             </w:rPr>
           </w:pPr>
-          <w:hyperlink w:anchor="_Toc181560475" w:history="1">
+          <w:hyperlink w:anchor="_Toc181571769" w:history="1">
             <w:r>
               <w:rPr>
                 <w:rStyle w:val="Hipervnculo"/>
                 <w:noProof/>
-                <w:lang w:val="es-ES"/>
+                <w:lang w:val="en-GB"/>
               </w:rPr>
               <w:t>Abstract</w:t>
             </w:r>
@@ -756,7 +756,7 @@
                 <w:noProof/>
                 <w:webHidden/>
               </w:rPr>
-              <w:instrText xml:space="preserve"> PAGEREF _Toc181560475 \h </w:instrText>
+              <w:instrText xml:space="preserve"> PAGEREF _Toc181571769 \h </w:instrText>
             </w:r>
             <w:r>
               <w:rPr>
@@ -800,7 +800,7 @@
               <w:lang w:val="en-US"/>
             </w:rPr>
           </w:pPr>
-          <w:hyperlink w:anchor="_Toc181560476" w:history="1">
+          <w:hyperlink w:anchor="_Toc181571770" w:history="1">
             <w:r>
               <w:rPr>
                 <w:rStyle w:val="Hipervnculo"/>
@@ -838,7 +838,7 @@
               <w:rPr>
                 <w:webHidden/>
               </w:rPr>
-              <w:instrText xml:space="preserve"> PAGEREF _Toc181560476 \h </w:instrText>
+              <w:instrText xml:space="preserve"> PAGEREF _Toc181571770 \h </w:instrText>
             </w:r>
             <w:r>
               <w:rPr>
@@ -878,7 +878,7 @@
               <w:lang w:val="en-US"/>
             </w:rPr>
           </w:pPr>
-          <w:hyperlink w:anchor="_Toc181560477" w:history="1">
+          <w:hyperlink w:anchor="_Toc181571771" w:history="1">
             <w:r>
               <w:rPr>
                 <w:rStyle w:val="Hipervnculo"/>
@@ -916,7 +916,7 @@
               <w:rPr>
                 <w:webHidden/>
               </w:rPr>
-              <w:instrText xml:space="preserve"> PAGEREF _Toc181560477 \h </w:instrText>
+              <w:instrText xml:space="preserve"> PAGEREF _Toc181571771 \h </w:instrText>
             </w:r>
             <w:r>
               <w:rPr>
@@ -956,7 +956,7 @@
               <w:sz w:val="22"/>
             </w:rPr>
           </w:pPr>
-          <w:hyperlink w:anchor="_Toc181560478" w:history="1">
+          <w:hyperlink w:anchor="_Toc181571772" w:history="1">
             <w:r>
               <w:rPr>
                 <w:rStyle w:val="Hipervnculo"/>
@@ -1000,7 +1000,7 @@
                 <w:noProof/>
                 <w:webHidden/>
               </w:rPr>
-              <w:instrText xml:space="preserve"> PAGEREF _Toc181560478 \h </w:instrText>
+              <w:instrText xml:space="preserve"> PAGEREF _Toc181571772 \h </w:instrText>
             </w:r>
             <w:r>
               <w:rPr>
@@ -1044,7 +1044,7 @@
               <w:sz w:val="22"/>
             </w:rPr>
           </w:pPr>
-          <w:hyperlink w:anchor="_Toc181560479" w:history="1">
+          <w:hyperlink w:anchor="_Toc181571773" w:history="1">
             <w:r>
               <w:rPr>
                 <w:rStyle w:val="Hipervnculo"/>
@@ -1088,7 +1088,7 @@
                 <w:noProof/>
                 <w:webHidden/>
               </w:rPr>
-              <w:instrText xml:space="preserve"> PAGEREF _Toc181560479 \h </w:instrText>
+              <w:instrText xml:space="preserve"> PAGEREF _Toc181571773 \h </w:instrText>
             </w:r>
             <w:r>
               <w:rPr>
@@ -1132,7 +1132,7 @@
               <w:sz w:val="22"/>
             </w:rPr>
           </w:pPr>
-          <w:hyperlink w:anchor="_Toc181560480" w:history="1">
+          <w:hyperlink w:anchor="_Toc181571774" w:history="1">
             <w:r>
               <w:rPr>
                 <w:rStyle w:val="Hipervnculo"/>
@@ -1176,7 +1176,7 @@
                 <w:noProof/>
                 <w:webHidden/>
               </w:rPr>
-              <w:instrText xml:space="preserve"> PAGEREF _Toc181560480 \h </w:instrText>
+              <w:instrText xml:space="preserve"> PAGEREF _Toc181571774 \h </w:instrText>
             </w:r>
             <w:r>
               <w:rPr>
@@ -1220,7 +1220,7 @@
               <w:sz w:val="22"/>
             </w:rPr>
           </w:pPr>
-          <w:hyperlink w:anchor="_Toc181560481" w:history="1">
+          <w:hyperlink w:anchor="_Toc181571775" w:history="1">
             <w:r>
               <w:rPr>
                 <w:rStyle w:val="Hipervnculo"/>
@@ -1264,7 +1264,7 @@
                 <w:noProof/>
                 <w:webHidden/>
               </w:rPr>
-              <w:instrText xml:space="preserve"> PAGEREF _Toc181560481 \h </w:instrText>
+              <w:instrText xml:space="preserve"> PAGEREF _Toc181571775 \h </w:instrText>
             </w:r>
             <w:r>
               <w:rPr>
@@ -1308,7 +1308,7 @@
               <w:sz w:val="22"/>
             </w:rPr>
           </w:pPr>
-          <w:hyperlink w:anchor="_Toc181560482" w:history="1">
+          <w:hyperlink w:anchor="_Toc181571776" w:history="1">
             <w:r>
               <w:rPr>
                 <w:rStyle w:val="Hipervnculo"/>
@@ -1352,7 +1352,7 @@
                 <w:noProof/>
                 <w:webHidden/>
               </w:rPr>
-              <w:instrText xml:space="preserve"> PAGEREF _Toc181560482 \h </w:instrText>
+              <w:instrText xml:space="preserve"> PAGEREF _Toc181571776 \h </w:instrText>
             </w:r>
             <w:r>
               <w:rPr>
@@ -1396,7 +1396,7 @@
               <w:sz w:val="22"/>
             </w:rPr>
           </w:pPr>
-          <w:hyperlink w:anchor="_Toc181560483" w:history="1">
+          <w:hyperlink w:anchor="_Toc181571777" w:history="1">
             <w:r>
               <w:rPr>
                 <w:rStyle w:val="Hipervnculo"/>
@@ -1440,7 +1440,7 @@
                 <w:noProof/>
                 <w:webHidden/>
               </w:rPr>
-              <w:instrText xml:space="preserve"> PAGEREF _Toc181560483 \h </w:instrText>
+              <w:instrText xml:space="preserve"> PAGEREF _Toc181571777 \h </w:instrText>
             </w:r>
             <w:r>
               <w:rPr>
@@ -1484,7 +1484,7 @@
               <w:sz w:val="22"/>
             </w:rPr>
           </w:pPr>
-          <w:hyperlink w:anchor="_Toc181560484" w:history="1">
+          <w:hyperlink w:anchor="_Toc181571778" w:history="1">
             <w:r>
               <w:rPr>
                 <w:rStyle w:val="Hipervnculo"/>
@@ -1528,7 +1528,7 @@
                 <w:noProof/>
                 <w:webHidden/>
               </w:rPr>
-              <w:instrText xml:space="preserve"> PAGEREF _Toc181560484 \h </w:instrText>
+              <w:instrText xml:space="preserve"> PAGEREF _Toc181571778 \h </w:instrText>
             </w:r>
             <w:r>
               <w:rPr>
@@ -1572,14 +1572,14 @@
               <w:sz w:val="22"/>
             </w:rPr>
           </w:pPr>
-          <w:hyperlink w:anchor="_Toc181560485" w:history="1">
+          <w:hyperlink w:anchor="_Toc181571779" w:history="1">
             <w:r>
               <w:rPr>
                 <w:rStyle w:val="Hipervnculo"/>
                 <w:noProof/>
                 <w:lang w:val="es-ES"/>
               </w:rPr>
-              <w:t>3.3.1</w:t>
+              <w:t xml:space="preserve">3.3.2 </w:t>
             </w:r>
             <w:r>
               <w:rPr>
@@ -1593,9 +1593,9 @@
               <w:rPr>
                 <w:rStyle w:val="Hipervnculo"/>
                 <w:noProof/>
-                <w:lang w:val="es-AR"/>
-              </w:rPr>
-              <w:t>Efector final</w:t>
+                <w:lang w:val="es-ES"/>
+              </w:rPr>
+              <w:t>Espacio de trabajo del robot</w:t>
             </w:r>
             <w:r>
               <w:rPr>
@@ -1616,95 +1616,7 @@
                 <w:noProof/>
                 <w:webHidden/>
               </w:rPr>
-              <w:instrText xml:space="preserve"> PAGEREF _Toc181560485 \h </w:instrText>
-            </w:r>
-            <w:r>
-              <w:rPr>
-                <w:noProof/>
-                <w:webHidden/>
-              </w:rPr>
-            </w:r>
-            <w:r>
-              <w:rPr>
-                <w:noProof/>
-                <w:webHidden/>
-              </w:rPr>
-              <w:fldChar w:fldCharType="separate"/>
-            </w:r>
-            <w:r>
-              <w:rPr>
-                <w:noProof/>
-                <w:webHidden/>
-              </w:rPr>
-              <w:t>8</w:t>
-            </w:r>
-            <w:r>
-              <w:rPr>
-                <w:noProof/>
-                <w:webHidden/>
-              </w:rPr>
-              <w:fldChar w:fldCharType="end"/>
-            </w:r>
-          </w:hyperlink>
-        </w:p>
-        <w:p>
-          <w:pPr>
-            <w:pStyle w:val="TDC3"/>
-            <w:tabs>
-              <w:tab w:val="left" w:pos="1540"/>
-              <w:tab w:val="right" w:leader="dot" w:pos="9344"/>
-            </w:tabs>
-            <w:rPr>
-              <w:rFonts w:asciiTheme="minorHAnsi" w:eastAsiaTheme="minorEastAsia" w:hAnsiTheme="minorHAnsi"/>
-              <w:noProof/>
-              <w:sz w:val="22"/>
-            </w:rPr>
-          </w:pPr>
-          <w:hyperlink w:anchor="_Toc181560486" w:history="1">
-            <w:r>
-              <w:rPr>
-                <w:rStyle w:val="Hipervnculo"/>
-                <w:noProof/>
-                <w:lang w:val="es-ES"/>
-              </w:rPr>
-              <w:t xml:space="preserve">3.3.2 </w:t>
-            </w:r>
-            <w:r>
-              <w:rPr>
-                <w:rFonts w:asciiTheme="minorHAnsi" w:eastAsiaTheme="minorEastAsia" w:hAnsiTheme="minorHAnsi"/>
-                <w:noProof/>
-                <w:sz w:val="22"/>
-              </w:rPr>
-              <w:tab/>
-            </w:r>
-            <w:r>
-              <w:rPr>
-                <w:rStyle w:val="Hipervnculo"/>
-                <w:noProof/>
-                <w:lang w:val="es-ES"/>
-              </w:rPr>
-              <w:t>Espacio de trabajo del robot</w:t>
-            </w:r>
-            <w:r>
-              <w:rPr>
-                <w:noProof/>
-                <w:webHidden/>
-              </w:rPr>
-              <w:tab/>
-            </w:r>
-            <w:r>
-              <w:rPr>
-                <w:noProof/>
-                <w:webHidden/>
-              </w:rPr>
-              <w:fldChar w:fldCharType="begin"/>
-            </w:r>
-            <w:r>
-              <w:rPr>
-                <w:noProof/>
-                <w:webHidden/>
-              </w:rPr>
-              <w:instrText xml:space="preserve"> PAGEREF _Toc181560486 \h </w:instrText>
+              <w:instrText xml:space="preserve"> PAGEREF _Toc181571779 \h </w:instrText>
             </w:r>
             <w:r>
               <w:rPr>
@@ -1747,7 +1659,7 @@
               <w:sz w:val="22"/>
             </w:rPr>
           </w:pPr>
-          <w:hyperlink w:anchor="_Toc181560487" w:history="1">
+          <w:hyperlink w:anchor="_Toc181571780" w:history="1">
             <w:r>
               <w:rPr>
                 <w:rStyle w:val="Hipervnculo"/>
@@ -1775,7 +1687,7 @@
                 <w:noProof/>
                 <w:webHidden/>
               </w:rPr>
-              <w:instrText xml:space="preserve"> PAGEREF _Toc181560487 \h </w:instrText>
+              <w:instrText xml:space="preserve"> PAGEREF _Toc181571780 \h </w:instrText>
             </w:r>
             <w:r>
               <w:rPr>
@@ -1819,7 +1731,7 @@
               <w:lang w:val="en-US"/>
             </w:rPr>
           </w:pPr>
-          <w:hyperlink w:anchor="_Toc181560488" w:history="1">
+          <w:hyperlink w:anchor="_Toc181571781" w:history="1">
             <w:r>
               <w:rPr>
                 <w:rStyle w:val="Hipervnculo"/>
@@ -1857,7 +1769,7 @@
               <w:rPr>
                 <w:webHidden/>
               </w:rPr>
-              <w:instrText xml:space="preserve"> PAGEREF _Toc181560488 \h </w:instrText>
+              <w:instrText xml:space="preserve"> PAGEREF _Toc181571781 \h </w:instrText>
             </w:r>
             <w:r>
               <w:rPr>
@@ -1897,7 +1809,7 @@
               <w:sz w:val="22"/>
             </w:rPr>
           </w:pPr>
-          <w:hyperlink w:anchor="_Toc181560489" w:history="1">
+          <w:hyperlink w:anchor="_Toc181571782" w:history="1">
             <w:r>
               <w:rPr>
                 <w:rStyle w:val="Hipervnculo"/>
@@ -1941,7 +1853,7 @@
                 <w:noProof/>
                 <w:webHidden/>
               </w:rPr>
-              <w:instrText xml:space="preserve"> PAGEREF _Toc181560489 \h </w:instrText>
+              <w:instrText xml:space="preserve"> PAGEREF _Toc181571782 \h </w:instrText>
             </w:r>
             <w:r>
               <w:rPr>
@@ -1985,7 +1897,7 @@
               <w:sz w:val="22"/>
             </w:rPr>
           </w:pPr>
-          <w:hyperlink w:anchor="_Toc181560490" w:history="1">
+          <w:hyperlink w:anchor="_Toc181571783" w:history="1">
             <w:r>
               <w:rPr>
                 <w:rStyle w:val="Hipervnculo"/>
@@ -2029,7 +1941,7 @@
                 <w:noProof/>
                 <w:webHidden/>
               </w:rPr>
-              <w:instrText xml:space="preserve"> PAGEREF _Toc181560490 \h </w:instrText>
+              <w:instrText xml:space="preserve"> PAGEREF _Toc181571783 \h </w:instrText>
             </w:r>
             <w:r>
               <w:rPr>
@@ -2073,7 +1985,7 @@
               <w:sz w:val="22"/>
             </w:rPr>
           </w:pPr>
-          <w:hyperlink w:anchor="_Toc181560491" w:history="1">
+          <w:hyperlink w:anchor="_Toc181571784" w:history="1">
             <w:r>
               <w:rPr>
                 <w:rStyle w:val="Hipervnculo"/>
@@ -2117,7 +2029,7 @@
                 <w:noProof/>
                 <w:webHidden/>
               </w:rPr>
-              <w:instrText xml:space="preserve"> PAGEREF _Toc181560491 \h </w:instrText>
+              <w:instrText xml:space="preserve"> PAGEREF _Toc181571784 \h </w:instrText>
             </w:r>
             <w:r>
               <w:rPr>
@@ -2160,7 +2072,7 @@
               <w:sz w:val="22"/>
             </w:rPr>
           </w:pPr>
-          <w:hyperlink w:anchor="_Toc181560492" w:history="1">
+          <w:hyperlink w:anchor="_Toc181571785" w:history="1">
             <w:r>
               <w:rPr>
                 <w:rStyle w:val="Hipervnculo"/>
@@ -2188,7 +2100,7 @@
                 <w:noProof/>
                 <w:webHidden/>
               </w:rPr>
-              <w:instrText xml:space="preserve"> PAGEREF _Toc181560492 \h </w:instrText>
+              <w:instrText xml:space="preserve"> PAGEREF _Toc181571785 \h </w:instrText>
             </w:r>
             <w:r>
               <w:rPr>
@@ -2229,7 +2141,7 @@
               <w:lang w:val="en-US"/>
             </w:rPr>
           </w:pPr>
-          <w:hyperlink w:anchor="_Toc181560493" w:history="1">
+          <w:hyperlink w:anchor="_Toc181571786" w:history="1">
             <w:r>
               <w:rPr>
                 <w:rStyle w:val="Hipervnculo"/>
@@ -2252,7 +2164,7 @@
               <w:rPr>
                 <w:webHidden/>
               </w:rPr>
-              <w:instrText xml:space="preserve"> PAGEREF _Toc181560493 \h </w:instrText>
+              <w:instrText xml:space="preserve"> PAGEREF _Toc181571786 \h </w:instrText>
             </w:r>
             <w:r>
               <w:rPr>
@@ -2289,7 +2201,7 @@
               <w:lang w:val="en-US"/>
             </w:rPr>
           </w:pPr>
-          <w:hyperlink w:anchor="_Toc181560494" w:history="1">
+          <w:hyperlink w:anchor="_Toc181571787" w:history="1">
             <w:r>
               <w:rPr>
                 <w:rStyle w:val="Hipervnculo"/>
@@ -2312,7 +2224,7 @@
               <w:rPr>
                 <w:webHidden/>
               </w:rPr>
-              <w:instrText xml:space="preserve"> PAGEREF _Toc181560494 \h </w:instrText>
+              <w:instrText xml:space="preserve"> PAGEREF _Toc181571787 \h </w:instrText>
             </w:r>
             <w:r>
               <w:rPr>
@@ -2352,7 +2264,7 @@
               <w:sz w:val="22"/>
             </w:rPr>
           </w:pPr>
-          <w:hyperlink w:anchor="_Toc181560495" w:history="1">
+          <w:hyperlink w:anchor="_Toc181571788" w:history="1">
             <w:r>
               <w:rPr>
                 <w:rStyle w:val="Hipervnculo"/>
@@ -2396,7 +2308,7 @@
                 <w:noProof/>
                 <w:webHidden/>
               </w:rPr>
-              <w:instrText xml:space="preserve"> PAGEREF _Toc181560495 \h </w:instrText>
+              <w:instrText xml:space="preserve"> PAGEREF _Toc181571788 \h </w:instrText>
             </w:r>
             <w:r>
               <w:rPr>
@@ -2440,7 +2352,7 @@
               <w:sz w:val="22"/>
             </w:rPr>
           </w:pPr>
-          <w:hyperlink w:anchor="_Toc181560496" w:history="1">
+          <w:hyperlink w:anchor="_Toc181571789" w:history="1">
             <w:r>
               <w:rPr>
                 <w:rStyle w:val="Hipervnculo"/>
@@ -2484,7 +2396,7 @@
                 <w:noProof/>
                 <w:webHidden/>
               </w:rPr>
-              <w:instrText xml:space="preserve"> PAGEREF _Toc181560496 \h </w:instrText>
+              <w:instrText xml:space="preserve"> PAGEREF _Toc181571789 \h </w:instrText>
             </w:r>
             <w:r>
               <w:rPr>
@@ -2528,7 +2440,7 @@
               <w:lang w:val="en-US"/>
             </w:rPr>
           </w:pPr>
-          <w:hyperlink w:anchor="_Toc181560497" w:history="1">
+          <w:hyperlink w:anchor="_Toc181571790" w:history="1">
             <w:r>
               <w:rPr>
                 <w:rStyle w:val="Hipervnculo"/>
@@ -2566,7 +2478,7 @@
               <w:rPr>
                 <w:webHidden/>
               </w:rPr>
-              <w:instrText xml:space="preserve"> PAGEREF _Toc181560497 \h </w:instrText>
+              <w:instrText xml:space="preserve"> PAGEREF _Toc181571790 \h </w:instrText>
             </w:r>
             <w:r>
               <w:rPr>
@@ -2606,7 +2518,7 @@
               <w:sz w:val="22"/>
             </w:rPr>
           </w:pPr>
-          <w:hyperlink w:anchor="_Toc181560498" w:history="1">
+          <w:hyperlink w:anchor="_Toc181571791" w:history="1">
             <w:r>
               <w:rPr>
                 <w:rStyle w:val="Hipervnculo"/>
@@ -2650,7 +2562,7 @@
                 <w:noProof/>
                 <w:webHidden/>
               </w:rPr>
-              <w:instrText xml:space="preserve"> PAGEREF _Toc181560498 \h </w:instrText>
+              <w:instrText xml:space="preserve"> PAGEREF _Toc181571791 \h </w:instrText>
             </w:r>
             <w:r>
               <w:rPr>
@@ -2693,7 +2605,7 @@
               <w:sz w:val="22"/>
             </w:rPr>
           </w:pPr>
-          <w:hyperlink w:anchor="_Toc181560499" w:history="1">
+          <w:hyperlink w:anchor="_Toc181571792" w:history="1">
             <w:r>
               <w:rPr>
                 <w:rStyle w:val="Hipervnculo"/>
@@ -2739,7 +2651,7 @@
                 <w:noProof/>
                 <w:webHidden/>
               </w:rPr>
-              <w:instrText xml:space="preserve"> PAGEREF _Toc181560499 \h </w:instrText>
+              <w:instrText xml:space="preserve"> PAGEREF _Toc181571792 \h </w:instrText>
             </w:r>
             <w:r>
               <w:rPr>
@@ -2782,7 +2694,7 @@
               <w:sz w:val="22"/>
             </w:rPr>
           </w:pPr>
-          <w:hyperlink w:anchor="_Toc181560500" w:history="1">
+          <w:hyperlink w:anchor="_Toc181571793" w:history="1">
             <w:r>
               <w:rPr>
                 <w:rStyle w:val="Hipervnculo"/>
@@ -2828,7 +2740,7 @@
                 <w:noProof/>
                 <w:webHidden/>
               </w:rPr>
-              <w:instrText xml:space="preserve"> PAGEREF _Toc181560500 \h </w:instrText>
+              <w:instrText xml:space="preserve"> PAGEREF _Toc181571793 \h </w:instrText>
             </w:r>
             <w:r>
               <w:rPr>
@@ -2871,7 +2783,7 @@
               <w:sz w:val="22"/>
             </w:rPr>
           </w:pPr>
-          <w:hyperlink w:anchor="_Toc181560501" w:history="1">
+          <w:hyperlink w:anchor="_Toc181571794" w:history="1">
             <w:r>
               <w:rPr>
                 <w:rStyle w:val="Hipervnculo"/>
@@ -2887,7 +2799,23 @@
                   <w:noProof/>
                   <w:lang w:val="es-ES"/>
                 </w:rPr>
-                <m:t>fq</m:t>
+                <m:t>f</m:t>
+              </m:r>
+              <m:r>
+                <w:rPr>
+                  <w:rStyle w:val="Hipervnculo"/>
+                  <w:noProof/>
+                  <w:lang w:val="es-ES"/>
+                </w:rPr>
+                <m:t>(</m:t>
+              </m:r>
+              <m:r>
+                <w:rPr>
+                  <w:rStyle w:val="Hipervnculo"/>
+                  <w:noProof/>
+                  <w:lang w:val="es-ES"/>
+                </w:rPr>
+                <m:t>q</m:t>
               </m:r>
               <m:r>
                 <m:rPr>
@@ -2936,7 +2864,31 @@
                   <w:noProof/>
                   <w:lang w:val="es-ES"/>
                 </w:rPr>
-                <m:t>4=0</m:t>
+                <m:t>4</m:t>
+              </m:r>
+              <m:r>
+                <m:rPr>
+                  <m:sty m:val="p"/>
+                </m:rPr>
+                <w:rPr>
+                  <w:rStyle w:val="Hipervnculo"/>
+                  <w:noProof/>
+                  <w:lang w:val="es-ES"/>
+                </w:rPr>
+                <m:t>)</m:t>
+              </m:r>
+              <w:bookmarkStart w:id="0" w:name="_GoBack"/>
+              <w:bookmarkEnd w:id="0"/>
+              <m:r>
+                <m:rPr>
+                  <m:sty m:val="p"/>
+                </m:rPr>
+                <w:rPr>
+                  <w:rStyle w:val="Hipervnculo"/>
+                  <w:noProof/>
+                  <w:lang w:val="es-ES"/>
+                </w:rPr>
+                <m:t>=0</m:t>
               </m:r>
             </m:oMath>
             <w:r>
@@ -2958,7 +2910,7 @@
                 <w:noProof/>
                 <w:webHidden/>
               </w:rPr>
-              <w:instrText xml:space="preserve"> PAGEREF _Toc181560501 \h </w:instrText>
+              <w:instrText xml:space="preserve"> PAGEREF _Toc181571794 \h </w:instrText>
             </w:r>
             <w:r>
               <w:rPr>
@@ -3001,7 +2953,7 @@
               <w:sz w:val="22"/>
             </w:rPr>
           </w:pPr>
-          <w:hyperlink w:anchor="_Toc181560502" w:history="1">
+          <w:hyperlink w:anchor="_Toc181571795" w:history="1">
             <w:r>
               <w:rPr>
                 <w:rStyle w:val="Hipervnculo"/>
@@ -3039,7 +2991,7 @@
                 <w:noProof/>
                 <w:webHidden/>
               </w:rPr>
-              <w:instrText xml:space="preserve"> PAGEREF _Toc181560502 \h </w:instrText>
+              <w:instrText xml:space="preserve"> PAGEREF _Toc181571795 \h </w:instrText>
             </w:r>
             <w:r>
               <w:rPr>
@@ -3083,7 +3035,7 @@
               <w:lang w:val="en-US"/>
             </w:rPr>
           </w:pPr>
-          <w:hyperlink w:anchor="_Toc181560503" w:history="1">
+          <w:hyperlink w:anchor="_Toc181571796" w:history="1">
             <w:r>
               <w:rPr>
                 <w:rStyle w:val="Hipervnculo"/>
@@ -3121,7 +3073,7 @@
               <w:rPr>
                 <w:webHidden/>
               </w:rPr>
-              <w:instrText xml:space="preserve"> PAGEREF _Toc181560503 \h </w:instrText>
+              <w:instrText xml:space="preserve"> PAGEREF _Toc181571796 \h </w:instrText>
             </w:r>
             <w:r>
               <w:rPr>
@@ -3161,7 +3113,7 @@
               <w:sz w:val="22"/>
             </w:rPr>
           </w:pPr>
-          <w:hyperlink w:anchor="_Toc181560504" w:history="1">
+          <w:hyperlink w:anchor="_Toc181571797" w:history="1">
             <w:r>
               <w:rPr>
                 <w:rStyle w:val="Hipervnculo"/>
@@ -3205,7 +3157,7 @@
                 <w:noProof/>
                 <w:webHidden/>
               </w:rPr>
-              <w:instrText xml:space="preserve"> PAGEREF _Toc181560504 \h </w:instrText>
+              <w:instrText xml:space="preserve"> PAGEREF _Toc181571797 \h </w:instrText>
             </w:r>
             <w:r>
               <w:rPr>
@@ -3249,7 +3201,7 @@
               <w:sz w:val="22"/>
             </w:rPr>
           </w:pPr>
-          <w:hyperlink w:anchor="_Toc181560505" w:history="1">
+          <w:hyperlink w:anchor="_Toc181571798" w:history="1">
             <w:r>
               <w:rPr>
                 <w:rStyle w:val="Hipervnculo"/>
@@ -3293,7 +3245,7 @@
                 <w:noProof/>
                 <w:webHidden/>
               </w:rPr>
-              <w:instrText xml:space="preserve"> PAGEREF _Toc181560505 \h </w:instrText>
+              <w:instrText xml:space="preserve"> PAGEREF _Toc181571798 \h </w:instrText>
             </w:r>
             <w:r>
               <w:rPr>
@@ -3334,7 +3286,7 @@
               <w:lang w:val="en-US"/>
             </w:rPr>
           </w:pPr>
-          <w:hyperlink w:anchor="_Toc181560506" w:history="1">
+          <w:hyperlink w:anchor="_Toc181571799" w:history="1">
             <w:r>
               <w:rPr>
                 <w:rStyle w:val="Hipervnculo"/>
@@ -3357,7 +3309,7 @@
               <w:rPr>
                 <w:webHidden/>
               </w:rPr>
-              <w:instrText xml:space="preserve"> PAGEREF _Toc181560506 \h </w:instrText>
+              <w:instrText xml:space="preserve"> PAGEREF _Toc181571799 \h </w:instrText>
             </w:r>
             <w:r>
               <w:rPr>
@@ -3394,7 +3346,7 @@
               <w:lang w:val="en-US"/>
             </w:rPr>
           </w:pPr>
-          <w:hyperlink w:anchor="_Toc181560507" w:history="1">
+          <w:hyperlink w:anchor="_Toc181571800" w:history="1">
             <w:r>
               <w:rPr>
                 <w:rStyle w:val="Hipervnculo"/>
@@ -3417,7 +3369,7 @@
               <w:rPr>
                 <w:webHidden/>
               </w:rPr>
-              <w:instrText xml:space="preserve"> PAGEREF _Toc181560507 \h </w:instrText>
+              <w:instrText xml:space="preserve"> PAGEREF _Toc181571800 \h </w:instrText>
             </w:r>
             <w:r>
               <w:rPr>
@@ -3454,7 +3406,7 @@
               <w:lang w:val="en-US"/>
             </w:rPr>
           </w:pPr>
-          <w:hyperlink w:anchor="_Toc181560508" w:history="1">
+          <w:hyperlink w:anchor="_Toc181571801" w:history="1">
             <w:r>
               <w:rPr>
                 <w:rStyle w:val="Hipervnculo"/>
@@ -3477,7 +3429,7 @@
               <w:rPr>
                 <w:webHidden/>
               </w:rPr>
-              <w:instrText xml:space="preserve"> PAGEREF _Toc181560508 \h </w:instrText>
+              <w:instrText xml:space="preserve"> PAGEREF _Toc181571801 \h </w:instrText>
             </w:r>
             <w:r>
               <w:rPr>
@@ -3516,7 +3468,7 @@
               <w:sz w:val="22"/>
             </w:rPr>
           </w:pPr>
-          <w:hyperlink w:anchor="_Toc181560509" w:history="1">
+          <w:hyperlink w:anchor="_Toc181571802" w:history="1">
             <w:r>
               <w:rPr>
                 <w:rStyle w:val="Hipervnculo"/>
@@ -3544,7 +3496,7 @@
                 <w:noProof/>
                 <w:webHidden/>
               </w:rPr>
-              <w:instrText xml:space="preserve"> PAGEREF _Toc181560509 \h </w:instrText>
+              <w:instrText xml:space="preserve"> PAGEREF _Toc181571802 \h </w:instrText>
             </w:r>
             <w:r>
               <w:rPr>
@@ -3587,7 +3539,7 @@
               <w:sz w:val="22"/>
             </w:rPr>
           </w:pPr>
-          <w:hyperlink w:anchor="_Toc181560510" w:history="1">
+          <w:hyperlink w:anchor="_Toc181571803" w:history="1">
             <w:r>
               <w:rPr>
                 <w:rStyle w:val="Hipervnculo"/>
@@ -3615,7 +3567,7 @@
                 <w:noProof/>
                 <w:webHidden/>
               </w:rPr>
-              <w:instrText xml:space="preserve"> PAGEREF _Toc181560510 \h </w:instrText>
+              <w:instrText xml:space="preserve"> PAGEREF _Toc181571803 \h </w:instrText>
             </w:r>
             <w:r>
               <w:rPr>
@@ -3658,7 +3610,7 @@
               <w:sz w:val="22"/>
             </w:rPr>
           </w:pPr>
-          <w:hyperlink w:anchor="_Toc181560511" w:history="1">
+          <w:hyperlink w:anchor="_Toc181571804" w:history="1">
             <w:r>
               <w:rPr>
                 <w:rStyle w:val="Hipervnculo"/>
@@ -3686,7 +3638,7 @@
                 <w:noProof/>
                 <w:webHidden/>
               </w:rPr>
-              <w:instrText xml:space="preserve"> PAGEREF _Toc181560511 \h </w:instrText>
+              <w:instrText xml:space="preserve"> PAGEREF _Toc181571804 \h </w:instrText>
             </w:r>
             <w:r>
               <w:rPr>
@@ -3729,7 +3681,7 @@
               <w:sz w:val="22"/>
             </w:rPr>
           </w:pPr>
-          <w:hyperlink w:anchor="_Toc181560512" w:history="1">
+          <w:hyperlink w:anchor="_Toc181571805" w:history="1">
             <w:r>
               <w:rPr>
                 <w:rStyle w:val="Hipervnculo"/>
@@ -3757,7 +3709,7 @@
                 <w:noProof/>
                 <w:webHidden/>
               </w:rPr>
-              <w:instrText xml:space="preserve"> PAGEREF _Toc181560512 \h </w:instrText>
+              <w:instrText xml:space="preserve"> PAGEREF _Toc181571805 \h </w:instrText>
             </w:r>
             <w:r>
               <w:rPr>
@@ -3800,7 +3752,7 @@
               <w:sz w:val="22"/>
             </w:rPr>
           </w:pPr>
-          <w:hyperlink w:anchor="_Toc181560513" w:history="1">
+          <w:hyperlink w:anchor="_Toc181571806" w:history="1">
             <w:r>
               <w:rPr>
                 <w:rStyle w:val="Hipervnculo"/>
@@ -3828,7 +3780,7 @@
                 <w:noProof/>
                 <w:webHidden/>
               </w:rPr>
-              <w:instrText xml:space="preserve"> PAGEREF _Toc181560513 \h </w:instrText>
+              <w:instrText xml:space="preserve"> PAGEREF _Toc181571806 \h </w:instrText>
             </w:r>
             <w:r>
               <w:rPr>
@@ -3871,7 +3823,7 @@
               <w:sz w:val="22"/>
             </w:rPr>
           </w:pPr>
-          <w:hyperlink w:anchor="_Toc181560514" w:history="1">
+          <w:hyperlink w:anchor="_Toc181571807" w:history="1">
             <w:r>
               <w:rPr>
                 <w:rStyle w:val="Hipervnculo"/>
@@ -3899,7 +3851,7 @@
                 <w:noProof/>
                 <w:webHidden/>
               </w:rPr>
-              <w:instrText xml:space="preserve"> PAGEREF _Toc181560514 \h </w:instrText>
+              <w:instrText xml:space="preserve"> PAGEREF _Toc181571807 \h </w:instrText>
             </w:r>
             <w:r>
               <w:rPr>
@@ -3942,7 +3894,7 @@
               <w:sz w:val="22"/>
             </w:rPr>
           </w:pPr>
-          <w:hyperlink w:anchor="_Toc181560515" w:history="1">
+          <w:hyperlink w:anchor="_Toc181571808" w:history="1">
             <w:r>
               <w:rPr>
                 <w:rStyle w:val="Hipervnculo"/>
@@ -3970,7 +3922,7 @@
                 <w:noProof/>
                 <w:webHidden/>
               </w:rPr>
-              <w:instrText xml:space="preserve"> PAGEREF _Toc181560515 \h </w:instrText>
+              <w:instrText xml:space="preserve"> PAGEREF _Toc181571808 \h </w:instrText>
             </w:r>
             <w:r>
               <w:rPr>
@@ -4013,11 +3965,12 @@
               <w:sz w:val="22"/>
             </w:rPr>
           </w:pPr>
-          <w:hyperlink w:anchor="_Toc181560516" w:history="1">
+          <w:hyperlink w:anchor="_Toc181571809" w:history="1">
             <w:r>
               <w:rPr>
                 <w:rStyle w:val="Hipervnculo"/>
                 <w:noProof/>
+                <w:lang w:val="es-AR"/>
               </w:rPr>
               <w:t>Anexo 8 – Trayectorias.</w:t>
             </w:r>
@@ -4040,7 +3993,7 @@
                 <w:noProof/>
                 <w:webHidden/>
               </w:rPr>
-              <w:instrText xml:space="preserve"> PAGEREF _Toc181560516 \h </w:instrText>
+              <w:instrText xml:space="preserve"> PAGEREF _Toc181571809 \h </w:instrText>
             </w:r>
             <w:r>
               <w:rPr>
@@ -4136,7 +4089,7 @@
           <w:lang w:val="es-ES"/>
         </w:rPr>
       </w:pPr>
-      <w:bookmarkStart w:id="0" w:name="_Toc181560474"/>
+      <w:bookmarkStart w:id="1" w:name="_Toc181571768"/>
       <w:r>
         <w:rPr>
           <w:lang w:val="es-ES"/>
@@ -4156,7 +4109,7 @@
         </w:rPr>
         <w:t>Resumen</w:t>
       </w:r>
-      <w:bookmarkEnd w:id="0"/>
+      <w:bookmarkEnd w:id="1"/>
     </w:p>
     <w:p>
       <w:pPr>
@@ -4335,14 +4288,14 @@
         </w:rPr>
         <w:tab/>
       </w:r>
-      <w:bookmarkStart w:id="1" w:name="_Toc181560475"/>
+      <w:bookmarkStart w:id="2" w:name="_Toc181571769"/>
       <w:r>
         <w:rPr>
           <w:lang w:val="en-GB"/>
         </w:rPr>
         <w:t>Abstract</w:t>
       </w:r>
-      <w:bookmarkEnd w:id="1"/>
+      <w:bookmarkEnd w:id="2"/>
     </w:p>
     <w:p>
       <w:pPr>
@@ -4476,7 +4429,7 @@
           <w:lang w:val="es-ES"/>
         </w:rPr>
       </w:pPr>
-      <w:bookmarkStart w:id="2" w:name="_Toc181560476"/>
+      <w:bookmarkStart w:id="3" w:name="_Toc181571770"/>
       <w:r>
         <w:rPr>
           <w:lang w:val="es-ES"/>
@@ -4496,7 +4449,7 @@
         </w:rPr>
         <w:t>Introducción</w:t>
       </w:r>
-      <w:bookmarkEnd w:id="2"/>
+      <w:bookmarkEnd w:id="3"/>
     </w:p>
     <w:p>
       <w:pPr>
@@ -4579,7 +4532,7 @@
           <w:lang w:val="es-ES"/>
         </w:rPr>
       </w:pPr>
-      <w:bookmarkStart w:id="3" w:name="_Toc181560477"/>
+      <w:bookmarkStart w:id="4" w:name="_Toc181571771"/>
       <w:r>
         <w:rPr>
           <w:lang w:val="es-ES"/>
@@ -4593,7 +4546,7 @@
         <w:tab/>
         <w:t>Descripción de la Aplicación</w:t>
       </w:r>
-      <w:bookmarkEnd w:id="3"/>
+      <w:bookmarkEnd w:id="4"/>
     </w:p>
     <w:p>
       <w:pPr>
@@ -4628,7 +4581,7 @@
           <w:lang w:val="es-ES"/>
         </w:rPr>
       </w:pPr>
-      <w:bookmarkStart w:id="4" w:name="_Toc181560478"/>
+      <w:bookmarkStart w:id="5" w:name="_Toc181571772"/>
       <w:r>
         <w:rPr>
           <w:lang w:val="es-ES"/>
@@ -4673,7 +4626,7 @@
         </w:rPr>
         <w:t xml:space="preserve"> de la celda</w:t>
       </w:r>
-      <w:bookmarkEnd w:id="4"/>
+      <w:bookmarkEnd w:id="5"/>
     </w:p>
     <w:p>
       <w:pPr>
@@ -4767,7 +4720,7 @@
           <w:noProof/>
         </w:rPr>
         <w:drawing>
-          <wp:inline distT="0" distB="0" distL="0" distR="0" wp14:anchorId="36629E32" wp14:editId="005BC653">
+          <wp:inline distT="0" distB="0" distL="0" distR="0" wp14:anchorId="503E2C02" wp14:editId="7C2B3405">
             <wp:extent cx="4529469" cy="2936642"/>
             <wp:effectExtent l="19050" t="19050" r="23495" b="16510"/>
             <wp:docPr id="21" name="Imagen 21"/>
@@ -4908,7 +4861,7 @@
           <w:lang w:val="es-ES"/>
         </w:rPr>
       </w:pPr>
-      <w:bookmarkStart w:id="5" w:name="_Toc181560479"/>
+      <w:bookmarkStart w:id="6" w:name="_Toc181571773"/>
       <w:r>
         <w:rPr>
           <w:u w:val="none"/>
@@ -4931,7 +4884,7 @@
         </w:rPr>
         <w:t>Máquina de gammagrafía</w:t>
       </w:r>
-      <w:bookmarkEnd w:id="5"/>
+      <w:bookmarkEnd w:id="6"/>
     </w:p>
     <w:p>
       <w:pPr>
@@ -5108,7 +5061,7 @@
           <w:noProof/>
         </w:rPr>
         <w:drawing>
-          <wp:inline distT="0" distB="0" distL="0" distR="0" wp14:anchorId="5BD41B25" wp14:editId="73222EBC">
+          <wp:inline distT="0" distB="0" distL="0" distR="0" wp14:anchorId="2077A838" wp14:editId="297D1E53">
             <wp:extent cx="2881423" cy="1772075"/>
             <wp:effectExtent l="19050" t="19050" r="14605" b="19050"/>
             <wp:docPr id="23" name="Imagen 23"/>
@@ -5165,7 +5118,7 @@
           <w:noProof/>
         </w:rPr>
         <w:drawing>
-          <wp:inline distT="0" distB="0" distL="0" distR="0" wp14:anchorId="0167D7CA" wp14:editId="07CE0CAB">
+          <wp:inline distT="0" distB="0" distL="0" distR="0" wp14:anchorId="40010F8C" wp14:editId="03BE4CF3">
             <wp:extent cx="2604109" cy="1771650"/>
             <wp:effectExtent l="19050" t="19050" r="25400" b="19050"/>
             <wp:docPr id="24" name="Imagen 24"/>
@@ -5288,7 +5241,7 @@
           <w:lang w:val="es-ES"/>
         </w:rPr>
       </w:pPr>
-      <w:bookmarkStart w:id="6" w:name="_Toc181560480"/>
+      <w:bookmarkStart w:id="7" w:name="_Toc181571774"/>
       <w:r>
         <w:rPr>
           <w:u w:val="none"/>
@@ -5316,7 +5269,7 @@
         </w:rPr>
         <w:t>Pastillas de material radiactivo</w:t>
       </w:r>
-      <w:bookmarkEnd w:id="6"/>
+      <w:bookmarkEnd w:id="7"/>
     </w:p>
     <w:p>
       <w:pPr>
@@ -5355,7 +5308,7 @@
           <w:noProof/>
         </w:rPr>
         <w:drawing>
-          <wp:inline distT="0" distB="0" distL="0" distR="0" wp14:anchorId="06C8BD04" wp14:editId="5E07E69B">
+          <wp:inline distT="0" distB="0" distL="0" distR="0" wp14:anchorId="369AA6A6" wp14:editId="65F7F3C3">
             <wp:extent cx="2612572" cy="1500839"/>
             <wp:effectExtent l="19050" t="19050" r="16510" b="23495"/>
             <wp:docPr id="25" name="Imagen 25"/>
@@ -5447,7 +5400,7 @@
           <w:lang w:val="es-ES"/>
         </w:rPr>
       </w:pPr>
-      <w:bookmarkStart w:id="7" w:name="_Toc181560481"/>
+      <w:bookmarkStart w:id="8" w:name="_Toc181571775"/>
       <w:r>
         <w:rPr>
           <w:u w:val="none"/>
@@ -5489,7 +5442,7 @@
         </w:rPr>
         <w:t>Contenedor</w:t>
       </w:r>
-      <w:bookmarkEnd w:id="7"/>
+      <w:bookmarkEnd w:id="8"/>
     </w:p>
     <w:p>
       <w:pPr>
@@ -5670,7 +5623,7 @@
         </w:rPr>
         <w:lastRenderedPageBreak/>
         <w:drawing>
-          <wp:inline distT="0" distB="0" distL="0" distR="0" wp14:anchorId="7026A794" wp14:editId="15F7C411">
+          <wp:inline distT="0" distB="0" distL="0" distR="0" wp14:anchorId="744F6849" wp14:editId="2560C0AB">
             <wp:extent cx="2706004" cy="1589314"/>
             <wp:effectExtent l="19050" t="19050" r="18415" b="11430"/>
             <wp:docPr id="26" name="Imagen 26"/>
@@ -5727,7 +5680,7 @@
           <w:noProof/>
         </w:rPr>
         <w:drawing>
-          <wp:inline distT="0" distB="0" distL="0" distR="0" wp14:anchorId="5D2977D9" wp14:editId="1AE7981A">
+          <wp:inline distT="0" distB="0" distL="0" distR="0" wp14:anchorId="0BCC1540" wp14:editId="2F57E369">
             <wp:extent cx="2791847" cy="1578428"/>
             <wp:effectExtent l="19050" t="19050" r="27940" b="22225"/>
             <wp:docPr id="27" name="Imagen 27"/>
@@ -5853,7 +5806,7 @@
           <w:lang w:val="es-ES"/>
         </w:rPr>
       </w:pPr>
-      <w:bookmarkStart w:id="8" w:name="_Toc181560482"/>
+      <w:bookmarkStart w:id="9" w:name="_Toc181571776"/>
       <w:r>
         <w:rPr>
           <w:u w:val="none"/>
@@ -5874,7 +5827,7 @@
         </w:rPr>
         <w:t>Mesa</w:t>
       </w:r>
-      <w:bookmarkEnd w:id="8"/>
+      <w:bookmarkEnd w:id="9"/>
     </w:p>
     <w:p>
       <w:pPr>
@@ -5955,7 +5908,7 @@
           <w:noProof/>
         </w:rPr>
         <w:drawing>
-          <wp:inline distT="0" distB="0" distL="0" distR="0" wp14:anchorId="41C2CFDF" wp14:editId="69AD8137">
+          <wp:inline distT="0" distB="0" distL="0" distR="0" wp14:anchorId="59BBFE99" wp14:editId="1C230A0D">
             <wp:extent cx="2296886" cy="2136878"/>
             <wp:effectExtent l="19050" t="19050" r="27305" b="15875"/>
             <wp:docPr id="28" name="Imagen 28"/>
@@ -6038,7 +5991,7 @@
           <w:lang w:val="es-ES"/>
         </w:rPr>
       </w:pPr>
-      <w:bookmarkStart w:id="9" w:name="_Toc181560483"/>
+      <w:bookmarkStart w:id="10" w:name="_Toc181571777"/>
       <w:r>
         <w:rPr>
           <w:lang w:val="es-ES"/>
@@ -6057,7 +6010,7 @@
         </w:rPr>
         <w:t>Secuencia de operaciones</w:t>
       </w:r>
-      <w:bookmarkEnd w:id="9"/>
+      <w:bookmarkEnd w:id="10"/>
     </w:p>
     <w:p>
       <w:pPr>
@@ -6181,7 +6134,7 @@
           <w:lang w:val="es-ES"/>
         </w:rPr>
       </w:pPr>
-      <w:bookmarkStart w:id="10" w:name="_Toc181560484"/>
+      <w:bookmarkStart w:id="11" w:name="_Toc181571778"/>
       <w:r>
         <w:rPr>
           <w:lang w:val="es-ES"/>
@@ -6200,7 +6153,7 @@
         </w:rPr>
         <w:t>Características del robot</w:t>
       </w:r>
-      <w:bookmarkEnd w:id="10"/>
+      <w:bookmarkEnd w:id="11"/>
     </w:p>
     <w:p>
       <w:pPr>
@@ -6349,7 +6302,7 @@
           <w:noProof/>
         </w:rPr>
         <w:drawing>
-          <wp:inline distT="0" distB="0" distL="0" distR="0" wp14:anchorId="404307B4" wp14:editId="668B4D5E">
+          <wp:inline distT="0" distB="0" distL="0" distR="0" wp14:anchorId="07455FBB" wp14:editId="0B763598">
             <wp:extent cx="2133600" cy="2083299"/>
             <wp:effectExtent l="19050" t="19050" r="19050" b="12700"/>
             <wp:docPr id="29" name="Imagen 29"/>
@@ -6406,7 +6359,7 @@
           <w:noProof/>
         </w:rPr>
         <w:drawing>
-          <wp:inline distT="0" distB="0" distL="0" distR="0" wp14:anchorId="09240C35" wp14:editId="46F506CC">
+          <wp:inline distT="0" distB="0" distL="0" distR="0" wp14:anchorId="50F2C596" wp14:editId="0C92DC45">
             <wp:extent cx="3231290" cy="2071254"/>
             <wp:effectExtent l="19050" t="19050" r="26670" b="24765"/>
             <wp:docPr id="30" name="Imagen 30"/>
@@ -6602,7 +6555,6 @@
           <w:lang w:val="es-ES"/>
         </w:rPr>
       </w:pPr>
-      <w:bookmarkStart w:id="11" w:name="_Toc181560485"/>
       <w:r>
         <w:rPr>
           <w:lang w:val="es-ES"/>
@@ -6621,7 +6573,6 @@
         </w:rPr>
         <w:t>Efector final</w:t>
       </w:r>
-      <w:bookmarkEnd w:id="11"/>
     </w:p>
     <w:p>
       <w:pPr>
@@ -6811,7 +6762,7 @@
           <w:noProof/>
         </w:rPr>
         <w:drawing>
-          <wp:inline distT="0" distB="0" distL="0" distR="0" wp14:anchorId="4112AD21" wp14:editId="0488AFD9">
+          <wp:inline distT="0" distB="0" distL="0" distR="0" wp14:anchorId="7918EF32" wp14:editId="4C9D50D7">
             <wp:extent cx="2998381" cy="1920722"/>
             <wp:effectExtent l="19050" t="19050" r="12065" b="22860"/>
             <wp:docPr id="31" name="Imagen 31"/>
@@ -6907,7 +6858,7 @@
           <w:lang w:val="es-AR"/>
         </w:rPr>
       </w:pPr>
-      <w:bookmarkStart w:id="12" w:name="_Toc181560486"/>
+      <w:bookmarkStart w:id="12" w:name="_Toc181571779"/>
       <w:r>
         <w:rPr>
           <w:u w:val="none"/>
@@ -6999,7 +6950,7 @@
           <w:noProof/>
         </w:rPr>
         <w:drawing>
-          <wp:inline distT="0" distB="0" distL="0" distR="0" wp14:anchorId="0ACEB7AE" wp14:editId="37694941">
+          <wp:inline distT="0" distB="0" distL="0" distR="0" wp14:anchorId="4A3335BA" wp14:editId="29A0F072">
             <wp:extent cx="4986669" cy="2580839"/>
             <wp:effectExtent l="19050" t="19050" r="23495" b="10160"/>
             <wp:docPr id="32" name="Imagen 32"/>
@@ -7116,7 +7067,7 @@
           <w:noProof/>
         </w:rPr>
         <w:drawing>
-          <wp:inline distT="0" distB="0" distL="0" distR="0" wp14:anchorId="5D2C218C" wp14:editId="010FD706">
+          <wp:inline distT="0" distB="0" distL="0" distR="0" wp14:anchorId="1E351105" wp14:editId="74DAAADB">
             <wp:extent cx="4029739" cy="3357017"/>
             <wp:effectExtent l="19050" t="19050" r="27940" b="15240"/>
             <wp:docPr id="33" name="Imagen 33"/>
@@ -7200,7 +7151,7 @@
           <w:lang w:val="es-ES"/>
         </w:rPr>
       </w:pPr>
-      <w:bookmarkStart w:id="13" w:name="_Toc181560487"/>
+      <w:bookmarkStart w:id="13" w:name="_Toc181571780"/>
       <w:r>
         <w:rPr>
           <w:rFonts w:eastAsiaTheme="minorEastAsia"/>
@@ -7504,7 +7455,7 @@
           <w:lang w:val="es-ES"/>
         </w:rPr>
       </w:pPr>
-      <w:bookmarkStart w:id="14" w:name="_Toc181560488"/>
+      <w:bookmarkStart w:id="14" w:name="_Toc181571781"/>
       <w:r>
         <w:rPr>
           <w:lang w:val="es-ES"/>
@@ -7567,7 +7518,7 @@
           <w:lang w:val="es-ES"/>
         </w:rPr>
       </w:pPr>
-      <w:bookmarkStart w:id="15" w:name="_Toc181560489"/>
+      <w:bookmarkStart w:id="15" w:name="_Toc181571782"/>
       <w:r>
         <w:rPr>
           <w:lang w:val="es-ES"/>
@@ -7739,7 +7690,7 @@
           <w:noProof/>
         </w:rPr>
         <w:drawing>
-          <wp:inline distT="0" distB="0" distL="0" distR="0" wp14:anchorId="57B8A884" wp14:editId="6225B7A7">
+          <wp:inline distT="0" distB="0" distL="0" distR="0" wp14:anchorId="03D97CB0" wp14:editId="4991196B">
             <wp:extent cx="4538134" cy="4538134"/>
             <wp:effectExtent l="19050" t="19050" r="15240" b="15240"/>
             <wp:docPr id="34" name="Imagen 34"/>
@@ -7833,7 +7784,6 @@
         </w:rPr>
         <w:t>Denavit-Hartenberg</w:t>
       </w:r>
-      <w:bookmarkStart w:id="16" w:name="_Toc181560490"/>
       <w:proofErr w:type="spellEnd"/>
       <w:r>
         <w:rPr>
@@ -7849,6 +7799,7 @@
           <w:lang w:val="es-ES"/>
         </w:rPr>
       </w:pPr>
+      <w:bookmarkStart w:id="16" w:name="_Toc181571783"/>
       <w:r>
         <w:rPr>
           <w:lang w:val="es-ES"/>
@@ -9265,7 +9216,7 @@
           <w:lang w:val="es-ES"/>
         </w:rPr>
       </w:pPr>
-      <w:bookmarkStart w:id="17" w:name="_Toc181560491"/>
+      <w:bookmarkStart w:id="17" w:name="_Toc181571784"/>
       <w:r>
         <w:rPr>
           <w:lang w:val="es-ES"/>
@@ -9548,7 +9499,7 @@
           <w:noProof/>
         </w:rPr>
         <w:drawing>
-          <wp:inline distT="0" distB="0" distL="0" distR="0" wp14:anchorId="5C0375F5" wp14:editId="0BD10E40">
+          <wp:inline distT="0" distB="0" distL="0" distR="0" wp14:anchorId="5E890186" wp14:editId="490C61D9">
             <wp:extent cx="3397028" cy="2438189"/>
             <wp:effectExtent l="19050" t="19050" r="13335" b="19685"/>
             <wp:docPr id="35" name="Imagen 35"/>
@@ -9846,7 +9797,7 @@
           <w:lang w:val="es-AR"/>
         </w:rPr>
       </w:pPr>
-      <w:bookmarkStart w:id="18" w:name="_Toc181560492"/>
+      <w:bookmarkStart w:id="18" w:name="_Toc181571785"/>
       <w:r>
         <w:rPr>
           <w:rFonts w:eastAsiaTheme="minorEastAsia"/>
@@ -10781,7 +10732,7 @@
           <w:lang w:val="es-ES"/>
         </w:rPr>
       </w:pPr>
-      <w:bookmarkStart w:id="19" w:name="_Toc181560493"/>
+      <w:bookmarkStart w:id="19" w:name="_Toc181571786"/>
       <w:r>
         <w:rPr>
           <w:lang w:val="es-ES"/>
@@ -11064,7 +11015,7 @@
           <w:lang w:val="es-ES"/>
         </w:rPr>
       </w:pPr>
-      <w:bookmarkStart w:id="20" w:name="_Toc181560494"/>
+      <w:bookmarkStart w:id="20" w:name="_Toc181571787"/>
       <w:r>
         <w:rPr>
           <w:lang w:val="es-ES"/>
@@ -11427,7 +11378,7 @@
           <w:lang w:val="es-ES"/>
         </w:rPr>
       </w:pPr>
-      <w:bookmarkStart w:id="21" w:name="_Toc181560495"/>
+      <w:bookmarkStart w:id="21" w:name="_Toc181571788"/>
       <w:r>
         <w:rPr>
           <w:rFonts w:eastAsiaTheme="minorEastAsia"/>
@@ -11476,7 +11427,7 @@
           <w:noProof/>
         </w:rPr>
         <w:drawing>
-          <wp:anchor distT="0" distB="0" distL="114300" distR="114300" simplePos="0" relativeHeight="251697152" behindDoc="0" locked="0" layoutInCell="1" allowOverlap="1" wp14:anchorId="6E1C6359" wp14:editId="521C2CB7">
+          <wp:anchor distT="0" distB="0" distL="114300" distR="114300" simplePos="0" relativeHeight="251697152" behindDoc="0" locked="0" layoutInCell="1" allowOverlap="1" wp14:anchorId="7B129872" wp14:editId="136F4CB8">
             <wp:simplePos x="0" y="0"/>
             <wp:positionH relativeFrom="margin">
               <wp:align>center</wp:align>
@@ -11724,7 +11675,7 @@
           <w:noProof/>
         </w:rPr>
         <w:drawing>
-          <wp:anchor distT="0" distB="0" distL="114300" distR="114300" simplePos="0" relativeHeight="251696128" behindDoc="0" locked="0" layoutInCell="1" allowOverlap="1" wp14:anchorId="1DEC4B2A" wp14:editId="0D0C4634">
+          <wp:anchor distT="0" distB="0" distL="114300" distR="114300" simplePos="0" relativeHeight="251696128" behindDoc="0" locked="0" layoutInCell="1" allowOverlap="1" wp14:anchorId="2FDEF9B3" wp14:editId="181E0D1D">
             <wp:simplePos x="0" y="0"/>
             <wp:positionH relativeFrom="margin">
               <wp:align>center</wp:align>
@@ -11835,7 +11786,7 @@
           <w:noProof/>
         </w:rPr>
         <w:drawing>
-          <wp:anchor distT="0" distB="0" distL="114300" distR="114300" simplePos="0" relativeHeight="251699200" behindDoc="0" locked="0" layoutInCell="1" allowOverlap="1" wp14:anchorId="438F122B" wp14:editId="62B8D29C">
+          <wp:anchor distT="0" distB="0" distL="114300" distR="114300" simplePos="0" relativeHeight="251699200" behindDoc="0" locked="0" layoutInCell="1" allowOverlap="1" wp14:anchorId="53E9D725" wp14:editId="4CEF7677">
             <wp:simplePos x="0" y="0"/>
             <wp:positionH relativeFrom="margin">
               <wp:posOffset>617220</wp:posOffset>
@@ -11931,7 +11882,7 @@
           <w:noProof/>
         </w:rPr>
         <w:drawing>
-          <wp:anchor distT="0" distB="0" distL="114300" distR="114300" simplePos="0" relativeHeight="251698176" behindDoc="0" locked="0" layoutInCell="1" allowOverlap="1" wp14:anchorId="61FA4325" wp14:editId="58EED59B">
+          <wp:anchor distT="0" distB="0" distL="114300" distR="114300" simplePos="0" relativeHeight="251698176" behindDoc="0" locked="0" layoutInCell="1" allowOverlap="1" wp14:anchorId="19A08CC6" wp14:editId="3F453DBB">
             <wp:simplePos x="0" y="0"/>
             <wp:positionH relativeFrom="page">
               <wp:posOffset>829310</wp:posOffset>
@@ -12275,7 +12226,7 @@
           <w:noProof/>
         </w:rPr>
         <w:drawing>
-          <wp:anchor distT="0" distB="0" distL="114300" distR="114300" simplePos="0" relativeHeight="251700224" behindDoc="0" locked="0" layoutInCell="1" allowOverlap="1" wp14:anchorId="15F2B47B" wp14:editId="1B02A110">
+          <wp:anchor distT="0" distB="0" distL="114300" distR="114300" simplePos="0" relativeHeight="251700224" behindDoc="0" locked="0" layoutInCell="1" allowOverlap="1" wp14:anchorId="5E5DF271" wp14:editId="552ACC24">
             <wp:simplePos x="0" y="0"/>
             <wp:positionH relativeFrom="margin">
               <wp:align>center</wp:align>
@@ -12351,7 +12302,7 @@
         </w:rPr>
         <w:lastRenderedPageBreak/>
         <w:drawing>
-          <wp:anchor distT="0" distB="0" distL="114300" distR="114300" simplePos="0" relativeHeight="251680768" behindDoc="0" locked="0" layoutInCell="1" allowOverlap="1" wp14:anchorId="4EE99623" wp14:editId="7231A6D0">
+          <wp:anchor distT="0" distB="0" distL="114300" distR="114300" simplePos="0" relativeHeight="251680768" behindDoc="0" locked="0" layoutInCell="1" allowOverlap="1" wp14:anchorId="65E65AEA" wp14:editId="513ABB0B">
             <wp:simplePos x="0" y="0"/>
             <wp:positionH relativeFrom="margin">
               <wp:align>center</wp:align>
@@ -12446,7 +12397,7 @@
           <w:noProof/>
         </w:rPr>
         <w:drawing>
-          <wp:anchor distT="0" distB="0" distL="114300" distR="114300" simplePos="0" relativeHeight="251681792" behindDoc="0" locked="0" layoutInCell="1" allowOverlap="1" wp14:anchorId="75D95B31" wp14:editId="2E8C5AB7">
+          <wp:anchor distT="0" distB="0" distL="114300" distR="114300" simplePos="0" relativeHeight="251681792" behindDoc="0" locked="0" layoutInCell="1" allowOverlap="1" wp14:anchorId="55266E62" wp14:editId="3E659A31">
             <wp:simplePos x="0" y="0"/>
             <wp:positionH relativeFrom="margin">
               <wp:align>center</wp:align>
@@ -12603,7 +12554,7 @@
           <w:noProof/>
         </w:rPr>
         <w:drawing>
-          <wp:anchor distT="0" distB="0" distL="114300" distR="114300" simplePos="0" relativeHeight="251682816" behindDoc="0" locked="0" layoutInCell="1" allowOverlap="1" wp14:anchorId="5980F851" wp14:editId="43C33376">
+          <wp:anchor distT="0" distB="0" distL="114300" distR="114300" simplePos="0" relativeHeight="251682816" behindDoc="0" locked="0" layoutInCell="1" allowOverlap="1" wp14:anchorId="5AD9158D" wp14:editId="551CB490">
             <wp:simplePos x="0" y="0"/>
             <wp:positionH relativeFrom="margin">
               <wp:align>center</wp:align>
@@ -12714,7 +12665,7 @@
           <w:noProof/>
         </w:rPr>
         <w:drawing>
-          <wp:anchor distT="0" distB="0" distL="114300" distR="114300" simplePos="0" relativeHeight="251683840" behindDoc="0" locked="0" layoutInCell="1" allowOverlap="1" wp14:anchorId="016EFE39" wp14:editId="1A1B86F5">
+          <wp:anchor distT="0" distB="0" distL="114300" distR="114300" simplePos="0" relativeHeight="251683840" behindDoc="0" locked="0" layoutInCell="1" allowOverlap="1" wp14:anchorId="4947D932" wp14:editId="646427AE">
             <wp:simplePos x="0" y="0"/>
             <wp:positionH relativeFrom="margin">
               <wp:align>center</wp:align>
@@ -12890,7 +12841,7 @@
           <w:noProof/>
         </w:rPr>
         <w:drawing>
-          <wp:anchor distT="0" distB="0" distL="114300" distR="114300" simplePos="0" relativeHeight="251701248" behindDoc="0" locked="0" layoutInCell="1" allowOverlap="1" wp14:anchorId="061605B9" wp14:editId="15E64EB2">
+          <wp:anchor distT="0" distB="0" distL="114300" distR="114300" simplePos="0" relativeHeight="251701248" behindDoc="0" locked="0" layoutInCell="1" allowOverlap="1" wp14:anchorId="71533A37" wp14:editId="20ED416D">
             <wp:simplePos x="0" y="0"/>
             <wp:positionH relativeFrom="margin">
               <wp:align>center</wp:align>
@@ -12979,7 +12930,7 @@
           <w:noProof/>
         </w:rPr>
         <w:drawing>
-          <wp:anchor distT="0" distB="0" distL="114300" distR="114300" simplePos="0" relativeHeight="251684864" behindDoc="0" locked="0" layoutInCell="1" allowOverlap="1" wp14:anchorId="0DC7E868" wp14:editId="492B99E0">
+          <wp:anchor distT="0" distB="0" distL="114300" distR="114300" simplePos="0" relativeHeight="251684864" behindDoc="0" locked="0" layoutInCell="1" allowOverlap="1" wp14:anchorId="48F3A65F" wp14:editId="4642780F">
             <wp:simplePos x="0" y="0"/>
             <wp:positionH relativeFrom="margin">
               <wp:posOffset>1763395</wp:posOffset>
@@ -13240,7 +13191,7 @@
           <w:noProof/>
         </w:rPr>
         <w:drawing>
-          <wp:anchor distT="0" distB="0" distL="114300" distR="114300" simplePos="0" relativeHeight="251707392" behindDoc="0" locked="0" layoutInCell="1" allowOverlap="1" wp14:anchorId="28BAF3C7" wp14:editId="2726E51F">
+          <wp:anchor distT="0" distB="0" distL="114300" distR="114300" simplePos="0" relativeHeight="251707392" behindDoc="0" locked="0" layoutInCell="1" allowOverlap="1" wp14:anchorId="7F04A05A" wp14:editId="6F8892C8">
             <wp:simplePos x="0" y="0"/>
             <wp:positionH relativeFrom="margin">
               <wp:align>center</wp:align>
@@ -13486,7 +13437,7 @@
           <w:noProof/>
         </w:rPr>
         <w:drawing>
-          <wp:anchor distT="0" distB="0" distL="114300" distR="114300" simplePos="0" relativeHeight="251685888" behindDoc="0" locked="0" layoutInCell="1" allowOverlap="1" wp14:anchorId="1A30A936" wp14:editId="57D83304">
+          <wp:anchor distT="0" distB="0" distL="114300" distR="114300" simplePos="0" relativeHeight="251685888" behindDoc="0" locked="0" layoutInCell="1" allowOverlap="1" wp14:anchorId="6573E6AF" wp14:editId="2A65B44C">
             <wp:simplePos x="0" y="0"/>
             <wp:positionH relativeFrom="page">
               <wp:posOffset>3114040</wp:posOffset>
@@ -13747,7 +13698,7 @@
           <w:noProof/>
         </w:rPr>
         <w:drawing>
-          <wp:anchor distT="0" distB="0" distL="114300" distR="114300" simplePos="0" relativeHeight="251686912" behindDoc="0" locked="0" layoutInCell="1" allowOverlap="1" wp14:anchorId="6CB3263D" wp14:editId="2FCEF510">
+          <wp:anchor distT="0" distB="0" distL="114300" distR="114300" simplePos="0" relativeHeight="251686912" behindDoc="0" locked="0" layoutInCell="1" allowOverlap="1" wp14:anchorId="1AC29098" wp14:editId="3531C78C">
             <wp:simplePos x="0" y="0"/>
             <wp:positionH relativeFrom="margin">
               <wp:posOffset>1853354</wp:posOffset>
@@ -13879,7 +13830,7 @@
           <w:noProof/>
         </w:rPr>
         <w:drawing>
-          <wp:anchor distT="0" distB="0" distL="114300" distR="114300" simplePos="0" relativeHeight="251702272" behindDoc="0" locked="0" layoutInCell="1" allowOverlap="1" wp14:anchorId="376123FA" wp14:editId="24AE09AF">
+          <wp:anchor distT="0" distB="0" distL="114300" distR="114300" simplePos="0" relativeHeight="251702272" behindDoc="0" locked="0" layoutInCell="1" allowOverlap="1" wp14:anchorId="51C125C4" wp14:editId="79D2BD38">
             <wp:simplePos x="0" y="0"/>
             <wp:positionH relativeFrom="margin">
               <wp:align>center</wp:align>
@@ -13974,7 +13925,7 @@
           <w:noProof/>
         </w:rPr>
         <w:drawing>
-          <wp:anchor distT="0" distB="0" distL="114300" distR="114300" simplePos="0" relativeHeight="251703296" behindDoc="0" locked="0" layoutInCell="1" allowOverlap="1" wp14:anchorId="43B64C93" wp14:editId="43A4809D">
+          <wp:anchor distT="0" distB="0" distL="114300" distR="114300" simplePos="0" relativeHeight="251703296" behindDoc="0" locked="0" layoutInCell="1" allowOverlap="1" wp14:anchorId="24B21890" wp14:editId="5F6512AB">
             <wp:simplePos x="0" y="0"/>
             <wp:positionH relativeFrom="margin">
               <wp:align>center</wp:align>
@@ -14116,7 +14067,7 @@
           <w:noProof/>
         </w:rPr>
         <w:drawing>
-          <wp:anchor distT="0" distB="0" distL="114300" distR="114300" simplePos="0" relativeHeight="251704320" behindDoc="0" locked="0" layoutInCell="1" allowOverlap="1" wp14:anchorId="18E6DF61" wp14:editId="6C1445A2">
+          <wp:anchor distT="0" distB="0" distL="114300" distR="114300" simplePos="0" relativeHeight="251704320" behindDoc="0" locked="0" layoutInCell="1" allowOverlap="1" wp14:anchorId="438A1977" wp14:editId="23FFC0ED">
             <wp:simplePos x="0" y="0"/>
             <wp:positionH relativeFrom="margin">
               <wp:align>center</wp:align>
@@ -14222,7 +14173,7 @@
           <w:noProof/>
         </w:rPr>
         <w:drawing>
-          <wp:anchor distT="0" distB="0" distL="114300" distR="114300" simplePos="0" relativeHeight="251705344" behindDoc="0" locked="0" layoutInCell="1" allowOverlap="1" wp14:anchorId="60C036EF" wp14:editId="49085BFF">
+          <wp:anchor distT="0" distB="0" distL="114300" distR="114300" simplePos="0" relativeHeight="251705344" behindDoc="0" locked="0" layoutInCell="1" allowOverlap="1" wp14:anchorId="2598FDA5" wp14:editId="79476998">
             <wp:simplePos x="0" y="0"/>
             <wp:positionH relativeFrom="margin">
               <wp:align>center</wp:align>
@@ -14357,7 +14308,7 @@
           <w:noProof/>
         </w:rPr>
         <w:drawing>
-          <wp:anchor distT="0" distB="0" distL="114300" distR="114300" simplePos="0" relativeHeight="251706368" behindDoc="0" locked="0" layoutInCell="1" allowOverlap="1" wp14:anchorId="60BE1210" wp14:editId="76C7D423">
+          <wp:anchor distT="0" distB="0" distL="114300" distR="114300" simplePos="0" relativeHeight="251706368" behindDoc="0" locked="0" layoutInCell="1" allowOverlap="1" wp14:anchorId="43AAF770" wp14:editId="10E34A0C">
             <wp:simplePos x="0" y="0"/>
             <wp:positionH relativeFrom="margin">
               <wp:align>center</wp:align>
@@ -14525,7 +14476,7 @@
           <w:noProof/>
         </w:rPr>
         <w:drawing>
-          <wp:anchor distT="0" distB="0" distL="114300" distR="114300" simplePos="0" relativeHeight="251687936" behindDoc="0" locked="0" layoutInCell="1" allowOverlap="1" wp14:anchorId="6B224B3B" wp14:editId="1DAD14D7">
+          <wp:anchor distT="0" distB="0" distL="114300" distR="114300" simplePos="0" relativeHeight="251687936" behindDoc="0" locked="0" layoutInCell="1" allowOverlap="1" wp14:anchorId="7A9C7756" wp14:editId="5F9B1B4C">
             <wp:simplePos x="0" y="0"/>
             <wp:positionH relativeFrom="margin">
               <wp:align>center</wp:align>
@@ -14625,7 +14576,7 @@
           <w:noProof/>
         </w:rPr>
         <w:drawing>
-          <wp:anchor distT="0" distB="0" distL="114300" distR="114300" simplePos="0" relativeHeight="251688960" behindDoc="0" locked="0" layoutInCell="1" allowOverlap="1" wp14:anchorId="14054012" wp14:editId="28779C5A">
+          <wp:anchor distT="0" distB="0" distL="114300" distR="114300" simplePos="0" relativeHeight="251688960" behindDoc="0" locked="0" layoutInCell="1" allowOverlap="1" wp14:anchorId="5C731297" wp14:editId="459D1ED8">
             <wp:simplePos x="0" y="0"/>
             <wp:positionH relativeFrom="margin">
               <wp:align>center</wp:align>
@@ -14842,7 +14793,7 @@
           <w:noProof/>
         </w:rPr>
         <w:drawing>
-          <wp:anchor distT="0" distB="0" distL="114300" distR="114300" simplePos="0" relativeHeight="251689984" behindDoc="0" locked="0" layoutInCell="1" allowOverlap="1" wp14:anchorId="0FB5E9D0" wp14:editId="50D77E1E">
+          <wp:anchor distT="0" distB="0" distL="114300" distR="114300" simplePos="0" relativeHeight="251689984" behindDoc="0" locked="0" layoutInCell="1" allowOverlap="1" wp14:anchorId="37B52534" wp14:editId="3B610279">
             <wp:simplePos x="0" y="0"/>
             <wp:positionH relativeFrom="margin">
               <wp:posOffset>1614805</wp:posOffset>
@@ -15013,7 +14964,7 @@
           <w:noProof/>
         </w:rPr>
         <w:drawing>
-          <wp:anchor distT="0" distB="0" distL="114300" distR="114300" simplePos="0" relativeHeight="251691008" behindDoc="0" locked="0" layoutInCell="1" allowOverlap="1" wp14:anchorId="760E2F85" wp14:editId="1941ED5E">
+          <wp:anchor distT="0" distB="0" distL="114300" distR="114300" simplePos="0" relativeHeight="251691008" behindDoc="0" locked="0" layoutInCell="1" allowOverlap="1" wp14:anchorId="13A8B9D8" wp14:editId="4AEE5DCC">
             <wp:simplePos x="0" y="0"/>
             <wp:positionH relativeFrom="margin">
               <wp:align>center</wp:align>
@@ -15250,7 +15201,7 @@
           <w:noProof/>
         </w:rPr>
         <w:drawing>
-          <wp:anchor distT="0" distB="0" distL="114300" distR="114300" simplePos="0" relativeHeight="251692032" behindDoc="0" locked="0" layoutInCell="1" allowOverlap="1" wp14:anchorId="113BDFEE" wp14:editId="410A6A74">
+          <wp:anchor distT="0" distB="0" distL="114300" distR="114300" simplePos="0" relativeHeight="251692032" behindDoc="0" locked="0" layoutInCell="1" allowOverlap="1" wp14:anchorId="35913C24" wp14:editId="1FBD1389">
             <wp:simplePos x="0" y="0"/>
             <wp:positionH relativeFrom="margin">
               <wp:align>center</wp:align>
@@ -15341,7 +15292,7 @@
           <w:noProof/>
         </w:rPr>
         <w:drawing>
-          <wp:anchor distT="0" distB="0" distL="114300" distR="114300" simplePos="0" relativeHeight="251693056" behindDoc="0" locked="0" layoutInCell="1" allowOverlap="1" wp14:anchorId="47A2B86F" wp14:editId="488A616D">
+          <wp:anchor distT="0" distB="0" distL="114300" distR="114300" simplePos="0" relativeHeight="251693056" behindDoc="0" locked="0" layoutInCell="1" allowOverlap="1" wp14:anchorId="33A33C2C" wp14:editId="18482FD1">
             <wp:simplePos x="0" y="0"/>
             <wp:positionH relativeFrom="margin">
               <wp:align>center</wp:align>
@@ -15449,7 +15400,7 @@
           <w:noProof/>
         </w:rPr>
         <w:drawing>
-          <wp:anchor distT="0" distB="0" distL="114300" distR="114300" simplePos="0" relativeHeight="251710464" behindDoc="0" locked="0" layoutInCell="1" allowOverlap="1" wp14:anchorId="7FC86A09" wp14:editId="4698DA7F">
+          <wp:anchor distT="0" distB="0" distL="114300" distR="114300" simplePos="0" relativeHeight="251710464" behindDoc="0" locked="0" layoutInCell="1" allowOverlap="1" wp14:anchorId="245F1183" wp14:editId="6E2F84FC">
             <wp:simplePos x="0" y="0"/>
             <wp:positionH relativeFrom="margin">
               <wp:posOffset>81491</wp:posOffset>
@@ -15791,7 +15742,7 @@
           <w:noProof/>
         </w:rPr>
         <w:drawing>
-          <wp:anchor distT="0" distB="0" distL="114300" distR="114300" simplePos="0" relativeHeight="251708416" behindDoc="0" locked="0" layoutInCell="1" allowOverlap="1" wp14:anchorId="71032475" wp14:editId="209A930B">
+          <wp:anchor distT="0" distB="0" distL="114300" distR="114300" simplePos="0" relativeHeight="251708416" behindDoc="0" locked="0" layoutInCell="1" allowOverlap="1" wp14:anchorId="300DB2CE" wp14:editId="18915B09">
             <wp:simplePos x="0" y="0"/>
             <wp:positionH relativeFrom="margin">
               <wp:align>center</wp:align>
@@ -15881,7 +15832,7 @@
           <w:noProof/>
         </w:rPr>
         <w:drawing>
-          <wp:anchor distT="0" distB="0" distL="114300" distR="114300" simplePos="0" relativeHeight="251709440" behindDoc="0" locked="0" layoutInCell="1" allowOverlap="1" wp14:anchorId="6507CE42" wp14:editId="77809BD4">
+          <wp:anchor distT="0" distB="0" distL="114300" distR="114300" simplePos="0" relativeHeight="251709440" behindDoc="0" locked="0" layoutInCell="1" allowOverlap="1" wp14:anchorId="1B5E25B7" wp14:editId="05D98EDD">
             <wp:simplePos x="0" y="0"/>
             <wp:positionH relativeFrom="margin">
               <wp:align>center</wp:align>
@@ -15953,7 +15904,7 @@
           <w:noProof/>
         </w:rPr>
         <w:drawing>
-          <wp:anchor distT="0" distB="0" distL="114300" distR="114300" simplePos="0" relativeHeight="251694080" behindDoc="0" locked="0" layoutInCell="1" allowOverlap="1" wp14:anchorId="1BE71CC3" wp14:editId="0C472B5A">
+          <wp:anchor distT="0" distB="0" distL="114300" distR="114300" simplePos="0" relativeHeight="251694080" behindDoc="0" locked="0" layoutInCell="1" allowOverlap="1" wp14:anchorId="064A5C4D" wp14:editId="6DC3A94C">
             <wp:simplePos x="0" y="0"/>
             <wp:positionH relativeFrom="margin">
               <wp:align>center</wp:align>
@@ -16050,7 +16001,7 @@
           <w:noProof/>
         </w:rPr>
         <w:drawing>
-          <wp:anchor distT="0" distB="0" distL="114300" distR="114300" simplePos="0" relativeHeight="251695104" behindDoc="0" locked="0" layoutInCell="1" allowOverlap="1" wp14:anchorId="2156CC40" wp14:editId="19E681B4">
+          <wp:anchor distT="0" distB="0" distL="114300" distR="114300" simplePos="0" relativeHeight="251695104" behindDoc="0" locked="0" layoutInCell="1" allowOverlap="1" wp14:anchorId="0642B2B6" wp14:editId="47CEAB63">
             <wp:simplePos x="0" y="0"/>
             <wp:positionH relativeFrom="margin">
               <wp:align>center</wp:align>
@@ -16145,7 +16096,7 @@
           <w:lang w:val="es-ES"/>
         </w:rPr>
       </w:pPr>
-      <w:bookmarkStart w:id="22" w:name="_Toc181560496"/>
+      <w:bookmarkStart w:id="22" w:name="_Toc181571789"/>
       <w:r>
         <w:rPr>
           <w:lang w:val="es-ES"/>
@@ -17524,7 +17475,7 @@
           <w:lang w:val="es-ES"/>
         </w:rPr>
       </w:pPr>
-      <w:bookmarkStart w:id="23" w:name="_Toc181560497"/>
+      <w:bookmarkStart w:id="23" w:name="_Toc181571790"/>
       <w:r>
         <w:rPr>
           <w:lang w:val="es-ES"/>
@@ -18343,7 +18294,7 @@
           <w:lang w:val="es-ES"/>
         </w:rPr>
       </w:pPr>
-      <w:bookmarkStart w:id="24" w:name="_Toc181560498"/>
+      <w:bookmarkStart w:id="24" w:name="_Toc181571791"/>
       <w:r>
         <w:rPr>
           <w:rFonts w:eastAsiaTheme="minorEastAsia"/>
@@ -19416,7 +19367,7 @@
           <w:lang w:val="es-ES"/>
         </w:rPr>
       </w:pPr>
-      <w:bookmarkStart w:id="25" w:name="_Toc181560499"/>
+      <w:bookmarkStart w:id="25" w:name="_Toc181571792"/>
       <w:r>
         <w:rPr>
           <w:rFonts w:eastAsiaTheme="minorEastAsia"/>
@@ -19619,7 +19570,7 @@
           <w:noProof/>
         </w:rPr>
         <w:drawing>
-          <wp:inline distT="0" distB="0" distL="0" distR="0" wp14:anchorId="3B0A90AF" wp14:editId="1F5D6F8E">
+          <wp:inline distT="0" distB="0" distL="0" distR="0" wp14:anchorId="5E91C270" wp14:editId="18DD3BD9">
             <wp:extent cx="5060592" cy="2456121"/>
             <wp:effectExtent l="19050" t="19050" r="26035" b="20955"/>
             <wp:docPr id="20" name="Imagen 20"/>
@@ -19703,7 +19654,7 @@
           <w:lang w:val="es-ES"/>
         </w:rPr>
       </w:pPr>
-      <w:bookmarkStart w:id="26" w:name="_Toc181560500"/>
+      <w:bookmarkStart w:id="26" w:name="_Toc181571793"/>
       <w:r>
         <w:rPr>
           <w:rFonts w:eastAsiaTheme="minorEastAsia"/>
@@ -21370,7 +21321,7 @@
           <w:noProof/>
         </w:rPr>
         <w:drawing>
-          <wp:inline distT="0" distB="0" distL="0" distR="0" wp14:anchorId="5E8D563A" wp14:editId="6F31DF63">
+          <wp:inline distT="0" distB="0" distL="0" distR="0" wp14:anchorId="7A4DC2A7" wp14:editId="1431842C">
             <wp:extent cx="5167423" cy="2641316"/>
             <wp:effectExtent l="19050" t="19050" r="14605" b="26035"/>
             <wp:docPr id="22" name="Imagen 22"/>
@@ -21453,7 +21404,7 @@
           <w:lang w:val="es-ES"/>
         </w:rPr>
       </w:pPr>
-      <w:bookmarkStart w:id="27" w:name="_Toc181560501"/>
+      <w:bookmarkStart w:id="27" w:name="_Toc181571794"/>
       <w:r>
         <w:rPr>
           <w:lang w:val="es-ES"/>
@@ -21923,7 +21874,7 @@
           <w:noProof/>
         </w:rPr>
         <w:drawing>
-          <wp:anchor distT="0" distB="0" distL="114300" distR="114300" simplePos="0" relativeHeight="251665408" behindDoc="0" locked="0" layoutInCell="1" allowOverlap="1" wp14:anchorId="6753BD84" wp14:editId="129A682B">
+          <wp:anchor distT="0" distB="0" distL="114300" distR="114300" simplePos="0" relativeHeight="251665408" behindDoc="0" locked="0" layoutInCell="1" allowOverlap="1" wp14:anchorId="4AA83711" wp14:editId="32557206">
             <wp:simplePos x="0" y="0"/>
             <wp:positionH relativeFrom="column">
               <wp:posOffset>1437005</wp:posOffset>
@@ -21993,7 +21944,7 @@
           <w:noProof/>
         </w:rPr>
         <w:drawing>
-          <wp:anchor distT="0" distB="0" distL="114300" distR="114300" simplePos="0" relativeHeight="251666432" behindDoc="0" locked="0" layoutInCell="1" allowOverlap="1" wp14:anchorId="489AECB9" wp14:editId="7A784A66">
+          <wp:anchor distT="0" distB="0" distL="114300" distR="114300" simplePos="0" relativeHeight="251666432" behindDoc="0" locked="0" layoutInCell="1" allowOverlap="1" wp14:anchorId="13042AC5" wp14:editId="21E99232">
             <wp:simplePos x="0" y="0"/>
             <wp:positionH relativeFrom="column">
               <wp:posOffset>1390104</wp:posOffset>
@@ -22471,7 +22422,7 @@
         </w:rPr>
         <w:lastRenderedPageBreak/>
         <w:drawing>
-          <wp:anchor distT="0" distB="0" distL="114300" distR="114300" simplePos="0" relativeHeight="251667456" behindDoc="0" locked="0" layoutInCell="1" allowOverlap="1" wp14:anchorId="73CB190C" wp14:editId="518CD413">
+          <wp:anchor distT="0" distB="0" distL="114300" distR="114300" simplePos="0" relativeHeight="251667456" behindDoc="0" locked="0" layoutInCell="1" allowOverlap="1" wp14:anchorId="189A5EB5" wp14:editId="753017B9">
             <wp:simplePos x="0" y="0"/>
             <wp:positionH relativeFrom="column">
               <wp:posOffset>1385437</wp:posOffset>
@@ -22543,7 +22494,7 @@
           <w:noProof/>
         </w:rPr>
         <w:drawing>
-          <wp:anchor distT="0" distB="0" distL="114300" distR="114300" simplePos="0" relativeHeight="251668480" behindDoc="0" locked="0" layoutInCell="1" allowOverlap="1" wp14:anchorId="22B0BA57" wp14:editId="70E9627C">
+          <wp:anchor distT="0" distB="0" distL="114300" distR="114300" simplePos="0" relativeHeight="251668480" behindDoc="0" locked="0" layoutInCell="1" allowOverlap="1" wp14:anchorId="510B0978" wp14:editId="2F7724C6">
             <wp:simplePos x="0" y="0"/>
             <wp:positionH relativeFrom="column">
               <wp:posOffset>1435262</wp:posOffset>
@@ -23596,7 +23547,7 @@
           <w:noProof/>
         </w:rPr>
         <w:drawing>
-          <wp:inline distT="0" distB="0" distL="0" distR="0" wp14:anchorId="447428CE" wp14:editId="374E471F">
+          <wp:inline distT="0" distB="0" distL="0" distR="0" wp14:anchorId="08CA9427" wp14:editId="5EA255F0">
             <wp:extent cx="3891517" cy="3328271"/>
             <wp:effectExtent l="19050" t="19050" r="13970" b="24765"/>
             <wp:docPr id="36" name="Imagen 36"/>
@@ -23850,7 +23801,7 @@
           <w:lang w:val="es-ES"/>
         </w:rPr>
       </w:pPr>
-      <w:bookmarkStart w:id="28" w:name="_Toc181560502"/>
+      <w:bookmarkStart w:id="28" w:name="_Toc181571795"/>
       <w:r>
         <w:rPr>
           <w:rFonts w:eastAsiaTheme="minorEastAsia"/>
@@ -24014,7 +23965,7 @@
         </w:rPr>
         <w:lastRenderedPageBreak/>
         <w:drawing>
-          <wp:anchor distT="0" distB="0" distL="114300" distR="114300" simplePos="0" relativeHeight="251669504" behindDoc="0" locked="0" layoutInCell="1" allowOverlap="1" wp14:anchorId="510B3366" wp14:editId="35BFA04E">
+          <wp:anchor distT="0" distB="0" distL="114300" distR="114300" simplePos="0" relativeHeight="251669504" behindDoc="0" locked="0" layoutInCell="1" allowOverlap="1" wp14:anchorId="14C7B3C1" wp14:editId="4C47A53D">
             <wp:simplePos x="0" y="0"/>
             <wp:positionH relativeFrom="column">
               <wp:posOffset>1842135</wp:posOffset>
@@ -24121,7 +24072,7 @@
           <w:noProof/>
         </w:rPr>
         <w:drawing>
-          <wp:anchor distT="0" distB="0" distL="114300" distR="114300" simplePos="0" relativeHeight="251670528" behindDoc="0" locked="0" layoutInCell="1" allowOverlap="1" wp14:anchorId="1375986C" wp14:editId="216510AC">
+          <wp:anchor distT="0" distB="0" distL="114300" distR="114300" simplePos="0" relativeHeight="251670528" behindDoc="0" locked="0" layoutInCell="1" allowOverlap="1" wp14:anchorId="739B02DA" wp14:editId="1CC96267">
             <wp:simplePos x="0" y="0"/>
             <wp:positionH relativeFrom="column">
               <wp:posOffset>1842135</wp:posOffset>
@@ -24239,7 +24190,7 @@
           <w:noProof/>
         </w:rPr>
         <w:drawing>
-          <wp:anchor distT="0" distB="0" distL="114300" distR="114300" simplePos="0" relativeHeight="251671552" behindDoc="0" locked="0" layoutInCell="1" allowOverlap="1" wp14:anchorId="3D3D5B1F" wp14:editId="75DD766C">
+          <wp:anchor distT="0" distB="0" distL="114300" distR="114300" simplePos="0" relativeHeight="251671552" behindDoc="0" locked="0" layoutInCell="1" allowOverlap="1" wp14:anchorId="74D0D0F9" wp14:editId="09EDCC35">
             <wp:simplePos x="0" y="0"/>
             <wp:positionH relativeFrom="column">
               <wp:posOffset>1534352</wp:posOffset>
@@ -24322,7 +24273,7 @@
           <w:noProof/>
         </w:rPr>
         <w:drawing>
-          <wp:anchor distT="0" distB="0" distL="114300" distR="114300" simplePos="0" relativeHeight="251663360" behindDoc="0" locked="0" layoutInCell="1" allowOverlap="1" wp14:anchorId="4C14F5FC" wp14:editId="5B2D9BFD">
+          <wp:anchor distT="0" distB="0" distL="114300" distR="114300" simplePos="0" relativeHeight="251663360" behindDoc="0" locked="0" layoutInCell="1" allowOverlap="1" wp14:anchorId="02BFC887" wp14:editId="127C8A29">
             <wp:simplePos x="0" y="0"/>
             <wp:positionH relativeFrom="margin">
               <wp:posOffset>2213079</wp:posOffset>
@@ -24480,7 +24431,7 @@
           <w:noProof/>
         </w:rPr>
         <w:drawing>
-          <wp:anchor distT="0" distB="0" distL="114300" distR="114300" simplePos="0" relativeHeight="251664384" behindDoc="0" locked="0" layoutInCell="1" allowOverlap="1" wp14:anchorId="7FC611C6" wp14:editId="6CA4C31A">
+          <wp:anchor distT="0" distB="0" distL="114300" distR="114300" simplePos="0" relativeHeight="251664384" behindDoc="0" locked="0" layoutInCell="1" allowOverlap="1" wp14:anchorId="4ECCF354" wp14:editId="279FC358">
             <wp:simplePos x="0" y="0"/>
             <wp:positionH relativeFrom="column">
               <wp:posOffset>2220018</wp:posOffset>
@@ -24565,7 +24516,7 @@
           <w:noProof/>
         </w:rPr>
         <w:drawing>
-          <wp:anchor distT="0" distB="0" distL="114300" distR="114300" simplePos="0" relativeHeight="251672576" behindDoc="0" locked="0" layoutInCell="1" allowOverlap="1" wp14:anchorId="07DDA520" wp14:editId="5D1466A9">
+          <wp:anchor distT="0" distB="0" distL="114300" distR="114300" simplePos="0" relativeHeight="251672576" behindDoc="0" locked="0" layoutInCell="1" allowOverlap="1" wp14:anchorId="3715DB0A" wp14:editId="5C80E0D4">
             <wp:simplePos x="0" y="0"/>
             <wp:positionH relativeFrom="column">
               <wp:posOffset>1391303</wp:posOffset>
@@ -24680,7 +24631,7 @@
           <w:noProof/>
         </w:rPr>
         <w:drawing>
-          <wp:anchor distT="0" distB="0" distL="114300" distR="114300" simplePos="0" relativeHeight="251673600" behindDoc="0" locked="0" layoutInCell="1" allowOverlap="1" wp14:anchorId="72B33769" wp14:editId="6061A510">
+          <wp:anchor distT="0" distB="0" distL="114300" distR="114300" simplePos="0" relativeHeight="251673600" behindDoc="0" locked="0" layoutInCell="1" allowOverlap="1" wp14:anchorId="573E08D2" wp14:editId="01E53809">
             <wp:simplePos x="0" y="0"/>
             <wp:positionH relativeFrom="column">
               <wp:posOffset>1711422</wp:posOffset>
@@ -24777,7 +24728,7 @@
           <w:noProof/>
         </w:rPr>
         <w:drawing>
-          <wp:anchor distT="0" distB="0" distL="114300" distR="114300" simplePos="0" relativeHeight="251674624" behindDoc="0" locked="0" layoutInCell="1" allowOverlap="1" wp14:anchorId="1D0642A3" wp14:editId="1437294E">
+          <wp:anchor distT="0" distB="0" distL="114300" distR="114300" simplePos="0" relativeHeight="251674624" behindDoc="0" locked="0" layoutInCell="1" allowOverlap="1" wp14:anchorId="51A35948" wp14:editId="02A4F8DA">
             <wp:simplePos x="0" y="0"/>
             <wp:positionH relativeFrom="column">
               <wp:posOffset>1249488</wp:posOffset>
@@ -24978,7 +24929,7 @@
           <w:noProof/>
         </w:rPr>
         <w:drawing>
-          <wp:anchor distT="0" distB="0" distL="114300" distR="114300" simplePos="0" relativeHeight="251675648" behindDoc="0" locked="0" layoutInCell="1" allowOverlap="1" wp14:anchorId="233850C2" wp14:editId="427ED787">
+          <wp:anchor distT="0" distB="0" distL="114300" distR="114300" simplePos="0" relativeHeight="251675648" behindDoc="0" locked="0" layoutInCell="1" allowOverlap="1" wp14:anchorId="0DEB7793" wp14:editId="1D56F49C">
             <wp:simplePos x="0" y="0"/>
             <wp:positionH relativeFrom="column">
               <wp:posOffset>1183005</wp:posOffset>
@@ -25232,7 +25183,7 @@
           <w:noProof/>
         </w:rPr>
         <w:drawing>
-          <wp:anchor distT="0" distB="0" distL="114300" distR="114300" simplePos="0" relativeHeight="251676672" behindDoc="0" locked="0" layoutInCell="1" allowOverlap="1" wp14:anchorId="171F2099" wp14:editId="20325D28">
+          <wp:anchor distT="0" distB="0" distL="114300" distR="114300" simplePos="0" relativeHeight="251676672" behindDoc="0" locked="0" layoutInCell="1" allowOverlap="1" wp14:anchorId="2BF2C39D" wp14:editId="1B4727B1">
             <wp:simplePos x="0" y="0"/>
             <wp:positionH relativeFrom="column">
               <wp:posOffset>1183521</wp:posOffset>
@@ -25336,7 +25287,7 @@
           <w:noProof/>
         </w:rPr>
         <w:drawing>
-          <wp:anchor distT="0" distB="0" distL="114300" distR="114300" simplePos="0" relativeHeight="251677696" behindDoc="0" locked="0" layoutInCell="1" allowOverlap="1" wp14:anchorId="472C9DA0" wp14:editId="15A7D1A7">
+          <wp:anchor distT="0" distB="0" distL="114300" distR="114300" simplePos="0" relativeHeight="251677696" behindDoc="0" locked="0" layoutInCell="1" allowOverlap="1" wp14:anchorId="13CA79FC" wp14:editId="59B6735D">
             <wp:simplePos x="0" y="0"/>
             <wp:positionH relativeFrom="column">
               <wp:posOffset>1183551</wp:posOffset>
@@ -25403,7 +25354,7 @@
           <w:noProof/>
         </w:rPr>
         <w:drawing>
-          <wp:anchor distT="0" distB="0" distL="114300" distR="114300" simplePos="0" relativeHeight="251678720" behindDoc="0" locked="0" layoutInCell="1" allowOverlap="1" wp14:anchorId="6222B4EE" wp14:editId="6883F051">
+          <wp:anchor distT="0" distB="0" distL="114300" distR="114300" simplePos="0" relativeHeight="251678720" behindDoc="0" locked="0" layoutInCell="1" allowOverlap="1" wp14:anchorId="4774A72D" wp14:editId="613E54DE">
             <wp:simplePos x="0" y="0"/>
             <wp:positionH relativeFrom="column">
               <wp:posOffset>1182739</wp:posOffset>
@@ -26607,7 +26558,7 @@
           <w:noProof/>
         </w:rPr>
         <w:drawing>
-          <wp:inline distT="0" distB="0" distL="0" distR="0" wp14:anchorId="28A735CF" wp14:editId="31C80CA2">
+          <wp:inline distT="0" distB="0" distL="0" distR="0" wp14:anchorId="2F4ABB97" wp14:editId="610B5BC2">
             <wp:extent cx="3746777" cy="1783722"/>
             <wp:effectExtent l="19050" t="19050" r="25400" b="26035"/>
             <wp:docPr id="37" name="Imagen 37"/>
@@ -26667,7 +26618,7 @@
           <w:noProof/>
         </w:rPr>
         <w:drawing>
-          <wp:inline distT="0" distB="0" distL="0" distR="0" wp14:anchorId="2F41902A" wp14:editId="0144655E">
+          <wp:inline distT="0" distB="0" distL="0" distR="0" wp14:anchorId="0BCBFB65" wp14:editId="2B7803F8">
             <wp:extent cx="2098325" cy="1794619"/>
             <wp:effectExtent l="19050" t="19050" r="16510" b="15240"/>
             <wp:docPr id="38" name="Imagen 38"/>
@@ -27033,7 +26984,7 @@
           <w:lang w:val="es-ES"/>
         </w:rPr>
       </w:pPr>
-      <w:bookmarkStart w:id="29" w:name="_Toc181560503"/>
+      <w:bookmarkStart w:id="29" w:name="_Toc181571796"/>
       <w:r>
         <w:rPr>
           <w:lang w:val="es-ES"/>
@@ -27061,7 +27012,7 @@
           <w:lang w:val="es-ES"/>
         </w:rPr>
       </w:pPr>
-      <w:bookmarkStart w:id="30" w:name="_Toc181560504"/>
+      <w:bookmarkStart w:id="30" w:name="_Toc181571797"/>
       <w:r>
         <w:rPr>
           <w:lang w:val="es-ES"/>
@@ -27109,7 +27060,7 @@
           <w:noProof/>
         </w:rPr>
         <w:drawing>
-          <wp:inline distT="0" distB="0" distL="0" distR="0" wp14:anchorId="32268748" wp14:editId="0B20984C">
+          <wp:inline distT="0" distB="0" distL="0" distR="0" wp14:anchorId="363D165D" wp14:editId="608FBC62">
             <wp:extent cx="1905000" cy="1533211"/>
             <wp:effectExtent l="19050" t="19050" r="19050" b="10160"/>
             <wp:docPr id="110" name="Imagen 110"/>
@@ -27174,7 +27125,7 @@
           <w:noProof/>
         </w:rPr>
         <w:drawing>
-          <wp:inline distT="0" distB="0" distL="0" distR="0" wp14:anchorId="7C7F457E" wp14:editId="3999E138">
+          <wp:inline distT="0" distB="0" distL="0" distR="0" wp14:anchorId="053AEA33" wp14:editId="40375DE6">
             <wp:extent cx="2431473" cy="1531379"/>
             <wp:effectExtent l="19050" t="19050" r="26035" b="12065"/>
             <wp:docPr id="109" name="Imagen 109"/>
@@ -27294,7 +27245,7 @@
         </w:rPr>
         <w:lastRenderedPageBreak/>
         <w:drawing>
-          <wp:inline distT="0" distB="0" distL="0" distR="0" wp14:anchorId="5F61F14A" wp14:editId="4B729CD1">
+          <wp:inline distT="0" distB="0" distL="0" distR="0" wp14:anchorId="271A2350" wp14:editId="30C976FA">
             <wp:extent cx="2112819" cy="1862185"/>
             <wp:effectExtent l="19050" t="19050" r="20955" b="24130"/>
             <wp:docPr id="108" name="Imagen 108"/>
@@ -27365,7 +27316,7 @@
           <w:noProof/>
         </w:rPr>
         <w:drawing>
-          <wp:inline distT="0" distB="0" distL="0" distR="0" wp14:anchorId="06F6DE36" wp14:editId="47B780C1">
+          <wp:inline distT="0" distB="0" distL="0" distR="0" wp14:anchorId="3BE6102A" wp14:editId="0406EFB5">
             <wp:extent cx="2156446" cy="1870364"/>
             <wp:effectExtent l="19050" t="19050" r="15875" b="15875"/>
             <wp:docPr id="107" name="Imagen 107"/>
@@ -27479,7 +27430,7 @@
           <w:noProof/>
         </w:rPr>
         <w:drawing>
-          <wp:inline distT="0" distB="0" distL="0" distR="0" wp14:anchorId="65D33C5C" wp14:editId="73BF83DD">
+          <wp:inline distT="0" distB="0" distL="0" distR="0" wp14:anchorId="19269B11" wp14:editId="7917AA5F">
             <wp:extent cx="2034540" cy="1969625"/>
             <wp:effectExtent l="19050" t="19050" r="22860" b="12065"/>
             <wp:docPr id="106" name="Imagen 106"/>
@@ -27550,7 +27501,7 @@
           <w:noProof/>
         </w:rPr>
         <w:drawing>
-          <wp:inline distT="0" distB="0" distL="0" distR="0" wp14:anchorId="1532AB73" wp14:editId="53E81F7C">
+          <wp:inline distT="0" distB="0" distL="0" distR="0" wp14:anchorId="1BEFFE7E" wp14:editId="6102E48A">
             <wp:extent cx="2040171" cy="1939637"/>
             <wp:effectExtent l="19050" t="19050" r="17780" b="22860"/>
             <wp:docPr id="105" name="Imagen 105"/>
@@ -27663,7 +27614,7 @@
           <w:noProof/>
         </w:rPr>
         <w:drawing>
-          <wp:inline distT="0" distB="0" distL="0" distR="0" wp14:anchorId="0B0CC78B" wp14:editId="044FDDC4">
+          <wp:inline distT="0" distB="0" distL="0" distR="0" wp14:anchorId="470667E3" wp14:editId="5BCC3C91">
             <wp:extent cx="1989666" cy="1894162"/>
             <wp:effectExtent l="19050" t="19050" r="10795" b="11430"/>
             <wp:docPr id="104" name="Imagen 104"/>
@@ -27734,7 +27685,7 @@
           <w:noProof/>
         </w:rPr>
         <w:drawing>
-          <wp:inline distT="0" distB="0" distL="0" distR="0" wp14:anchorId="06FB5982" wp14:editId="73A597A1">
+          <wp:inline distT="0" distB="0" distL="0" distR="0" wp14:anchorId="453C5CFE" wp14:editId="37C85FB4">
             <wp:extent cx="2041575" cy="1896533"/>
             <wp:effectExtent l="19050" t="19050" r="15875" b="27940"/>
             <wp:docPr id="103" name="Imagen 103"/>
@@ -27910,7 +27861,6 @@
           <w:lang w:val="es-ES"/>
         </w:rPr>
       </w:pPr>
-      <w:bookmarkStart w:id="31" w:name="_Toc181560505"/>
       <w:r>
         <w:rPr>
           <w:lang w:val="es-ES"/>
@@ -27925,6 +27875,7 @@
           <w:lang w:val="es-ES"/>
         </w:rPr>
       </w:pPr>
+      <w:bookmarkStart w:id="31" w:name="_Toc181571798"/>
       <w:r>
         <w:rPr>
           <w:lang w:val="es-ES"/>
@@ -28187,7 +28138,7 @@
           <w:noProof/>
         </w:rPr>
         <w:drawing>
-          <wp:inline distT="0" distB="0" distL="0" distR="0" wp14:anchorId="32B6FFAA" wp14:editId="317AE01F">
+          <wp:inline distT="0" distB="0" distL="0" distR="0" wp14:anchorId="1D0C57A8" wp14:editId="7D8B84A5">
             <wp:extent cx="2633134" cy="1942240"/>
             <wp:effectExtent l="19050" t="19050" r="15240" b="20320"/>
             <wp:docPr id="102" name="Imagen 102"/>
@@ -28258,7 +28209,7 @@
           <w:noProof/>
         </w:rPr>
         <w:drawing>
-          <wp:inline distT="0" distB="0" distL="0" distR="0" wp14:anchorId="51F4C40D" wp14:editId="361208CE">
+          <wp:inline distT="0" distB="0" distL="0" distR="0" wp14:anchorId="6C6CAC1E" wp14:editId="2013F69B">
             <wp:extent cx="1568097" cy="1930400"/>
             <wp:effectExtent l="19050" t="19050" r="13335" b="12700"/>
             <wp:docPr id="101" name="Imagen 101"/>
@@ -28370,7 +28321,7 @@
           <w:noProof/>
         </w:rPr>
         <w:drawing>
-          <wp:inline distT="0" distB="0" distL="0" distR="0" wp14:anchorId="6CE897C2" wp14:editId="3212CDE9">
+          <wp:inline distT="0" distB="0" distL="0" distR="0" wp14:anchorId="38E86DF4" wp14:editId="47CEF4B8">
             <wp:extent cx="2110740" cy="2127885"/>
             <wp:effectExtent l="19050" t="19050" r="22860" b="24765"/>
             <wp:docPr id="100" name="Imagen 100"/>
@@ -28441,7 +28392,7 @@
           <w:noProof/>
         </w:rPr>
         <w:drawing>
-          <wp:inline distT="0" distB="0" distL="0" distR="0" wp14:anchorId="167234CB" wp14:editId="36601EB9">
+          <wp:inline distT="0" distB="0" distL="0" distR="0" wp14:anchorId="698F10D5" wp14:editId="30859AFD">
             <wp:extent cx="2242951" cy="2125980"/>
             <wp:effectExtent l="19050" t="19050" r="24130" b="26670"/>
             <wp:docPr id="99" name="Imagen 99"/>
@@ -28615,7 +28566,7 @@
           <w:noProof/>
         </w:rPr>
         <w:drawing>
-          <wp:inline distT="0" distB="0" distL="0" distR="0" wp14:anchorId="208763EB" wp14:editId="0510F781">
+          <wp:inline distT="0" distB="0" distL="0" distR="0" wp14:anchorId="1097AD10" wp14:editId="25D6E76D">
             <wp:extent cx="5985933" cy="2999763"/>
             <wp:effectExtent l="19050" t="19050" r="15240" b="10160"/>
             <wp:docPr id="448" name="Imagen 448"/>
@@ -28685,7 +28636,7 @@
           <w:noProof/>
         </w:rPr>
         <w:drawing>
-          <wp:inline distT="0" distB="0" distL="0" distR="0" wp14:anchorId="76F3CE20" wp14:editId="02379FA9">
+          <wp:inline distT="0" distB="0" distL="0" distR="0" wp14:anchorId="4079054F" wp14:editId="7DCD70D3">
             <wp:extent cx="6080598" cy="3268133"/>
             <wp:effectExtent l="19050" t="19050" r="15875" b="27940"/>
             <wp:docPr id="449" name="Imagen 449"/>
@@ -28797,7 +28748,7 @@
           <w:noProof/>
         </w:rPr>
         <w:drawing>
-          <wp:inline distT="0" distB="0" distL="0" distR="0" wp14:anchorId="2AF4B797" wp14:editId="0933E13F">
+          <wp:inline distT="0" distB="0" distL="0" distR="0" wp14:anchorId="4D6E59A5" wp14:editId="1D71E6AF">
             <wp:extent cx="2229326" cy="1377950"/>
             <wp:effectExtent l="19050" t="19050" r="19050" b="12700"/>
             <wp:docPr id="453" name="Imagen 453"/>
@@ -28862,7 +28813,6 @@
         </w:rPr>
         <w:t>sobre aceleración cartesiana</w:t>
       </w:r>
-      <w:bookmarkStart w:id="32" w:name="_Toc181560506"/>
     </w:p>
     <w:p>
       <w:pPr>
@@ -28872,6 +28822,7 @@
           <w:lang w:val="es-ES"/>
         </w:rPr>
       </w:pPr>
+      <w:bookmarkStart w:id="32" w:name="_Toc181571799"/>
       <w:r>
         <w:rPr>
           <w:lang w:val="es-ES"/>
@@ -28905,15 +28856,7 @@
         <w:rPr>
           <w:lang w:val="es-ES"/>
         </w:rPr>
-        <w:t xml:space="preserve"> y el uso del método matricial para resolver la cinemática inversa permitieron construir un modelo cinemático preciso, fundamental para evaluar el desempeño del robot en su espacio de trabajo. Las trayectorias generadas mediante interpolaciones </w:t>
-      </w:r>
-      <w:bookmarkStart w:id="33" w:name="_GoBack"/>
-      <w:bookmarkEnd w:id="33"/>
-      <w:r>
-        <w:rPr>
-          <w:lang w:val="es-ES"/>
-        </w:rPr>
-        <w:t xml:space="preserve">de posiciones y orientaciones permiten una operación fluida en la simulación, respetando los límites de velocidad y controlando la orientación del efector final en cada punto de la trayectoria. La identificación y análisis de singularidades críticas permiten anticipar posibles limitaciones en un entorno de aplicación real, lo cual es esencial para mantener la precisión y seguridad en la operación. </w:t>
+        <w:t xml:space="preserve"> y el uso del método matricial para resolver la cinemática inversa permitieron construir un modelo cinemático preciso, fundamental para evaluar el desempeño del robot en su espacio de trabajo. Las trayectorias generadas mediante interpolaciones de posiciones y orientaciones permiten una operación fluida en la simulación, respetando los límites de velocidad y controlando la orientación del efector final en cada punto de la trayectoria. La identificación y análisis de singularidades críticas permiten anticipar posibles limitaciones en un entorno de aplicación real, lo cual es esencial para mantener la precisión y seguridad en la operación. </w:t>
       </w:r>
       <w:r>
         <w:rPr>
@@ -28950,7 +28893,7 @@
         <w:br w:type="page"/>
       </w:r>
     </w:p>
-    <w:bookmarkStart w:id="34" w:name="_Toc181560507" w:displacedByCustomXml="next"/>
+    <w:bookmarkStart w:id="33" w:name="_Toc181571800" w:displacedByCustomXml="next"/>
     <w:sdt>
       <w:sdtPr>
         <w:rPr>
@@ -28985,7 +28928,7 @@
             </w:rPr>
             <w:t>Bibliografía</w:t>
           </w:r>
-          <w:bookmarkEnd w:id="34"/>
+          <w:bookmarkEnd w:id="33"/>
         </w:p>
         <w:sdt>
           <w:sdtPr>
@@ -29226,7 +29169,7 @@
           <w:lang w:val="es-ES"/>
         </w:rPr>
       </w:pPr>
-      <w:bookmarkStart w:id="35" w:name="_Toc181560508"/>
+      <w:bookmarkStart w:id="34" w:name="_Toc181571801"/>
       <w:r>
         <w:rPr>
           <w:lang w:val="es-ES"/>
@@ -29234,40 +29177,40 @@
         <w:lastRenderedPageBreak/>
         <w:t>Anexos</w:t>
       </w:r>
+      <w:bookmarkEnd w:id="34"/>
+    </w:p>
+    <w:p>
+      <w:pPr>
+        <w:pStyle w:val="Ttulo2"/>
+        <w:rPr>
+          <w:lang w:val="es-ES"/>
+        </w:rPr>
+      </w:pPr>
+      <w:bookmarkStart w:id="35" w:name="_Toc181571802"/>
+      <w:r>
+        <w:rPr>
+          <w:lang w:val="es-ES"/>
+        </w:rPr>
+        <w:t xml:space="preserve">Anexo 1 – </w:t>
+      </w:r>
+      <w:proofErr w:type="spellStart"/>
+      <w:r>
+        <w:rPr>
+          <w:lang w:val="es-ES"/>
+        </w:rPr>
+        <w:t>Layout</w:t>
+      </w:r>
+      <w:proofErr w:type="spellEnd"/>
+      <w:r>
+        <w:rPr>
+          <w:lang w:val="es-ES"/>
+        </w:rPr>
+        <w:t xml:space="preserve"> de la Planta</w:t>
+      </w:r>
       <w:bookmarkEnd w:id="35"/>
     </w:p>
     <w:p>
       <w:pPr>
-        <w:pStyle w:val="Ttulo2"/>
-        <w:rPr>
-          <w:lang w:val="es-ES"/>
-        </w:rPr>
-      </w:pPr>
-      <w:bookmarkStart w:id="36" w:name="_Toc181560509"/>
-      <w:r>
-        <w:rPr>
-          <w:lang w:val="es-ES"/>
-        </w:rPr>
-        <w:t xml:space="preserve">Anexo 1 – </w:t>
-      </w:r>
-      <w:proofErr w:type="spellStart"/>
-      <w:r>
-        <w:rPr>
-          <w:lang w:val="es-ES"/>
-        </w:rPr>
-        <w:t>Layout</w:t>
-      </w:r>
-      <w:proofErr w:type="spellEnd"/>
-      <w:r>
-        <w:rPr>
-          <w:lang w:val="es-ES"/>
-        </w:rPr>
-        <w:t xml:space="preserve"> de la Planta</w:t>
-      </w:r>
-      <w:bookmarkEnd w:id="36"/>
-    </w:p>
-    <w:p>
-      <w:pPr>
         <w:jc w:val="center"/>
         <w:rPr>
           <w:lang w:val="es-ES"/>
@@ -29278,7 +29221,7 @@
           <w:noProof/>
         </w:rPr>
         <w:drawing>
-          <wp:inline distT="0" distB="0" distL="0" distR="0" wp14:anchorId="2654D9A6" wp14:editId="202E6BC8">
+          <wp:inline distT="0" distB="0" distL="0" distR="0" wp14:anchorId="35AB95F3" wp14:editId="12A464F8">
             <wp:extent cx="4238625" cy="2657475"/>
             <wp:effectExtent l="0" t="0" r="9525" b="9525"/>
             <wp:docPr id="40" name="Imagen 40"/>
@@ -29332,7 +29275,7 @@
           <w:noProof/>
         </w:rPr>
         <w:drawing>
-          <wp:inline distT="0" distB="0" distL="0" distR="0" wp14:anchorId="2FE98D28" wp14:editId="2DD90588">
+          <wp:inline distT="0" distB="0" distL="0" distR="0" wp14:anchorId="47C241D4" wp14:editId="026443A7">
             <wp:extent cx="3962400" cy="3390900"/>
             <wp:effectExtent l="0" t="0" r="0" b="0"/>
             <wp:docPr id="41" name="Imagen 41"/>
@@ -29387,7 +29330,7 @@
         </w:rPr>
         <w:lastRenderedPageBreak/>
         <w:drawing>
-          <wp:inline distT="0" distB="0" distL="0" distR="0" wp14:anchorId="79B60F9D" wp14:editId="5881F8BD">
+          <wp:inline distT="0" distB="0" distL="0" distR="0" wp14:anchorId="5B8404C7" wp14:editId="72B83F74">
             <wp:extent cx="3657600" cy="2486025"/>
             <wp:effectExtent l="0" t="0" r="0" b="9525"/>
             <wp:docPr id="42" name="Imagen 42"/>
@@ -29436,14 +29379,14 @@
           <w:lang w:val="es-ES"/>
         </w:rPr>
       </w:pPr>
-      <w:bookmarkStart w:id="37" w:name="_Toc181560510"/>
+      <w:bookmarkStart w:id="36" w:name="_Toc181571803"/>
       <w:r>
         <w:rPr>
           <w:lang w:val="es-ES"/>
         </w:rPr>
         <w:t>Anexo 2 – Máquina de gammagrafía</w:t>
       </w:r>
-      <w:bookmarkEnd w:id="37"/>
+      <w:bookmarkEnd w:id="36"/>
     </w:p>
     <w:p>
       <w:pPr>
@@ -29457,7 +29400,7 @@
           <w:noProof/>
         </w:rPr>
         <w:drawing>
-          <wp:inline distT="0" distB="0" distL="0" distR="0" wp14:anchorId="0D304A7F" wp14:editId="10A6A9D4">
+          <wp:inline distT="0" distB="0" distL="0" distR="0" wp14:anchorId="21672AF8" wp14:editId="0DE8403E">
             <wp:extent cx="5278697" cy="4113766"/>
             <wp:effectExtent l="0" t="0" r="0" b="1270"/>
             <wp:docPr id="43" name="Imagen 43"/>
@@ -29526,7 +29469,7 @@
           <w:lang w:val="es-ES"/>
         </w:rPr>
       </w:pPr>
-      <w:bookmarkStart w:id="38" w:name="_Toc181560511"/>
+      <w:bookmarkStart w:id="37" w:name="_Toc181571804"/>
       <w:r>
         <w:rPr>
           <w:lang w:val="es-ES"/>
@@ -29552,7 +29495,7 @@
         </w:rPr>
         <w:t>Contenedor  con pastilla</w:t>
       </w:r>
-      <w:bookmarkEnd w:id="38"/>
+      <w:bookmarkEnd w:id="37"/>
     </w:p>
     <w:p>
       <w:pPr>
@@ -29573,7 +29516,7 @@
           <w:noProof/>
         </w:rPr>
         <w:drawing>
-          <wp:inline distT="0" distB="0" distL="0" distR="0" wp14:anchorId="64CDECA0" wp14:editId="4AFBA252">
+          <wp:inline distT="0" distB="0" distL="0" distR="0" wp14:anchorId="21F53D54" wp14:editId="583E78D6">
             <wp:extent cx="2343150" cy="6019800"/>
             <wp:effectExtent l="0" t="0" r="0" b="0"/>
             <wp:docPr id="44" name="Imagen 44"/>
@@ -29636,7 +29579,7 @@
           <w:lang w:val="es-ES"/>
         </w:rPr>
       </w:pPr>
-      <w:bookmarkStart w:id="39" w:name="_Toc181560512"/>
+      <w:bookmarkStart w:id="38" w:name="_Toc181571805"/>
       <w:r>
         <w:rPr>
           <w:lang w:val="es-ES"/>
@@ -29644,7 +29587,7 @@
         <w:lastRenderedPageBreak/>
         <w:t>Anexo 4 – Mesa</w:t>
       </w:r>
-      <w:bookmarkEnd w:id="39"/>
+      <w:bookmarkEnd w:id="38"/>
     </w:p>
     <w:p>
       <w:pPr>
@@ -29658,7 +29601,7 @@
           <w:noProof/>
         </w:rPr>
         <w:drawing>
-          <wp:inline distT="0" distB="0" distL="0" distR="0" wp14:anchorId="328F08B8" wp14:editId="344E4805">
+          <wp:inline distT="0" distB="0" distL="0" distR="0" wp14:anchorId="6FAE81DB" wp14:editId="14B89FC7">
             <wp:extent cx="4362450" cy="3320032"/>
             <wp:effectExtent l="0" t="0" r="0" b="0"/>
             <wp:docPr id="45" name="Imagen 45"/>
@@ -29704,7 +29647,7 @@
           <w:noProof/>
         </w:rPr>
         <w:drawing>
-          <wp:inline distT="0" distB="0" distL="0" distR="0" wp14:anchorId="3A2DC51A" wp14:editId="08EF55C2">
+          <wp:inline distT="0" distB="0" distL="0" distR="0" wp14:anchorId="09D65A75" wp14:editId="7F58E0B7">
             <wp:extent cx="4391025" cy="3322542"/>
             <wp:effectExtent l="0" t="0" r="0" b="0"/>
             <wp:docPr id="46" name="Imagen 46"/>
@@ -29769,7 +29712,7 @@
           <w:lang w:val="es-ES"/>
         </w:rPr>
       </w:pPr>
-      <w:bookmarkStart w:id="40" w:name="_Toc181560513"/>
+      <w:bookmarkStart w:id="39" w:name="_Toc181571806"/>
       <w:r>
         <w:rPr>
           <w:lang w:val="es-ES"/>
@@ -29777,7 +29720,7 @@
         <w:lastRenderedPageBreak/>
         <w:t>Anexo 5 – Hoja de datos del Robot</w:t>
       </w:r>
-      <w:bookmarkEnd w:id="40"/>
+      <w:bookmarkEnd w:id="39"/>
     </w:p>
     <w:p>
       <w:pPr>
@@ -29804,7 +29747,7 @@
           <w:noProof/>
         </w:rPr>
         <w:drawing>
-          <wp:inline distT="0" distB="0" distL="0" distR="0" wp14:anchorId="60B9A8C0" wp14:editId="4D8BAD35">
+          <wp:inline distT="0" distB="0" distL="0" distR="0" wp14:anchorId="0FB1BEC0" wp14:editId="30EF7F60">
             <wp:extent cx="4093392" cy="4125433"/>
             <wp:effectExtent l="0" t="0" r="2540" b="8890"/>
             <wp:docPr id="519" name="Imagen 519"/>
@@ -29858,7 +29801,7 @@
           <w:noProof/>
         </w:rPr>
         <w:drawing>
-          <wp:inline distT="0" distB="0" distL="0" distR="0" wp14:anchorId="0280B3D5" wp14:editId="1E7FA33C">
+          <wp:inline distT="0" distB="0" distL="0" distR="0" wp14:anchorId="6EF6657B" wp14:editId="7DA01731">
             <wp:extent cx="4114800" cy="2049300"/>
             <wp:effectExtent l="0" t="0" r="0" b="8255"/>
             <wp:docPr id="520" name="Imagen 520"/>
@@ -29913,7 +29856,7 @@
           <w:lang w:val="es-ES"/>
         </w:rPr>
       </w:pPr>
-      <w:bookmarkStart w:id="41" w:name="_Toc181560514"/>
+      <w:bookmarkStart w:id="40" w:name="_Toc181571807"/>
       <w:r>
         <w:rPr>
           <w:lang w:val="es-ES"/>
@@ -29927,7 +29870,7 @@
         </w:rPr>
         <w:t xml:space="preserve"> – Definición del robot.</w:t>
       </w:r>
-      <w:bookmarkEnd w:id="41"/>
+      <w:bookmarkEnd w:id="40"/>
     </w:p>
     <w:p>
       <w:pPr>
@@ -33699,7 +33642,7 @@
           <w:lang w:val="es-AR" w:eastAsia="es-AR"/>
         </w:rPr>
       </w:pPr>
-      <w:bookmarkStart w:id="42" w:name="_Toc181560515"/>
+      <w:bookmarkStart w:id="41" w:name="_Toc181571808"/>
       <w:r>
         <w:rPr>
           <w:lang w:val="es-ES"/>
@@ -33712,7 +33655,7 @@
         </w:rPr>
         <w:t xml:space="preserve"> – Función de cinemática inversa</w:t>
       </w:r>
-      <w:bookmarkEnd w:id="42"/>
+      <w:bookmarkEnd w:id="41"/>
     </w:p>
     <w:p>
       <w:pPr>
@@ -48347,7 +48290,7 @@
           <w:lang w:val="es-AR"/>
         </w:rPr>
       </w:pPr>
-      <w:bookmarkStart w:id="43" w:name="_Toc181560516"/>
+      <w:bookmarkStart w:id="42" w:name="_Toc181571809"/>
       <w:r>
         <w:rPr>
           <w:lang w:val="es-AR"/>
@@ -48360,7 +48303,7 @@
         </w:rPr>
         <w:t xml:space="preserve"> – Trayectorias.</w:t>
       </w:r>
-      <w:bookmarkEnd w:id="43"/>
+      <w:bookmarkEnd w:id="42"/>
     </w:p>
     <w:p>
       <w:pPr>
@@ -49722,7 +49665,7 @@
         <w:szCs w:val="20"/>
         <w:lang w:val="es-ES"/>
       </w:rPr>
-      <w:t>28</w:t>
+      <w:t>21</w:t>
     </w:r>
     <w:r>
       <w:rPr>
@@ -52043,7 +51986,7 @@
 </file>
 
 <file path=customXml/itemProps1.xml><?xml version="1.0" encoding="utf-8"?>
-<ds:datastoreItem xmlns:ds="http://schemas.openxmlformats.org/officeDocument/2006/customXml" ds:itemID="{B3CC72CF-AE41-4C7C-9B00-074AECF0F35D}">
+<ds:datastoreItem xmlns:ds="http://schemas.openxmlformats.org/officeDocument/2006/customXml" ds:itemID="{F3AD7FDC-E208-49B9-852B-90130395D41B}">
   <ds:schemaRefs>
     <ds:schemaRef ds:uri="http://schemas.openxmlformats.org/officeDocument/2006/bibliography"/>
   </ds:schemaRefs>

--- a/Trabajo_Final/Trabajo Final R1-BORQUEZ-RAYES - juan.docx
+++ b/Trabajo_Final/Trabajo Final R1-BORQUEZ-RAYES - juan.docx
@@ -2799,23 +2799,7 @@
                   <w:noProof/>
                   <w:lang w:val="es-ES"/>
                 </w:rPr>
-                <m:t>f</m:t>
-              </m:r>
-              <m:r>
-                <w:rPr>
-                  <w:rStyle w:val="Hipervnculo"/>
-                  <w:noProof/>
-                  <w:lang w:val="es-ES"/>
-                </w:rPr>
-                <m:t>(</m:t>
-              </m:r>
-              <m:r>
-                <w:rPr>
-                  <w:rStyle w:val="Hipervnculo"/>
-                  <w:noProof/>
-                  <w:lang w:val="es-ES"/>
-                </w:rPr>
-                <m:t>q</m:t>
+                <m:t>f(q</m:t>
               </m:r>
               <m:r>
                 <m:rPr>
@@ -2864,31 +2848,7 @@
                   <w:noProof/>
                   <w:lang w:val="es-ES"/>
                 </w:rPr>
-                <m:t>4</m:t>
-              </m:r>
-              <m:r>
-                <m:rPr>
-                  <m:sty m:val="p"/>
-                </m:rPr>
-                <w:rPr>
-                  <w:rStyle w:val="Hipervnculo"/>
-                  <w:noProof/>
-                  <w:lang w:val="es-ES"/>
-                </w:rPr>
-                <m:t>)</m:t>
-              </m:r>
-              <w:bookmarkStart w:id="0" w:name="_GoBack"/>
-              <w:bookmarkEnd w:id="0"/>
-              <m:r>
-                <m:rPr>
-                  <m:sty m:val="p"/>
-                </m:rPr>
-                <w:rPr>
-                  <w:rStyle w:val="Hipervnculo"/>
-                  <w:noProof/>
-                  <w:lang w:val="es-ES"/>
-                </w:rPr>
-                <m:t>=0</m:t>
+                <m:t>4)=0</m:t>
               </m:r>
             </m:oMath>
             <w:r>
@@ -4089,7 +4049,7 @@
           <w:lang w:val="es-ES"/>
         </w:rPr>
       </w:pPr>
-      <w:bookmarkStart w:id="1" w:name="_Toc181571768"/>
+      <w:bookmarkStart w:id="0" w:name="_Toc181571768"/>
       <w:r>
         <w:rPr>
           <w:lang w:val="es-ES"/>
@@ -4109,126 +4069,127 @@
         </w:rPr>
         <w:t>Resumen</w:t>
       </w:r>
+      <w:bookmarkEnd w:id="0"/>
+    </w:p>
+    <w:p>
+      <w:pPr>
+        <w:rPr>
+          <w:lang w:val="es-ES"/>
+        </w:rPr>
+      </w:pPr>
+      <w:r>
+        <w:rPr>
+          <w:lang w:val="es-ES"/>
+        </w:rPr>
+        <w:t>Este trabajo presenta la simulación de una aplicación robótica utilizando el robot UR10e en un en</w:t>
+      </w:r>
+      <w:r>
+        <w:rPr>
+          <w:lang w:val="es-ES"/>
+        </w:rPr>
+        <w:t>torno de manipulación</w:t>
+      </w:r>
+      <w:r>
+        <w:rPr>
+          <w:lang w:val="es-ES"/>
+        </w:rPr>
+        <w:t>, con aplicaciones potenciales en el manejo de materiales radiactivos. A lo largo del documento, se detallan el diseño y la implementación de una celda robótica simulada</w:t>
+      </w:r>
+      <w:r>
+        <w:rPr>
+          <w:lang w:val="es-ES"/>
+        </w:rPr>
+        <w:t xml:space="preserve">, incluyendo componentes como una máquina de gammagrafía, </w:t>
+      </w:r>
+      <w:r>
+        <w:rPr>
+          <w:lang w:val="es-ES"/>
+        </w:rPr>
+        <w:t>pastillas de materi</w:t>
+      </w:r>
+      <w:r>
+        <w:rPr>
+          <w:lang w:val="es-ES"/>
+        </w:rPr>
+        <w:t>al radiactivo, un</w:t>
+      </w:r>
+      <w:r>
+        <w:rPr>
+          <w:lang w:val="es-ES"/>
+        </w:rPr>
+        <w:t xml:space="preserve"> contenedor y un</w:t>
+      </w:r>
+      <w:r>
+        <w:rPr>
+          <w:lang w:val="es-ES"/>
+        </w:rPr>
+        <w:t xml:space="preserve">a mesa de trabajo. El robot se modela mediante la convención de </w:t>
+      </w:r>
+      <w:proofErr w:type="spellStart"/>
+      <w:r>
+        <w:rPr>
+          <w:lang w:val="es-ES"/>
+        </w:rPr>
+        <w:t>Denavit-Hartenberg</w:t>
+      </w:r>
+      <w:proofErr w:type="spellEnd"/>
+      <w:r>
+        <w:rPr>
+          <w:lang w:val="es-ES"/>
+        </w:rPr>
+        <w:t>, construyendo su model</w:t>
+      </w:r>
+      <w:r>
+        <w:rPr>
+          <w:lang w:val="es-ES"/>
+        </w:rPr>
+        <w:t xml:space="preserve">o cinemático directo e inverso aplicando el </w:t>
+      </w:r>
+      <w:r>
+        <w:rPr>
+          <w:lang w:val="es-ES"/>
+        </w:rPr>
+        <w:t xml:space="preserve">método matricial para resolver la cinemática inversa. A su vez, se exploran y clasifican las singularidades dentro del espacio de trabajo del robot, y se </w:t>
+      </w:r>
+      <w:r>
+        <w:rPr>
+          <w:lang w:val="es-ES"/>
+        </w:rPr>
+        <w:t xml:space="preserve">planifican trayectorias que luego son generadas </w:t>
+      </w:r>
+      <w:r>
+        <w:rPr>
+          <w:lang w:val="es-ES"/>
+        </w:rPr>
+        <w:t xml:space="preserve">mediante interpolación </w:t>
+      </w:r>
+      <w:r>
+        <w:rPr>
+          <w:lang w:val="es-ES"/>
+        </w:rPr>
+        <w:t xml:space="preserve">en </w:t>
+      </w:r>
+      <w:r>
+        <w:rPr>
+          <w:lang w:val="es-ES"/>
+        </w:rPr>
+        <w:t>el espacio articular y en el cartesiano</w:t>
+      </w:r>
+      <w:r>
+        <w:rPr>
+          <w:lang w:val="es-ES"/>
+        </w:rPr>
+        <w:t>. Los resultados de la simulación muestran la precisión de las trayectorias generadas para ejecutar movimientos complejos de manera fluida.</w:t>
+      </w:r>
+    </w:p>
+    <w:p>
+      <w:pPr>
+        <w:rPr>
+          <w:lang w:val="es-ES"/>
+        </w:rPr>
+      </w:pPr>
+      <w:bookmarkStart w:id="1" w:name="_GoBack"/>
       <w:bookmarkEnd w:id="1"/>
-    </w:p>
-    <w:p>
-      <w:pPr>
-        <w:rPr>
-          <w:lang w:val="es-ES"/>
-        </w:rPr>
-      </w:pPr>
-      <w:r>
-        <w:rPr>
-          <w:lang w:val="es-ES"/>
-        </w:rPr>
-        <w:t>Este trabajo presenta la simulación de una aplicación robótica utilizando el robot UR10e en un en</w:t>
-      </w:r>
-      <w:r>
-        <w:rPr>
-          <w:lang w:val="es-ES"/>
-        </w:rPr>
-        <w:t>torno de manipulación</w:t>
-      </w:r>
-      <w:r>
-        <w:rPr>
-          <w:lang w:val="es-ES"/>
-        </w:rPr>
-        <w:t>, con aplicaciones potenciales en el manejo de materiales radiactivos. A lo largo del documento, se detallan el diseño y la implementación de una celda robótica simulada</w:t>
-      </w:r>
-      <w:r>
-        <w:rPr>
-          <w:lang w:val="es-ES"/>
-        </w:rPr>
-        <w:t xml:space="preserve">, incluyendo componentes como una máquina de gammagrafía, </w:t>
-      </w:r>
-      <w:r>
-        <w:rPr>
-          <w:lang w:val="es-ES"/>
-        </w:rPr>
-        <w:t>pastillas de materi</w:t>
-      </w:r>
-      <w:r>
-        <w:rPr>
-          <w:lang w:val="es-ES"/>
-        </w:rPr>
-        <w:t>al radiactivo, un</w:t>
-      </w:r>
-      <w:r>
-        <w:rPr>
-          <w:lang w:val="es-ES"/>
-        </w:rPr>
-        <w:t xml:space="preserve"> contenedor y un</w:t>
-      </w:r>
-      <w:r>
-        <w:rPr>
-          <w:lang w:val="es-ES"/>
-        </w:rPr>
-        <w:t xml:space="preserve">a mesa de trabajo. El robot se modela mediante la convención de </w:t>
-      </w:r>
-      <w:proofErr w:type="spellStart"/>
-      <w:r>
-        <w:rPr>
-          <w:lang w:val="es-ES"/>
-        </w:rPr>
-        <w:t>Denavit-Hartenberg</w:t>
-      </w:r>
-      <w:proofErr w:type="spellEnd"/>
-      <w:r>
-        <w:rPr>
-          <w:lang w:val="es-ES"/>
-        </w:rPr>
-        <w:t>, construyendo su model</w:t>
-      </w:r>
-      <w:r>
-        <w:rPr>
-          <w:lang w:val="es-ES"/>
-        </w:rPr>
-        <w:t xml:space="preserve">o cinemático directo e inverso aplicando el </w:t>
-      </w:r>
-      <w:r>
-        <w:rPr>
-          <w:lang w:val="es-ES"/>
-        </w:rPr>
-        <w:t xml:space="preserve">método matricial para resolver la cinemática inversa. A su vez, se exploran y clasifican las singularidades dentro del espacio de trabajo del robot, y se </w:t>
-      </w:r>
-      <w:r>
-        <w:rPr>
-          <w:lang w:val="es-ES"/>
-        </w:rPr>
-        <w:t xml:space="preserve">planifican trayectorias que luego son generadas </w:t>
-      </w:r>
-      <w:r>
-        <w:rPr>
-          <w:lang w:val="es-ES"/>
-        </w:rPr>
-        <w:t xml:space="preserve">mediante interpolación </w:t>
-      </w:r>
-      <w:r>
-        <w:rPr>
-          <w:lang w:val="es-ES"/>
-        </w:rPr>
-        <w:t xml:space="preserve">en </w:t>
-      </w:r>
-      <w:r>
-        <w:rPr>
-          <w:lang w:val="es-ES"/>
-        </w:rPr>
-        <w:t>el espacio articular y en el cartesiano</w:t>
-      </w:r>
-      <w:r>
-        <w:rPr>
-          <w:lang w:val="es-ES"/>
-        </w:rPr>
-        <w:t>. Los resultados de la simulación muestran la precisión de las trayectorias generadas para ejecutar movimientos complejos de manera fluida.</w:t>
-      </w:r>
-    </w:p>
-    <w:p>
-      <w:pPr>
-        <w:ind w:firstLine="0"/>
-        <w:rPr>
-          <w:lang w:val="es-ES"/>
-        </w:rPr>
-      </w:pPr>
       <w:r>
         <w:rPr>
           <w:b/>
@@ -4942,6 +4903,7 @@
           <w:id w:val="-841549440"/>
           <w:citation/>
         </w:sdtPr>
+        <w:sdtEndPr/>
         <w:sdtContent>
           <w:r>
             <w:rPr>
@@ -5540,6 +5502,7 @@
           <w:id w:val="2040159643"/>
           <w:citation/>
         </w:sdtPr>
+        <w:sdtEndPr/>
         <w:sdtContent>
           <w:r>
             <w:rPr>
@@ -6201,6 +6164,7 @@
           <w:id w:val="406502180"/>
           <w:citation/>
         </w:sdtPr>
+        <w:sdtEndPr/>
         <w:sdtContent>
           <w:r>
             <w:rPr>
@@ -6691,6 +6655,7 @@
           <w:id w:val="1586802962"/>
           <w:citation/>
         </w:sdtPr>
+        <w:sdtEndPr/>
         <w:sdtContent>
           <w:r>
             <w:rPr>
@@ -7636,6 +7601,7 @@
           <w:id w:val="-1540824027"/>
           <w:citation/>
         </w:sdtPr>
+        <w:sdtEndPr/>
         <w:sdtContent>
           <w:r>
             <w:rPr>
@@ -11185,6 +11151,7 @@
           <w:id w:val="-735475818"/>
           <w:citation/>
         </w:sdtPr>
+        <w:sdtEndPr/>
         <w:sdtContent>
           <w:r>
             <w:rPr>
@@ -28935,6 +28902,7 @@
             <w:id w:val="111145805"/>
             <w:bibliography/>
           </w:sdtPr>
+          <w:sdtEndPr/>
           <w:sdtContent>
             <w:p>
               <w:pPr>
@@ -49665,7 +49633,7 @@
         <w:szCs w:val="20"/>
         <w:lang w:val="es-ES"/>
       </w:rPr>
-      <w:t>21</w:t>
+      <w:t>4</w:t>
     </w:r>
     <w:r>
       <w:rPr>
@@ -51986,7 +51954,7 @@
 </file>
 
 <file path=customXml/itemProps1.xml><?xml version="1.0" encoding="utf-8"?>
-<ds:datastoreItem xmlns:ds="http://schemas.openxmlformats.org/officeDocument/2006/customXml" ds:itemID="{F3AD7FDC-E208-49B9-852B-90130395D41B}">
+<ds:datastoreItem xmlns:ds="http://schemas.openxmlformats.org/officeDocument/2006/customXml" ds:itemID="{BF685A8A-4D84-4DE5-A639-E2836DDF905F}">
   <ds:schemaRefs>
     <ds:schemaRef ds:uri="http://schemas.openxmlformats.org/officeDocument/2006/bibliography"/>
   </ds:schemaRefs>
